--- a/regulations.docx
+++ b/regulations.docx
@@ -9596,132 +9596,33 @@
     <w:p>
       <w:pPr>
         <w:spacing w:line="400" w:lineRule="exact"/>
-        <w:rPr>
-          <w:rFonts w:ascii="標楷體" w:eastAsia="標楷體" w:hAnsi="標楷體"/>
-          <w:color w:val="000000"/>
-          <w:szCs w:val="24"/>
-        </w:rPr>
-      </w:pPr>
-      <w:r>
-        <w:rPr>
-          <w:rFonts w:ascii="標楷體" w:eastAsia="標楷體" w:hAnsi="標楷體"/>
-          <w:color w:val="000000"/>
-          <w:szCs w:val="24"/>
-        </w:rPr>
-        <w:t>9.43.Lenalidomide(如Revlimid)</w:t>
-      </w:r>
-      <w:r>
-        <w:rPr>
-          <w:rFonts w:ascii="標楷體" w:eastAsia="標楷體" w:hAnsi="標楷體" w:hint="eastAsia"/>
-          <w:color w:val="000000"/>
-          <w:szCs w:val="24"/>
-        </w:rPr>
-        <w:t>：（</w:t>
-      </w:r>
-      <w:r>
-        <w:rPr>
-          <w:rFonts w:ascii="標楷體" w:eastAsia="標楷體" w:hAnsi="標楷體"/>
-          <w:color w:val="000000"/>
-          <w:szCs w:val="24"/>
-        </w:rPr>
-        <w:t>101/12/1</w:t>
-      </w:r>
-      <w:r>
-        <w:rPr>
-          <w:rFonts w:ascii="標楷體" w:eastAsia="標楷體" w:hAnsi="標楷體" w:hint="eastAsia"/>
-          <w:color w:val="000000"/>
-          <w:szCs w:val="24"/>
-        </w:rPr>
-        <w:t>、</w:t>
-      </w:r>
-      <w:r>
-        <w:rPr>
-          <w:rFonts w:ascii="標楷體" w:eastAsia="標楷體" w:hAnsi="標楷體"/>
-          <w:color w:val="000000"/>
-          <w:szCs w:val="24"/>
-        </w:rPr>
-        <w:t>106/10/1</w:t>
-      </w:r>
-      <w:r>
-        <w:rPr>
-          <w:rFonts w:ascii="標楷體" w:eastAsia="標楷體" w:hAnsi="標楷體" w:hint="eastAsia"/>
-          <w:color w:val="000000"/>
-          <w:szCs w:val="24"/>
-        </w:rPr>
-        <w:t>、</w:t>
-      </w:r>
-      <w:r>
-        <w:rPr>
-          <w:rFonts w:ascii="標楷體" w:eastAsia="標楷體" w:hAnsi="標楷體"/>
-          <w:color w:val="000000"/>
-          <w:szCs w:val="24"/>
-        </w:rPr>
-        <w:t>109/2/1</w:t>
-      </w:r>
-      <w:r>
-        <w:rPr>
-          <w:rFonts w:ascii="標楷體" w:eastAsia="標楷體" w:hAnsi="標楷體" w:hint="eastAsia"/>
-          <w:color w:val="000000"/>
-          <w:szCs w:val="24"/>
-        </w:rPr>
-        <w:t>、</w:t>
-      </w:r>
-      <w:r>
-        <w:rPr>
-          <w:rFonts w:ascii="標楷體" w:eastAsia="標楷體" w:hAnsi="標楷體"/>
-          <w:color w:val="000000"/>
-          <w:szCs w:val="24"/>
-        </w:rPr>
-        <w:t>109/8/1</w:t>
-      </w:r>
-      <w:r>
-        <w:rPr>
-          <w:rFonts w:ascii="標楷體" w:eastAsia="標楷體" w:hAnsi="標楷體" w:hint="eastAsia"/>
-          <w:color w:val="000000"/>
-          <w:szCs w:val="24"/>
-        </w:rPr>
-        <w:t>、</w:t>
-      </w:r>
-      <w:r>
-        <w:rPr>
-          <w:rFonts w:ascii="標楷體" w:eastAsia="標楷體" w:hAnsi="標楷體"/>
-          <w:color w:val="000000"/>
-          <w:szCs w:val="24"/>
-        </w:rPr>
-        <w:t>112/4/1</w:t>
-      </w:r>
-      <w:r>
-        <w:rPr>
-          <w:rFonts w:ascii="標楷體" w:eastAsia="標楷體" w:hAnsi="標楷體" w:hint="eastAsia"/>
-          <w:color w:val="000000"/>
-          <w:szCs w:val="24"/>
-        </w:rPr>
-        <w:t>、114</w:t>
-      </w:r>
-      <w:r>
-        <w:rPr>
-          <w:rFonts w:ascii="標楷體" w:eastAsia="標楷體" w:hAnsi="標楷體"/>
-          <w:szCs w:val="24"/>
-        </w:rPr>
-        <w:t>/</w:t>
-      </w:r>
-      <w:r>
-        <w:rPr>
-          <w:rFonts w:ascii="標楷體" w:eastAsia="標楷體" w:hAnsi="標楷體" w:hint="eastAsia"/>
-          <w:szCs w:val="24"/>
-        </w:rPr>
-        <w:t>10</w:t>
-      </w:r>
-      <w:r>
-        <w:rPr>
-          <w:rFonts w:ascii="標楷體" w:eastAsia="標楷體" w:hAnsi="標楷體"/>
-          <w:szCs w:val="24"/>
-        </w:rPr>
-        <w:t>/1</w:t>
-      </w:r>
-      <w:r>
-        <w:rPr>
-          <w:rFonts w:ascii="標楷體" w:eastAsia="標楷體" w:hAnsi="標楷體" w:hint="eastAsia"/>
+        <w:contextualSpacing/>
+      </w:pPr>
+      <w:r>
+        <w:rPr>
+          <w:rFonts w:ascii="標楷體" w:eastAsia="標楷體" w:hAnsi="標楷體"/>
+          <w:color w:val="000000"/>
+          <w:szCs w:val="24"/>
+        </w:rPr>
+        <w:t>9.43.Lenalidomide(如Revlimid)：（101/12/1、106/10/1、109/2/1、109/8/1、112/4/1、114</w:t>
+      </w:r>
+      <w:r>
+        <w:rPr>
+          <w:rFonts w:ascii="標楷體" w:eastAsia="標楷體" w:hAnsi="標楷體"/>
+          <w:szCs w:val="24"/>
+        </w:rPr>
+        <w:t>/10/1</w:t>
+      </w:r>
+      <w:r>
+        <w:rPr>
+          <w:rFonts w:ascii="標楷體" w:eastAsia="標楷體" w:hAnsi="標楷體" w:hint="eastAsia"/>
+          <w:szCs w:val="24"/>
+        </w:rPr>
+        <w:t>、115/3/1</w:t>
+      </w:r>
+      <w:r>
+        <w:rPr>
+          <w:rFonts w:ascii="標楷體" w:eastAsia="標楷體" w:hAnsi="標楷體"/>
           <w:color w:val="000000"/>
           <w:szCs w:val="24"/>
         </w:rPr>
@@ -9731,16 +9632,17 @@
     <w:p>
       <w:pPr>
         <w:spacing w:line="400" w:lineRule="exact"/>
-        <w:ind w:leftChars="118" w:left="283"/>
-        <w:rPr>
-          <w:rFonts w:ascii="標楷體" w:eastAsia="標楷體" w:hAnsi="標楷體"/>
-          <w:color w:val="000000"/>
-          <w:szCs w:val="24"/>
-        </w:rPr>
-      </w:pPr>
-      <w:r>
-        <w:rPr>
-          <w:rFonts w:ascii="標楷體" w:eastAsia="標楷體" w:hAnsi="標楷體" w:hint="eastAsia"/>
+        <w:ind w:left="283"/>
+        <w:contextualSpacing/>
+        <w:rPr>
+          <w:rFonts w:ascii="標楷體" w:eastAsia="標楷體" w:hAnsi="標楷體"/>
+          <w:color w:val="000000"/>
+          <w:szCs w:val="24"/>
+        </w:rPr>
+      </w:pPr>
+      <w:r>
+        <w:rPr>
+          <w:rFonts w:ascii="標楷體" w:eastAsia="標楷體" w:hAnsi="標楷體"/>
           <w:color w:val="000000"/>
           <w:szCs w:val="24"/>
         </w:rPr>
@@ -9750,115 +9652,32 @@
     <w:p>
       <w:pPr>
         <w:spacing w:line="400" w:lineRule="exact"/>
-        <w:ind w:leftChars="145" w:left="708" w:hangingChars="150" w:hanging="360"/>
-        <w:rPr>
-          <w:rFonts w:ascii="標楷體" w:eastAsia="標楷體" w:hAnsi="標楷體"/>
-          <w:color w:val="000000"/>
-          <w:szCs w:val="24"/>
-        </w:rPr>
-      </w:pPr>
-      <w:r>
-        <w:rPr>
-          <w:rFonts w:ascii="標楷體" w:eastAsia="標楷體" w:hAnsi="標楷體" w:hint="eastAsia"/>
-          <w:color w:val="000000"/>
-          <w:szCs w:val="24"/>
-        </w:rPr>
-        <w:t>(1)先前尚未接受過任何治療且不適用造血幹細胞移植的多發性骨髓瘤患者可使用</w:t>
-      </w:r>
-      <w:r>
-        <w:rPr>
-          <w:rFonts w:ascii="標楷體" w:eastAsia="標楷體" w:hAnsi="標楷體"/>
-          <w:color w:val="000000"/>
-          <w:szCs w:val="24"/>
-        </w:rPr>
-        <w:t>lenalidomide</w:t>
-      </w:r>
-      <w:r>
-        <w:rPr>
-          <w:rFonts w:ascii="標楷體" w:eastAsia="標楷體" w:hAnsi="標楷體" w:hint="eastAsia"/>
-          <w:color w:val="000000"/>
-          <w:szCs w:val="24"/>
-        </w:rPr>
-        <w:t>併用</w:t>
-      </w:r>
-      <w:r>
-        <w:rPr>
-          <w:rFonts w:ascii="標楷體" w:eastAsia="標楷體" w:hAnsi="標楷體"/>
-          <w:color w:val="000000"/>
-          <w:szCs w:val="24"/>
-        </w:rPr>
-        <w:t>dexamethasone</w:t>
-      </w:r>
-      <w:r>
-        <w:rPr>
-          <w:rFonts w:ascii="標楷體" w:eastAsia="標楷體" w:hAnsi="標楷體" w:hint="eastAsia"/>
-          <w:color w:val="000000"/>
-          <w:szCs w:val="24"/>
-        </w:rPr>
-        <w:t>作為第一線治療。開始治療時病患須同時符合下列I與Ⅱ的條件：（</w:t>
-      </w:r>
-      <w:r>
-        <w:rPr>
-          <w:rFonts w:ascii="標楷體" w:eastAsia="標楷體" w:hAnsi="標楷體"/>
-          <w:color w:val="000000"/>
-          <w:szCs w:val="24"/>
-        </w:rPr>
-        <w:t>109/2/1</w:t>
-      </w:r>
-      <w:r>
-        <w:rPr>
-          <w:rFonts w:ascii="標楷體" w:eastAsia="標楷體" w:hAnsi="標楷體" w:hint="eastAsia"/>
-          <w:color w:val="000000"/>
-          <w:szCs w:val="24"/>
-        </w:rPr>
-        <w:t>、</w:t>
-      </w:r>
-      <w:r>
-        <w:rPr>
-          <w:rFonts w:ascii="標楷體" w:eastAsia="標楷體" w:hAnsi="標楷體"/>
-          <w:color w:val="000000"/>
-          <w:szCs w:val="24"/>
-        </w:rPr>
-        <w:t>109/8/1</w:t>
-      </w:r>
-      <w:r>
-        <w:rPr>
-          <w:rFonts w:ascii="標楷體" w:eastAsia="標楷體" w:hAnsi="標楷體" w:hint="eastAsia"/>
-          <w:color w:val="000000"/>
-          <w:szCs w:val="24"/>
-        </w:rPr>
-        <w:t>、</w:t>
-      </w:r>
-      <w:r>
-        <w:rPr>
-          <w:rFonts w:ascii="標楷體" w:eastAsia="標楷體" w:hAnsi="標楷體"/>
-          <w:color w:val="000000"/>
-          <w:szCs w:val="24"/>
-        </w:rPr>
-        <w:t>112/4/1</w:t>
-      </w:r>
-      <w:r>
-        <w:rPr>
-          <w:rFonts w:ascii="標楷體" w:eastAsia="標楷體" w:hAnsi="標楷體" w:hint="eastAsia"/>
-          <w:color w:val="000000"/>
-          <w:szCs w:val="24"/>
-        </w:rPr>
-        <w:t>）</w:t>
-      </w:r>
-    </w:p>
-    <w:p>
-      <w:pPr>
-        <w:spacing w:line="400" w:lineRule="exact"/>
-        <w:ind w:leftChars="263" w:left="991" w:hangingChars="150" w:hanging="360"/>
-        <w:rPr>
-          <w:rFonts w:ascii="標楷體" w:eastAsia="標楷體" w:hAnsi="標楷體"/>
-          <w:color w:val="000000"/>
-          <w:szCs w:val="24"/>
-        </w:rPr>
-      </w:pPr>
-      <w:r>
-        <w:rPr>
-          <w:rFonts w:ascii="標楷體" w:eastAsia="標楷體" w:hAnsi="標楷體" w:hint="eastAsia"/>
+        <w:ind w:left="708" w:hanging="360"/>
+        <w:contextualSpacing/>
+        <w:rPr>
+          <w:rFonts w:ascii="標楷體" w:eastAsia="標楷體" w:hAnsi="標楷體"/>
+          <w:color w:val="000000"/>
+          <w:szCs w:val="24"/>
+        </w:rPr>
+      </w:pPr>
+      <w:r>
+        <w:rPr>
+          <w:rFonts w:ascii="標楷體" w:eastAsia="標楷體" w:hAnsi="標楷體"/>
+          <w:color w:val="000000"/>
+          <w:szCs w:val="24"/>
+        </w:rPr>
+        <w:t>(1)先前尚未接受過任何治療且不適用造血幹細胞移植的多發性骨髓瘤患者可使用lenalidomide併用dexamethasone作為第一線治療。開始治療時病患須同時符合下列I與Ⅱ的條件：（109/2/1、109/8/1、112/4/1）</w:t>
+      </w:r>
+    </w:p>
+    <w:p>
+      <w:pPr>
+        <w:spacing w:line="400" w:lineRule="exact"/>
+        <w:ind w:left="991" w:hanging="360"/>
+        <w:contextualSpacing/>
+      </w:pPr>
+      <w:r>
+        <w:rPr>
+          <w:rFonts w:ascii="標楷體" w:eastAsia="標楷體" w:hAnsi="標楷體"/>
           <w:color w:val="000000"/>
           <w:szCs w:val="24"/>
         </w:rPr>
@@ -9875,16 +9694,12 @@
     <w:p>
       <w:pPr>
         <w:spacing w:line="400" w:lineRule="exact"/>
-        <w:ind w:leftChars="263" w:left="991" w:hangingChars="150" w:hanging="360"/>
-        <w:rPr>
-          <w:rFonts w:ascii="標楷體" w:eastAsia="標楷體" w:hAnsi="標楷體"/>
-          <w:color w:val="000000"/>
-          <w:szCs w:val="24"/>
-        </w:rPr>
-      </w:pPr>
-      <w:r>
-        <w:rPr>
-          <w:rFonts w:ascii="標楷體" w:eastAsia="標楷體" w:hAnsi="標楷體" w:hint="eastAsia"/>
+        <w:ind w:left="991" w:hanging="360"/>
+        <w:contextualSpacing/>
+      </w:pPr>
+      <w:r>
+        <w:rPr>
+          <w:rFonts w:ascii="標楷體" w:eastAsia="標楷體" w:hAnsi="標楷體"/>
           <w:color w:val="000000"/>
           <w:szCs w:val="24"/>
         </w:rPr>
@@ -9901,16 +9716,12 @@
     <w:p>
       <w:pPr>
         <w:spacing w:line="400" w:lineRule="exact"/>
-        <w:ind w:leftChars="300" w:left="1080" w:hangingChars="150" w:hanging="360"/>
-        <w:rPr>
-          <w:rFonts w:ascii="標楷體" w:eastAsia="標楷體" w:hAnsi="標楷體"/>
-          <w:color w:val="000000"/>
-          <w:szCs w:val="24"/>
-        </w:rPr>
-      </w:pPr>
-      <w:r>
-        <w:rPr>
-          <w:rFonts w:ascii="新細明體" w:hAnsi="新細明體" w:hint="eastAsia"/>
+        <w:ind w:left="1080" w:hanging="360"/>
+        <w:contextualSpacing/>
+      </w:pPr>
+      <w:r>
+        <w:rPr>
+          <w:rFonts w:ascii="新細明體" w:hAnsi="新細明體"/>
           <w:color w:val="000000"/>
           <w:szCs w:val="24"/>
         </w:rPr>
@@ -9918,7 +9729,7 @@
       </w:r>
       <w:r>
         <w:rPr>
-          <w:rFonts w:ascii="標楷體" w:eastAsia="標楷體" w:hAnsi="標楷體" w:hint="eastAsia"/>
+          <w:rFonts w:ascii="標楷體" w:eastAsia="標楷體" w:hAnsi="標楷體"/>
           <w:color w:val="000000"/>
           <w:szCs w:val="24"/>
         </w:rPr>
@@ -9935,16 +9746,12 @@
     <w:p>
       <w:pPr>
         <w:spacing w:line="400" w:lineRule="exact"/>
-        <w:ind w:leftChars="300" w:left="1080" w:hangingChars="150" w:hanging="360"/>
-        <w:rPr>
-          <w:rFonts w:ascii="標楷體" w:eastAsia="標楷體" w:hAnsi="標楷體"/>
-          <w:color w:val="000000"/>
-          <w:szCs w:val="24"/>
-        </w:rPr>
-      </w:pPr>
-      <w:r>
-        <w:rPr>
-          <w:rFonts w:ascii="新細明體" w:hAnsi="新細明體" w:hint="eastAsia"/>
+        <w:ind w:left="1080" w:hanging="360"/>
+        <w:contextualSpacing/>
+      </w:pPr>
+      <w:r>
+        <w:rPr>
+          <w:rFonts w:ascii="新細明體" w:hAnsi="新細明體"/>
           <w:color w:val="000000"/>
           <w:szCs w:val="24"/>
         </w:rPr>
@@ -9961,16 +9768,12 @@
     <w:p>
       <w:pPr>
         <w:spacing w:line="400" w:lineRule="exact"/>
-        <w:ind w:leftChars="300" w:left="1080" w:hangingChars="150" w:hanging="360"/>
-        <w:rPr>
-          <w:rFonts w:ascii="標楷體" w:eastAsia="標楷體" w:hAnsi="標楷體"/>
-          <w:color w:val="000000"/>
-          <w:szCs w:val="24"/>
-        </w:rPr>
-      </w:pPr>
-      <w:r>
-        <w:rPr>
-          <w:rFonts w:ascii="新細明體" w:hAnsi="新細明體" w:hint="eastAsia"/>
+        <w:ind w:left="1080" w:hanging="360"/>
+        <w:contextualSpacing/>
+      </w:pPr>
+      <w:r>
+        <w:rPr>
+          <w:rFonts w:ascii="新細明體" w:hAnsi="新細明體"/>
           <w:color w:val="000000"/>
           <w:szCs w:val="24"/>
         </w:rPr>
@@ -9987,16 +9790,12 @@
     <w:p>
       <w:pPr>
         <w:spacing w:line="400" w:lineRule="exact"/>
-        <w:ind w:leftChars="300" w:left="1080" w:hangingChars="150" w:hanging="360"/>
-        <w:rPr>
-          <w:rFonts w:ascii="標楷體" w:eastAsia="標楷體" w:hAnsi="標楷體"/>
-          <w:color w:val="000000"/>
-          <w:szCs w:val="24"/>
-        </w:rPr>
-      </w:pPr>
-      <w:r>
-        <w:rPr>
-          <w:rFonts w:ascii="新細明體" w:hAnsi="新細明體" w:hint="eastAsia"/>
+        <w:ind w:left="1080" w:hanging="360"/>
+        <w:contextualSpacing/>
+      </w:pPr>
+      <w:r>
+        <w:rPr>
+          <w:rFonts w:ascii="新細明體" w:hAnsi="新細明體"/>
           <w:color w:val="000000"/>
           <w:szCs w:val="24"/>
         </w:rPr>
@@ -10013,48 +9812,33 @@
     <w:p>
       <w:pPr>
         <w:spacing w:line="400" w:lineRule="exact"/>
-        <w:ind w:leftChars="300" w:left="1080" w:hangingChars="150" w:hanging="360"/>
-        <w:rPr>
-          <w:rFonts w:ascii="標楷體" w:eastAsia="標楷體" w:hAnsi="標楷體"/>
-          <w:color w:val="000000"/>
-          <w:szCs w:val="24"/>
-        </w:rPr>
-      </w:pPr>
-      <w:r>
-        <w:rPr>
-          <w:rFonts w:ascii="新細明體" w:hAnsi="新細明體" w:hint="eastAsia"/>
+        <w:ind w:left="1080" w:hanging="360"/>
+        <w:contextualSpacing/>
+      </w:pPr>
+      <w:r>
+        <w:rPr>
+          <w:rFonts w:ascii="新細明體" w:hAnsi="新細明體"/>
           <w:szCs w:val="24"/>
         </w:rPr>
         <w:t>ⅴ</w:t>
       </w:r>
       <w:r>
         <w:rPr>
-          <w:rFonts w:ascii="標楷體" w:eastAsia="標楷體" w:hAnsi="標楷體" w:hint="eastAsia"/>
-          <w:szCs w:val="24"/>
-        </w:rPr>
-        <w:t>.</w:t>
-      </w:r>
-      <w:r>
-        <w:rPr>
-          <w:rFonts w:ascii="標楷體" w:eastAsia="標楷體" w:hAnsi="標楷體"/>
-          <w:szCs w:val="24"/>
-        </w:rPr>
-        <w:t>骨髓漿細胞(plasma cells)比例≧60%</w:t>
-      </w:r>
-    </w:p>
-    <w:p>
-      <w:pPr>
-        <w:spacing w:line="400" w:lineRule="exact"/>
-        <w:ind w:leftChars="300" w:left="1080" w:hangingChars="150" w:hanging="360"/>
-        <w:rPr>
-          <w:rFonts w:ascii="標楷體" w:eastAsia="標楷體" w:hAnsi="標楷體"/>
-          <w:color w:val="000000"/>
-          <w:szCs w:val="24"/>
-        </w:rPr>
-      </w:pPr>
-      <w:r>
-        <w:rPr>
-          <w:rFonts w:ascii="新細明體" w:hAnsi="新細明體" w:hint="eastAsia"/>
+          <w:rFonts w:ascii="標楷體" w:eastAsia="標楷體" w:hAnsi="標楷體"/>
+          <w:szCs w:val="24"/>
+        </w:rPr>
+        <w:t>.骨髓漿細胞(plasma cells)比例≧60%</w:t>
+      </w:r>
+    </w:p>
+    <w:p>
+      <w:pPr>
+        <w:spacing w:line="400" w:lineRule="exact"/>
+        <w:ind w:left="1080" w:hanging="360"/>
+        <w:contextualSpacing/>
+      </w:pPr>
+      <w:r>
+        <w:rPr>
+          <w:rFonts w:ascii="新細明體" w:hAnsi="新細明體"/>
           <w:szCs w:val="24"/>
         </w:rPr>
         <w:t>ⅵ.</w:t>
@@ -10070,136 +9854,72 @@
     <w:p>
       <w:pPr>
         <w:spacing w:line="400" w:lineRule="exact"/>
-        <w:ind w:leftChars="263" w:left="991" w:hangingChars="150" w:hanging="360"/>
-        <w:rPr>
-          <w:rFonts w:ascii="標楷體" w:eastAsia="標楷體" w:hAnsi="標楷體"/>
-          <w:color w:val="000000"/>
-          <w:szCs w:val="24"/>
-        </w:rPr>
-      </w:pPr>
-      <w:r>
-        <w:rPr>
-          <w:rFonts w:ascii="標楷體" w:eastAsia="標楷體" w:hAnsi="標楷體" w:hint="eastAsia"/>
-          <w:color w:val="000000"/>
-          <w:szCs w:val="24"/>
-        </w:rPr>
-        <w:t>Ⅲ.</w:t>
-      </w:r>
-      <w:r>
-        <w:rPr>
-          <w:rFonts w:ascii="標楷體" w:eastAsia="標楷體" w:hAnsi="標楷體"/>
-          <w:color w:val="000000"/>
-          <w:szCs w:val="24"/>
-        </w:rPr>
-        <w:t>每4個療程重新申請時，須重新評估是否適合接受造血幹細胞移植。若經重新評估為已適合接受造血幹細胞移植者，即須停止Rd之治療。（112/4/1）</w:t>
-      </w:r>
-    </w:p>
-    <w:p>
-      <w:pPr>
-        <w:spacing w:line="400" w:lineRule="exact"/>
-        <w:ind w:leftChars="145" w:left="708" w:hangingChars="150" w:hanging="360"/>
-        <w:rPr>
-          <w:rFonts w:ascii="標楷體" w:eastAsia="標楷體" w:hAnsi="標楷體"/>
-          <w:color w:val="000000"/>
-          <w:szCs w:val="24"/>
-        </w:rPr>
-      </w:pPr>
-      <w:r>
-        <w:rPr>
-          <w:rFonts w:ascii="標楷體" w:eastAsia="標楷體" w:hAnsi="標楷體" w:hint="eastAsia"/>
-          <w:color w:val="000000"/>
-          <w:szCs w:val="24"/>
-        </w:rPr>
-        <w:t>(2)與</w:t>
-      </w:r>
-      <w:r>
-        <w:rPr>
-          <w:rFonts w:ascii="標楷體" w:eastAsia="標楷體" w:hAnsi="標楷體"/>
-          <w:color w:val="000000"/>
-          <w:szCs w:val="24"/>
-        </w:rPr>
-        <w:t>dexamethasone</w:t>
-      </w:r>
-      <w:r>
-        <w:rPr>
-          <w:rFonts w:ascii="標楷體" w:eastAsia="標楷體" w:hAnsi="標楷體" w:hint="eastAsia"/>
-          <w:color w:val="000000"/>
-          <w:szCs w:val="24"/>
-        </w:rPr>
-        <w:t>合併使用於先前已接受至少一種治療失敗之多發性骨髓瘤患者，且需同時符合下列I與Ⅱ的條件：（</w:t>
-      </w:r>
-      <w:r>
-        <w:rPr>
-          <w:rFonts w:ascii="標楷體" w:eastAsia="標楷體" w:hAnsi="標楷體"/>
-          <w:color w:val="000000"/>
-          <w:szCs w:val="24"/>
-        </w:rPr>
-        <w:t>101/12/1</w:t>
-      </w:r>
-      <w:r>
-        <w:rPr>
-          <w:rFonts w:ascii="標楷體" w:eastAsia="標楷體" w:hAnsi="標楷體" w:hint="eastAsia"/>
-          <w:color w:val="000000"/>
-          <w:szCs w:val="24"/>
-        </w:rPr>
-        <w:t>、</w:t>
-      </w:r>
-      <w:r>
-        <w:rPr>
-          <w:rFonts w:ascii="標楷體" w:eastAsia="標楷體" w:hAnsi="標楷體"/>
-          <w:color w:val="000000"/>
-          <w:szCs w:val="24"/>
-        </w:rPr>
-        <w:t>112/4/1</w:t>
-      </w:r>
-      <w:r>
-        <w:rPr>
-          <w:rFonts w:ascii="標楷體" w:eastAsia="標楷體" w:hAnsi="標楷體" w:hint="eastAsia"/>
-          <w:color w:val="000000"/>
-          <w:szCs w:val="24"/>
-        </w:rPr>
-        <w:t>）</w:t>
-      </w:r>
-    </w:p>
-    <w:p>
-      <w:pPr>
-        <w:spacing w:line="400" w:lineRule="exact"/>
-        <w:ind w:leftChars="263" w:left="991" w:hangingChars="150" w:hanging="360"/>
-        <w:rPr>
-          <w:rFonts w:ascii="標楷體" w:eastAsia="標楷體" w:hAnsi="標楷體"/>
-          <w:color w:val="000000"/>
-          <w:szCs w:val="24"/>
-        </w:rPr>
-      </w:pPr>
-      <w:r>
-        <w:rPr>
-          <w:rFonts w:ascii="標楷體" w:eastAsia="標楷體" w:hAnsi="標楷體" w:hint="eastAsia"/>
-          <w:color w:val="000000"/>
-          <w:szCs w:val="24"/>
-        </w:rPr>
-        <w:t>Ⅰ.</w:t>
-      </w:r>
-      <w:r>
-        <w:rPr>
-          <w:rFonts w:ascii="標楷體" w:eastAsia="標楷體" w:hAnsi="標楷體"/>
-          <w:color w:val="000000"/>
-          <w:szCs w:val="24"/>
-        </w:rPr>
-        <w:t>具有下列任一疾病惡化的指標： 病患開始治療前須在連續2次評估中均符合同一指標 (但若為plamacytoma 體積增加，或是新產生的bone lesion(s)或新plasmacytoma，則僅需1次評估)：（112/4/1）</w:t>
-      </w:r>
-    </w:p>
-    <w:p>
-      <w:pPr>
-        <w:spacing w:line="400" w:lineRule="exact"/>
-        <w:ind w:leftChars="381" w:left="1274" w:hangingChars="150" w:hanging="360"/>
-        <w:rPr>
-          <w:rFonts w:ascii="標楷體" w:eastAsia="標楷體" w:hAnsi="標楷體"/>
-          <w:szCs w:val="24"/>
-        </w:rPr>
-      </w:pPr>
-      <w:r>
-        <w:rPr>
-          <w:rFonts w:ascii="新細明體" w:hAnsi="新細明體" w:hint="eastAsia"/>
+        <w:ind w:left="991" w:hanging="360"/>
+        <w:contextualSpacing/>
+        <w:rPr>
+          <w:rFonts w:ascii="標楷體" w:eastAsia="標楷體" w:hAnsi="標楷體"/>
+          <w:color w:val="000000"/>
+          <w:szCs w:val="24"/>
+        </w:rPr>
+      </w:pPr>
+      <w:r>
+        <w:rPr>
+          <w:rFonts w:ascii="標楷體" w:eastAsia="標楷體" w:hAnsi="標楷體"/>
+          <w:color w:val="000000"/>
+          <w:szCs w:val="24"/>
+        </w:rPr>
+        <w:t>Ⅲ.每4個療程重新申請時，須重新評估是否適合接受造血幹細胞移植。若經重新評估為已適合接受造血幹細胞移植者，即須停止Rd之治療。（112/4/1）</w:t>
+      </w:r>
+    </w:p>
+    <w:p>
+      <w:pPr>
+        <w:spacing w:line="400" w:lineRule="exact"/>
+        <w:ind w:left="708" w:hanging="360"/>
+        <w:contextualSpacing/>
+        <w:rPr>
+          <w:rFonts w:ascii="標楷體" w:eastAsia="標楷體" w:hAnsi="標楷體"/>
+          <w:color w:val="000000"/>
+          <w:szCs w:val="24"/>
+        </w:rPr>
+      </w:pPr>
+      <w:r>
+        <w:rPr>
+          <w:rFonts w:ascii="標楷體" w:eastAsia="標楷體" w:hAnsi="標楷體"/>
+          <w:color w:val="000000"/>
+          <w:szCs w:val="24"/>
+        </w:rPr>
+        <w:t>(2)與dexamethasone合併使用於先前已接受至少一種治療失敗之多發性骨髓瘤患者，且需同時符合下列I與Ⅱ的條件：（101/12/1、112/4/1）</w:t>
+      </w:r>
+    </w:p>
+    <w:p>
+      <w:pPr>
+        <w:spacing w:line="400" w:lineRule="exact"/>
+        <w:ind w:left="991" w:hanging="360"/>
+        <w:contextualSpacing/>
+        <w:rPr>
+          <w:rFonts w:ascii="標楷體" w:eastAsia="標楷體" w:hAnsi="標楷體"/>
+          <w:color w:val="000000"/>
+          <w:szCs w:val="24"/>
+        </w:rPr>
+      </w:pPr>
+      <w:r>
+        <w:rPr>
+          <w:rFonts w:ascii="標楷體" w:eastAsia="標楷體" w:hAnsi="標楷體"/>
+          <w:color w:val="000000"/>
+          <w:szCs w:val="24"/>
+        </w:rPr>
+        <w:t>Ⅰ.具有下列任一疾病惡化的指標： 病患開始治療前須在連續2次評估中均符合同一指標 (但若為plamacytoma 體積增加，或是新產生的bone lesion(s)或新plasmacytoma，則僅需1次評估)：（112/4/1）</w:t>
+      </w:r>
+    </w:p>
+    <w:p>
+      <w:pPr>
+        <w:spacing w:line="400" w:lineRule="exact"/>
+        <w:ind w:left="1274" w:hanging="360"/>
+        <w:contextualSpacing/>
+      </w:pPr>
+      <w:r>
+        <w:rPr>
+          <w:rFonts w:ascii="新細明體" w:hAnsi="新細明體"/>
           <w:szCs w:val="24"/>
         </w:rPr>
         <w:t>ⅰ</w:t>
@@ -10215,15 +9935,12 @@
     <w:p>
       <w:pPr>
         <w:spacing w:line="400" w:lineRule="exact"/>
-        <w:ind w:leftChars="381" w:left="1274" w:hangingChars="150" w:hanging="360"/>
-        <w:rPr>
-          <w:rFonts w:ascii="標楷體" w:eastAsia="標楷體" w:hAnsi="標楷體"/>
-          <w:szCs w:val="24"/>
-        </w:rPr>
-      </w:pPr>
-      <w:r>
-        <w:rPr>
-          <w:rFonts w:ascii="新細明體" w:hAnsi="新細明體" w:hint="eastAsia"/>
+        <w:ind w:left="1274" w:hanging="360"/>
+        <w:contextualSpacing/>
+      </w:pPr>
+      <w:r>
+        <w:rPr>
+          <w:rFonts w:ascii="新細明體" w:hAnsi="新細明體"/>
           <w:szCs w:val="24"/>
         </w:rPr>
         <w:t>ⅱ.</w:t>
@@ -10239,197 +9956,137 @@
     <w:p>
       <w:pPr>
         <w:spacing w:line="400" w:lineRule="exact"/>
-        <w:ind w:leftChars="381" w:left="1274" w:hangingChars="150" w:hanging="360"/>
-        <w:rPr>
-          <w:rFonts w:ascii="標楷體" w:eastAsia="標楷體" w:hAnsi="標楷體"/>
-          <w:szCs w:val="24"/>
-        </w:rPr>
-      </w:pPr>
-      <w:r>
-        <w:rPr>
-          <w:rFonts w:ascii="新細明體" w:hAnsi="新細明體" w:hint="eastAsia"/>
+        <w:ind w:left="1274" w:hanging="360"/>
+        <w:contextualSpacing/>
+      </w:pPr>
+      <w:r>
+        <w:rPr>
+          <w:rFonts w:ascii="新細明體" w:hAnsi="新細明體"/>
           <w:szCs w:val="24"/>
         </w:rPr>
         <w:t>ⅲ</w:t>
       </w:r>
       <w:r>
         <w:rPr>
-          <w:rFonts w:ascii="標楷體" w:eastAsia="標楷體" w:hAnsi="標楷體" w:hint="eastAsia"/>
-          <w:szCs w:val="24"/>
-        </w:rPr>
-        <w:t>.</w:t>
-      </w:r>
-      <w:r>
-        <w:rPr>
-          <w:rFonts w:ascii="標楷體" w:eastAsia="標楷體" w:hAnsi="標楷體"/>
-          <w:szCs w:val="24"/>
-        </w:rPr>
-        <w:t>在non-secretary myeloma 病患，骨髓漿細胞 (plasma cells)之比例絕對值增加≧10%，且需較前一線治療中的最低值增加≧25%。</w:t>
-      </w:r>
-    </w:p>
-    <w:p>
-      <w:pPr>
-        <w:spacing w:line="400" w:lineRule="exact"/>
-        <w:ind w:leftChars="381" w:left="1274" w:hangingChars="150" w:hanging="360"/>
-        <w:rPr>
-          <w:rFonts w:ascii="標楷體" w:eastAsia="標楷體" w:hAnsi="標楷體"/>
-          <w:szCs w:val="24"/>
-        </w:rPr>
-      </w:pPr>
-      <w:r>
-        <w:rPr>
-          <w:rFonts w:ascii="新細明體" w:hAnsi="新細明體" w:hint="eastAsia"/>
+          <w:rFonts w:ascii="標楷體" w:eastAsia="標楷體" w:hAnsi="標楷體"/>
+          <w:szCs w:val="24"/>
+        </w:rPr>
+        <w:t>.在non-secretary myeloma 病患，骨髓漿細胞 (plasma cells)之比例絕對值增加≧10%，且需較前一線治療中的最低值增加≧25%。</w:t>
+      </w:r>
+    </w:p>
+    <w:p>
+      <w:pPr>
+        <w:spacing w:line="400" w:lineRule="exact"/>
+        <w:ind w:left="1274" w:hanging="360"/>
+        <w:contextualSpacing/>
+      </w:pPr>
+      <w:r>
+        <w:rPr>
+          <w:rFonts w:ascii="新細明體" w:hAnsi="新細明體"/>
           <w:szCs w:val="24"/>
         </w:rPr>
         <w:t>ⅳ</w:t>
       </w:r>
       <w:r>
         <w:rPr>
-          <w:rFonts w:ascii="標楷體" w:eastAsia="標楷體" w:hAnsi="標楷體" w:hint="eastAsia"/>
-          <w:szCs w:val="24"/>
-        </w:rPr>
-        <w:t>.</w:t>
-      </w:r>
-      <w:r>
-        <w:rPr>
-          <w:rFonts w:ascii="標楷體" w:eastAsia="標楷體" w:hAnsi="標楷體"/>
-          <w:szCs w:val="24"/>
-        </w:rPr>
-        <w:t>新產生的bone lesion(s)或plasmacytoma；且須經病理切片證實。</w:t>
-      </w:r>
-    </w:p>
-    <w:p>
-      <w:pPr>
-        <w:spacing w:line="400" w:lineRule="exact"/>
-        <w:ind w:leftChars="381" w:left="1274" w:hangingChars="150" w:hanging="360"/>
-        <w:rPr>
-          <w:rFonts w:ascii="標楷體" w:eastAsia="標楷體" w:hAnsi="標楷體"/>
-          <w:szCs w:val="24"/>
-        </w:rPr>
-      </w:pPr>
-      <w:r>
-        <w:rPr>
-          <w:rFonts w:ascii="新細明體" w:hAnsi="新細明體" w:hint="eastAsia"/>
+          <w:rFonts w:ascii="標楷體" w:eastAsia="標楷體" w:hAnsi="標楷體"/>
+          <w:szCs w:val="24"/>
+        </w:rPr>
+        <w:t>.新產生的bone lesion(s)或plasmacytoma；且須經病理切片證實。</w:t>
+      </w:r>
+    </w:p>
+    <w:p>
+      <w:pPr>
+        <w:spacing w:line="400" w:lineRule="exact"/>
+        <w:ind w:left="1274" w:hanging="360"/>
+        <w:contextualSpacing/>
+      </w:pPr>
+      <w:r>
+        <w:rPr>
+          <w:rFonts w:ascii="新細明體" w:hAnsi="新細明體"/>
           <w:szCs w:val="24"/>
         </w:rPr>
         <w:t>ⅴ</w:t>
       </w:r>
       <w:r>
         <w:rPr>
-          <w:rFonts w:ascii="標楷體" w:eastAsia="標楷體" w:hAnsi="標楷體" w:hint="eastAsia"/>
-          <w:szCs w:val="24"/>
-        </w:rPr>
-        <w:t>.</w:t>
-      </w:r>
-      <w:r>
-        <w:rPr>
-          <w:rFonts w:ascii="標楷體" w:eastAsia="標楷體" w:hAnsi="標楷體"/>
-          <w:szCs w:val="24"/>
-        </w:rPr>
-        <w:t>Plasmacytoma體積增加≧50%。</w:t>
-      </w:r>
-    </w:p>
-    <w:p>
-      <w:pPr>
-        <w:spacing w:line="400" w:lineRule="exact"/>
-        <w:ind w:leftChars="381" w:left="1274" w:hangingChars="150" w:hanging="360"/>
-        <w:rPr>
-          <w:rFonts w:ascii="標楷體" w:eastAsia="標楷體" w:hAnsi="標楷體"/>
-          <w:szCs w:val="24"/>
-        </w:rPr>
-      </w:pPr>
-      <w:r>
-        <w:rPr>
-          <w:rFonts w:ascii="新細明體" w:hAnsi="新細明體" w:hint="eastAsia"/>
+          <w:rFonts w:ascii="標楷體" w:eastAsia="標楷體" w:hAnsi="標楷體"/>
+          <w:szCs w:val="24"/>
+        </w:rPr>
+        <w:t>.Plasmacytoma體積增加≧50%。</w:t>
+      </w:r>
+    </w:p>
+    <w:p>
+      <w:pPr>
+        <w:spacing w:line="400" w:lineRule="exact"/>
+        <w:ind w:left="1274" w:hanging="360"/>
+        <w:contextualSpacing/>
+      </w:pPr>
+      <w:r>
+        <w:rPr>
+          <w:rFonts w:ascii="新細明體" w:hAnsi="新細明體"/>
           <w:szCs w:val="24"/>
         </w:rPr>
         <w:t>ⅵ</w:t>
       </w:r>
       <w:r>
         <w:rPr>
-          <w:rFonts w:ascii="標楷體" w:eastAsia="標楷體" w:hAnsi="標楷體" w:hint="eastAsia"/>
-          <w:szCs w:val="24"/>
-        </w:rPr>
-        <w:t>.</w:t>
-      </w:r>
-      <w:r>
-        <w:rPr>
-          <w:rFonts w:ascii="標楷體" w:eastAsia="標楷體" w:hAnsi="標楷體"/>
-          <w:szCs w:val="24"/>
-        </w:rPr>
-        <w:t>周邊血液中漿細胞比例≧20%或漿細胞絕對值≧2000 cells/μL。</w:t>
-      </w:r>
-    </w:p>
-    <w:p>
-      <w:pPr>
-        <w:spacing w:line="400" w:lineRule="exact"/>
-        <w:ind w:leftChars="263" w:left="991" w:hangingChars="150" w:hanging="360"/>
-        <w:rPr>
-          <w:rFonts w:ascii="標楷體" w:eastAsia="標楷體" w:hAnsi="標楷體"/>
-          <w:color w:val="000000"/>
-          <w:szCs w:val="24"/>
-        </w:rPr>
-      </w:pPr>
-      <w:r>
-        <w:rPr>
-          <w:rFonts w:ascii="標楷體" w:eastAsia="標楷體" w:hAnsi="標楷體" w:hint="eastAsia"/>
-          <w:color w:val="000000"/>
-          <w:szCs w:val="24"/>
-        </w:rPr>
-        <w:t>Ⅱ.</w:t>
-      </w:r>
-      <w:r>
-        <w:rPr>
-          <w:rFonts w:ascii="標楷體" w:eastAsia="標楷體" w:hAnsi="標楷體"/>
-          <w:color w:val="000000"/>
-          <w:szCs w:val="24"/>
-        </w:rPr>
-        <w:t>出現下列任一臨床症狀：（112/4/1）</w:t>
-      </w:r>
-    </w:p>
-    <w:p>
-      <w:pPr>
-        <w:spacing w:line="400" w:lineRule="exact"/>
-        <w:ind w:leftChars="381" w:left="1274" w:hangingChars="150" w:hanging="360"/>
-        <w:rPr>
-          <w:rFonts w:ascii="標楷體" w:eastAsia="標楷體" w:hAnsi="標楷體"/>
-          <w:szCs w:val="24"/>
-        </w:rPr>
-      </w:pPr>
-      <w:r>
-        <w:rPr>
-          <w:rFonts w:ascii="新細明體" w:hAnsi="新細明體" w:hint="eastAsia"/>
+          <w:rFonts w:ascii="標楷體" w:eastAsia="標楷體" w:hAnsi="標楷體"/>
+          <w:szCs w:val="24"/>
+        </w:rPr>
+        <w:t>.周邊血液中漿細胞比例≧20%或漿細胞絕對值≧2000 cells/μL。</w:t>
+      </w:r>
+    </w:p>
+    <w:p>
+      <w:pPr>
+        <w:spacing w:line="400" w:lineRule="exact"/>
+        <w:ind w:left="991" w:hanging="360"/>
+        <w:contextualSpacing/>
+        <w:rPr>
+          <w:rFonts w:ascii="標楷體" w:eastAsia="標楷體" w:hAnsi="標楷體"/>
+          <w:color w:val="000000"/>
+          <w:szCs w:val="24"/>
+        </w:rPr>
+      </w:pPr>
+      <w:r>
+        <w:rPr>
+          <w:rFonts w:ascii="標楷體" w:eastAsia="標楷體" w:hAnsi="標楷體"/>
+          <w:color w:val="000000"/>
+          <w:szCs w:val="24"/>
+        </w:rPr>
+        <w:t>Ⅱ.出現下列任一臨床症狀：（112/4/1）</w:t>
+      </w:r>
+    </w:p>
+    <w:p>
+      <w:pPr>
+        <w:spacing w:line="400" w:lineRule="exact"/>
+        <w:ind w:left="1274" w:hanging="360"/>
+        <w:contextualSpacing/>
+      </w:pPr>
+      <w:r>
+        <w:rPr>
+          <w:rFonts w:ascii="新細明體" w:hAnsi="新細明體"/>
           <w:szCs w:val="24"/>
         </w:rPr>
         <w:t>ⅰ</w:t>
       </w:r>
       <w:r>
         <w:rPr>
-          <w:rFonts w:ascii="標楷體" w:eastAsia="標楷體" w:hAnsi="標楷體" w:hint="eastAsia"/>
-          <w:szCs w:val="24"/>
-        </w:rPr>
-        <w:t>.</w:t>
-      </w:r>
-      <w:r>
-        <w:rPr>
-          <w:rFonts w:ascii="標楷體" w:eastAsia="標楷體" w:hAnsi="標楷體"/>
-          <w:szCs w:val="24"/>
-        </w:rPr>
-        <w:t>新產生的bone lesion(s)或plasmacytoma；且須經病理切片證實。</w:t>
-      </w:r>
-    </w:p>
-    <w:p>
-      <w:pPr>
-        <w:spacing w:line="400" w:lineRule="exact"/>
-        <w:ind w:leftChars="381" w:left="1274" w:hangingChars="150" w:hanging="360"/>
-        <w:rPr>
-          <w:rFonts w:ascii="標楷體" w:eastAsia="標楷體" w:hAnsi="標楷體"/>
-          <w:szCs w:val="24"/>
-        </w:rPr>
-      </w:pPr>
-      <w:r>
-        <w:rPr>
-          <w:rFonts w:ascii="新細明體" w:hAnsi="新細明體" w:hint="eastAsia"/>
+          <w:rFonts w:ascii="標楷體" w:eastAsia="標楷體" w:hAnsi="標楷體"/>
+          <w:szCs w:val="24"/>
+        </w:rPr>
+        <w:t>.新產生的bone lesion(s)或plasmacytoma；且須經病理切片證實。</w:t>
+      </w:r>
+    </w:p>
+    <w:p>
+      <w:pPr>
+        <w:spacing w:line="400" w:lineRule="exact"/>
+        <w:ind w:left="1274" w:hanging="360"/>
+        <w:contextualSpacing/>
+      </w:pPr>
+      <w:r>
+        <w:rPr>
+          <w:rFonts w:ascii="新細明體" w:hAnsi="新細明體"/>
           <w:szCs w:val="24"/>
         </w:rPr>
         <w:t>ⅱ.</w:t>
@@ -10445,15 +10102,12 @@
     <w:p>
       <w:pPr>
         <w:spacing w:line="400" w:lineRule="exact"/>
-        <w:ind w:leftChars="381" w:left="1274" w:hangingChars="150" w:hanging="360"/>
-        <w:rPr>
-          <w:rFonts w:ascii="標楷體" w:eastAsia="標楷體" w:hAnsi="標楷體"/>
-          <w:szCs w:val="24"/>
-        </w:rPr>
-      </w:pPr>
-      <w:r>
-        <w:rPr>
-          <w:rFonts w:ascii="新細明體" w:hAnsi="新細明體" w:cs="新細明體" w:hint="eastAsia"/>
+        <w:ind w:left="1274" w:hanging="360"/>
+        <w:contextualSpacing/>
+      </w:pPr>
+      <w:r>
+        <w:rPr>
+          <w:rFonts w:ascii="新細明體" w:hAnsi="新細明體" w:cs="新細明體"/>
           <w:szCs w:val="24"/>
         </w:rPr>
         <w:lastRenderedPageBreak/>
@@ -10461,405 +10115,525 @@
       </w:r>
       <w:r>
         <w:rPr>
-          <w:rFonts w:ascii="標楷體" w:eastAsia="標楷體" w:hAnsi="標楷體" w:hint="eastAsia"/>
-          <w:szCs w:val="24"/>
-        </w:rPr>
-        <w:t>.</w:t>
-      </w:r>
-      <w:r>
-        <w:rPr>
-          <w:rFonts w:ascii="標楷體" w:eastAsia="標楷體" w:hAnsi="標楷體"/>
-          <w:szCs w:val="24"/>
-        </w:rPr>
-        <w:t>高血鈣(corrected serum calcium＞11.0 mg/dL 或 2.75 mmol/L)。</w:t>
-      </w:r>
-    </w:p>
-    <w:p>
-      <w:pPr>
-        <w:spacing w:line="400" w:lineRule="exact"/>
-        <w:ind w:leftChars="381" w:left="1274" w:hangingChars="150" w:hanging="360"/>
-        <w:rPr>
-          <w:rFonts w:ascii="標楷體" w:eastAsia="標楷體" w:hAnsi="標楷體"/>
-          <w:szCs w:val="24"/>
-        </w:rPr>
-      </w:pPr>
-      <w:r>
-        <w:rPr>
-          <w:rFonts w:ascii="新細明體" w:hAnsi="新細明體" w:cs="新細明體" w:hint="eastAsia"/>
+          <w:rFonts w:ascii="標楷體" w:eastAsia="標楷體" w:hAnsi="標楷體"/>
+          <w:szCs w:val="24"/>
+        </w:rPr>
+        <w:t>.高血鈣(corrected serum calcium＞11.0 mg/dL 或 2.75 mmol/L)。</w:t>
+      </w:r>
+    </w:p>
+    <w:p>
+      <w:pPr>
+        <w:spacing w:line="400" w:lineRule="exact"/>
+        <w:ind w:left="1274" w:hanging="360"/>
+        <w:contextualSpacing/>
+      </w:pPr>
+      <w:r>
+        <w:rPr>
+          <w:rFonts w:ascii="新細明體" w:hAnsi="新細明體" w:cs="新細明體"/>
           <w:szCs w:val="24"/>
         </w:rPr>
         <w:t>ⅳ</w:t>
       </w:r>
       <w:r>
         <w:rPr>
-          <w:rFonts w:ascii="標楷體" w:eastAsia="標楷體" w:hAnsi="標楷體" w:hint="eastAsia"/>
-          <w:szCs w:val="24"/>
-        </w:rPr>
-        <w:t>.</w:t>
-      </w:r>
-      <w:r>
-        <w:rPr>
-          <w:rFonts w:ascii="標楷體" w:eastAsia="標楷體" w:hAnsi="標楷體"/>
-          <w:szCs w:val="24"/>
-        </w:rPr>
-        <w:t>貧血(Hemoglobin 下降幅度≧ 2gm/dL且無其他原因可以解釋)。</w:t>
-      </w:r>
-    </w:p>
-    <w:p>
-      <w:pPr>
-        <w:spacing w:line="400" w:lineRule="exact"/>
-        <w:ind w:leftChars="381" w:left="1274" w:hangingChars="150" w:hanging="360"/>
-        <w:rPr>
-          <w:rFonts w:ascii="標楷體" w:eastAsia="標楷體" w:hAnsi="標楷體"/>
-          <w:szCs w:val="24"/>
-        </w:rPr>
-      </w:pPr>
-      <w:r>
-        <w:rPr>
-          <w:rFonts w:ascii="新細明體" w:hAnsi="新細明體" w:cs="新細明體" w:hint="eastAsia"/>
+          <w:rFonts w:ascii="標楷體" w:eastAsia="標楷體" w:hAnsi="標楷體"/>
+          <w:szCs w:val="24"/>
+        </w:rPr>
+        <w:t>.貧血(Hemoglobin 下降幅度≧ 2gm/dL且無其他原因可以解釋)。</w:t>
+      </w:r>
+    </w:p>
+    <w:p>
+      <w:pPr>
+        <w:spacing w:line="400" w:lineRule="exact"/>
+        <w:ind w:left="1274" w:hanging="360"/>
+        <w:contextualSpacing/>
+      </w:pPr>
+      <w:r>
+        <w:rPr>
+          <w:rFonts w:ascii="新細明體" w:hAnsi="新細明體" w:cs="新細明體"/>
           <w:szCs w:val="24"/>
         </w:rPr>
         <w:t>ⅴ</w:t>
       </w:r>
       <w:r>
         <w:rPr>
-          <w:rFonts w:ascii="標楷體" w:eastAsia="標楷體" w:hAnsi="標楷體" w:hint="eastAsia"/>
-          <w:szCs w:val="24"/>
-        </w:rPr>
-        <w:t>.</w:t>
-      </w:r>
-      <w:r>
-        <w:rPr>
-          <w:rFonts w:ascii="標楷體" w:eastAsia="標楷體" w:hAnsi="標楷體"/>
-          <w:szCs w:val="24"/>
-        </w:rPr>
-        <w:t>腎功能惡化(eGFR需下降幅度≧25%)，且無其他原因可以解釋。</w:t>
-      </w:r>
-    </w:p>
-    <w:p>
-      <w:pPr>
-        <w:spacing w:line="400" w:lineRule="exact"/>
-        <w:ind w:leftChars="381" w:left="1274" w:hangingChars="150" w:hanging="360"/>
-        <w:rPr>
-          <w:rFonts w:ascii="標楷體" w:eastAsia="標楷體" w:hAnsi="標楷體"/>
-          <w:szCs w:val="24"/>
-        </w:rPr>
-      </w:pPr>
-      <w:r>
-        <w:rPr>
-          <w:rFonts w:ascii="新細明體" w:hAnsi="新細明體" w:cs="新細明體" w:hint="eastAsia"/>
+          <w:rFonts w:ascii="標楷體" w:eastAsia="標楷體" w:hAnsi="標楷體"/>
+          <w:szCs w:val="24"/>
+        </w:rPr>
+        <w:t>.腎功能惡化(eGFR需下降幅度≧25%)，且無其他原因可以解釋。</w:t>
+      </w:r>
+    </w:p>
+    <w:p>
+      <w:pPr>
+        <w:spacing w:line="400" w:lineRule="exact"/>
+        <w:ind w:left="1274" w:hanging="360"/>
+        <w:contextualSpacing/>
+      </w:pPr>
+      <w:r>
+        <w:rPr>
+          <w:rFonts w:ascii="新細明體" w:hAnsi="新細明體" w:cs="新細明體"/>
           <w:szCs w:val="24"/>
         </w:rPr>
         <w:t>ⅵ</w:t>
       </w:r>
       <w:r>
         <w:rPr>
-          <w:rFonts w:ascii="標楷體" w:eastAsia="標楷體" w:hAnsi="標楷體" w:hint="eastAsia"/>
-          <w:szCs w:val="24"/>
-        </w:rPr>
-        <w:t>.</w:t>
-      </w:r>
-      <w:r>
-        <w:rPr>
-          <w:rFonts w:ascii="標楷體" w:eastAsia="標楷體" w:hAnsi="標楷體"/>
-          <w:szCs w:val="24"/>
-        </w:rPr>
-        <w:t>出現其他 end-organ dysfunctions。</w:t>
-      </w:r>
-    </w:p>
-    <w:p>
-      <w:pPr>
-        <w:spacing w:line="400" w:lineRule="exact"/>
-        <w:ind w:leftChars="145" w:left="708" w:hangingChars="150" w:hanging="360"/>
-        <w:rPr>
-          <w:rFonts w:ascii="標楷體" w:eastAsia="標楷體" w:hAnsi="標楷體"/>
-          <w:szCs w:val="24"/>
-        </w:rPr>
-      </w:pPr>
-      <w:r>
-        <w:rPr>
-          <w:rFonts w:ascii="標楷體" w:eastAsia="標楷體" w:hAnsi="標楷體" w:hint="eastAsia"/>
-          <w:color w:val="000000"/>
-          <w:szCs w:val="24"/>
-        </w:rPr>
-        <w:t>(3)須經事前審查核准後使用，每次申請事前審查之療程以</w:t>
-      </w:r>
-      <w:r>
-        <w:rPr>
-          <w:rFonts w:ascii="標楷體" w:eastAsia="標楷體" w:hAnsi="標楷體"/>
-          <w:color w:val="000000"/>
-          <w:szCs w:val="24"/>
-        </w:rPr>
-        <w:t>4</w:t>
-      </w:r>
-      <w:r>
-        <w:rPr>
-          <w:rFonts w:ascii="標楷體" w:eastAsia="標楷體" w:hAnsi="標楷體" w:hint="eastAsia"/>
-          <w:color w:val="000000"/>
-          <w:szCs w:val="24"/>
-        </w:rPr>
-        <w:t>個療程為限，每</w:t>
-      </w:r>
-      <w:r>
-        <w:rPr>
-          <w:rFonts w:ascii="標楷體" w:eastAsia="標楷體" w:hAnsi="標楷體"/>
-          <w:color w:val="000000"/>
-          <w:szCs w:val="24"/>
-        </w:rPr>
-        <w:t>4</w:t>
-      </w:r>
-      <w:r>
-        <w:rPr>
-          <w:rFonts w:ascii="標楷體" w:eastAsia="標楷體" w:hAnsi="標楷體" w:hint="eastAsia"/>
-          <w:color w:val="000000"/>
-          <w:szCs w:val="24"/>
-        </w:rPr>
-        <w:t>個療程須再次申請。</w:t>
-      </w:r>
-    </w:p>
-    <w:p>
-      <w:pPr>
-        <w:spacing w:line="400" w:lineRule="exact"/>
-        <w:ind w:leftChars="200" w:left="840" w:hangingChars="150" w:hanging="360"/>
-        <w:rPr>
-          <w:rFonts w:ascii="標楷體" w:eastAsia="標楷體" w:hAnsi="標楷體"/>
-          <w:szCs w:val="24"/>
-        </w:rPr>
-      </w:pPr>
-      <w:r>
-        <w:rPr>
-          <w:rFonts w:ascii="標楷體" w:eastAsia="標楷體" w:hAnsi="標楷體" w:hint="eastAsia"/>
-          <w:szCs w:val="24"/>
-        </w:rPr>
-        <w:t>Ⅰ.每天限給付</w:t>
-      </w:r>
-      <w:r>
-        <w:rPr>
-          <w:rFonts w:ascii="標楷體" w:eastAsia="標楷體" w:hAnsi="標楷體"/>
-          <w:szCs w:val="24"/>
+          <w:rFonts w:ascii="標楷體" w:eastAsia="標楷體" w:hAnsi="標楷體"/>
+          <w:szCs w:val="24"/>
+        </w:rPr>
+        <w:t>.出現其他 end-organ dysfunctions。</w:t>
+      </w:r>
+    </w:p>
+    <w:p>
+      <w:pPr>
+        <w:spacing w:line="400" w:lineRule="exact"/>
+        <w:ind w:left="708" w:hanging="360"/>
+        <w:contextualSpacing/>
+      </w:pPr>
+      <w:r>
+        <w:rPr>
+          <w:rFonts w:ascii="標楷體" w:eastAsia="標楷體" w:hAnsi="標楷體"/>
+          <w:color w:val="000000"/>
+          <w:szCs w:val="24"/>
+        </w:rPr>
+        <w:t>(3)須經事前審查核准後使用，每次申請事前審查之療程以4個療程為限，每4個療程須再次申請。</w:t>
+      </w:r>
+    </w:p>
+    <w:p>
+      <w:pPr>
+        <w:spacing w:line="400" w:lineRule="exact"/>
+        <w:ind w:left="840" w:hanging="360"/>
+        <w:contextualSpacing/>
+        <w:rPr>
+          <w:rFonts w:ascii="標楷體" w:eastAsia="標楷體" w:hAnsi="標楷體"/>
+          <w:szCs w:val="24"/>
+        </w:rPr>
+      </w:pPr>
+      <w:r>
+        <w:rPr>
+          <w:rFonts w:ascii="標楷體" w:eastAsia="標楷體" w:hAnsi="標楷體"/>
+          <w:szCs w:val="24"/>
+        </w:rPr>
+        <w:t>Ⅰ.每天限給付1粒。</w:t>
+      </w:r>
+    </w:p>
+    <w:p>
+      <w:pPr>
+        <w:spacing w:line="400" w:lineRule="exact"/>
+        <w:ind w:left="840" w:hanging="360"/>
+        <w:contextualSpacing/>
+        <w:rPr>
+          <w:rFonts w:ascii="標楷體" w:eastAsia="標楷體" w:hAnsi="標楷體"/>
+          <w:szCs w:val="24"/>
+        </w:rPr>
+      </w:pPr>
+      <w:r>
+        <w:rPr>
+          <w:rFonts w:ascii="標楷體" w:eastAsia="標楷體" w:hAnsi="標楷體"/>
+          <w:szCs w:val="24"/>
+        </w:rPr>
+        <w:t>Ⅱ.使用4個療程後，必須確定paraprotein(M-protein)未上升(即表示對藥物有反應或為穩定狀態)或對部分non-secretory type MM病人以骨髓檢查plasma cell為療效依據，方可繼續使用。</w:t>
+      </w:r>
+    </w:p>
+    <w:p>
+      <w:pPr>
+        <w:spacing w:line="400" w:lineRule="exact"/>
+        <w:ind w:left="708" w:hanging="360"/>
+        <w:contextualSpacing/>
+        <w:rPr>
+          <w:rFonts w:ascii="標楷體" w:eastAsia="標楷體" w:hAnsi="標楷體"/>
+          <w:color w:val="000000"/>
+          <w:szCs w:val="24"/>
+        </w:rPr>
+      </w:pPr>
+      <w:r>
+        <w:rPr>
+          <w:rFonts w:ascii="標楷體" w:eastAsia="標楷體" w:hAnsi="標楷體"/>
+          <w:color w:val="000000"/>
+          <w:szCs w:val="24"/>
+        </w:rPr>
+        <w:t>(4)每人終生至多給付24個療程為限（每療程為4週）</w:t>
+      </w:r>
+      <w:r>
+        <w:rPr>
+          <w:rFonts w:ascii="標楷體" w:eastAsia="標楷體" w:hAnsi="標楷體" w:hint="eastAsia"/>
+          <w:color w:val="000000"/>
+          <w:szCs w:val="24"/>
+        </w:rPr>
+        <w:t>。</w:t>
+      </w:r>
+      <w:r>
+        <w:rPr>
+          <w:rFonts w:ascii="標楷體" w:eastAsia="標楷體" w:hAnsi="標楷體" w:hint="eastAsia"/>
+          <w:color w:val="000000"/>
+          <w:szCs w:val="24"/>
+        </w:rPr>
+        <w:t>使用Leavdo及Lelimide終生至多給付36個療程為限。</w:t>
+      </w:r>
+      <w:r>
+        <w:rPr>
+          <w:rFonts w:ascii="標楷體" w:eastAsia="標楷體" w:hAnsi="標楷體"/>
+          <w:color w:val="000000"/>
+          <w:szCs w:val="24"/>
+        </w:rPr>
+        <w:t>（106/10/1、109/2/1、109/8/1、112/4/1</w:t>
+      </w:r>
+      <w:r>
+        <w:rPr>
+          <w:rFonts w:ascii="標楷體" w:eastAsia="標楷體" w:hAnsi="標楷體" w:hint="eastAsia"/>
+          <w:color w:val="000000"/>
+          <w:szCs w:val="24"/>
+        </w:rPr>
+        <w:t>、115/3/1</w:t>
+      </w:r>
+      <w:r>
+        <w:rPr>
+          <w:rFonts w:ascii="標楷體" w:eastAsia="標楷體" w:hAnsi="標楷體"/>
+          <w:color w:val="000000"/>
+          <w:szCs w:val="24"/>
+        </w:rPr>
+        <w:t>）</w:t>
+      </w:r>
+    </w:p>
+    <w:p>
+      <w:pPr>
+        <w:spacing w:line="400" w:lineRule="exact"/>
+        <w:ind w:left="708" w:hanging="360"/>
+        <w:contextualSpacing/>
+        <w:rPr>
+          <w:rFonts w:ascii="標楷體" w:eastAsia="標楷體" w:hAnsi="標楷體"/>
+          <w:color w:val="000000"/>
+          <w:szCs w:val="24"/>
+        </w:rPr>
+      </w:pPr>
+      <w:r>
+        <w:rPr>
+          <w:rFonts w:ascii="標楷體" w:eastAsia="標楷體" w:hAnsi="標楷體"/>
+          <w:color w:val="000000"/>
+          <w:szCs w:val="24"/>
+        </w:rPr>
+        <w:t>(5)</w:t>
+      </w:r>
+      <w:r>
+        <w:rPr>
+          <w:rFonts w:ascii="標楷體" w:eastAsia="標楷體" w:hAnsi="標楷體" w:hint="eastAsia"/>
+          <w:color w:val="000000"/>
+          <w:szCs w:val="24"/>
+        </w:rPr>
+        <w:t>115年2月28日以前已核定使用Leavdo及Lelimide之病人，得經事前審查核准後，使用至總療程上限（即終生36個療程）或使用期間發生疾病惡化為止。（112/4/1、115/3/1）</w:t>
+      </w:r>
+    </w:p>
+    <w:p>
+      <w:pPr>
+        <w:spacing w:line="400" w:lineRule="exact"/>
+        <w:ind w:left="283"/>
+        <w:contextualSpacing/>
+      </w:pPr>
+      <w:r>
+        <w:rPr>
+          <w:rFonts w:ascii="標楷體" w:eastAsia="標楷體" w:hAnsi="標楷體"/>
+          <w:szCs w:val="24"/>
+        </w:rPr>
+        <w:t>2.瀰漫性大型B細胞淋巴瘤：(114/10/1</w:t>
+      </w:r>
+      <w:r>
+        <w:rPr>
+          <w:rFonts w:ascii="標楷體" w:eastAsia="標楷體" w:hAnsi="標楷體" w:hint="eastAsia"/>
+          <w:color w:val="000000"/>
+          <w:szCs w:val="24"/>
+        </w:rPr>
+        <w:t>、115/3/1</w:t>
+      </w:r>
+      <w:r>
+        <w:rPr>
+          <w:rFonts w:ascii="標楷體" w:eastAsia="標楷體" w:hAnsi="標楷體"/>
+          <w:szCs w:val="24"/>
+        </w:rPr>
+        <w:t>)</w:t>
+      </w:r>
+    </w:p>
+    <w:p>
+      <w:pPr>
+        <w:spacing w:line="400" w:lineRule="exact"/>
+        <w:ind w:left="708" w:hanging="360"/>
+        <w:contextualSpacing/>
+        <w:rPr>
+          <w:rFonts w:ascii="標楷體" w:eastAsia="標楷體" w:hAnsi="標楷體"/>
+          <w:color w:val="000000"/>
+          <w:szCs w:val="24"/>
+        </w:rPr>
+      </w:pPr>
+      <w:r>
+        <w:rPr>
+          <w:rFonts w:ascii="標楷體" w:eastAsia="標楷體" w:hAnsi="標楷體"/>
+          <w:color w:val="000000"/>
+          <w:szCs w:val="24"/>
+        </w:rPr>
+        <w:t>(1)</w:t>
+      </w:r>
+      <w:r>
+        <w:rPr>
+          <w:rFonts w:ascii="標楷體" w:eastAsia="標楷體" w:hAnsi="標楷體" w:hint="eastAsia"/>
+          <w:color w:val="000000"/>
+          <w:szCs w:val="24"/>
+        </w:rPr>
+        <w:t>Lenalidomide(限使用Leavdo及Lelimide)與 tafasitamab合併使用於經一線全身治療含rituximab治療復發型，不適合接受造血幹細胞移植瀰漫性大型B細胞淋巴瘤(DLBCL)成人病人，病人須符合tafasitamab之藥品給付規定(114/10/1、115/3/1）。</w:t>
+      </w:r>
+    </w:p>
+    <w:p>
+      <w:pPr>
+        <w:spacing w:line="400" w:lineRule="exact"/>
+        <w:ind w:left="708" w:hanging="360"/>
+        <w:contextualSpacing/>
+        <w:rPr>
+          <w:rFonts w:ascii="標楷體" w:eastAsia="標楷體" w:hAnsi="標楷體"/>
+          <w:color w:val="000000"/>
+          <w:szCs w:val="24"/>
+        </w:rPr>
+      </w:pPr>
+      <w:r>
+        <w:rPr>
+          <w:rFonts w:ascii="標楷體" w:eastAsia="標楷體" w:hAnsi="標楷體"/>
+          <w:color w:val="000000"/>
+          <w:szCs w:val="24"/>
+        </w:rPr>
+        <w:t>(2)須經事前審查核准後使用。</w:t>
+      </w:r>
+    </w:p>
+    <w:p>
+      <w:pPr>
+        <w:spacing w:line="400" w:lineRule="exact"/>
+        <w:ind w:left="708" w:hanging="141"/>
+        <w:contextualSpacing/>
+      </w:pPr>
+      <w:r>
+        <w:rPr>
+          <w:rFonts w:ascii="標楷體" w:eastAsia="標楷體" w:hAnsi="標楷體"/>
+          <w:color w:val="000000"/>
+          <w:szCs w:val="24"/>
+        </w:rPr>
+        <w:t>Ⅰ.每人至多</w:t>
+      </w:r>
+      <w:r>
+        <w:rPr>
+          <w:rFonts w:ascii="標楷體" w:eastAsia="標楷體" w:hAnsi="標楷體"/>
+          <w:szCs w:val="24"/>
+        </w:rPr>
+        <w:t>給付12個療程。</w:t>
+      </w:r>
+    </w:p>
+    <w:p>
+      <w:pPr>
+        <w:spacing w:line="400" w:lineRule="exact"/>
+        <w:ind w:left="811" w:hanging="245"/>
+      </w:pPr>
+      <w:r>
+        <w:rPr>
+          <w:rFonts w:ascii="標楷體" w:eastAsia="標楷體" w:hAnsi="標楷體"/>
+          <w:szCs w:val="24"/>
+        </w:rPr>
+        <w:t>Ⅱ.每天限給付1粒。</w:t>
+      </w:r>
+    </w:p>
+    <w:p>
+      <w:pPr>
+        <w:spacing w:line="400" w:lineRule="exact"/>
+        <w:ind w:left="426" w:hanging="245"/>
+        <w:rPr>
+          <w:rFonts w:ascii="標楷體" w:eastAsia="標楷體" w:hAnsi="標楷體"/>
+          <w:color w:val="000000"/>
+        </w:rPr>
+      </w:pPr>
+      <w:r>
+        <w:rPr>
+          <w:rFonts w:ascii="標楷體" w:eastAsia="標楷體" w:hAnsi="標楷體"/>
+          <w:color w:val="000000"/>
+        </w:rPr>
+        <w:t>9.44.Azacitidine：（102/1/1、111/5/1、111/8/1、112/2/1、112/8/1、114/3/1、114/5/1、114/8/1、114/10/1</w:t>
+      </w:r>
+      <w:r>
+        <w:rPr>
+          <w:rFonts w:ascii="標楷體" w:eastAsia="標楷體" w:hAnsi="標楷體" w:hint="eastAsia"/>
+          <w:color w:val="000000"/>
+        </w:rPr>
+        <w:t>、114/12/1</w:t>
+      </w:r>
+      <w:r>
+        <w:rPr>
+          <w:rFonts w:ascii="標楷體" w:eastAsia="標楷體" w:hAnsi="標楷體"/>
+          <w:color w:val="000000"/>
+        </w:rPr>
+        <w:t>）</w:t>
+      </w:r>
+    </w:p>
+    <w:p>
+      <w:pPr>
+        <w:spacing w:line="400" w:lineRule="exact"/>
+        <w:ind w:left="1080" w:hanging="840"/>
+        <w:rPr>
+          <w:rFonts w:ascii="標楷體" w:eastAsia="標楷體" w:hAnsi="標楷體"/>
+          <w:color w:val="000000"/>
+        </w:rPr>
+      </w:pPr>
+      <w:r>
+        <w:rPr>
+          <w:rFonts w:ascii="標楷體" w:eastAsia="標楷體" w:hAnsi="標楷體"/>
+          <w:color w:val="000000"/>
+        </w:rPr>
+        <w:t>9.44.1.Azacitidine 注射劑（如Vidaza）：（102/1/1、111/5/1、111/8/1、112/2/1、112/8/1、114/3/1、114/8/1</w:t>
+      </w:r>
+      <w:r>
+        <w:rPr>
+          <w:rFonts w:ascii="標楷體" w:eastAsia="標楷體" w:hAnsi="標楷體" w:hint="eastAsia"/>
+          <w:color w:val="000000"/>
+        </w:rPr>
+        <w:t>、114/12/1</w:t>
+      </w:r>
+      <w:r>
+        <w:rPr>
+          <w:rFonts w:ascii="標楷體" w:eastAsia="標楷體" w:hAnsi="標楷體"/>
+          <w:color w:val="000000"/>
+        </w:rPr>
+        <w:t>）</w:t>
+      </w:r>
+    </w:p>
+    <w:p>
+      <w:pPr>
+        <w:spacing w:line="400" w:lineRule="exact"/>
+        <w:ind w:left="851" w:hanging="284"/>
+        <w:rPr>
+          <w:rFonts w:ascii="標楷體" w:eastAsia="標楷體" w:hAnsi="標楷體"/>
+        </w:rPr>
+      </w:pPr>
+      <w:r>
+        <w:rPr>
+          <w:rFonts w:ascii="標楷體" w:eastAsia="標楷體" w:hAnsi="標楷體"/>
+        </w:rPr>
+        <w:t>1.骨髓增生不良症候群高危險性病患：頑固性貧血併有過量芽細胞（RA with excess blasts, RAEB）、轉變中的頑固性貧血併有過量芽細胞（RAEB in transformation, RAEB-T）、及慢性骨髓單核細胞性白血病（chronic myelomonocytic leukemia, CMMoL）。</w:t>
+      </w:r>
+    </w:p>
+    <w:p>
+      <w:pPr>
+        <w:spacing w:line="400" w:lineRule="exact"/>
+        <w:ind w:left="1134" w:hanging="284"/>
+        <w:rPr>
+          <w:rFonts w:ascii="標楷體" w:eastAsia="標楷體" w:hAnsi="標楷體"/>
+        </w:rPr>
+      </w:pPr>
+      <w:r>
+        <w:rPr>
+          <w:rFonts w:ascii="標楷體" w:eastAsia="標楷體" w:hAnsi="標楷體"/>
+        </w:rPr>
+        <w:t>(</w:t>
+      </w:r>
+      <w:r>
+        <w:rPr>
+          <w:rFonts w:ascii="標楷體" w:eastAsia="標楷體" w:hAnsi="標楷體" w:hint="eastAsia"/>
         </w:rPr>
         <w:t>1</w:t>
       </w:r>
       <w:r>
         <w:rPr>
-          <w:rFonts w:ascii="標楷體" w:eastAsia="標楷體" w:hAnsi="標楷體" w:hint="eastAsia"/>
-          <w:szCs w:val="24"/>
-        </w:rPr>
-        <w:t>粒。</w:t>
-      </w:r>
-    </w:p>
-    <w:p>
-      <w:pPr>
-        <w:spacing w:line="400" w:lineRule="exact"/>
-        <w:ind w:leftChars="200" w:left="840" w:hangingChars="150" w:hanging="360"/>
-        <w:rPr>
-          <w:rFonts w:ascii="標楷體" w:eastAsia="標楷體" w:hAnsi="標楷體"/>
-          <w:szCs w:val="24"/>
-        </w:rPr>
-      </w:pPr>
-      <w:r>
-        <w:rPr>
-          <w:rFonts w:ascii="標楷體" w:eastAsia="標楷體" w:hAnsi="標楷體" w:hint="eastAsia"/>
-          <w:szCs w:val="24"/>
-        </w:rPr>
-        <w:t>Ⅱ.使用</w:t>
-      </w:r>
-      <w:r>
-        <w:rPr>
-          <w:rFonts w:ascii="標楷體" w:eastAsia="標楷體" w:hAnsi="標楷體"/>
-          <w:szCs w:val="24"/>
-        </w:rPr>
-        <w:t>4</w:t>
-      </w:r>
-      <w:r>
-        <w:rPr>
-          <w:rFonts w:ascii="標楷體" w:eastAsia="標楷體" w:hAnsi="標楷體" w:hint="eastAsia"/>
-          <w:szCs w:val="24"/>
-        </w:rPr>
-        <w:t>個療程後，必須確定</w:t>
-      </w:r>
-      <w:r>
-        <w:rPr>
-          <w:rFonts w:ascii="標楷體" w:eastAsia="標楷體" w:hAnsi="標楷體"/>
-          <w:szCs w:val="24"/>
-        </w:rPr>
-        <w:t>paraprotein(M-protein)</w:t>
-      </w:r>
-      <w:r>
-        <w:rPr>
-          <w:rFonts w:ascii="標楷體" w:eastAsia="標楷體" w:hAnsi="標楷體" w:hint="eastAsia"/>
-          <w:szCs w:val="24"/>
-        </w:rPr>
-        <w:t>未上升</w:t>
-      </w:r>
-      <w:r>
-        <w:rPr>
-          <w:rFonts w:ascii="標楷體" w:eastAsia="標楷體" w:hAnsi="標楷體"/>
-          <w:szCs w:val="24"/>
+          <w:rFonts w:ascii="標楷體" w:eastAsia="標楷體" w:hAnsi="標楷體"/>
+        </w:rPr>
+        <w:t>)初次申請時需經事前審查核准後使用，續用不需再事前審查，惟病歷應留存確診之病理或影像診斷證明等報告</w:t>
+      </w:r>
+      <w:r>
+        <w:rPr>
+          <w:rFonts w:ascii="標楷體" w:eastAsia="標楷體" w:hAnsi="標楷體" w:hint="eastAsia"/>
+        </w:rPr>
+        <w:t>(包括每4個月一次骨髓檢查報告以及CBC/DC報告)</w:t>
+      </w:r>
+      <w:r>
+        <w:rPr>
+          <w:rFonts w:ascii="標楷體" w:eastAsia="標楷體" w:hAnsi="標楷體"/>
+        </w:rPr>
+        <w:t>，並記錄治療相關臨床資料</w:t>
+      </w:r>
+      <w:r>
+        <w:rPr>
+          <w:rFonts w:ascii="標楷體" w:eastAsia="標楷體" w:hAnsi="標楷體" w:hint="eastAsia"/>
+        </w:rPr>
+        <w:t>(如每4個月一次臨床療效評估摘要)</w:t>
+      </w:r>
+      <w:r>
+        <w:rPr>
+          <w:rFonts w:ascii="標楷體" w:eastAsia="標楷體" w:hAnsi="標楷體"/>
+        </w:rPr>
+        <w:t>。（111/8/1、112/2/1、112/8/1、114/3/1、114/8/1</w:t>
+      </w:r>
+      <w:r>
+        <w:rPr>
+          <w:rFonts w:ascii="標楷體" w:eastAsia="標楷體" w:hAnsi="標楷體" w:hint="eastAsia"/>
+        </w:rPr>
+        <w:t>、114/12/1</w:t>
+      </w:r>
+      <w:r>
+        <w:rPr>
+          <w:rFonts w:ascii="標楷體" w:eastAsia="標楷體" w:hAnsi="標楷體"/>
+        </w:rPr>
+        <w:t>）</w:t>
+      </w:r>
+    </w:p>
+    <w:p>
+      <w:pPr>
+        <w:spacing w:line="400" w:lineRule="exact"/>
+        <w:ind w:left="1134" w:hanging="284"/>
+        <w:rPr>
+          <w:rFonts w:ascii="標楷體" w:eastAsia="標楷體" w:hAnsi="標楷體"/>
+        </w:rPr>
+      </w:pPr>
+      <w:r>
+        <w:rPr>
+          <w:rFonts w:ascii="標楷體" w:eastAsia="標楷體" w:hAnsi="標楷體"/>
         </w:rPr>
         <w:t>(</w:t>
       </w:r>
       <w:r>
         <w:rPr>
           <w:rFonts w:ascii="標楷體" w:eastAsia="標楷體" w:hAnsi="標楷體" w:hint="eastAsia"/>
-          <w:szCs w:val="24"/>
-        </w:rPr>
-        <w:t>即表示對藥物有反應或為穩定狀態</w:t>
-      </w:r>
-      <w:r>
-        <w:rPr>
-          <w:rFonts w:ascii="標楷體" w:eastAsia="標楷體" w:hAnsi="標楷體"/>
-          <w:szCs w:val="24"/>
+        </w:rPr>
+        <w:t>2</w:t>
+      </w:r>
+      <w:r>
+        <w:rPr>
+          <w:rFonts w:ascii="標楷體" w:eastAsia="標楷體" w:hAnsi="標楷體"/>
         </w:rPr>
         <w:t>)</w:t>
       </w:r>
       <w:r>
         <w:rPr>
           <w:rFonts w:ascii="標楷體" w:eastAsia="標楷體" w:hAnsi="標楷體" w:hint="eastAsia"/>
-          <w:szCs w:val="24"/>
-        </w:rPr>
-        <w:t>或對部分</w:t>
-      </w:r>
-      <w:r>
-        <w:rPr>
-          <w:rFonts w:ascii="標楷體" w:eastAsia="標楷體" w:hAnsi="標楷體"/>
-          <w:szCs w:val="24"/>
-        </w:rPr>
-        <w:t>non-secretory type MM</w:t>
-      </w:r>
-      <w:r>
-        <w:rPr>
-          <w:rFonts w:ascii="標楷體" w:eastAsia="標楷體" w:hAnsi="標楷體" w:hint="eastAsia"/>
-          <w:szCs w:val="24"/>
-        </w:rPr>
-        <w:t>病人以骨髓檢查</w:t>
-      </w:r>
-      <w:r>
-        <w:rPr>
-          <w:rFonts w:ascii="標楷體" w:eastAsia="標楷體" w:hAnsi="標楷體"/>
-          <w:szCs w:val="24"/>
-        </w:rPr>
-        <w:t>plasma cell</w:t>
-      </w:r>
-      <w:r>
-        <w:rPr>
-          <w:rFonts w:ascii="標楷體" w:eastAsia="標楷體" w:hAnsi="標楷體" w:hint="eastAsia"/>
-          <w:szCs w:val="24"/>
-        </w:rPr>
-        <w:t>為療效依據，方可繼續使用。</w:t>
-      </w:r>
-    </w:p>
-    <w:p>
-      <w:pPr>
-        <w:spacing w:line="400" w:lineRule="exact"/>
-        <w:ind w:leftChars="145" w:left="708" w:hangingChars="150" w:hanging="360"/>
-        <w:rPr>
-          <w:rFonts w:ascii="標楷體" w:eastAsia="標楷體" w:hAnsi="標楷體"/>
-          <w:color w:val="000000"/>
-          <w:szCs w:val="24"/>
-        </w:rPr>
-      </w:pPr>
-      <w:r>
-        <w:rPr>
-          <w:rFonts w:ascii="標楷體" w:eastAsia="標楷體" w:hAnsi="標楷體" w:hint="eastAsia"/>
-          <w:color w:val="000000"/>
-          <w:szCs w:val="24"/>
-        </w:rPr>
-        <w:t>(4)每人終生至多給付</w:t>
-      </w:r>
-      <w:r>
-        <w:rPr>
-          <w:rFonts w:ascii="標楷體" w:eastAsia="標楷體" w:hAnsi="標楷體"/>
-          <w:color w:val="000000"/>
-          <w:szCs w:val="24"/>
-        </w:rPr>
-        <w:t>24</w:t>
-      </w:r>
-      <w:r>
-        <w:rPr>
-          <w:rFonts w:ascii="標楷體" w:eastAsia="標楷體" w:hAnsi="標楷體" w:hint="eastAsia"/>
-          <w:color w:val="000000"/>
-          <w:szCs w:val="24"/>
-        </w:rPr>
-        <w:t>個療程為限（每療程為</w:t>
-      </w:r>
-      <w:r>
-        <w:rPr>
-          <w:rFonts w:ascii="標楷體" w:eastAsia="標楷體" w:hAnsi="標楷體"/>
-          <w:color w:val="000000"/>
-          <w:szCs w:val="24"/>
-        </w:rPr>
-        <w:t>4</w:t>
-      </w:r>
-      <w:r>
-        <w:rPr>
-          <w:rFonts w:ascii="標楷體" w:eastAsia="標楷體" w:hAnsi="標楷體" w:hint="eastAsia"/>
-          <w:color w:val="000000"/>
-          <w:szCs w:val="24"/>
-        </w:rPr>
-        <w:t>週）。（</w:t>
-      </w:r>
-      <w:r>
-        <w:rPr>
-          <w:rFonts w:ascii="標楷體" w:eastAsia="標楷體" w:hAnsi="標楷體"/>
-          <w:color w:val="000000"/>
-          <w:szCs w:val="24"/>
-        </w:rPr>
-        <w:t>106/10/1</w:t>
-      </w:r>
-      <w:r>
-        <w:rPr>
-          <w:rFonts w:ascii="標楷體" w:eastAsia="標楷體" w:hAnsi="標楷體" w:hint="eastAsia"/>
-          <w:color w:val="000000"/>
-          <w:szCs w:val="24"/>
-        </w:rPr>
-        <w:t>、</w:t>
-      </w:r>
-      <w:r>
-        <w:rPr>
-          <w:rFonts w:ascii="標楷體" w:eastAsia="標楷體" w:hAnsi="標楷體"/>
-          <w:color w:val="000000"/>
-          <w:szCs w:val="24"/>
-        </w:rPr>
-        <w:t>109/2/1</w:t>
-      </w:r>
-      <w:r>
-        <w:rPr>
-          <w:rFonts w:ascii="標楷體" w:eastAsia="標楷體" w:hAnsi="標楷體" w:hint="eastAsia"/>
-          <w:color w:val="000000"/>
-          <w:szCs w:val="24"/>
-        </w:rPr>
-        <w:t>、</w:t>
-      </w:r>
-      <w:r>
-        <w:rPr>
-          <w:rFonts w:ascii="標楷體" w:eastAsia="標楷體" w:hAnsi="標楷體"/>
-          <w:color w:val="000000"/>
-          <w:szCs w:val="24"/>
-        </w:rPr>
-        <w:t>109/8/1</w:t>
-      </w:r>
-      <w:r>
-        <w:rPr>
-          <w:rFonts w:ascii="標楷體" w:eastAsia="標楷體" w:hAnsi="標楷體" w:hint="eastAsia"/>
-          <w:color w:val="000000"/>
-          <w:szCs w:val="24"/>
-        </w:rPr>
-        <w:t>、</w:t>
-      </w:r>
-      <w:r>
-        <w:rPr>
-          <w:rFonts w:ascii="標楷體" w:eastAsia="標楷體" w:hAnsi="標楷體"/>
-          <w:color w:val="000000"/>
-          <w:szCs w:val="24"/>
-        </w:rPr>
-        <w:t>112/4/1</w:t>
-      </w:r>
-      <w:r>
-        <w:rPr>
-          <w:rFonts w:ascii="標楷體" w:eastAsia="標楷體" w:hAnsi="標楷體" w:hint="eastAsia"/>
-          <w:color w:val="000000"/>
-          <w:szCs w:val="24"/>
+        </w:rPr>
+        <w:t>使用本藥品之病患，倘疾病惡化至骨髓芽細胞</w:t>
+      </w:r>
+      <w:r>
+        <w:rPr>
+          <w:rFonts w:ascii="標楷體" w:eastAsia="標楷體" w:hAnsi="標楷體"/>
+        </w:rPr>
+        <w:t>（myeloblast）大於30%</w:t>
+      </w:r>
+      <w:r>
+        <w:rPr>
+          <w:rFonts w:ascii="標楷體" w:eastAsia="標楷體" w:hAnsi="標楷體" w:hint="eastAsia"/>
+        </w:rPr>
+        <w:t>即停藥</w:t>
+      </w:r>
+      <w:r>
+        <w:rPr>
+          <w:rFonts w:ascii="標楷體" w:eastAsia="標楷體" w:hAnsi="標楷體"/>
+        </w:rPr>
+        <w:t>。（</w:t>
+      </w:r>
+      <w:r>
+        <w:rPr>
+          <w:rFonts w:ascii="標楷體" w:eastAsia="標楷體" w:hAnsi="標楷體" w:hint="eastAsia"/>
+        </w:rPr>
+        <w:t>102/12/1、114/12/1</w:t>
+      </w:r>
+      <w:r>
+        <w:rPr>
+          <w:rFonts w:ascii="標楷體" w:eastAsia="標楷體" w:hAnsi="標楷體"/>
         </w:rPr>
         <w:t>）</w:t>
       </w:r>
@@ -10867,98 +10641,75 @@
     <w:p>
       <w:pPr>
         <w:spacing w:line="400" w:lineRule="exact"/>
-        <w:ind w:leftChars="145" w:left="708" w:hangingChars="150" w:hanging="360"/>
-        <w:rPr>
-          <w:rFonts w:ascii="標楷體" w:eastAsia="標楷體" w:hAnsi="標楷體"/>
-          <w:color w:val="000000"/>
-          <w:szCs w:val="24"/>
-        </w:rPr>
-      </w:pPr>
-      <w:r>
-        <w:rPr>
-          <w:rFonts w:ascii="標楷體" w:eastAsia="標楷體" w:hAnsi="標楷體" w:hint="eastAsia"/>
-          <w:color w:val="000000"/>
-          <w:szCs w:val="24"/>
-        </w:rPr>
-        <w:t>(5)</w:t>
-      </w:r>
-      <w:r>
-        <w:rPr>
-          <w:rFonts w:ascii="標楷體" w:eastAsia="標楷體" w:hAnsi="標楷體"/>
-          <w:color w:val="000000"/>
-          <w:szCs w:val="24"/>
-        </w:rPr>
-        <w:t>112</w:t>
-      </w:r>
-      <w:r>
-        <w:rPr>
-          <w:rFonts w:ascii="標楷體" w:eastAsia="標楷體" w:hAnsi="標楷體" w:hint="eastAsia"/>
-          <w:color w:val="000000"/>
-          <w:szCs w:val="24"/>
-        </w:rPr>
-        <w:t>年</w:t>
-      </w:r>
-      <w:r>
-        <w:rPr>
-          <w:rFonts w:ascii="標楷體" w:eastAsia="標楷體" w:hAnsi="標楷體"/>
-          <w:color w:val="000000"/>
-          <w:szCs w:val="24"/>
+        <w:ind w:left="1134" w:hanging="284"/>
+        <w:rPr>
+          <w:rFonts w:ascii="標楷體" w:eastAsia="標楷體" w:hAnsi="標楷體"/>
+        </w:rPr>
+      </w:pPr>
+      <w:r>
+        <w:rPr>
+          <w:rFonts w:ascii="標楷體" w:eastAsia="標楷體" w:hAnsi="標楷體"/>
+        </w:rPr>
+        <w:lastRenderedPageBreak/>
+        <w:t>(</w:t>
+      </w:r>
+      <w:r>
+        <w:rPr>
+          <w:rFonts w:ascii="標楷體" w:eastAsia="標楷體" w:hAnsi="標楷體" w:hint="eastAsia"/>
         </w:rPr>
         <w:t>3</w:t>
       </w:r>
       <w:r>
         <w:rPr>
-          <w:rFonts w:ascii="標楷體" w:eastAsia="標楷體" w:hAnsi="標楷體" w:hint="eastAsia"/>
-          <w:color w:val="000000"/>
-          <w:szCs w:val="24"/>
-        </w:rPr>
-        <w:t>月</w:t>
-      </w:r>
-      <w:r>
-        <w:rPr>
-          <w:rFonts w:ascii="標楷體" w:eastAsia="標楷體" w:hAnsi="標楷體"/>
-          <w:color w:val="000000"/>
-          <w:szCs w:val="24"/>
-        </w:rPr>
-        <w:t>31</w:t>
-      </w:r>
-      <w:r>
-        <w:rPr>
-          <w:rFonts w:ascii="標楷體" w:eastAsia="標楷體" w:hAnsi="標楷體" w:hint="eastAsia"/>
-          <w:color w:val="000000"/>
-          <w:szCs w:val="24"/>
-        </w:rPr>
-        <w:t>日以前已核定用藥之病人，得經事前審查核准後，使用至總療程上限（即終生</w:t>
-      </w:r>
-      <w:r>
-        <w:rPr>
-          <w:rFonts w:ascii="標楷體" w:eastAsia="標楷體" w:hAnsi="標楷體"/>
-          <w:color w:val="000000"/>
-          <w:szCs w:val="24"/>
-        </w:rPr>
-        <w:t>24</w:t>
-      </w:r>
-      <w:r>
-        <w:rPr>
-          <w:rFonts w:ascii="標楷體" w:eastAsia="標楷體" w:hAnsi="標楷體" w:hint="eastAsia"/>
-          <w:color w:val="000000"/>
-          <w:szCs w:val="24"/>
-        </w:rPr>
-        <w:t>個療程）或使用期間發生疾病惡化為止。（</w:t>
-      </w:r>
-      <w:r>
-        <w:rPr>
-          <w:rFonts w:ascii="標楷體" w:eastAsia="標楷體" w:hAnsi="標楷體"/>
-          <w:color w:val="000000"/>
-          <w:szCs w:val="24"/>
-        </w:rPr>
-        <w:t>112/4/1</w:t>
-      </w:r>
-      <w:r>
-        <w:rPr>
-          <w:rFonts w:ascii="標楷體" w:eastAsia="標楷體" w:hAnsi="標楷體" w:hint="eastAsia"/>
-          <w:color w:val="000000"/>
-          <w:szCs w:val="24"/>
+          <w:rFonts w:ascii="標楷體" w:eastAsia="標楷體" w:hAnsi="標楷體"/>
+        </w:rPr>
+        <w:t>)</w:t>
+      </w:r>
+      <w:r>
+        <w:rPr>
+          <w:rFonts w:ascii="標楷體" w:eastAsia="標楷體" w:hAnsi="標楷體" w:hint="eastAsia"/>
+        </w:rPr>
+        <w:t>不得併用v</w:t>
+      </w:r>
+      <w:r>
+        <w:rPr>
+          <w:rFonts w:ascii="標楷體" w:eastAsia="標楷體" w:hAnsi="標楷體"/>
+        </w:rPr>
+        <w:t>enetoclax</w:t>
+      </w:r>
+      <w:r>
+        <w:rPr>
+          <w:rFonts w:ascii="標楷體" w:eastAsia="標楷體" w:hAnsi="標楷體" w:hint="eastAsia"/>
+        </w:rPr>
+        <w:t>或轉換為口服劑型之a</w:t>
+      </w:r>
+      <w:r>
+        <w:rPr>
+          <w:rFonts w:ascii="標楷體" w:eastAsia="標楷體" w:hAnsi="標楷體"/>
+        </w:rPr>
+        <w:t>zacitidine</w:t>
+      </w:r>
+      <w:r>
+        <w:rPr>
+          <w:rFonts w:ascii="標楷體" w:eastAsia="標楷體" w:hAnsi="標楷體" w:hint="eastAsia"/>
+        </w:rPr>
+        <w:t>成分藥品。</w:t>
+      </w:r>
+      <w:r>
+        <w:rPr>
+          <w:rFonts w:ascii="標楷體" w:eastAsia="標楷體" w:hAnsi="標楷體"/>
+        </w:rPr>
+        <w:t>（</w:t>
+      </w:r>
+      <w:r>
+        <w:rPr>
+          <w:rFonts w:ascii="標楷體" w:eastAsia="標楷體" w:hAnsi="標楷體" w:hint="eastAsia"/>
+        </w:rPr>
+        <w:t>114/12/1</w:t>
+      </w:r>
+      <w:r>
+        <w:rPr>
+          <w:rFonts w:ascii="標楷體" w:eastAsia="標楷體" w:hAnsi="標楷體"/>
         </w:rPr>
         <w:t>）</w:t>
       </w:r>
@@ -10966,352 +10717,6 @@
     <w:p>
       <w:pPr>
         <w:spacing w:line="400" w:lineRule="exact"/>
-        <w:ind w:leftChars="118" w:left="283"/>
-        <w:rPr>
-          <w:rFonts w:ascii="標楷體" w:eastAsia="標楷體" w:hAnsi="標楷體"/>
-          <w:kern w:val="0"/>
-          <w:szCs w:val="24"/>
-        </w:rPr>
-      </w:pPr>
-      <w:r>
-        <w:rPr>
-          <w:rFonts w:ascii="標楷體" w:eastAsia="標楷體" w:hAnsi="標楷體" w:hint="eastAsia"/>
-          <w:szCs w:val="24"/>
-        </w:rPr>
-        <w:t>2.瀰漫性大型</w:t>
-      </w:r>
-      <w:r>
-        <w:rPr>
-          <w:rFonts w:ascii="標楷體" w:eastAsia="標楷體" w:hAnsi="標楷體"/>
-          <w:szCs w:val="24"/>
-        </w:rPr>
-        <w:t>B</w:t>
-      </w:r>
-      <w:r>
-        <w:rPr>
-          <w:rFonts w:ascii="標楷體" w:eastAsia="標楷體" w:hAnsi="標楷體" w:hint="eastAsia"/>
-          <w:szCs w:val="24"/>
-        </w:rPr>
-        <w:t>細胞淋巴瘤：</w:t>
-      </w:r>
-      <w:r>
-        <w:rPr>
-          <w:rFonts w:ascii="標楷體" w:eastAsia="標楷體" w:hAnsi="標楷體"/>
-          <w:szCs w:val="24"/>
-        </w:rPr>
-        <w:t>(</w:t>
-      </w:r>
-      <w:r>
-        <w:rPr>
-          <w:rFonts w:ascii="標楷體" w:eastAsia="標楷體" w:hAnsi="標楷體" w:hint="eastAsia"/>
-          <w:szCs w:val="24"/>
-        </w:rPr>
-        <w:t>114</w:t>
-      </w:r>
-      <w:r>
-        <w:rPr>
-          <w:rFonts w:ascii="標楷體" w:eastAsia="標楷體" w:hAnsi="標楷體"/>
-          <w:szCs w:val="24"/>
-        </w:rPr>
-        <w:t>/</w:t>
-      </w:r>
-      <w:r>
-        <w:rPr>
-          <w:rFonts w:ascii="標楷體" w:eastAsia="標楷體" w:hAnsi="標楷體" w:hint="eastAsia"/>
-          <w:szCs w:val="24"/>
-        </w:rPr>
-        <w:t>10</w:t>
-      </w:r>
-      <w:r>
-        <w:rPr>
-          <w:rFonts w:ascii="標楷體" w:eastAsia="標楷體" w:hAnsi="標楷體"/>
-          <w:szCs w:val="24"/>
-        </w:rPr>
-        <w:t>/1)</w:t>
-      </w:r>
-    </w:p>
-    <w:p>
-      <w:pPr>
-        <w:spacing w:line="400" w:lineRule="exact"/>
-        <w:ind w:leftChars="145" w:left="708" w:hangingChars="150" w:hanging="360"/>
-        <w:rPr>
-          <w:rFonts w:ascii="標楷體" w:eastAsia="標楷體" w:hAnsi="標楷體"/>
-          <w:color w:val="000000"/>
-          <w:szCs w:val="24"/>
-        </w:rPr>
-      </w:pPr>
-      <w:r>
-        <w:rPr>
-          <w:rFonts w:ascii="標楷體" w:eastAsia="標楷體" w:hAnsi="標楷體" w:hint="eastAsia"/>
-          <w:color w:val="000000"/>
-          <w:szCs w:val="24"/>
-        </w:rPr>
-        <w:t>(1)</w:t>
-      </w:r>
-      <w:r>
-        <w:rPr>
-          <w:rFonts w:ascii="標楷體" w:eastAsia="標楷體" w:hAnsi="標楷體"/>
-          <w:color w:val="000000"/>
-          <w:szCs w:val="24"/>
-        </w:rPr>
-        <w:t>Lenalidomide(</w:t>
-      </w:r>
-      <w:r>
-        <w:rPr>
-          <w:rFonts w:ascii="標楷體" w:eastAsia="標楷體" w:hAnsi="標楷體" w:hint="eastAsia"/>
-          <w:color w:val="000000"/>
-          <w:szCs w:val="24"/>
-        </w:rPr>
-        <w:t>限使用L</w:t>
-      </w:r>
-      <w:r>
-        <w:rPr>
-          <w:rFonts w:ascii="標楷體" w:eastAsia="標楷體" w:hAnsi="標楷體"/>
-          <w:color w:val="000000"/>
-          <w:szCs w:val="24"/>
-        </w:rPr>
-        <w:t>eavdo)</w:t>
-      </w:r>
-      <w:r>
-        <w:rPr>
-          <w:rFonts w:ascii="標楷體" w:eastAsia="標楷體" w:hAnsi="標楷體" w:hint="eastAsia"/>
-          <w:color w:val="000000"/>
-          <w:szCs w:val="24"/>
-        </w:rPr>
-        <w:t xml:space="preserve">與 </w:t>
-      </w:r>
-      <w:r>
-        <w:rPr>
-          <w:rFonts w:ascii="標楷體" w:eastAsia="標楷體" w:hAnsi="標楷體"/>
-          <w:color w:val="000000"/>
-          <w:szCs w:val="24"/>
-        </w:rPr>
-        <w:t>tafasitamab</w:t>
-      </w:r>
-      <w:r>
-        <w:rPr>
-          <w:rFonts w:ascii="標楷體" w:eastAsia="標楷體" w:hAnsi="標楷體" w:hint="eastAsia"/>
-          <w:color w:val="000000"/>
-          <w:szCs w:val="24"/>
-        </w:rPr>
-        <w:t>合併使用於經一線全身治療含</w:t>
-      </w:r>
-      <w:r>
-        <w:rPr>
-          <w:rFonts w:ascii="標楷體" w:eastAsia="標楷體" w:hAnsi="標楷體"/>
-          <w:color w:val="000000"/>
-          <w:szCs w:val="24"/>
-        </w:rPr>
-        <w:t>rituximab</w:t>
-      </w:r>
-      <w:r>
-        <w:rPr>
-          <w:rFonts w:ascii="標楷體" w:eastAsia="標楷體" w:hAnsi="標楷體" w:hint="eastAsia"/>
-          <w:color w:val="000000"/>
-          <w:szCs w:val="24"/>
-        </w:rPr>
-        <w:t>治療復發型，不適合接受造血幹細胞移植瀰漫性大型</w:t>
-      </w:r>
-      <w:r>
-        <w:rPr>
-          <w:rFonts w:ascii="標楷體" w:eastAsia="標楷體" w:hAnsi="標楷體"/>
-          <w:color w:val="000000"/>
-          <w:szCs w:val="24"/>
-        </w:rPr>
-        <w:t>B</w:t>
-      </w:r>
-      <w:r>
-        <w:rPr>
-          <w:rFonts w:ascii="標楷體" w:eastAsia="標楷體" w:hAnsi="標楷體" w:hint="eastAsia"/>
-          <w:color w:val="000000"/>
-          <w:szCs w:val="24"/>
-        </w:rPr>
-        <w:t>細胞淋巴瘤</w:t>
-      </w:r>
-      <w:r>
-        <w:rPr>
-          <w:rFonts w:ascii="標楷體" w:eastAsia="標楷體" w:hAnsi="標楷體"/>
-          <w:color w:val="000000"/>
-          <w:szCs w:val="24"/>
-        </w:rPr>
-        <w:t>(DLBCL)</w:t>
-      </w:r>
-      <w:r>
-        <w:rPr>
-          <w:rFonts w:ascii="標楷體" w:eastAsia="標楷體" w:hAnsi="標楷體" w:hint="eastAsia"/>
-          <w:color w:val="000000"/>
-          <w:szCs w:val="24"/>
-        </w:rPr>
-        <w:t>成人病人，病人須符合</w:t>
-      </w:r>
-      <w:r>
-        <w:rPr>
-          <w:rFonts w:ascii="標楷體" w:eastAsia="標楷體" w:hAnsi="標楷體"/>
-          <w:color w:val="000000"/>
-          <w:szCs w:val="24"/>
-        </w:rPr>
-        <w:t>tafasitamab</w:t>
-      </w:r>
-      <w:r>
-        <w:rPr>
-          <w:rFonts w:ascii="標楷體" w:eastAsia="標楷體" w:hAnsi="標楷體" w:hint="eastAsia"/>
-          <w:color w:val="000000"/>
-          <w:szCs w:val="24"/>
-        </w:rPr>
-        <w:t>之藥品給付規定。</w:t>
-      </w:r>
-    </w:p>
-    <w:p>
-      <w:pPr>
-        <w:spacing w:line="400" w:lineRule="exact"/>
-        <w:ind w:leftChars="145" w:left="708" w:hangingChars="150" w:hanging="360"/>
-        <w:rPr>
-          <w:rFonts w:ascii="標楷體" w:eastAsia="標楷體" w:hAnsi="標楷體"/>
-          <w:color w:val="000000"/>
-          <w:szCs w:val="24"/>
-        </w:rPr>
-      </w:pPr>
-      <w:r>
-        <w:rPr>
-          <w:rFonts w:ascii="標楷體" w:eastAsia="標楷體" w:hAnsi="標楷體" w:hint="eastAsia"/>
-          <w:color w:val="000000"/>
-          <w:szCs w:val="24"/>
-        </w:rPr>
-        <w:t>(2)須經事前審查核准後使用。</w:t>
-      </w:r>
-    </w:p>
-    <w:p>
-      <w:pPr>
-        <w:spacing w:line="400" w:lineRule="exact"/>
-        <w:ind w:leftChars="145" w:left="708" w:hangingChars="150" w:hanging="360"/>
-        <w:rPr>
-          <w:rFonts w:ascii="標楷體" w:eastAsia="標楷體" w:hAnsi="標楷體"/>
-          <w:szCs w:val="24"/>
-        </w:rPr>
-      </w:pPr>
-      <w:r>
-        <w:rPr>
-          <w:rFonts w:ascii="標楷體" w:eastAsia="標楷體" w:hAnsi="標楷體" w:hint="eastAsia"/>
-          <w:color w:val="000000"/>
-          <w:szCs w:val="24"/>
-        </w:rPr>
-        <w:t>Ⅰ.每人至多</w:t>
-      </w:r>
-      <w:r>
-        <w:rPr>
-          <w:rFonts w:ascii="標楷體" w:eastAsia="標楷體" w:hAnsi="標楷體" w:hint="eastAsia"/>
-          <w:szCs w:val="24"/>
-        </w:rPr>
-        <w:t>給付</w:t>
-      </w:r>
-      <w:r>
-        <w:rPr>
-          <w:rFonts w:ascii="標楷體" w:eastAsia="標楷體" w:hAnsi="標楷體"/>
-          <w:szCs w:val="24"/>
-        </w:rPr>
-        <w:t>12</w:t>
-      </w:r>
-      <w:r>
-        <w:rPr>
-          <w:rFonts w:ascii="標楷體" w:eastAsia="標楷體" w:hAnsi="標楷體" w:hint="eastAsia"/>
-          <w:szCs w:val="24"/>
-        </w:rPr>
-        <w:t>個療程。</w:t>
-      </w:r>
-    </w:p>
-    <w:p>
-      <w:pPr>
-        <w:spacing w:line="400" w:lineRule="exact"/>
-        <w:ind w:left="811" w:hanging="245"/>
-      </w:pPr>
-      <w:r>
-        <w:rPr>
-          <w:rFonts w:ascii="標楷體" w:eastAsia="標楷體" w:hAnsi="標楷體" w:hint="eastAsia"/>
-          <w:szCs w:val="24"/>
-        </w:rPr>
-        <w:t>Ⅱ.每天限給付1粒。</w:t>
-      </w:r>
-    </w:p>
-    <w:p>
-      <w:pPr>
-        <w:spacing w:line="400" w:lineRule="exact"/>
-        <w:ind w:left="426" w:hanging="245"/>
-        <w:rPr>
-          <w:rFonts w:ascii="標楷體" w:eastAsia="標楷體" w:hAnsi="標楷體"/>
-          <w:color w:val="000000"/>
-        </w:rPr>
-      </w:pPr>
-      <w:r>
-        <w:rPr>
-          <w:rFonts w:ascii="標楷體" w:eastAsia="標楷體" w:hAnsi="標楷體"/>
-          <w:color w:val="000000"/>
-        </w:rPr>
-        <w:t>9.44.Azacitidine：（102/1/1、111/5/1、111/8/1、112/2/1、112/8/1、114/3/1、114/5/1、114/8/1、114/10/1</w:t>
-      </w:r>
-      <w:r>
-        <w:rPr>
-          <w:rFonts w:ascii="標楷體" w:eastAsia="標楷體" w:hAnsi="標楷體" w:hint="eastAsia"/>
-          <w:color w:val="000000"/>
-        </w:rPr>
-        <w:t>、114/12/1</w:t>
-      </w:r>
-      <w:r>
-        <w:rPr>
-          <w:rFonts w:ascii="標楷體" w:eastAsia="標楷體" w:hAnsi="標楷體"/>
-          <w:color w:val="000000"/>
-        </w:rPr>
-        <w:t>）</w:t>
-      </w:r>
-    </w:p>
-    <w:p>
-      <w:pPr>
-        <w:spacing w:line="400" w:lineRule="exact"/>
-        <w:ind w:left="1080" w:hanging="840"/>
-        <w:rPr>
-          <w:rFonts w:ascii="標楷體" w:eastAsia="標楷體" w:hAnsi="標楷體"/>
-          <w:color w:val="000000"/>
-        </w:rPr>
-      </w:pPr>
-      <w:r>
-        <w:rPr>
-          <w:rFonts w:ascii="標楷體" w:eastAsia="標楷體" w:hAnsi="標楷體"/>
-          <w:color w:val="000000"/>
-        </w:rPr>
-        <w:t>9.44.1.Azacitidine 注射劑（如Vidaza）：（102/1/1、111/5/1、111/8/1、112/2/1、112/8/1、114/3/1、114/8/1</w:t>
-      </w:r>
-      <w:r>
-        <w:rPr>
-          <w:rFonts w:ascii="標楷體" w:eastAsia="標楷體" w:hAnsi="標楷體" w:hint="eastAsia"/>
-          <w:color w:val="000000"/>
-        </w:rPr>
-        <w:t>、114/12/1</w:t>
-      </w:r>
-      <w:r>
-        <w:rPr>
-          <w:rFonts w:ascii="標楷體" w:eastAsia="標楷體" w:hAnsi="標楷體"/>
-          <w:color w:val="000000"/>
-        </w:rPr>
-        <w:t>）</w:t>
-      </w:r>
-    </w:p>
-    <w:p>
-      <w:pPr>
-        <w:spacing w:line="400" w:lineRule="exact"/>
-        <w:ind w:left="851" w:hanging="284"/>
-        <w:rPr>
-          <w:rFonts w:ascii="標楷體" w:eastAsia="標楷體" w:hAnsi="標楷體"/>
-        </w:rPr>
-      </w:pPr>
-      <w:r>
-        <w:rPr>
-          <w:rFonts w:ascii="標楷體" w:eastAsia="標楷體" w:hAnsi="標楷體"/>
-        </w:rPr>
-        <w:t>1.骨髓增生不良症候群高危險性病患：頑固性貧血併有過量芽細胞（RA with excess blasts, RAEB）、轉變中的頑固性貧血併有過量芽細胞（RAEB in transformation, RAEB-T）、及慢性骨髓單核細胞性白血病（chronic myelomonocytic leukemia, CMMoL）。</w:t>
-      </w:r>
-    </w:p>
-    <w:p>
-      <w:pPr>
-        <w:spacing w:line="400" w:lineRule="exact"/>
         <w:ind w:left="1134" w:hanging="284"/>
         <w:rPr>
           <w:rFonts w:ascii="標楷體" w:eastAsia="標楷體" w:hAnsi="標楷體"/>
@@ -11321,208 +10726,6 @@
         <w:rPr>
           <w:rFonts w:ascii="標楷體" w:eastAsia="標楷體" w:hAnsi="標楷體"/>
         </w:rPr>
-        <w:t>(</w:t>
-      </w:r>
-      <w:r>
-        <w:rPr>
-          <w:rFonts w:ascii="標楷體" w:eastAsia="標楷體" w:hAnsi="標楷體" w:hint="eastAsia"/>
-        </w:rPr>
-        <w:t>1</w:t>
-      </w:r>
-      <w:r>
-        <w:rPr>
-          <w:rFonts w:ascii="標楷體" w:eastAsia="標楷體" w:hAnsi="標楷體"/>
-        </w:rPr>
-        <w:t>)初次申請時需經事前審查核准後使用，續用不需再事前審查，惟病歷應留存確診之病理或影像診斷證明等報告</w:t>
-      </w:r>
-      <w:r>
-        <w:rPr>
-          <w:rFonts w:ascii="標楷體" w:eastAsia="標楷體" w:hAnsi="標楷體" w:hint="eastAsia"/>
-        </w:rPr>
-        <w:t>(包括每4個月一次骨髓檢查報告以及CBC/DC報告)</w:t>
-      </w:r>
-      <w:r>
-        <w:rPr>
-          <w:rFonts w:ascii="標楷體" w:eastAsia="標楷體" w:hAnsi="標楷體"/>
-        </w:rPr>
-        <w:t>，並記錄治療相關臨床資料</w:t>
-      </w:r>
-      <w:r>
-        <w:rPr>
-          <w:rFonts w:ascii="標楷體" w:eastAsia="標楷體" w:hAnsi="標楷體" w:hint="eastAsia"/>
-        </w:rPr>
-        <w:t>(如每4個月一次臨床療效評估摘要)</w:t>
-      </w:r>
-      <w:r>
-        <w:rPr>
-          <w:rFonts w:ascii="標楷體" w:eastAsia="標楷體" w:hAnsi="標楷體"/>
-        </w:rPr>
-        <w:t>。（111/8/1、112/2/1、112/8/1、114/3/1、114/8/1</w:t>
-      </w:r>
-      <w:r>
-        <w:rPr>
-          <w:rFonts w:ascii="標楷體" w:eastAsia="標楷體" w:hAnsi="標楷體" w:hint="eastAsia"/>
-        </w:rPr>
-        <w:t>、114/12/1</w:t>
-      </w:r>
-      <w:r>
-        <w:rPr>
-          <w:rFonts w:ascii="標楷體" w:eastAsia="標楷體" w:hAnsi="標楷體"/>
-        </w:rPr>
-        <w:t>）</w:t>
-      </w:r>
-    </w:p>
-    <w:p>
-      <w:pPr>
-        <w:spacing w:line="400" w:lineRule="exact"/>
-        <w:ind w:left="1134" w:hanging="284"/>
-        <w:rPr>
-          <w:rFonts w:ascii="標楷體" w:eastAsia="標楷體" w:hAnsi="標楷體"/>
-        </w:rPr>
-      </w:pPr>
-      <w:r>
-        <w:rPr>
-          <w:rFonts w:ascii="標楷體" w:eastAsia="標楷體" w:hAnsi="標楷體"/>
-        </w:rPr>
-        <w:t>(</w:t>
-      </w:r>
-      <w:r>
-        <w:rPr>
-          <w:rFonts w:ascii="標楷體" w:eastAsia="標楷體" w:hAnsi="標楷體" w:hint="eastAsia"/>
-        </w:rPr>
-        <w:t>2</w:t>
-      </w:r>
-      <w:r>
-        <w:rPr>
-          <w:rFonts w:ascii="標楷體" w:eastAsia="標楷體" w:hAnsi="標楷體"/>
-        </w:rPr>
-        <w:t>)</w:t>
-      </w:r>
-      <w:r>
-        <w:rPr>
-          <w:rFonts w:ascii="標楷體" w:eastAsia="標楷體" w:hAnsi="標楷體" w:hint="eastAsia"/>
-        </w:rPr>
-        <w:t>使用本藥品之病患，倘疾病惡化至骨髓芽細胞</w:t>
-      </w:r>
-      <w:r>
-        <w:rPr>
-          <w:rFonts w:ascii="標楷體" w:eastAsia="標楷體" w:hAnsi="標楷體"/>
-        </w:rPr>
-        <w:t>（myeloblast）大於30%</w:t>
-      </w:r>
-      <w:r>
-        <w:rPr>
-          <w:rFonts w:ascii="標楷體" w:eastAsia="標楷體" w:hAnsi="標楷體" w:hint="eastAsia"/>
-        </w:rPr>
-        <w:t>即停藥</w:t>
-      </w:r>
-      <w:r>
-        <w:rPr>
-          <w:rFonts w:ascii="標楷體" w:eastAsia="標楷體" w:hAnsi="標楷體"/>
-        </w:rPr>
-        <w:t>。（</w:t>
-      </w:r>
-      <w:r>
-        <w:rPr>
-          <w:rFonts w:ascii="標楷體" w:eastAsia="標楷體" w:hAnsi="標楷體" w:hint="eastAsia"/>
-        </w:rPr>
-        <w:t>102/12/1、114/12/1</w:t>
-      </w:r>
-      <w:r>
-        <w:rPr>
-          <w:rFonts w:ascii="標楷體" w:eastAsia="標楷體" w:hAnsi="標楷體"/>
-        </w:rPr>
-        <w:t>）</w:t>
-      </w:r>
-    </w:p>
-    <w:p>
-      <w:pPr>
-        <w:spacing w:line="400" w:lineRule="exact"/>
-        <w:ind w:left="1134" w:hanging="284"/>
-        <w:rPr>
-          <w:rFonts w:ascii="標楷體" w:eastAsia="標楷體" w:hAnsi="標楷體"/>
-        </w:rPr>
-      </w:pPr>
-      <w:r>
-        <w:rPr>
-          <w:rFonts w:ascii="標楷體" w:eastAsia="標楷體" w:hAnsi="標楷體"/>
-        </w:rPr>
-        <w:t>(</w:t>
-      </w:r>
-      <w:r>
-        <w:rPr>
-          <w:rFonts w:ascii="標楷體" w:eastAsia="標楷體" w:hAnsi="標楷體" w:hint="eastAsia"/>
-        </w:rPr>
-        <w:t>3</w:t>
-      </w:r>
-      <w:r>
-        <w:rPr>
-          <w:rFonts w:ascii="標楷體" w:eastAsia="標楷體" w:hAnsi="標楷體"/>
-        </w:rPr>
-        <w:t>)</w:t>
-      </w:r>
-      <w:r>
-        <w:rPr>
-          <w:rFonts w:ascii="標楷體" w:eastAsia="標楷體" w:hAnsi="標楷體" w:hint="eastAsia"/>
-        </w:rPr>
-        <w:t>不得併用v</w:t>
-      </w:r>
-      <w:r>
-        <w:rPr>
-          <w:rFonts w:ascii="標楷體" w:eastAsia="標楷體" w:hAnsi="標楷體"/>
-        </w:rPr>
-        <w:t>enetoclax</w:t>
-      </w:r>
-      <w:r>
-        <w:rPr>
-          <w:rFonts w:ascii="標楷體" w:eastAsia="標楷體" w:hAnsi="標楷體" w:hint="eastAsia"/>
-        </w:rPr>
-        <w:t>或轉換為口服劑型之a</w:t>
-      </w:r>
-      <w:r>
-        <w:rPr>
-          <w:rFonts w:ascii="標楷體" w:eastAsia="標楷體" w:hAnsi="標楷體"/>
-        </w:rPr>
-        <w:t>zacitidine</w:t>
-      </w:r>
-      <w:r>
-        <w:rPr>
-          <w:rFonts w:ascii="標楷體" w:eastAsia="標楷體" w:hAnsi="標楷體" w:hint="eastAsia"/>
-        </w:rPr>
-        <w:t>成分藥品。</w:t>
-      </w:r>
-      <w:r>
-        <w:rPr>
-          <w:rFonts w:ascii="標楷體" w:eastAsia="標楷體" w:hAnsi="標楷體"/>
-        </w:rPr>
-        <w:t>（</w:t>
-      </w:r>
-      <w:r>
-        <w:rPr>
-          <w:rFonts w:ascii="標楷體" w:eastAsia="標楷體" w:hAnsi="標楷體" w:hint="eastAsia"/>
-        </w:rPr>
-        <w:t>114/12/1</w:t>
-      </w:r>
-      <w:r>
-        <w:rPr>
-          <w:rFonts w:ascii="標楷體" w:eastAsia="標楷體" w:hAnsi="標楷體"/>
-        </w:rPr>
-        <w:t>）</w:t>
-      </w:r>
-    </w:p>
-    <w:p>
-      <w:pPr>
-        <w:spacing w:line="400" w:lineRule="exact"/>
-        <w:ind w:left="1134" w:hanging="284"/>
-        <w:rPr>
-          <w:rFonts w:ascii="標楷體" w:eastAsia="標楷體" w:hAnsi="標楷體"/>
-        </w:rPr>
-      </w:pPr>
-      <w:r>
-        <w:rPr>
-          <w:rFonts w:ascii="標楷體" w:eastAsia="標楷體" w:hAnsi="標楷體"/>
-        </w:rPr>
-        <w:lastRenderedPageBreak/>
         <w:t>(4)本藥品與decitabine僅能擇一使用，除因耐受性不良，不得互換。若因無法耐受 decitabine而轉換至本藥品時需事前申請。使用本藥品無效後，不得再申請decitabine。（111/5/1）</w:t>
       </w:r>
     </w:p>
@@ -11923,7 +11126,14 @@
         <w:rPr>
           <w:rFonts w:ascii="標楷體" w:eastAsia="標楷體" w:hAnsi="標楷體"/>
         </w:rPr>
-        <w:t>、109/6/1、109/10/1</w:t>
+        <w:t>、</w:t>
+      </w:r>
+      <w:r>
+        <w:rPr>
+          <w:rFonts w:ascii="標楷體" w:eastAsia="標楷體" w:hAnsi="標楷體"/>
+        </w:rPr>
+        <w:lastRenderedPageBreak/>
+        <w:t>109/6/1、109/10/1</w:t>
       </w:r>
       <w:r>
         <w:rPr>
@@ -11963,7 +11173,6 @@
           <w:rFonts w:ascii="標楷體" w:eastAsia="標楷體" w:hAnsi="標楷體"/>
           <w:color w:val="000000"/>
         </w:rPr>
-        <w:lastRenderedPageBreak/>
         <w:t>1.</w:t>
       </w:r>
       <w:r>
@@ -12297,6 +11506,7 @@
           <w:rFonts w:ascii="標楷體" w:eastAsia="標楷體" w:hAnsi="標楷體"/>
           <w:color w:val="000000"/>
         </w:rPr>
+        <w:lastRenderedPageBreak/>
         <w:t>2.胃癌(105/12/1)</w:t>
       </w:r>
     </w:p>
@@ -12314,441 +11524,432 @@
           <w:rFonts w:ascii="標楷體" w:eastAsia="標楷體" w:hAnsi="標楷體"/>
           <w:color w:val="000000"/>
         </w:rPr>
+        <w:t>(1)胃癌術後輔助性化療，用於罹患TNMS tageⅡ(排除T1)、ⅢA或ⅢB胃癌且接受過胃癌根除性手術的成年患者，限用1年。</w:t>
+      </w:r>
+    </w:p>
+    <w:p>
+      <w:pPr>
+        <w:spacing w:line="400" w:lineRule="exact"/>
+        <w:ind w:left="1092" w:hanging="382"/>
+        <w:rPr>
+          <w:rFonts w:ascii="標楷體" w:eastAsia="標楷體" w:hAnsi="標楷體"/>
+          <w:color w:val="000000"/>
+        </w:rPr>
+      </w:pPr>
+      <w:r>
+        <w:rPr>
+          <w:rFonts w:ascii="標楷體" w:eastAsia="標楷體" w:hAnsi="標楷體"/>
+          <w:color w:val="000000"/>
+        </w:rPr>
+        <w:t>(2)需經事前審查核准後使用。</w:t>
+      </w:r>
+    </w:p>
+    <w:p>
+      <w:pPr>
+        <w:spacing w:line="400" w:lineRule="exact"/>
+        <w:ind w:left="849" w:hanging="283"/>
+        <w:rPr>
+          <w:rFonts w:ascii="標楷體" w:eastAsia="標楷體" w:hAnsi="標楷體"/>
+          <w:color w:val="000000"/>
+        </w:rPr>
+      </w:pPr>
+      <w:r>
+        <w:rPr>
+          <w:rFonts w:ascii="標楷體" w:eastAsia="標楷體" w:hAnsi="標楷體"/>
+          <w:color w:val="000000"/>
+        </w:rPr>
+        <w:t>3.非小細胞肺癌(109/2/1)</w:t>
+      </w:r>
+    </w:p>
+    <w:p>
+      <w:pPr>
+        <w:spacing w:line="400" w:lineRule="exact"/>
+        <w:ind w:left="1092" w:hanging="382"/>
+        <w:rPr>
+          <w:rFonts w:ascii="標楷體" w:eastAsia="標楷體" w:hAnsi="標楷體"/>
+          <w:color w:val="000000"/>
+        </w:rPr>
+      </w:pPr>
+      <w:r>
+        <w:rPr>
+          <w:rFonts w:ascii="標楷體" w:eastAsia="標楷體" w:hAnsi="標楷體"/>
+          <w:color w:val="000000"/>
+        </w:rPr>
+        <w:t>(1)曾使用含鉑之化學藥物治療失敗的局部晚期或轉移性之非小細胞肺癌。</w:t>
+      </w:r>
+    </w:p>
+    <w:p>
+      <w:pPr>
+        <w:spacing w:line="400" w:lineRule="exact"/>
+        <w:ind w:left="1092" w:hanging="382"/>
+        <w:rPr>
+          <w:rFonts w:ascii="標楷體" w:eastAsia="標楷體" w:hAnsi="標楷體"/>
+          <w:color w:val="000000"/>
+        </w:rPr>
+      </w:pPr>
+      <w:r>
+        <w:rPr>
+          <w:rFonts w:ascii="標楷體" w:eastAsia="標楷體" w:hAnsi="標楷體"/>
+          <w:color w:val="000000"/>
+        </w:rPr>
+        <w:t>(2)不得與標靶治療、其他化療或免疫檢查點抑制劑併用。</w:t>
+      </w:r>
+    </w:p>
+    <w:p>
+      <w:pPr>
+        <w:spacing w:line="400" w:lineRule="exact"/>
+        <w:ind w:left="1092" w:hanging="525"/>
+      </w:pPr>
+      <w:r>
+        <w:rPr>
+          <w:rFonts w:ascii="標楷體" w:eastAsia="標楷體" w:hAnsi="標楷體"/>
+          <w:color w:val="000000"/>
+          <w:szCs w:val="24"/>
+        </w:rPr>
+        <w:t>4.與gemcitabine合併使用作為晚期或復發之膽道癌第一線治療。(</w:t>
+      </w:r>
+      <w:r>
+        <w:rPr>
+          <w:rFonts w:ascii="標楷體" w:eastAsia="標楷體" w:hAnsi="標楷體"/>
+          <w:szCs w:val="24"/>
+        </w:rPr>
+        <w:t>113/2/1</w:t>
+      </w:r>
+      <w:r>
+        <w:rPr>
+          <w:rFonts w:ascii="標楷體" w:eastAsia="標楷體" w:hAnsi="標楷體"/>
+          <w:color w:val="000000"/>
+          <w:szCs w:val="24"/>
+        </w:rPr>
+        <w:t>)</w:t>
+      </w:r>
+    </w:p>
+    <w:p>
+      <w:pPr>
+        <w:spacing w:line="400" w:lineRule="exact"/>
+        <w:ind w:left="566" w:hanging="230"/>
+        <w:rPr>
+          <w:rFonts w:ascii="標楷體" w:eastAsia="標楷體" w:hAnsi="標楷體"/>
+          <w:color w:val="000000"/>
+        </w:rPr>
+      </w:pPr>
+      <w:r>
+        <w:rPr>
+          <w:rFonts w:ascii="標楷體" w:eastAsia="標楷體" w:hAnsi="標楷體"/>
+          <w:color w:val="000000"/>
+        </w:rPr>
+        <w:t>9.47.Lapatinib（如Tykerb）：（103/9/1、106/11/1、110/2/1、114/2/1）</w:t>
+      </w:r>
+    </w:p>
+    <w:p>
+      <w:pPr>
+        <w:spacing w:line="400" w:lineRule="exact"/>
+        <w:ind w:left="796" w:hanging="230"/>
+        <w:rPr>
+          <w:rFonts w:ascii="標楷體" w:eastAsia="標楷體" w:hAnsi="標楷體"/>
+          <w:color w:val="000000"/>
+        </w:rPr>
+      </w:pPr>
+      <w:r>
+        <w:rPr>
+          <w:rFonts w:ascii="標楷體" w:eastAsia="標楷體" w:hAnsi="標楷體"/>
+          <w:color w:val="000000"/>
+        </w:rPr>
+        <w:t>1.與capecitabine併用，使用於曾接受anthracycline, taxane以及trastuzumab治療後病況惡化之轉移性乳癌併有腦部轉移，且為HER2過度表現(IHC3+或FISH+)病人。</w:t>
+      </w:r>
+    </w:p>
+    <w:p>
+      <w:pPr>
+        <w:spacing w:line="400" w:lineRule="exact"/>
+        <w:ind w:left="796" w:hanging="230"/>
+        <w:rPr>
+          <w:rFonts w:ascii="標楷體" w:eastAsia="標楷體" w:hAnsi="標楷體"/>
+          <w:color w:val="000000"/>
+        </w:rPr>
+      </w:pPr>
+      <w:r>
+        <w:rPr>
+          <w:rFonts w:ascii="標楷體" w:eastAsia="標楷體" w:hAnsi="標楷體"/>
+          <w:color w:val="000000"/>
+        </w:rPr>
+        <w:t>2.每3個月需進行療效評估，病歷應留存評估紀錄，無疾病惡化方可繼續使用。(106/11/1)</w:t>
+      </w:r>
+    </w:p>
+    <w:p>
+      <w:pPr>
+        <w:spacing w:line="400" w:lineRule="exact"/>
+        <w:ind w:left="796" w:hanging="230"/>
+      </w:pPr>
+      <w:r>
+        <w:rPr>
+          <w:rFonts w:ascii="標楷體" w:eastAsia="標楷體" w:hAnsi="標楷體"/>
+          <w:color w:val="000000"/>
+        </w:rPr>
+        <w:t>3.</w:t>
+      </w:r>
+      <w:r>
+        <w:t xml:space="preserve"> </w:t>
+      </w:r>
+      <w:r>
+        <w:rPr>
+          <w:rFonts w:ascii="標楷體" w:eastAsia="標楷體" w:hAnsi="標楷體"/>
+          <w:color w:val="000000"/>
+        </w:rPr>
+        <w:t>Lapatinib、trastuzumab emtansine和trastuzumab deruxtecan僅能擇一給付，不得互換。(110/2/1、114/2/1)</w:t>
+      </w:r>
+    </w:p>
+    <w:p>
+      <w:pPr>
+        <w:spacing w:line="400" w:lineRule="exact"/>
+        <w:ind w:left="708" w:hanging="338"/>
+        <w:rPr>
+          <w:rFonts w:ascii="標楷體" w:eastAsia="標楷體" w:hAnsi="標楷體"/>
+          <w:color w:val="000000"/>
+        </w:rPr>
+      </w:pPr>
+      <w:r>
+        <w:rPr>
+          <w:rFonts w:ascii="標楷體" w:eastAsia="標楷體" w:hAnsi="標楷體"/>
+          <w:color w:val="000000"/>
+        </w:rPr>
+        <w:t>9.48.Eribulin（如Halaven）：（103/12/1、106/11/1、108/12/1、110/2/1）</w:t>
+      </w:r>
+    </w:p>
+    <w:p>
+      <w:pPr>
+        <w:spacing w:line="400" w:lineRule="exact"/>
+        <w:ind w:left="849" w:hanging="338"/>
+        <w:rPr>
+          <w:rFonts w:ascii="標楷體" w:eastAsia="標楷體" w:hAnsi="標楷體"/>
+          <w:color w:val="000000"/>
+        </w:rPr>
+      </w:pPr>
+      <w:r>
+        <w:rPr>
+          <w:rFonts w:ascii="標楷體" w:eastAsia="標楷體" w:hAnsi="標楷體"/>
+          <w:color w:val="000000"/>
+        </w:rPr>
+        <w:t>1.轉移性乳癌：</w:t>
+      </w:r>
+    </w:p>
+    <w:p>
+      <w:pPr>
+        <w:spacing w:line="400" w:lineRule="exact"/>
+        <w:ind w:left="1232" w:hanging="382"/>
+        <w:rPr>
+          <w:rFonts w:ascii="標楷體" w:eastAsia="標楷體" w:hAnsi="標楷體"/>
+          <w:color w:val="000000"/>
+        </w:rPr>
+      </w:pPr>
+      <w:r>
+        <w:rPr>
+          <w:rFonts w:ascii="標楷體" w:eastAsia="標楷體" w:hAnsi="標楷體"/>
+          <w:color w:val="000000"/>
+        </w:rPr>
+        <w:t>(1)用於治療轉移性乳癌患者且先前曾接受過anthracycline和taxane兩種針對轉移性乳癌之化學治療輔助性治療。</w:t>
+      </w:r>
+    </w:p>
+    <w:p>
+      <w:pPr>
+        <w:spacing w:line="400" w:lineRule="exact"/>
+        <w:ind w:left="1232" w:hanging="382"/>
+        <w:rPr>
+          <w:rFonts w:ascii="標楷體" w:eastAsia="標楷體" w:hAnsi="標楷體"/>
+          <w:color w:val="000000"/>
+        </w:rPr>
+      </w:pPr>
+      <w:r>
+        <w:rPr>
+          <w:rFonts w:ascii="標楷體" w:eastAsia="標楷體" w:hAnsi="標楷體"/>
+          <w:color w:val="000000"/>
+        </w:rPr>
+        <w:t>(2)每3個療程需進行療效評估，病歷應留存評估紀錄，無疾病惡化方可繼續使用。(106/11/1)</w:t>
+      </w:r>
+    </w:p>
+    <w:p>
+      <w:pPr>
+        <w:spacing w:line="400" w:lineRule="exact"/>
+        <w:ind w:left="1200" w:hanging="353"/>
+        <w:rPr>
+          <w:rFonts w:ascii="標楷體" w:eastAsia="標楷體" w:hAnsi="標楷體"/>
+          <w:color w:val="000000"/>
+        </w:rPr>
+      </w:pPr>
+      <w:r>
+        <w:rPr>
+          <w:rFonts w:ascii="標楷體" w:eastAsia="標楷體" w:hAnsi="標楷體"/>
+          <w:color w:val="000000"/>
+        </w:rPr>
+        <w:t>(3)Eribulin與ixabepilone用於治療上述之轉移性乳癌患者時，僅得擇一使用，且不得互換（eribulin限用於未曾使用過ixabepilone之病患）。(110/2/1)</w:t>
+      </w:r>
+    </w:p>
+    <w:p>
+      <w:pPr>
+        <w:spacing w:line="400" w:lineRule="exact"/>
+        <w:ind w:left="849" w:hanging="338"/>
+        <w:rPr>
+          <w:rFonts w:ascii="標楷體" w:eastAsia="標楷體" w:hAnsi="標楷體"/>
+          <w:color w:val="000000"/>
+        </w:rPr>
+      </w:pPr>
+      <w:r>
+        <w:rPr>
+          <w:rFonts w:ascii="標楷體" w:eastAsia="標楷體" w:hAnsi="標楷體"/>
+          <w:color w:val="000000"/>
+        </w:rPr>
+        <w:t>2.脂肪肉瘤：(108/12/1)</w:t>
+      </w:r>
+    </w:p>
+    <w:p>
+      <w:pPr>
+        <w:spacing w:line="400" w:lineRule="exact"/>
+        <w:ind w:left="1188" w:hanging="338"/>
+        <w:rPr>
+          <w:rFonts w:ascii="標楷體" w:eastAsia="標楷體" w:hAnsi="標楷體"/>
+          <w:color w:val="000000"/>
+        </w:rPr>
+      </w:pPr>
+      <w:r>
+        <w:rPr>
+          <w:rFonts w:ascii="標楷體" w:eastAsia="標楷體" w:hAnsi="標楷體"/>
+          <w:color w:val="000000"/>
+        </w:rPr>
+        <w:t>(1)限單獨使用於治療無法手術切除或轉移性脂肪肉瘤成人患者，且先前應至少接受一次含anthracycline之全身化療。</w:t>
+      </w:r>
+    </w:p>
+    <w:p>
+      <w:pPr>
+        <w:spacing w:line="400" w:lineRule="exact"/>
+        <w:ind w:left="1188" w:hanging="338"/>
+        <w:rPr>
+          <w:rFonts w:ascii="標楷體" w:eastAsia="標楷體" w:hAnsi="標楷體"/>
+          <w:color w:val="000000"/>
+        </w:rPr>
+      </w:pPr>
+      <w:r>
+        <w:rPr>
+          <w:rFonts w:ascii="標楷體" w:eastAsia="標楷體" w:hAnsi="標楷體"/>
+          <w:color w:val="000000"/>
+        </w:rPr>
+        <w:t>(2)須經事前審查核准後使用，每次申請以3個療程為限，再次申請時應檢附前次治療結果評估資料證實無惡化，才可繼續使用。</w:t>
+      </w:r>
+    </w:p>
+    <w:p>
+      <w:pPr>
+        <w:snapToGrid w:val="0"/>
+        <w:spacing w:line="400" w:lineRule="exact"/>
+        <w:ind w:left="425"/>
+      </w:pPr>
+      <w:bookmarkStart w:id="11" w:name="_Hlk96441645"/>
+      <w:r>
+        <w:rPr>
+          <w:rFonts w:ascii="標楷體" w:eastAsia="標楷體" w:hAnsi="標楷體"/>
+          <w:color w:val="000000"/>
+          <w:szCs w:val="24"/>
+        </w:rPr>
+        <w:t>9.49.</w:t>
+      </w:r>
+      <w:r>
+        <w:t xml:space="preserve"> </w:t>
+      </w:r>
+      <w:r>
+        <w:rPr>
+          <w:rFonts w:ascii="標楷體" w:eastAsia="標楷體" w:hAnsi="標楷體"/>
+          <w:color w:val="000000"/>
+          <w:szCs w:val="24"/>
+        </w:rPr>
+        <w:t>Abiraterone(如Zytiga）：（103/12/1、105/9/1、106/9/1、108/3/1、109/5/1、109/10/1、110/2/1、110/3/1、110/11/1、111/3/1、112/9/1、113/8/1、113/9/1、114/6/1）</w:t>
+      </w:r>
+    </w:p>
+    <w:bookmarkEnd w:id="11"/>
+    <w:p>
+      <w:pPr>
+        <w:snapToGrid w:val="0"/>
+        <w:spacing w:line="400" w:lineRule="exact"/>
+        <w:ind w:left="851" w:hanging="280"/>
+      </w:pPr>
+      <w:r>
+        <w:rPr>
+          <w:rFonts w:ascii="標楷體" w:eastAsia="標楷體" w:hAnsi="標楷體"/>
+          <w:color w:val="000000"/>
+          <w:szCs w:val="24"/>
+        </w:rPr>
+        <w:t>1.與雄性素去除療法及prednisone或prednisolone併用，治療新診斷高風險轉移性的去勢敏感性前列腺癌(mCSPC)的成年男性(ECOG分數須</w:t>
+      </w:r>
+      <w:r>
+        <w:rPr>
+          <w:rFonts w:ascii="標楷體" w:eastAsia="標楷體" w:hAnsi="標楷體" w:cs="新細明體"/>
+          <w:color w:val="000000"/>
+          <w:szCs w:val="24"/>
+        </w:rPr>
+        <w:t>≦</w:t>
+      </w:r>
+      <w:r>
+        <w:rPr>
+          <w:rFonts w:ascii="標楷體" w:eastAsia="標楷體" w:hAnsi="標楷體"/>
+          <w:color w:val="000000"/>
+          <w:szCs w:val="24"/>
+        </w:rPr>
+        <w:t>1)。高風險需符合下列三項條件中至少兩項：(109/5/1</w:t>
+      </w:r>
+      <w:r>
+        <w:rPr>
+          <w:rFonts w:ascii="標楷體" w:eastAsia="標楷體" w:hAnsi="標楷體"/>
+          <w:szCs w:val="24"/>
+        </w:rPr>
+        <w:t>、110/2/1、113/8/1）</w:t>
+      </w:r>
+    </w:p>
+    <w:p>
+      <w:pPr>
+        <w:snapToGrid w:val="0"/>
+        <w:spacing w:line="400" w:lineRule="exact"/>
+        <w:ind w:left="851"/>
+      </w:pPr>
+      <w:r>
+        <w:rPr>
+          <w:rFonts w:ascii="標楷體" w:eastAsia="標楷體" w:hAnsi="標楷體"/>
+          <w:color w:val="000000"/>
+          <w:szCs w:val="24"/>
+        </w:rPr>
+        <w:t>(1)葛里森分數(Gleason score)</w:t>
+      </w:r>
+      <w:r>
+        <w:rPr>
+          <w:rFonts w:ascii="標楷體" w:eastAsia="標楷體" w:hAnsi="標楷體" w:cs="新細明體"/>
+          <w:color w:val="000000"/>
+          <w:szCs w:val="24"/>
+        </w:rPr>
+        <w:t>≧</w:t>
+      </w:r>
+      <w:r>
+        <w:rPr>
+          <w:rFonts w:ascii="標楷體" w:eastAsia="標楷體" w:hAnsi="標楷體"/>
+          <w:color w:val="000000"/>
+          <w:szCs w:val="24"/>
+        </w:rPr>
+        <w:t>8；</w:t>
+      </w:r>
+    </w:p>
+    <w:p>
+      <w:pPr>
+        <w:snapToGrid w:val="0"/>
+        <w:spacing w:line="400" w:lineRule="exact"/>
+        <w:ind w:left="851"/>
+        <w:rPr>
+          <w:rFonts w:ascii="標楷體" w:eastAsia="標楷體" w:hAnsi="標楷體"/>
+          <w:color w:val="000000"/>
+          <w:szCs w:val="24"/>
+        </w:rPr>
+      </w:pPr>
+      <w:r>
+        <w:rPr>
+          <w:rFonts w:ascii="標楷體" w:eastAsia="標楷體" w:hAnsi="標楷體"/>
+          <w:color w:val="000000"/>
+          <w:szCs w:val="24"/>
+        </w:rPr>
         <w:lastRenderedPageBreak/>
-        <w:t>(1)胃癌術後輔助性化療，用於罹患TNMS tageⅡ(排除T1)、ⅢA或ⅢB胃癌且接受過胃癌根除性手術的成年患者，限用1年。</w:t>
-      </w:r>
-    </w:p>
-    <w:p>
-      <w:pPr>
-        <w:spacing w:line="400" w:lineRule="exact"/>
-        <w:ind w:left="1092" w:hanging="382"/>
-        <w:rPr>
-          <w:rFonts w:ascii="標楷體" w:eastAsia="標楷體" w:hAnsi="標楷體"/>
-          <w:color w:val="000000"/>
-        </w:rPr>
-      </w:pPr>
-      <w:r>
-        <w:rPr>
-          <w:rFonts w:ascii="標楷體" w:eastAsia="標楷體" w:hAnsi="標楷體"/>
-          <w:color w:val="000000"/>
-        </w:rPr>
-        <w:t>(2)需經事前審查核准後使用。</w:t>
-      </w:r>
-    </w:p>
-    <w:p>
-      <w:pPr>
-        <w:spacing w:line="400" w:lineRule="exact"/>
-        <w:ind w:left="849" w:hanging="283"/>
-        <w:rPr>
-          <w:rFonts w:ascii="標楷體" w:eastAsia="標楷體" w:hAnsi="標楷體"/>
-          <w:color w:val="000000"/>
-        </w:rPr>
-      </w:pPr>
-      <w:r>
-        <w:rPr>
-          <w:rFonts w:ascii="標楷體" w:eastAsia="標楷體" w:hAnsi="標楷體"/>
-          <w:color w:val="000000"/>
-        </w:rPr>
-        <w:t>3.非小細胞肺癌(109/2/1)</w:t>
-      </w:r>
-    </w:p>
-    <w:p>
-      <w:pPr>
-        <w:spacing w:line="400" w:lineRule="exact"/>
-        <w:ind w:left="1092" w:hanging="382"/>
-        <w:rPr>
-          <w:rFonts w:ascii="標楷體" w:eastAsia="標楷體" w:hAnsi="標楷體"/>
-          <w:color w:val="000000"/>
-        </w:rPr>
-      </w:pPr>
-      <w:r>
-        <w:rPr>
-          <w:rFonts w:ascii="標楷體" w:eastAsia="標楷體" w:hAnsi="標楷體"/>
-          <w:color w:val="000000"/>
-        </w:rPr>
-        <w:t>(1)曾使用含鉑之化學藥物治療失敗的局部晚期或轉移性之非小細胞肺癌。</w:t>
-      </w:r>
-    </w:p>
-    <w:p>
-      <w:pPr>
-        <w:spacing w:line="400" w:lineRule="exact"/>
-        <w:ind w:left="1092" w:hanging="382"/>
-        <w:rPr>
-          <w:rFonts w:ascii="標楷體" w:eastAsia="標楷體" w:hAnsi="標楷體"/>
-          <w:color w:val="000000"/>
-        </w:rPr>
-      </w:pPr>
-      <w:r>
-        <w:rPr>
-          <w:rFonts w:ascii="標楷體" w:eastAsia="標楷體" w:hAnsi="標楷體"/>
-          <w:color w:val="000000"/>
-        </w:rPr>
-        <w:t>(2)不得與標靶治療、其他化療或免疫檢查點抑制劑併用。</w:t>
-      </w:r>
-    </w:p>
-    <w:p>
-      <w:pPr>
-        <w:spacing w:line="400" w:lineRule="exact"/>
-        <w:ind w:left="1092" w:hanging="525"/>
-      </w:pPr>
-      <w:r>
-        <w:rPr>
-          <w:rFonts w:ascii="標楷體" w:eastAsia="標楷體" w:hAnsi="標楷體"/>
-          <w:color w:val="000000"/>
-          <w:szCs w:val="24"/>
-        </w:rPr>
-        <w:t>4.與gemcitabine合併使用作為晚期或復發之膽道癌第一線治療。(</w:t>
-      </w:r>
-      <w:r>
-        <w:rPr>
-          <w:rFonts w:ascii="標楷體" w:eastAsia="標楷體" w:hAnsi="標楷體"/>
-          <w:szCs w:val="24"/>
-        </w:rPr>
-        <w:t>113/2/1</w:t>
-      </w:r>
-      <w:r>
-        <w:rPr>
-          <w:rFonts w:ascii="標楷體" w:eastAsia="標楷體" w:hAnsi="標楷體"/>
-          <w:color w:val="000000"/>
-          <w:szCs w:val="24"/>
-        </w:rPr>
-        <w:t>)</w:t>
-      </w:r>
-    </w:p>
-    <w:p>
-      <w:pPr>
-        <w:spacing w:line="400" w:lineRule="exact"/>
-        <w:ind w:left="566" w:hanging="230"/>
-        <w:rPr>
-          <w:rFonts w:ascii="標楷體" w:eastAsia="標楷體" w:hAnsi="標楷體"/>
-          <w:color w:val="000000"/>
-        </w:rPr>
-      </w:pPr>
-      <w:r>
-        <w:rPr>
-          <w:rFonts w:ascii="標楷體" w:eastAsia="標楷體" w:hAnsi="標楷體"/>
-          <w:color w:val="000000"/>
-        </w:rPr>
-        <w:t>9.47.Lapatinib（如Tykerb）：（103/9/1、106/11/1、110/2/1、114/2/1）</w:t>
-      </w:r>
-    </w:p>
-    <w:p>
-      <w:pPr>
-        <w:spacing w:line="400" w:lineRule="exact"/>
-        <w:ind w:left="796" w:hanging="230"/>
-        <w:rPr>
-          <w:rFonts w:ascii="標楷體" w:eastAsia="標楷體" w:hAnsi="標楷體"/>
-          <w:color w:val="000000"/>
-        </w:rPr>
-      </w:pPr>
-      <w:r>
-        <w:rPr>
-          <w:rFonts w:ascii="標楷體" w:eastAsia="標楷體" w:hAnsi="標楷體"/>
-          <w:color w:val="000000"/>
-        </w:rPr>
-        <w:t>1.與capecitabine併用，使用於曾接受anthracycline, taxane以及trastuzumab治療後病況惡化之轉移性乳癌併有腦部轉移，且為HER2過度表現(IHC3+或FISH+)病人。</w:t>
-      </w:r>
-    </w:p>
-    <w:p>
-      <w:pPr>
-        <w:spacing w:line="400" w:lineRule="exact"/>
-        <w:ind w:left="796" w:hanging="230"/>
-        <w:rPr>
-          <w:rFonts w:ascii="標楷體" w:eastAsia="標楷體" w:hAnsi="標楷體"/>
-          <w:color w:val="000000"/>
-        </w:rPr>
-      </w:pPr>
-      <w:r>
-        <w:rPr>
-          <w:rFonts w:ascii="標楷體" w:eastAsia="標楷體" w:hAnsi="標楷體"/>
-          <w:color w:val="000000"/>
-        </w:rPr>
-        <w:t>2.每3個月需進行療效評估，病歷應留存評估紀錄，無疾病惡化方可繼續使用。(106/11/1)</w:t>
-      </w:r>
-    </w:p>
-    <w:p>
-      <w:pPr>
-        <w:spacing w:line="400" w:lineRule="exact"/>
-        <w:ind w:left="796" w:hanging="230"/>
-      </w:pPr>
-      <w:r>
-        <w:rPr>
-          <w:rFonts w:ascii="標楷體" w:eastAsia="標楷體" w:hAnsi="標楷體"/>
-          <w:color w:val="000000"/>
-        </w:rPr>
-        <w:t>3.</w:t>
-      </w:r>
-      <w:r>
-        <w:t xml:space="preserve"> </w:t>
-      </w:r>
-      <w:r>
-        <w:rPr>
-          <w:rFonts w:ascii="標楷體" w:eastAsia="標楷體" w:hAnsi="標楷體"/>
-          <w:color w:val="000000"/>
-        </w:rPr>
-        <w:t>Lapatinib、trastuzumab emtansine和trastuzumab deruxtecan僅能擇一給付，不得互換。(110/2/1、114/2/1)</w:t>
-      </w:r>
-    </w:p>
-    <w:p>
-      <w:pPr>
-        <w:spacing w:line="400" w:lineRule="exact"/>
-        <w:ind w:left="708" w:hanging="338"/>
-        <w:rPr>
-          <w:rFonts w:ascii="標楷體" w:eastAsia="標楷體" w:hAnsi="標楷體"/>
-          <w:color w:val="000000"/>
-        </w:rPr>
-      </w:pPr>
-      <w:r>
-        <w:rPr>
-          <w:rFonts w:ascii="標楷體" w:eastAsia="標楷體" w:hAnsi="標楷體"/>
-          <w:color w:val="000000"/>
-        </w:rPr>
-        <w:t>9.48.Eribulin（如Halaven）：（103/12/1、106/11/1、108/12/1、110/2/1）</w:t>
-      </w:r>
-    </w:p>
-    <w:p>
-      <w:pPr>
-        <w:spacing w:line="400" w:lineRule="exact"/>
-        <w:ind w:left="849" w:hanging="338"/>
-        <w:rPr>
-          <w:rFonts w:ascii="標楷體" w:eastAsia="標楷體" w:hAnsi="標楷體"/>
-          <w:color w:val="000000"/>
-        </w:rPr>
-      </w:pPr>
-      <w:r>
-        <w:rPr>
-          <w:rFonts w:ascii="標楷體" w:eastAsia="標楷體" w:hAnsi="標楷體"/>
-          <w:color w:val="000000"/>
-        </w:rPr>
-        <w:t>1.轉移性乳癌：</w:t>
-      </w:r>
-    </w:p>
-    <w:p>
-      <w:pPr>
-        <w:spacing w:line="400" w:lineRule="exact"/>
-        <w:ind w:left="1232" w:hanging="382"/>
-        <w:rPr>
-          <w:rFonts w:ascii="標楷體" w:eastAsia="標楷體" w:hAnsi="標楷體"/>
-          <w:color w:val="000000"/>
-        </w:rPr>
-      </w:pPr>
-      <w:r>
-        <w:rPr>
-          <w:rFonts w:ascii="標楷體" w:eastAsia="標楷體" w:hAnsi="標楷體"/>
-          <w:color w:val="000000"/>
-        </w:rPr>
-        <w:t>(1)用於治療轉移性乳癌患者且先前曾接受過anthracycline和taxane兩種針對轉移性乳癌之化學治療輔助性治療。</w:t>
-      </w:r>
-    </w:p>
-    <w:p>
-      <w:pPr>
-        <w:spacing w:line="400" w:lineRule="exact"/>
-        <w:ind w:left="1232" w:hanging="382"/>
-        <w:rPr>
-          <w:rFonts w:ascii="標楷體" w:eastAsia="標楷體" w:hAnsi="標楷體"/>
-          <w:color w:val="000000"/>
-        </w:rPr>
-      </w:pPr>
-      <w:r>
-        <w:rPr>
-          <w:rFonts w:ascii="標楷體" w:eastAsia="標楷體" w:hAnsi="標楷體"/>
-          <w:color w:val="000000"/>
-        </w:rPr>
-        <w:t>(2)每3個療程需進行療效評估，病歷應留存評估紀錄，無疾病惡化方可繼續使用。(106/11/1)</w:t>
-      </w:r>
-    </w:p>
-    <w:p>
-      <w:pPr>
-        <w:spacing w:line="400" w:lineRule="exact"/>
-        <w:ind w:left="1200" w:hanging="353"/>
-        <w:rPr>
-          <w:rFonts w:ascii="標楷體" w:eastAsia="標楷體" w:hAnsi="標楷體"/>
-          <w:color w:val="000000"/>
-        </w:rPr>
-      </w:pPr>
-      <w:r>
-        <w:rPr>
-          <w:rFonts w:ascii="標楷體" w:eastAsia="標楷體" w:hAnsi="標楷體"/>
-          <w:color w:val="000000"/>
-        </w:rPr>
-        <w:t>(3)Eribulin與ixabepilone用於治療上述之轉移性乳癌患者時，僅得擇一使用，且不得互換（eribulin限用於未曾使用過ixabepilone之病患）。(110/2/1)</w:t>
-      </w:r>
-    </w:p>
-    <w:p>
-      <w:pPr>
-        <w:spacing w:line="400" w:lineRule="exact"/>
-        <w:ind w:left="849" w:hanging="338"/>
-        <w:rPr>
-          <w:rFonts w:ascii="標楷體" w:eastAsia="標楷體" w:hAnsi="標楷體"/>
-          <w:color w:val="000000"/>
-        </w:rPr>
-      </w:pPr>
-      <w:r>
-        <w:rPr>
-          <w:rFonts w:ascii="標楷體" w:eastAsia="標楷體" w:hAnsi="標楷體"/>
-          <w:color w:val="000000"/>
-        </w:rPr>
-        <w:t>2.脂肪肉瘤：(108/12/1)</w:t>
-      </w:r>
-    </w:p>
-    <w:p>
-      <w:pPr>
-        <w:spacing w:line="400" w:lineRule="exact"/>
-        <w:ind w:left="1188" w:hanging="338"/>
-        <w:rPr>
-          <w:rFonts w:ascii="標楷體" w:eastAsia="標楷體" w:hAnsi="標楷體"/>
-          <w:color w:val="000000"/>
-        </w:rPr>
-      </w:pPr>
-      <w:r>
-        <w:rPr>
-          <w:rFonts w:ascii="標楷體" w:eastAsia="標楷體" w:hAnsi="標楷體"/>
-          <w:color w:val="000000"/>
-        </w:rPr>
-        <w:t>(1)限單獨使用於治療無法手術切除或轉移性脂肪肉瘤成人患者，且先前應至少接受一次含anthracycline之全身化療。</w:t>
-      </w:r>
-    </w:p>
-    <w:p>
-      <w:pPr>
-        <w:spacing w:line="400" w:lineRule="exact"/>
-        <w:ind w:left="1188" w:hanging="338"/>
-        <w:rPr>
-          <w:rFonts w:ascii="標楷體" w:eastAsia="標楷體" w:hAnsi="標楷體"/>
-          <w:color w:val="000000"/>
-        </w:rPr>
-      </w:pPr>
-      <w:r>
-        <w:rPr>
-          <w:rFonts w:ascii="標楷體" w:eastAsia="標楷體" w:hAnsi="標楷體"/>
-          <w:color w:val="000000"/>
-        </w:rPr>
-        <w:t>(2)須經事前審查核准後使用，每次申請以3個療程為限，再次申請時應檢附前次治療結果評估資料證實無惡化，才可繼續使用。</w:t>
-      </w:r>
-    </w:p>
-    <w:p>
-      <w:pPr>
-        <w:snapToGrid w:val="0"/>
-        <w:spacing w:line="400" w:lineRule="exact"/>
-        <w:ind w:left="425"/>
-      </w:pPr>
-      <w:bookmarkStart w:id="11" w:name="_Hlk96441645"/>
-      <w:r>
-        <w:rPr>
-          <w:rFonts w:ascii="標楷體" w:eastAsia="標楷體" w:hAnsi="標楷體"/>
-          <w:color w:val="000000"/>
-          <w:szCs w:val="24"/>
-        </w:rPr>
-        <w:t>9.49.</w:t>
-      </w:r>
-      <w:r>
-        <w:t xml:space="preserve"> </w:t>
-      </w:r>
-      <w:r>
-        <w:rPr>
-          <w:rFonts w:ascii="標楷體" w:eastAsia="標楷體" w:hAnsi="標楷體"/>
-          <w:color w:val="000000"/>
-          <w:szCs w:val="24"/>
-        </w:rPr>
-        <w:t>Abiraterone(如Zytiga）：（103/12/1、105/9/1、106/9/1、108/3/1、109/5/1、109/10/1、110/2/1、110/3/1、110/11/1、111/3/1、112/9/1、113/8/1、113/9/1、114/6/1）</w:t>
-      </w:r>
-    </w:p>
-    <w:bookmarkEnd w:id="11"/>
-    <w:p>
-      <w:pPr>
-        <w:snapToGrid w:val="0"/>
-        <w:spacing w:line="400" w:lineRule="exact"/>
-        <w:ind w:left="851" w:hanging="280"/>
-      </w:pPr>
-      <w:r>
-        <w:rPr>
-          <w:rFonts w:ascii="標楷體" w:eastAsia="標楷體" w:hAnsi="標楷體"/>
-          <w:color w:val="000000"/>
-          <w:szCs w:val="24"/>
-        </w:rPr>
-        <w:t>1.與雄性素去除療法及prednisone或prednisolone併用，治療新診斷高風險轉移性的去勢敏感性前列腺癌(mCSPC)的成年男性(ECOG分數須</w:t>
-      </w:r>
-      <w:r>
-        <w:rPr>
-          <w:rFonts w:ascii="標楷體" w:eastAsia="標楷體" w:hAnsi="標楷體" w:cs="新細明體"/>
-          <w:color w:val="000000"/>
-          <w:szCs w:val="24"/>
-        </w:rPr>
-        <w:t>≦</w:t>
-      </w:r>
-      <w:r>
-        <w:rPr>
-          <w:rFonts w:ascii="標楷體" w:eastAsia="標楷體" w:hAnsi="標楷體"/>
-          <w:color w:val="000000"/>
-          <w:szCs w:val="24"/>
-        </w:rPr>
-        <w:t>1)。高風險需符合下列三項條件中至少兩項：(109/5/1</w:t>
-      </w:r>
-      <w:r>
-        <w:rPr>
-          <w:rFonts w:ascii="標楷體" w:eastAsia="標楷體" w:hAnsi="標楷體"/>
-          <w:szCs w:val="24"/>
-        </w:rPr>
-        <w:t>、110/2/1、113/8/1）</w:t>
-      </w:r>
-    </w:p>
-    <w:p>
-      <w:pPr>
-        <w:snapToGrid w:val="0"/>
-        <w:spacing w:line="400" w:lineRule="exact"/>
-        <w:ind w:left="851"/>
-      </w:pPr>
-      <w:r>
-        <w:rPr>
-          <w:rFonts w:ascii="標楷體" w:eastAsia="標楷體" w:hAnsi="標楷體"/>
-          <w:color w:val="000000"/>
-          <w:szCs w:val="24"/>
-        </w:rPr>
-        <w:t>(1)葛里森分數(Gleason score)</w:t>
-      </w:r>
-      <w:r>
-        <w:rPr>
-          <w:rFonts w:ascii="標楷體" w:eastAsia="標楷體" w:hAnsi="標楷體" w:cs="新細明體"/>
-          <w:color w:val="000000"/>
-          <w:szCs w:val="24"/>
-        </w:rPr>
-        <w:t>≧</w:t>
-      </w:r>
-      <w:r>
-        <w:rPr>
-          <w:rFonts w:ascii="標楷體" w:eastAsia="標楷體" w:hAnsi="標楷體"/>
-          <w:color w:val="000000"/>
-          <w:szCs w:val="24"/>
-        </w:rPr>
-        <w:t>8；</w:t>
-      </w:r>
-    </w:p>
-    <w:p>
-      <w:pPr>
-        <w:snapToGrid w:val="0"/>
-        <w:spacing w:line="400" w:lineRule="exact"/>
-        <w:ind w:left="851"/>
-        <w:rPr>
-          <w:rFonts w:ascii="標楷體" w:eastAsia="標楷體" w:hAnsi="標楷體"/>
-          <w:color w:val="000000"/>
-          <w:szCs w:val="24"/>
-        </w:rPr>
-      </w:pPr>
-      <w:r>
-        <w:rPr>
-          <w:rFonts w:ascii="標楷體" w:eastAsia="標楷體" w:hAnsi="標楷體"/>
-          <w:color w:val="000000"/>
-          <w:szCs w:val="24"/>
-        </w:rPr>
-        <w:t>(2)骨骼掃描出現三個(含)以上病灶且至少其中一處以上為非脊柱及非骨盆腔轉移；</w:t>
-      </w:r>
-      <w:r>
-        <w:rPr>
-          <w:rFonts w:ascii="標楷體" w:eastAsia="標楷體" w:hAnsi="標楷體"/>
-          <w:color w:val="000000"/>
-          <w:szCs w:val="24"/>
-        </w:rPr>
-        <w:lastRenderedPageBreak/>
-        <w:t>(109/5/1、113/8/1）</w:t>
+        <w:t>(2)骨骼掃描出現三個(含)以上病灶且至少其中一處以上為非脊柱及非骨盆腔轉移；(109/5/1、113/8/1）</w:t>
       </w:r>
     </w:p>
     <w:p>
@@ -13132,7 +12333,14 @@
         <w:rPr>
           <w:rFonts w:ascii="標楷體" w:eastAsia="標楷體" w:hAnsi="標楷體"/>
         </w:rPr>
-        <w:t>9.50.Crizotinib (如Xalkori)：(104/9/1、106/11/1、107/5/1、108/7/1、108/9/1、108/12/1、110/7/1、111/2/1、111/8/1、112/11/1、113/6/1、113/9/1)</w:t>
+        <w:t>9.50.Crizotinib (如Xalkori)：(104/9/1、106/11/1、107/5/1、108/7/1、108/9/1、</w:t>
+      </w:r>
+      <w:r>
+        <w:rPr>
+          <w:rFonts w:ascii="標楷體" w:eastAsia="標楷體" w:hAnsi="標楷體"/>
+        </w:rPr>
+        <w:lastRenderedPageBreak/>
+        <w:t>108/12/1、110/7/1、111/2/1、111/8/1、112/11/1、113/6/1、113/9/1)</w:t>
       </w:r>
     </w:p>
     <w:p>
@@ -13154,7 +12362,6 @@
         <w:rPr>
           <w:rFonts w:ascii="標楷體" w:eastAsia="標楷體" w:hAnsi="標楷體"/>
         </w:rPr>
-        <w:lastRenderedPageBreak/>
         <w:t>適用於ALK陽性之晚期非小細胞肺癌第一線治療，且於113年9月1日前經審核同意用藥，後續評估符合續用申請條件者。(106/11/1、111/8/1、113/9/1)</w:t>
       </w:r>
     </w:p>
@@ -13485,15 +12692,8 @@
           <w:rFonts w:ascii="標楷體" w:eastAsia="標楷體" w:hAnsi="標楷體"/>
           <w:color w:val="000000"/>
         </w:rPr>
-        <w:t>(1)適用於曾接受sorafenib治療失敗後之轉移性或無法手術切除且不適合局部治療</w:t>
-      </w:r>
-      <w:r>
-        <w:rPr>
-          <w:rFonts w:ascii="標楷體" w:eastAsia="標楷體" w:hAnsi="標楷體"/>
-          <w:color w:val="000000"/>
-        </w:rPr>
         <w:lastRenderedPageBreak/>
-        <w:t>或局部治療失敗之Child-Pugh A class晚期肝細胞癌成人患者。</w:t>
+        <w:t>(1)適用於曾接受sorafenib治療失敗後之轉移性或無法手術切除且不適合局部治療或局部治療失敗之Child-Pugh A class晚期肝細胞癌成人患者。</w:t>
       </w:r>
     </w:p>
     <w:p>
@@ -13965,6 +13165,7 @@
           <w:color w:val="000000"/>
           <w:szCs w:val="24"/>
         </w:rPr>
+        <w:lastRenderedPageBreak/>
         <w:t>(1)須經事前審查核准後使用。</w:t>
       </w:r>
     </w:p>
@@ -13985,7 +13186,6 @@
           <w:color w:val="000000"/>
           <w:szCs w:val="24"/>
         </w:rPr>
-        <w:lastRenderedPageBreak/>
         <w:t>(2)初次申請時需檢附病理報告、使用雄性素去除療法紀錄，系列PSA和睪固酮數據，三個月內影像報告證明無遠端轉移。</w:t>
       </w:r>
     </w:p>
@@ -14444,6 +13644,7 @@
           <w:color w:val="000000"/>
           <w:szCs w:val="24"/>
         </w:rPr>
+        <w:lastRenderedPageBreak/>
         <w:t>5.前述2、3</w:t>
       </w:r>
       <w:r>
@@ -14459,16 +13660,7 @@
           <w:color w:val="000000"/>
           <w:szCs w:val="24"/>
         </w:rPr>
-        <w:t>項須經事前審查核准後使用，每3個月需再次申請。（111/3/1、</w:t>
-      </w:r>
-      <w:r>
-        <w:rPr>
-          <w:rFonts w:ascii="標楷體" w:eastAsia="標楷體" w:hAnsi="標楷體"/>
-          <w:color w:val="000000"/>
-          <w:szCs w:val="24"/>
-        </w:rPr>
-        <w:lastRenderedPageBreak/>
-        <w:t>112/9/1）</w:t>
+        <w:t>項須經事前審查核准後使用，每3個月需再次申請。（111/3/1、112/9/1）</w:t>
       </w:r>
     </w:p>
     <w:p>
@@ -15640,6 +14832,7 @@
           <w:kern w:val="0"/>
           <w:szCs w:val="24"/>
         </w:rPr>
+        <w:lastRenderedPageBreak/>
         <w:t>Ⅲ</w:t>
       </w:r>
       <w:r>
@@ -15712,17 +14905,7 @@
           <w:kern w:val="0"/>
           <w:szCs w:val="24"/>
         </w:rPr>
-        <w:t>合併芽細胞</w:t>
-      </w:r>
-      <w:r>
-        <w:rPr>
-          <w:rFonts w:ascii="標楷體" w:eastAsia="標楷體" w:hAnsi="標楷體" w:hint="eastAsia"/>
-          <w:color w:val="000000"/>
-          <w:kern w:val="0"/>
-          <w:szCs w:val="24"/>
-        </w:rPr>
-        <w:lastRenderedPageBreak/>
-        <w:t>數值</w:t>
+        <w:t>合併芽細胞數值</w:t>
       </w:r>
       <w:r>
         <w:rPr>
@@ -16373,16 +15556,8 @@
           <w:color w:val="000000"/>
           <w:szCs w:val="24"/>
         </w:rPr>
-        <w:t>Ⅲ.第一次療程為3個月，續用申請之療程以3個月為限，送審時需檢送療效評</w:t>
-      </w:r>
-      <w:r>
-        <w:rPr>
-          <w:rFonts w:ascii="標楷體" w:eastAsia="標楷體" w:hAnsi="標楷體"/>
-          <w:color w:val="000000"/>
-          <w:szCs w:val="24"/>
-        </w:rPr>
         <w:lastRenderedPageBreak/>
-        <w:t>估，每3個月評估一次。用藥後，若有疾病持續進展，則不予同意使用。</w:t>
+        <w:t>Ⅲ.第一次療程為3個月，續用申請之療程以3個月為限，送審時需檢送療效評估，每3個月評估一次。用藥後，若有疾病持續進展，則不予同意使用。</w:t>
       </w:r>
     </w:p>
     <w:p>
@@ -16891,7 +16066,7 @@
           <w:rFonts w:ascii="標楷體" w:eastAsia="標楷體" w:hAnsi="標楷體"/>
           <w:color w:val="000000"/>
         </w:rPr>
-        <w:t>Ⅲ.前述(3)之病患：每次申請療程以4個療程為限，再申請應檢附前次治療結果評估資料。若病人病情已達完全緩解，得再給付4個療程;若病情惡化即須停</w:t>
+        <w:t>Ⅲ.前述(3)之病患：每次申請療程以4個療程為限，再申請應檢附前次治療結果</w:t>
       </w:r>
       <w:r>
         <w:rPr>
@@ -16899,7 +16074,7 @@
           <w:color w:val="000000"/>
         </w:rPr>
         <w:lastRenderedPageBreak/>
-        <w:t>止使用。(106/4/1、109/2/1、111/2/1)</w:t>
+        <w:t>評估資料。若病人病情已達完全緩解，得再給付4個療程;若病情惡化即須停止使用。(106/4/1、109/2/1、111/2/1)</w:t>
       </w:r>
     </w:p>
     <w:p>
@@ -17255,6 +16430,7 @@
           <w:rFonts w:ascii="標楷體" w:eastAsia="標楷體" w:hAnsi="標楷體"/>
           <w:color w:val="000000"/>
         </w:rPr>
+        <w:lastRenderedPageBreak/>
         <w:t>9.58.Axitinib(如Inlyta)</w:t>
       </w:r>
       <w:r>
@@ -17289,7 +16465,6 @@
           <w:rFonts w:ascii="標楷體" w:eastAsia="標楷體" w:hAnsi="標楷體"/>
           <w:color w:val="000000"/>
         </w:rPr>
-        <w:lastRenderedPageBreak/>
         <w:t>1.治療已接受過sunitinib或cytokine治療失敗的晚期腎細胞癌病患。</w:t>
       </w:r>
     </w:p>
@@ -17671,6 +16846,7 @@
         <w:rPr>
           <w:rFonts w:ascii="標楷體" w:eastAsia="標楷體" w:hAnsi="標楷體"/>
         </w:rPr>
+        <w:lastRenderedPageBreak/>
         <w:t>每日最大劑量限1200mg。(108/12/1)</w:t>
       </w:r>
     </w:p>
@@ -17692,7 +16868,6 @@
           <w:rFonts w:ascii="標楷體" w:eastAsia="標楷體" w:hAnsi="標楷體" w:hint="eastAsia"/>
           <w:color w:val="000000"/>
         </w:rPr>
-        <w:lastRenderedPageBreak/>
         <w:t>9.61.Ibrutinib(如Imbruvica)：(106/11/1、108/9/1、111/1/1、112/7/1、112/12/1、113/2/1、114/10/1)</w:t>
       </w:r>
     </w:p>
@@ -18116,15 +17291,8 @@
           <w:rFonts w:ascii="標楷體" w:eastAsia="標楷體" w:hAnsi="標楷體"/>
           <w:color w:val="000000"/>
         </w:rPr>
-        <w:t>2.限與elotuzumab及dexamethasone併用，治療之前曾接受過至少兩種療法（包括</w:t>
-      </w:r>
-      <w:r>
-        <w:rPr>
-          <w:rFonts w:ascii="標楷體" w:eastAsia="標楷體" w:hAnsi="標楷體"/>
-          <w:color w:val="000000"/>
-        </w:rPr>
         <w:lastRenderedPageBreak/>
-        <w:t>lenalidomide和蛋白酶體抑制劑）的多發性骨髓瘤成年病人。（113/9/1）</w:t>
+        <w:t>2.限與elotuzumab及dexamethasone併用，治療之前曾接受過至少兩種療法（包括lenalidomide和蛋白酶體抑制劑）的多發性骨髓瘤成年病人。（113/9/1）</w:t>
       </w:r>
     </w:p>
     <w:p>
@@ -18582,7 +17750,15 @@
           <w:rFonts w:ascii="標楷體" w:eastAsia="標楷體" w:hAnsi="標楷體"/>
           <w:color w:val="000000"/>
         </w:rPr>
-        <w:t>Lenvatinib(如Lenvima)：(107/7/1、109/1/1、109/8/1、112/8/1、114/2/1、114/6/1)</w:t>
+        <w:t>Lenvatinib(如Lenvima)：(107/7/1、109/1/1、109/8/1、112/8/1、114/2/1、</w:t>
+      </w:r>
+      <w:r>
+        <w:rPr>
+          <w:rFonts w:ascii="標楷體" w:eastAsia="標楷體" w:hAnsi="標楷體"/>
+          <w:color w:val="000000"/>
+        </w:rPr>
+        <w:lastRenderedPageBreak/>
+        <w:t>114/6/1)</w:t>
       </w:r>
       <w:r>
         <w:rPr>
@@ -18590,13 +17766,6 @@
           <w:color w:val="000000"/>
         </w:rPr>
         <w:br/>
-      </w:r>
-      <w:r>
-        <w:rPr>
-          <w:rFonts w:ascii="標楷體" w:eastAsia="標楷體" w:hAnsi="標楷體"/>
-          <w:color w:val="000000"/>
-        </w:rPr>
-        <w:lastRenderedPageBreak/>
         <w:t>1.用於放射性碘治療無效之局部晚期或轉移性的進行性(progressive)分化型甲狀腺癌(RAI-RDTC)：</w:t>
       </w:r>
     </w:p>
@@ -18909,7 +18078,7 @@
           <w:rFonts w:ascii="標楷體" w:eastAsia="標楷體" w:hAnsi="標楷體"/>
           <w:szCs w:val="24"/>
         </w:rPr>
-        <w:t>II.第一線治療無效，經第二線治療達到第一次完全緩解之成人病人，但仍有大於或等於0.1%微量殘留病灶，且計劃進行造血幹細胞移植。需附上一次治療無效(骨髓或周邊血芽細胞大於5%)之檢驗報告，及一次經化學治療後微量殘留病灶</w:t>
+        <w:t>II.第一線治療無效，經第二線治療達到第一次完全緩解之成人病人，但仍有大於或等於0.1%微量殘留病灶，且計劃進行造血幹細胞移植。需附上一次治療無效</w:t>
       </w:r>
       <w:r>
         <w:rPr>
@@ -18917,7 +18086,7 @@
           <w:szCs w:val="24"/>
         </w:rPr>
         <w:lastRenderedPageBreak/>
-        <w:t>檢驗報告。</w:t>
+        <w:t>(骨髓或周邊血芽細胞大於5%)之檢驗報告，及一次經化學治療後微量殘留病灶檢驗報告。</w:t>
       </w:r>
     </w:p>
     <w:p>
@@ -19357,6 +18526,7 @@
           <w:rFonts w:ascii="標楷體" w:eastAsia="標楷體" w:hAnsi="標楷體"/>
           <w:color w:val="000000"/>
         </w:rPr>
+        <w:lastRenderedPageBreak/>
         <w:t>9.67.Ponatinib(如Iclusig)：(107/12/1、113/6/1</w:t>
       </w:r>
       <w:r>
@@ -19391,7 +18561,6 @@
           <w:rFonts w:ascii="標楷體" w:eastAsia="標楷體" w:hAnsi="標楷體"/>
           <w:color w:val="000000"/>
         </w:rPr>
-        <w:lastRenderedPageBreak/>
         <w:t>1.用於費城染色體陽性或BCR-ABL融合基因陽性之慢性骨髓性白血病(CML)或急性淋巴性白血病(ALL)成人患者，且符合下列條件之一：</w:t>
       </w:r>
     </w:p>
@@ -19463,7 +18632,6 @@
         <w:t>其中兩種(含)以上藥物治療失敗或無法耐受；</w:t>
       </w:r>
       <w:bookmarkStart w:id="17" w:name="_Hlk219965782"/>
-      <w:bookmarkStart w:id="18" w:name="_GoBack"/>
       <w:r>
         <w:rPr>
           <w:rFonts w:ascii="標楷體" w:eastAsia="標楷體" w:hAnsi="標楷體" w:hint="eastAsia"/>
@@ -19472,7 +18640,6 @@
         <w:t>(107/12/1、115/2/1)</w:t>
       </w:r>
       <w:bookmarkEnd w:id="17"/>
-      <w:bookmarkEnd w:id="18"/>
     </w:p>
     <w:p>
       <w:pPr>
@@ -19811,7 +18978,7 @@
           <w:rFonts w:ascii="標楷體" w:eastAsia="標楷體" w:hAnsi="標楷體"/>
         </w:rPr>
       </w:pPr>
-      <w:bookmarkStart w:id="19" w:name="_Hlk209192581"/>
+      <w:bookmarkStart w:id="18" w:name="_Hlk209192581"/>
       <w:r>
         <w:rPr>
           <w:rFonts w:ascii="標楷體" w:eastAsia="標楷體" w:hAnsi="標楷體"/>
@@ -19870,7 +19037,7 @@
         <w:t>)</w:t>
       </w:r>
     </w:p>
-    <w:bookmarkEnd w:id="19"/>
+    <w:bookmarkEnd w:id="18"/>
     <w:p>
       <w:pPr>
         <w:tabs>
@@ -19948,8 +19115,8 @@
           <w:szCs w:val="24"/>
         </w:rPr>
       </w:pPr>
-      <w:bookmarkStart w:id="20" w:name="_Hlk196237903"/>
-      <w:bookmarkStart w:id="21" w:name="_Hlk196827702"/>
+      <w:bookmarkStart w:id="19" w:name="_Hlk196237903"/>
+      <w:bookmarkStart w:id="20" w:name="_Hlk196827702"/>
       <w:r>
         <w:rPr>
           <w:rFonts w:ascii="標楷體" w:eastAsia="標楷體" w:hAnsi="標楷體"/>
@@ -19957,13 +19124,21 @@
         </w:rPr>
         <w:t>鞏固治療：限durvalumab用於第三期局部晚期</w:t>
       </w:r>
-      <w:bookmarkEnd w:id="20"/>
-      <w:r>
-        <w:rPr>
-          <w:rFonts w:ascii="標楷體" w:eastAsia="標楷體" w:hAnsi="標楷體"/>
-          <w:szCs w:val="24"/>
-        </w:rPr>
-        <w:t xml:space="preserve">、無法手術切除且腫瘤表現PD-L1 </w:t>
+      <w:bookmarkEnd w:id="19"/>
+      <w:r>
+        <w:rPr>
+          <w:rFonts w:ascii="標楷體" w:eastAsia="標楷體" w:hAnsi="標楷體"/>
+          <w:szCs w:val="24"/>
+        </w:rPr>
+        <w:t>、無法手術切除且腫瘤表現</w:t>
+      </w:r>
+      <w:r>
+        <w:rPr>
+          <w:rFonts w:ascii="標楷體" w:eastAsia="標楷體" w:hAnsi="標楷體"/>
+          <w:szCs w:val="24"/>
+        </w:rPr>
+        <w:lastRenderedPageBreak/>
+        <w:t xml:space="preserve">PD-L1 </w:t>
       </w:r>
       <w:r>
         <w:rPr>
@@ -19977,15 +19152,7 @@
           <w:rFonts w:ascii="標楷體" w:eastAsia="標楷體" w:hAnsi="標楷體"/>
           <w:szCs w:val="24"/>
         </w:rPr>
-        <w:t xml:space="preserve"> 1%之非小細胞肺癌成人病人，非鱗狀癌者需為EGFR/ALK/ROS-1腫瘤</w:t>
-      </w:r>
-      <w:r>
-        <w:rPr>
-          <w:rFonts w:ascii="標楷體" w:eastAsia="標楷體" w:hAnsi="標楷體"/>
-          <w:szCs w:val="24"/>
-        </w:rPr>
-        <w:lastRenderedPageBreak/>
-        <w:t>基因原生型、鱗狀癌者需為EGFR/ALK腫瘤基因原生型，病人須於接受根治性同步放射治療合併至少2個週期含鉑化療後無惡化(無PD)，且至多使用12個月。(114/8/1</w:t>
+        <w:t xml:space="preserve"> 1%之非小細胞肺癌成人病人，非鱗狀癌者需為EGFR/ALK/ROS-1腫瘤基因原生型、鱗狀癌者需為EGFR/ALK腫瘤基因原生型，病人須於接受根治性同步放射治療合併至少2個週期含鉑化療後無惡化(無PD)，且至多使用12個月。(114/8/1</w:t>
       </w:r>
       <w:r>
         <w:rPr>
@@ -20018,7 +19185,7 @@
         </w:rPr>
         <w:t>非小細胞肺癌第一線用藥：</w:t>
       </w:r>
-      <w:bookmarkEnd w:id="21"/>
+      <w:bookmarkEnd w:id="20"/>
       <w:r>
         <w:rPr>
           <w:rFonts w:ascii="標楷體" w:eastAsia="標楷體" w:hAnsi="標楷體"/>
@@ -20026,7 +19193,7 @@
         </w:rPr>
         <w:t>轉移性非小細胞肺癌成人病人，非鱗狀癌者需為EGFR/ALK/ROS-1腫瘤基因原生型、鱗狀癌者需為EGFR/ALK腫瘤基因原生型。</w:t>
       </w:r>
-      <w:bookmarkStart w:id="22" w:name="_Hlk196827708"/>
+      <w:bookmarkStart w:id="21" w:name="_Hlk196827708"/>
       <w:r>
         <w:rPr>
           <w:rFonts w:ascii="標楷體" w:eastAsia="標楷體" w:hAnsi="標楷體" w:hint="eastAsia"/>
@@ -20072,7 +19239,7 @@
         </w:rPr>
         <w:t>鱗狀非小細胞肺癌第二線用藥：</w:t>
       </w:r>
-      <w:bookmarkEnd w:id="22"/>
+      <w:bookmarkEnd w:id="21"/>
       <w:r>
         <w:rPr>
           <w:rFonts w:ascii="標楷體" w:eastAsia="標楷體" w:hAnsi="標楷體"/>
@@ -20080,7 +19247,7 @@
         </w:rPr>
         <w:t>先前已使用過platinum類化學治療失敗後，又有疾病惡化，且EGFR/ALK腫瘤基因為原生型之晚期鱗狀非小細胞肺癌成人病人。</w:t>
       </w:r>
-      <w:bookmarkStart w:id="23" w:name="_Hlk196827713"/>
+      <w:bookmarkStart w:id="22" w:name="_Hlk196827713"/>
     </w:p>
     <w:p>
       <w:pPr>
@@ -20107,7 +19274,7 @@
         </w:rPr>
         <w:t>肺腺癌第三線用藥：</w:t>
       </w:r>
-      <w:bookmarkEnd w:id="23"/>
+      <w:bookmarkEnd w:id="22"/>
       <w:r>
         <w:rPr>
           <w:rFonts w:ascii="標楷體" w:eastAsia="標楷體" w:hAnsi="標楷體"/>
@@ -20427,7 +19594,7 @@
           <w:szCs w:val="24"/>
           <w:lang w:val="zh-TW" w:bidi="zh-TW"/>
         </w:rPr>
-        <w:t>性胃癌：先前已使用過二線(含)以上化學治療均失敗，又有疾病惡化的轉移性胃腺癌成人患者，且於109年4月1日前經審核同意用藥，後續評估符合續用申</w:t>
+        <w:t>性胃癌：先前已使用過二線(含)以上化學治療均失敗，又有疾病惡化的轉移</w:t>
       </w:r>
       <w:r>
         <w:rPr>
@@ -20436,7 +19603,7 @@
           <w:lang w:val="zh-TW" w:bidi="zh-TW"/>
         </w:rPr>
         <w:lastRenderedPageBreak/>
-        <w:t>請條件者。(109/4/1)</w:t>
+        <w:t>性胃腺癌成人患者，且於109年4月1日前經審核同意用藥，後續評估符合續用申請條件者。(109/4/1)</w:t>
       </w:r>
     </w:p>
     <w:p>
@@ -21011,6 +20178,7 @@
           <w:rFonts w:ascii="標楷體" w:eastAsia="標楷體" w:hAnsi="標楷體"/>
           <w:szCs w:val="24"/>
         </w:rPr>
+        <w:lastRenderedPageBreak/>
         <w:t>ii.正在接受免疫抑制藥物治療。</w:t>
       </w:r>
     </w:p>
@@ -21031,7 +20199,6 @@
           <w:rFonts w:ascii="標楷體" w:eastAsia="標楷體" w:hAnsi="標楷體"/>
           <w:szCs w:val="24"/>
         </w:rPr>
-        <w:lastRenderedPageBreak/>
         <w:t>iii.有上消化道出血之疑慮且未接受完全治療 (須有半年內之內視鏡評估報告)。</w:t>
       </w:r>
     </w:p>
@@ -21174,7 +20341,7 @@
         </w:rPr>
         <w:t>性非鱗狀非小細胞肺癌第一線：限pembrolizumab與</w:t>
       </w:r>
-      <w:bookmarkStart w:id="24" w:name="_Hlk175765322"/>
+      <w:bookmarkStart w:id="23" w:name="_Hlk175765322"/>
       <w:r>
         <w:rPr>
           <w:rFonts w:ascii="標楷體" w:eastAsia="標楷體" w:hAnsi="標楷體"/>
@@ -21183,7 +20350,7 @@
         </w:rPr>
         <w:t>pemetrexed</w:t>
       </w:r>
-      <w:bookmarkEnd w:id="24"/>
+      <w:bookmarkEnd w:id="23"/>
       <w:r>
         <w:rPr>
           <w:rFonts w:ascii="標楷體" w:eastAsia="標楷體" w:hAnsi="標楷體"/>
@@ -21400,7 +20567,7 @@
           <w:szCs w:val="24"/>
         </w:rPr>
       </w:pPr>
-      <w:bookmarkStart w:id="25" w:name="_Hlk191060681"/>
+      <w:bookmarkStart w:id="24" w:name="_Hlk191060681"/>
       <w:r>
         <w:rPr>
           <w:rFonts w:ascii="標楷體" w:eastAsia="標楷體" w:hAnsi="標楷體" w:hint="eastAsia"/>
@@ -21417,7 +20584,7 @@
         </w:rPr>
         <w:t>早期三陰性乳癌：非轉移性、第II期至第IIIb期</w:t>
       </w:r>
-      <w:bookmarkEnd w:id="25"/>
+      <w:bookmarkEnd w:id="24"/>
       <w:r>
         <w:rPr>
           <w:rFonts w:ascii="標楷體" w:eastAsia="標楷體" w:hAnsi="標楷體"/>
@@ -21459,7 +20626,7 @@
           <w:kern w:val="0"/>
           <w:szCs w:val="24"/>
         </w:rPr>
-        <w:t>限pembrolizumab每3週1次與carboplatin和paclitaxel併用至多4個療程，接續限pembrolizumab每3週1次與cyclophosphamide和</w:t>
+        <w:t>限pembrolizumab每3週1次與carboplatin和paclitaxel</w:t>
       </w:r>
       <w:r>
         <w:rPr>
@@ -21468,11 +20635,11 @@
           <w:szCs w:val="24"/>
         </w:rPr>
         <w:lastRenderedPageBreak/>
-        <w:t>doxorubicin或epirubicin併用至多4個療程，做為初診斷病人前導性治療用藥。</w:t>
-      </w:r>
-      <w:bookmarkStart w:id="26" w:name="_Hlk191373815"/>
-    </w:p>
-    <w:bookmarkEnd w:id="26"/>
+        <w:t>併用至多4個療程，接續限pembrolizumab每3週1次與cyclophosphamide和doxorubicin或epirubicin併用至多4個療程，做為初診斷病人前導性治療用藥。</w:t>
+      </w:r>
+      <w:bookmarkStart w:id="25" w:name="_Hlk191373815"/>
+    </w:p>
+    <w:bookmarkEnd w:id="25"/>
     <w:p>
       <w:pPr>
         <w:numPr>
@@ -31055,7 +30222,7 @@
         </w:rPr>
         <w:t>Ⅷ.使用於早期三陰性乳癌</w:t>
       </w:r>
-      <w:bookmarkStart w:id="27" w:name="_Hlk183189870"/>
+      <w:bookmarkStart w:id="26" w:name="_Hlk183189870"/>
       <w:r>
         <w:rPr>
           <w:rFonts w:ascii="標楷體" w:eastAsia="標楷體" w:hAnsi="標楷體"/>
@@ -31063,7 +30230,7 @@
         </w:rPr>
         <w:t>用藥時，初次申請時需檢附</w:t>
       </w:r>
-      <w:bookmarkEnd w:id="27"/>
+      <w:bookmarkEnd w:id="26"/>
       <w:r>
         <w:rPr>
           <w:rFonts w:ascii="標楷體" w:eastAsia="標楷體" w:hAnsi="標楷體"/>
@@ -31618,7 +30785,7 @@
           <w:color w:val="000000"/>
         </w:rPr>
       </w:pPr>
-      <w:bookmarkStart w:id="28" w:name="_Hlk212113299"/>
+      <w:bookmarkStart w:id="27" w:name="_Hlk212113299"/>
       <w:r>
         <w:rPr>
           <w:rFonts w:ascii="標楷體" w:eastAsia="標楷體" w:hAnsi="標楷體"/>
@@ -31626,7 +30793,7 @@
         </w:rPr>
         <w:t>9.70.</w:t>
       </w:r>
-      <w:bookmarkEnd w:id="28"/>
+      <w:bookmarkEnd w:id="27"/>
       <w:r>
         <w:rPr>
           <w:rFonts w:ascii="標楷體" w:eastAsia="標楷體" w:hAnsi="標楷體"/>
@@ -31953,8 +31120,8 @@
         <w:spacing w:line="400" w:lineRule="exact"/>
         <w:ind w:left="283"/>
       </w:pPr>
-      <w:bookmarkStart w:id="29" w:name="_Hlk75424822"/>
-      <w:bookmarkStart w:id="30" w:name="_Hlk204092271"/>
+      <w:bookmarkStart w:id="28" w:name="_Hlk75424822"/>
+      <w:bookmarkStart w:id="29" w:name="_Hlk204092271"/>
       <w:r>
         <w:rPr>
           <w:rFonts w:ascii="標楷體" w:eastAsia="標楷體" w:hAnsi="標楷體"/>
@@ -31962,7 +31129,7 @@
         </w:rPr>
         <w:t>9.71.</w:t>
       </w:r>
-      <w:bookmarkEnd w:id="29"/>
+      <w:bookmarkEnd w:id="28"/>
       <w:r>
         <w:t xml:space="preserve"> </w:t>
       </w:r>
@@ -32487,7 +31654,7 @@
         </w:rPr>
         <w:t>量cytarabine，每日至多處方6粒，最多給付4個療程。若併用azacitidine治療，每日至多處方4粒，最多給付6個療程。(110/7/1、114/8/1)</w:t>
       </w:r>
-      <w:bookmarkEnd w:id="30"/>
+      <w:bookmarkEnd w:id="29"/>
     </w:p>
     <w:p>
       <w:pPr>
@@ -33218,7 +32385,7 @@
           <w:color w:val="000000"/>
         </w:rPr>
       </w:pPr>
-      <w:bookmarkStart w:id="31" w:name="_Hlk204092375"/>
+      <w:bookmarkStart w:id="30" w:name="_Hlk204092375"/>
       <w:r>
         <w:rPr>
           <w:rFonts w:ascii="標楷體" w:eastAsia="標楷體" w:hAnsi="標楷體"/>
@@ -33435,7 +32602,7 @@
         </w:rPr>
         <w:t xml:space="preserve"> 3.每日限用1粒。</w:t>
       </w:r>
-      <w:bookmarkEnd w:id="31"/>
+      <w:bookmarkEnd w:id="30"/>
     </w:p>
     <w:p>
       <w:pPr>
@@ -33885,7 +33052,7 @@
           <w:color w:val="000000"/>
         </w:rPr>
       </w:pPr>
-      <w:bookmarkStart w:id="32" w:name="_Hlk209192170"/>
+      <w:bookmarkStart w:id="31" w:name="_Hlk209192170"/>
       <w:r>
         <w:rPr>
           <w:rFonts w:ascii="標楷體" w:eastAsia="標楷體" w:hAnsi="標楷體"/>
@@ -34035,7 +33202,7 @@
         </w:rPr>
         <w:t>6.本藥品與quizartinib僅得擇一使用，除因耐受性不良，不得互換。(114/10/1)</w:t>
       </w:r>
-      <w:bookmarkEnd w:id="32"/>
+      <w:bookmarkEnd w:id="31"/>
     </w:p>
     <w:p>
       <w:pPr>
@@ -34563,7 +33730,7 @@
       <w:r>
         <w:t xml:space="preserve"> </w:t>
       </w:r>
-      <w:bookmarkStart w:id="33" w:name="_Hlk206605233"/>
+      <w:bookmarkStart w:id="32" w:name="_Hlk206605233"/>
       <w:r>
         <w:rPr>
           <w:rFonts w:ascii="標楷體" w:eastAsia="標楷體" w:hAnsi="標楷體"/>
@@ -35913,7 +35080,7 @@
         </w:rPr>
         <w:t>僅能擇一使用，除因藥物耐受不良以外，不可以其他原因申請互換使用。（113/4/1）</w:t>
       </w:r>
-      <w:bookmarkEnd w:id="33"/>
+      <w:bookmarkEnd w:id="32"/>
     </w:p>
     <w:p>
       <w:pPr>
@@ -35924,7 +35091,7 @@
           <w:color w:val="000000"/>
         </w:rPr>
       </w:pPr>
-      <w:bookmarkStart w:id="34" w:name="_Hlk204089600"/>
+      <w:bookmarkStart w:id="33" w:name="_Hlk204089600"/>
       <w:r>
         <w:rPr>
           <w:rFonts w:ascii="標楷體" w:eastAsia="標楷體" w:hAnsi="標楷體"/>
@@ -35990,7 +35157,7 @@
           <w:color w:val="000000"/>
         </w:rPr>
       </w:pPr>
-      <w:bookmarkStart w:id="35" w:name="_Hlk206605286"/>
+      <w:bookmarkStart w:id="34" w:name="_Hlk206605286"/>
       <w:r>
         <w:rPr>
           <w:rFonts w:ascii="標楷體" w:eastAsia="標楷體" w:hAnsi="標楷體"/>
@@ -35998,7 +35165,7 @@
         </w:rPr>
         <w:t>Ⅰ.</w:t>
       </w:r>
-      <w:bookmarkEnd w:id="35"/>
+      <w:bookmarkEnd w:id="34"/>
       <w:r>
         <w:rPr>
           <w:rFonts w:ascii="標楷體" w:eastAsia="標楷體" w:hAnsi="標楷體"/>
@@ -36478,7 +35645,7 @@
         </w:rPr>
         <w:t>4.限以obinutuzumab 1,000mg作為glofitamab用於治療先前曾接受至少兩線全身治療之復發性或難治性瀰漫性大B細胞淋巴瘤 (DLBCL) 的成人病人之前置治療，需與glofitamab首次治療同時申請事前審查並經核准後使用。(114/8/1）</w:t>
       </w:r>
-      <w:bookmarkEnd w:id="34"/>
+      <w:bookmarkEnd w:id="33"/>
     </w:p>
     <w:p>
       <w:pPr>
@@ -37405,7 +36572,7 @@
           <w:rFonts w:ascii="標楷體" w:eastAsia="標楷體" w:hAnsi="標楷體"/>
         </w:rPr>
       </w:pPr>
-      <w:bookmarkStart w:id="36" w:name="_Hlk209192735"/>
+      <w:bookmarkStart w:id="35" w:name="_Hlk209192735"/>
       <w:r>
         <w:rPr>
           <w:rFonts w:ascii="標楷體" w:eastAsia="標楷體" w:hAnsi="標楷體"/>
@@ -38906,7 +38073,7 @@
         </w:rPr>
         <w:t>(112/1/1)</w:t>
       </w:r>
-      <w:bookmarkEnd w:id="36"/>
+      <w:bookmarkEnd w:id="35"/>
     </w:p>
     <w:p>
       <w:pPr>
@@ -40192,7 +39359,7 @@
           <w:color w:val="000000"/>
         </w:rPr>
       </w:pPr>
-      <w:bookmarkStart w:id="37" w:name="_Hlk70327755"/>
+      <w:bookmarkStart w:id="36" w:name="_Hlk70327755"/>
       <w:r>
         <w:rPr>
           <w:rFonts w:ascii="標楷體" w:eastAsia="標楷體" w:hAnsi="標楷體"/>
@@ -40261,7 +39428,7 @@
         </w:rPr>
         <w:t>3.Ramucirumab與regorafenib、nivolumab僅能擇一使用，不得互換。</w:t>
       </w:r>
-      <w:bookmarkEnd w:id="37"/>
+      <w:bookmarkEnd w:id="36"/>
     </w:p>
     <w:p>
       <w:pPr>
@@ -40403,8 +39570,8 @@
         <w:spacing w:line="400" w:lineRule="exact"/>
         <w:ind w:left="567" w:hanging="245"/>
       </w:pPr>
-      <w:bookmarkStart w:id="38" w:name="_Hlk198656405"/>
-      <w:bookmarkStart w:id="39" w:name="_Hlk85807933"/>
+      <w:bookmarkStart w:id="37" w:name="_Hlk198656405"/>
+      <w:bookmarkStart w:id="38" w:name="_Hlk85807933"/>
       <w:r>
         <w:rPr>
           <w:rFonts w:ascii="標楷體" w:eastAsia="標楷體" w:hAnsi="標楷體"/>
@@ -40915,9 +40082,9 @@
         </w:rPr>
         <w:t>不論病人處於轉移或非轉移的狀態下，新型荷爾蒙藥品(abiraterone、apalutamide、darolutamide和enzalutamide) ，及olaparib 與 abiraterone併用，終生僅給付一種治療，且除非出現嚴重不耐受反應導致必須永久停止治療，不得互換。(112/9/1、114/6/1)</w:t>
       </w:r>
-      <w:bookmarkEnd w:id="38"/>
-    </w:p>
-    <w:bookmarkEnd w:id="39"/>
+      <w:bookmarkEnd w:id="37"/>
+    </w:p>
+    <w:bookmarkEnd w:id="38"/>
     <w:p>
       <w:pPr>
         <w:spacing w:line="400" w:lineRule="exact"/>
@@ -41419,7 +40586,7 @@
           <w:color w:val="000000"/>
         </w:rPr>
       </w:pPr>
-      <w:bookmarkStart w:id="40" w:name="_Hlk101789957"/>
+      <w:bookmarkStart w:id="39" w:name="_Hlk101789957"/>
       <w:r>
         <w:rPr>
           <w:rFonts w:ascii="標楷體" w:eastAsia="標楷體" w:hAnsi="標楷體"/>
@@ -41512,7 +40679,7 @@
         </w:rPr>
         <w:t>5.本藥品與azacitidine僅能擇一使用，除因耐受性不良，不得互換。使用本藥品無效後，不得再申請azacitidine。</w:t>
       </w:r>
-      <w:bookmarkEnd w:id="40"/>
+      <w:bookmarkEnd w:id="39"/>
     </w:p>
     <w:p>
       <w:pPr>
@@ -41837,7 +41004,7 @@
           <w:color w:val="000000"/>
         </w:rPr>
       </w:pPr>
-      <w:bookmarkStart w:id="41" w:name="_Hlk209191918"/>
+      <w:bookmarkStart w:id="40" w:name="_Hlk209191918"/>
       <w:r>
         <w:rPr>
           <w:rFonts w:ascii="標楷體" w:eastAsia="標楷體" w:hAnsi="標楷體"/>
@@ -42507,7 +41674,7 @@
         </w:rPr>
         <w:t>粒。</w:t>
       </w:r>
-      <w:bookmarkEnd w:id="41"/>
+      <w:bookmarkEnd w:id="40"/>
     </w:p>
     <w:p>
       <w:pPr>
@@ -42723,7 +41890,7 @@
           <w:color w:val="000000"/>
         </w:rPr>
       </w:pPr>
-      <w:bookmarkStart w:id="42" w:name="_Hlk204092642"/>
+      <w:bookmarkStart w:id="41" w:name="_Hlk204092642"/>
       <w:r>
         <w:rPr>
           <w:rFonts w:ascii="標楷體" w:eastAsia="標楷體" w:hAnsi="標楷體"/>
@@ -43990,7 +43157,7 @@
         </w:rPr>
         <w:t>(3)經臨床醫師確認無法接受造血幹細胞移植者，須檢附相關文件。</w:t>
       </w:r>
-      <w:bookmarkEnd w:id="42"/>
+      <w:bookmarkEnd w:id="41"/>
     </w:p>
     <w:p>
       <w:pPr>
@@ -44006,8 +43173,8 @@
           <w:u w:val="single"/>
         </w:rPr>
       </w:pPr>
-      <w:bookmarkStart w:id="43" w:name="_Hlk204090064"/>
-      <w:bookmarkStart w:id="44" w:name="_Hlk209191978"/>
+      <w:bookmarkStart w:id="42" w:name="_Hlk204090064"/>
+      <w:bookmarkStart w:id="43" w:name="_Hlk209191978"/>
       <w:r>
         <w:rPr>
           <w:rFonts w:ascii="標楷體" w:eastAsia="標楷體" w:hAnsi="標楷體" w:cstheme="minorBidi" w:hint="eastAsia"/>
@@ -44016,7 +43183,7 @@
         </w:rPr>
         <w:t>9.104.</w:t>
       </w:r>
-      <w:bookmarkEnd w:id="43"/>
+      <w:bookmarkEnd w:id="42"/>
       <w:r>
         <w:rPr>
           <w:rFonts w:ascii="標楷體" w:eastAsia="標楷體" w:hAnsi="標楷體" w:cstheme="minorBidi" w:hint="eastAsia"/>
@@ -45645,7 +44812,7 @@
         </w:rPr>
         <w:t>。</w:t>
       </w:r>
-      <w:bookmarkEnd w:id="44"/>
+      <w:bookmarkEnd w:id="43"/>
     </w:p>
     <w:p>
       <w:pPr>
@@ -45656,7 +44823,7 @@
           <w:szCs w:val="24"/>
         </w:rPr>
       </w:pPr>
-      <w:bookmarkStart w:id="45" w:name="_Hlk204085052"/>
+      <w:bookmarkStart w:id="44" w:name="_Hlk204085052"/>
       <w:r>
         <w:rPr>
           <w:rFonts w:ascii="標楷體" w:eastAsia="標楷體" w:hAnsi="標楷體"/>
@@ -45969,7 +45136,7 @@
         </w:rPr>
         <w:t>本藥品、glofitamab及epcoritamab僅得擇一給付，治療失敗後不得互換。(114/8/1)</w:t>
       </w:r>
-      <w:bookmarkEnd w:id="45"/>
+      <w:bookmarkEnd w:id="44"/>
     </w:p>
     <w:p>
       <w:pPr>
@@ -46963,7 +46130,7 @@
         </w:rPr>
         <w:t>Isatuximab(如</w:t>
       </w:r>
-      <w:bookmarkStart w:id="46" w:name="_Hlk173438635"/>
+      <w:bookmarkStart w:id="45" w:name="_Hlk173438635"/>
       <w:r>
         <w:rPr>
           <w:rFonts w:ascii="標楷體" w:eastAsia="標楷體" w:hAnsi="標楷體"/>
@@ -46971,7 +46138,7 @@
         </w:rPr>
         <w:t>Sarclisa</w:t>
       </w:r>
-      <w:bookmarkEnd w:id="46"/>
+      <w:bookmarkEnd w:id="45"/>
       <w:r>
         <w:rPr>
           <w:rFonts w:ascii="標楷體" w:eastAsia="標楷體" w:hAnsi="標楷體"/>
@@ -47727,7 +46894,7 @@
         </w:rPr>
         <w:t>9.109.Enfortumab vedotin(如</w:t>
       </w:r>
-      <w:bookmarkStart w:id="47" w:name="_Hlk141697711"/>
+      <w:bookmarkStart w:id="46" w:name="_Hlk141697711"/>
       <w:r>
         <w:rPr>
           <w:rFonts w:ascii="標楷體" w:eastAsia="標楷體" w:hAnsi="標楷體"/>
@@ -47735,7 +46902,7 @@
         </w:rPr>
         <w:t>Padcev</w:t>
       </w:r>
-      <w:bookmarkEnd w:id="47"/>
+      <w:bookmarkEnd w:id="46"/>
       <w:r>
         <w:rPr>
           <w:rFonts w:ascii="標楷體" w:eastAsia="標楷體" w:hAnsi="標楷體"/>
@@ -49292,7 +48459,7 @@
           <w:szCs w:val="24"/>
         </w:rPr>
       </w:pPr>
-      <w:bookmarkStart w:id="48" w:name="_Hlk196225396"/>
+      <w:bookmarkStart w:id="47" w:name="_Hlk196225396"/>
       <w:r>
         <w:rPr>
           <w:rFonts w:ascii="標楷體" w:eastAsia="標楷體" w:hAnsi="標楷體"/>
@@ -49357,7 +48524,7 @@
         <w:t>/1)</w:t>
       </w:r>
     </w:p>
-    <w:bookmarkEnd w:id="48"/>
+    <w:bookmarkEnd w:id="47"/>
     <w:p>
       <w:pPr>
         <w:spacing w:line="400" w:lineRule="exact"/>
@@ -51565,7 +50732,7 @@
           <w:szCs w:val="24"/>
         </w:rPr>
       </w:pPr>
-      <w:bookmarkStart w:id="49" w:name="_Hlk204088647"/>
+      <w:bookmarkStart w:id="48" w:name="_Hlk204088647"/>
       <w:r>
         <w:rPr>
           <w:rFonts w:ascii="標楷體" w:eastAsia="標楷體" w:hAnsi="標楷體"/>
@@ -52039,7 +51206,7 @@
         <w:t>5.Elranatamab與teclistamab僅能擇一給付，除因耐受性不良，不得互換。二者使用總療程合併計算，以全部39次輸注為上限。</w:t>
       </w:r>
     </w:p>
-    <w:bookmarkEnd w:id="49"/>
+    <w:bookmarkEnd w:id="48"/>
     <w:p>
       <w:pPr>
         <w:snapToGrid w:val="0"/>
@@ -54468,386 +53635,132 @@
     <w:p>
       <w:pPr>
         <w:spacing w:line="400" w:lineRule="exact"/>
-        <w:jc w:val="both"/>
-        <w:rPr>
-          <w:rFonts w:ascii="標楷體" w:eastAsia="標楷體" w:hAnsi="標楷體"/>
-          <w:szCs w:val="24"/>
-        </w:rPr>
-      </w:pPr>
-      <w:bookmarkStart w:id="50" w:name="_Hlk209193042"/>
-      <w:r>
-        <w:rPr>
-          <w:rFonts w:ascii="標楷體" w:eastAsia="標楷體" w:hAnsi="標楷體"/>
-          <w:szCs w:val="24"/>
-        </w:rPr>
-        <w:t>9.</w:t>
-      </w:r>
-      <w:r>
-        <w:rPr>
-          <w:rFonts w:ascii="標楷體" w:eastAsia="標楷體" w:hAnsi="標楷體" w:hint="eastAsia"/>
-          <w:szCs w:val="24"/>
-        </w:rPr>
-        <w:t>124</w:t>
-      </w:r>
-      <w:r>
-        <w:rPr>
-          <w:rFonts w:ascii="標楷體" w:eastAsia="標楷體" w:hAnsi="標楷體"/>
-          <w:szCs w:val="24"/>
-        </w:rPr>
-        <w:t>.</w:t>
-      </w:r>
-      <w:r>
-        <w:rPr>
-          <w:rFonts w:ascii="標楷體" w:eastAsia="標楷體" w:hAnsi="標楷體" w:hint="eastAsia"/>
-          <w:szCs w:val="24"/>
-        </w:rPr>
-        <w:t>T</w:t>
-      </w:r>
-      <w:r>
-        <w:rPr>
-          <w:rFonts w:ascii="標楷體" w:eastAsia="標楷體" w:hAnsi="標楷體"/>
-          <w:szCs w:val="24"/>
-        </w:rPr>
-        <w:t>afasitamab（如Minjuvi</w:t>
-      </w:r>
-      <w:r>
-        <w:rPr>
-          <w:rFonts w:ascii="標楷體" w:eastAsia="標楷體" w:hAnsi="標楷體" w:hint="eastAsia"/>
-          <w:szCs w:val="24"/>
-        </w:rPr>
-        <w:t>）：（114</w:t>
-      </w:r>
-      <w:r>
-        <w:rPr>
-          <w:rFonts w:ascii="標楷體" w:eastAsia="標楷體" w:hAnsi="標楷體"/>
-          <w:szCs w:val="24"/>
-        </w:rPr>
-        <w:t>/</w:t>
-      </w:r>
-      <w:r>
-        <w:rPr>
-          <w:rFonts w:ascii="標楷體" w:eastAsia="標楷體" w:hAnsi="標楷體" w:hint="eastAsia"/>
-          <w:szCs w:val="24"/>
-        </w:rPr>
-        <w:t>10</w:t>
-      </w:r>
-      <w:r>
-        <w:rPr>
-          <w:rFonts w:ascii="標楷體" w:eastAsia="標楷體" w:hAnsi="標楷體"/>
-          <w:szCs w:val="24"/>
-        </w:rPr>
-        <w:t>/1</w:t>
-      </w:r>
-      <w:r>
-        <w:rPr>
-          <w:rFonts w:ascii="標楷體" w:eastAsia="標楷體" w:hAnsi="標楷體" w:hint="eastAsia"/>
-          <w:szCs w:val="24"/>
-        </w:rPr>
-        <w:t>）</w:t>
-      </w:r>
-    </w:p>
-    <w:p>
-      <w:pPr>
-        <w:spacing w:line="400" w:lineRule="exact"/>
-        <w:ind w:leftChars="136" w:left="566" w:hangingChars="100" w:hanging="240"/>
-        <w:rPr>
-          <w:rFonts w:ascii="標楷體" w:eastAsia="標楷體" w:hAnsi="標楷體"/>
-          <w:szCs w:val="24"/>
-        </w:rPr>
-      </w:pPr>
-      <w:r>
-        <w:rPr>
-          <w:rFonts w:ascii="標楷體" w:eastAsia="標楷體" w:hAnsi="標楷體" w:hint="eastAsia"/>
-          <w:szCs w:val="24"/>
-        </w:rPr>
-        <w:t>1.限與</w:t>
-      </w:r>
-      <w:r>
-        <w:rPr>
-          <w:rFonts w:ascii="標楷體" w:eastAsia="標楷體" w:hAnsi="標楷體"/>
-          <w:szCs w:val="24"/>
-        </w:rPr>
-        <w:t>lenalidomide</w:t>
-      </w:r>
-      <w:r>
-        <w:rPr>
-          <w:rFonts w:ascii="標楷體" w:eastAsia="標楷體" w:hAnsi="標楷體" w:hint="eastAsia"/>
-          <w:szCs w:val="24"/>
-        </w:rPr>
-        <w:t>併用，適</w:t>
-      </w:r>
-      <w:bookmarkStart w:id="51" w:name="_Hlk202951206"/>
-      <w:r>
-        <w:rPr>
-          <w:rFonts w:ascii="標楷體" w:eastAsia="標楷體" w:hAnsi="標楷體" w:hint="eastAsia"/>
-          <w:szCs w:val="24"/>
-        </w:rPr>
-        <w:t>用於經一線全身治療含</w:t>
-      </w:r>
-      <w:r>
-        <w:rPr>
-          <w:rFonts w:ascii="標楷體" w:eastAsia="標楷體" w:hAnsi="標楷體"/>
-          <w:szCs w:val="24"/>
-        </w:rPr>
-        <w:t>rituximab</w:t>
-      </w:r>
-      <w:r>
-        <w:rPr>
-          <w:rFonts w:ascii="標楷體" w:eastAsia="標楷體" w:hAnsi="標楷體" w:hint="eastAsia"/>
-          <w:szCs w:val="24"/>
-        </w:rPr>
-        <w:t>治療復發型，不適合接受造血幹細胞移植瀰漫性大型</w:t>
-      </w:r>
-      <w:r>
-        <w:rPr>
-          <w:rFonts w:ascii="標楷體" w:eastAsia="標楷體" w:hAnsi="標楷體"/>
-          <w:szCs w:val="24"/>
-        </w:rPr>
-        <w:t>B</w:t>
-      </w:r>
-      <w:r>
-        <w:rPr>
-          <w:rFonts w:ascii="標楷體" w:eastAsia="標楷體" w:hAnsi="標楷體" w:hint="eastAsia"/>
-          <w:szCs w:val="24"/>
-        </w:rPr>
-        <w:t>細胞淋巴瘤</w:t>
-      </w:r>
-      <w:r>
-        <w:rPr>
-          <w:rFonts w:ascii="標楷體" w:eastAsia="標楷體" w:hAnsi="標楷體"/>
-          <w:szCs w:val="24"/>
-        </w:rPr>
-        <w:t>(DLBCL)</w:t>
-      </w:r>
-      <w:r>
-        <w:rPr>
-          <w:rFonts w:ascii="標楷體" w:eastAsia="標楷體" w:hAnsi="標楷體" w:hint="eastAsia"/>
-          <w:szCs w:val="24"/>
-        </w:rPr>
-        <w:t>成人病人</w:t>
-      </w:r>
-      <w:bookmarkEnd w:id="51"/>
-      <w:r>
-        <w:rPr>
-          <w:rFonts w:ascii="標楷體" w:eastAsia="標楷體" w:hAnsi="標楷體" w:hint="eastAsia"/>
-          <w:szCs w:val="24"/>
-        </w:rPr>
-        <w:t>，且須完全符合以下條件：</w:t>
-      </w:r>
-    </w:p>
-    <w:p>
-      <w:pPr>
-        <w:spacing w:line="400" w:lineRule="exact"/>
-        <w:ind w:leftChars="177" w:left="706" w:hangingChars="117" w:hanging="281"/>
-        <w:rPr>
-          <w:rFonts w:ascii="標楷體" w:eastAsia="標楷體" w:hAnsi="標楷體"/>
-          <w:szCs w:val="24"/>
-        </w:rPr>
-      </w:pPr>
-      <w:r>
-        <w:rPr>
-          <w:rFonts w:ascii="標楷體" w:eastAsia="標楷體" w:hAnsi="標楷體" w:hint="eastAsia"/>
-          <w:szCs w:val="24"/>
-        </w:rPr>
-        <w:t>(1)具</w:t>
-      </w:r>
-      <w:r>
-        <w:rPr>
-          <w:rFonts w:ascii="標楷體" w:eastAsia="標楷體" w:hAnsi="標楷體"/>
-          <w:szCs w:val="24"/>
-        </w:rPr>
-        <w:t>CD19</w:t>
-      </w:r>
-      <w:r>
-        <w:rPr>
-          <w:rFonts w:ascii="標楷體" w:eastAsia="標楷體" w:hAnsi="標楷體" w:hint="eastAsia"/>
-          <w:szCs w:val="24"/>
-        </w:rPr>
-        <w:t>抗原陽性。</w:t>
-      </w:r>
-    </w:p>
-    <w:p>
-      <w:pPr>
-        <w:spacing w:line="400" w:lineRule="exact"/>
-        <w:ind w:leftChars="177" w:left="706" w:hangingChars="117" w:hanging="281"/>
-        <w:rPr>
-          <w:rFonts w:ascii="標楷體" w:eastAsia="標楷體" w:hAnsi="標楷體"/>
-          <w:szCs w:val="24"/>
-        </w:rPr>
-      </w:pPr>
-      <w:r>
-        <w:rPr>
-          <w:rFonts w:ascii="標楷體" w:eastAsia="標楷體" w:hAnsi="標楷體" w:hint="eastAsia"/>
-          <w:szCs w:val="24"/>
-        </w:rPr>
-        <w:t>(2)一線曾接受</w:t>
-      </w:r>
-      <w:r>
-        <w:rPr>
-          <w:rFonts w:ascii="標楷體" w:eastAsia="標楷體" w:hAnsi="標楷體"/>
-          <w:szCs w:val="24"/>
-        </w:rPr>
-        <w:t>rituximab</w:t>
-      </w:r>
-      <w:r>
-        <w:rPr>
-          <w:rFonts w:ascii="標楷體" w:eastAsia="標楷體" w:hAnsi="標楷體" w:hint="eastAsia"/>
-          <w:szCs w:val="24"/>
-        </w:rPr>
-        <w:t>合併化學治療</w:t>
-      </w:r>
-      <w:r>
-        <w:rPr>
-          <w:rFonts w:ascii="標楷體" w:eastAsia="標楷體" w:hAnsi="標楷體"/>
-          <w:szCs w:val="24"/>
-        </w:rPr>
-        <w:t>(</w:t>
-      </w:r>
-      <w:r>
-        <w:rPr>
-          <w:rFonts w:ascii="標楷體" w:eastAsia="標楷體" w:hAnsi="標楷體" w:hint="eastAsia"/>
-          <w:szCs w:val="24"/>
-        </w:rPr>
-        <w:t>包含</w:t>
-      </w:r>
-      <w:r>
-        <w:rPr>
-          <w:rFonts w:ascii="標楷體" w:eastAsia="標楷體" w:hAnsi="標楷體"/>
-          <w:szCs w:val="24"/>
-        </w:rPr>
-        <w:t>CD20)</w:t>
-      </w:r>
-      <w:r>
-        <w:rPr>
-          <w:rFonts w:ascii="標楷體" w:eastAsia="標楷體" w:hAnsi="標楷體" w:hint="eastAsia"/>
-          <w:szCs w:val="24"/>
-        </w:rPr>
-        <w:t>，及含有</w:t>
-      </w:r>
-      <w:r>
-        <w:rPr>
-          <w:rFonts w:ascii="標楷體" w:eastAsia="標楷體" w:hAnsi="標楷體"/>
-          <w:szCs w:val="24"/>
-        </w:rPr>
-        <w:t>anthracycline</w:t>
-      </w:r>
-      <w:r>
-        <w:rPr>
-          <w:rFonts w:ascii="標楷體" w:eastAsia="標楷體" w:hAnsi="標楷體" w:hint="eastAsia"/>
-          <w:szCs w:val="24"/>
-        </w:rPr>
-        <w:t>類藥物的治療，治療四個療程以上並於1</w:t>
-      </w:r>
-      <w:r>
-        <w:rPr>
-          <w:rFonts w:ascii="標楷體" w:eastAsia="標楷體" w:hAnsi="標楷體"/>
-          <w:szCs w:val="24"/>
-        </w:rPr>
-        <w:t>2</w:t>
-      </w:r>
-      <w:r>
-        <w:rPr>
-          <w:rFonts w:ascii="標楷體" w:eastAsia="標楷體" w:hAnsi="標楷體" w:hint="eastAsia"/>
-          <w:szCs w:val="24"/>
-        </w:rPr>
-        <w:t>個月內復發者。</w:t>
-      </w:r>
-    </w:p>
-    <w:p>
-      <w:pPr>
-        <w:spacing w:line="400" w:lineRule="exact"/>
-        <w:ind w:leftChars="177" w:left="706" w:hangingChars="117" w:hanging="281"/>
-        <w:rPr>
-          <w:rFonts w:ascii="標楷體" w:eastAsia="標楷體" w:hAnsi="標楷體"/>
-          <w:szCs w:val="24"/>
-        </w:rPr>
-      </w:pPr>
-      <w:r>
-        <w:rPr>
-          <w:rFonts w:ascii="標楷體" w:eastAsia="標楷體" w:hAnsi="標楷體" w:hint="eastAsia"/>
-          <w:szCs w:val="24"/>
-        </w:rPr>
-        <w:t>(3)</w:t>
-      </w:r>
-      <w:r>
-        <w:rPr>
-          <w:rFonts w:ascii="標楷體" w:eastAsia="標楷體" w:hAnsi="標楷體"/>
-          <w:szCs w:val="24"/>
-        </w:rPr>
-        <w:t>ECOG</w:t>
-      </w:r>
-      <w:r>
-        <w:rPr>
-          <w:rFonts w:ascii="標楷體" w:eastAsia="標楷體" w:hAnsi="標楷體" w:hint="eastAsia"/>
-          <w:szCs w:val="24"/>
-        </w:rPr>
-        <w:t>為</w:t>
-      </w:r>
-      <w:r>
-        <w:rPr>
-          <w:rFonts w:ascii="標楷體" w:eastAsia="標楷體" w:hAnsi="標楷體"/>
-          <w:szCs w:val="24"/>
-        </w:rPr>
-        <w:t>0</w:t>
-      </w:r>
-      <w:r>
-        <w:rPr>
-          <w:rFonts w:ascii="標楷體" w:eastAsia="標楷體" w:hAnsi="標楷體" w:hint="eastAsia"/>
-          <w:szCs w:val="24"/>
-        </w:rPr>
-        <w:t>或</w:t>
-      </w:r>
-      <w:r>
-        <w:rPr>
-          <w:rFonts w:ascii="標楷體" w:eastAsia="標楷體" w:hAnsi="標楷體"/>
-          <w:szCs w:val="24"/>
-        </w:rPr>
-        <w:t>1</w:t>
-      </w:r>
-      <w:r>
-        <w:rPr>
-          <w:rFonts w:ascii="標楷體" w:eastAsia="標楷體" w:hAnsi="標楷體" w:hint="eastAsia"/>
-          <w:szCs w:val="24"/>
-        </w:rPr>
-        <w:t>。</w:t>
-      </w:r>
-    </w:p>
-    <w:p>
-      <w:pPr>
-        <w:spacing w:line="400" w:lineRule="exact"/>
-        <w:ind w:leftChars="177" w:left="706" w:hangingChars="117" w:hanging="281"/>
-        <w:rPr>
-          <w:rFonts w:ascii="標楷體" w:eastAsia="標楷體" w:hAnsi="標楷體"/>
-          <w:szCs w:val="24"/>
-        </w:rPr>
-      </w:pPr>
-      <w:r>
-        <w:rPr>
-          <w:rFonts w:ascii="標楷體" w:eastAsia="標楷體" w:hAnsi="標楷體" w:hint="eastAsia"/>
-          <w:szCs w:val="24"/>
-        </w:rPr>
-        <w:t>(4)病人不得有以下任一疾病</w:t>
-      </w:r>
-      <w:r>
-        <w:rPr>
-          <w:rFonts w:ascii="標楷體" w:eastAsia="標楷體" w:hAnsi="標楷體"/>
-          <w:szCs w:val="24"/>
-        </w:rPr>
-        <w:t>:</w:t>
-      </w:r>
-    </w:p>
-    <w:p>
-      <w:pPr>
-        <w:spacing w:line="400" w:lineRule="exact"/>
-        <w:ind w:leftChars="254" w:left="850" w:hangingChars="100" w:hanging="240"/>
-        <w:rPr>
-          <w:rFonts w:ascii="標楷體" w:eastAsia="標楷體" w:hAnsi="標楷體"/>
-          <w:szCs w:val="24"/>
-        </w:rPr>
-      </w:pPr>
-      <w:r>
-        <w:rPr>
-          <w:rFonts w:ascii="標楷體" w:eastAsia="標楷體" w:hAnsi="標楷體" w:hint="eastAsia"/>
+        <w:ind w:left="386" w:hanging="386"/>
+        <w:rPr>
+          <w:rFonts w:ascii="標楷體" w:eastAsia="標楷體" w:hAnsi="標楷體"/>
+          <w:szCs w:val="24"/>
+        </w:rPr>
+      </w:pPr>
+      <w:bookmarkStart w:id="49" w:name="_Hlk209193042"/>
+      <w:r>
+        <w:rPr>
+          <w:rFonts w:ascii="標楷體" w:eastAsia="標楷體" w:hAnsi="標楷體"/>
+          <w:szCs w:val="24"/>
+        </w:rPr>
+        <w:t>9.124.Tafasitamab（如Minjuvi）：（114/10/1</w:t>
+      </w:r>
+      <w:r>
+        <w:rPr>
+          <w:rFonts w:ascii="標楷體" w:eastAsia="標楷體" w:hAnsi="標楷體" w:hint="eastAsia"/>
+          <w:szCs w:val="24"/>
+        </w:rPr>
+        <w:t>、115/3/1）</w:t>
+      </w:r>
+    </w:p>
+    <w:p>
+      <w:pPr>
+        <w:spacing w:line="400" w:lineRule="exact"/>
+        <w:ind w:left="566" w:hanging="240"/>
+        <w:rPr>
+          <w:rFonts w:ascii="標楷體" w:eastAsia="標楷體" w:hAnsi="標楷體"/>
+          <w:szCs w:val="24"/>
+        </w:rPr>
+      </w:pPr>
+      <w:r>
+        <w:rPr>
+          <w:rFonts w:ascii="標楷體" w:eastAsia="標楷體" w:hAnsi="標楷體"/>
+          <w:szCs w:val="24"/>
+        </w:rPr>
+        <w:t>1.</w:t>
+      </w:r>
+      <w:r>
+        <w:rPr>
+          <w:rFonts w:ascii="標楷體" w:eastAsia="標楷體" w:hAnsi="標楷體" w:hint="eastAsia"/>
+          <w:szCs w:val="24"/>
+        </w:rPr>
+        <w:t>限與lenalidomide(限使用Leavdo及Lelimide)併用，適用於經一線全身治療含rituximab治療復發型，不適合接受造血幹細胞移植瀰漫性大型B細胞淋巴瘤(DLBCL)成人病人，且須完全符合以下條件（114/10/1、115/3/1）：</w:t>
+      </w:r>
+    </w:p>
+    <w:p>
+      <w:pPr>
+        <w:spacing w:line="400" w:lineRule="exact"/>
+        <w:ind w:left="706" w:hanging="281"/>
+        <w:rPr>
+          <w:rFonts w:ascii="標楷體" w:eastAsia="標楷體" w:hAnsi="標楷體"/>
+          <w:szCs w:val="24"/>
+        </w:rPr>
+      </w:pPr>
+      <w:r>
+        <w:rPr>
+          <w:rFonts w:ascii="標楷體" w:eastAsia="標楷體" w:hAnsi="標楷體"/>
+          <w:szCs w:val="24"/>
+        </w:rPr>
+        <w:t>(1)具CD19抗原陽性。</w:t>
+      </w:r>
+    </w:p>
+    <w:p>
+      <w:pPr>
+        <w:spacing w:line="400" w:lineRule="exact"/>
+        <w:ind w:left="706" w:hanging="281"/>
+        <w:rPr>
+          <w:rFonts w:ascii="標楷體" w:eastAsia="標楷體" w:hAnsi="標楷體"/>
+          <w:szCs w:val="24"/>
+        </w:rPr>
+      </w:pPr>
+      <w:r>
+        <w:rPr>
+          <w:rFonts w:ascii="標楷體" w:eastAsia="標楷體" w:hAnsi="標楷體"/>
+          <w:szCs w:val="24"/>
+        </w:rPr>
+        <w:t>(2)一線曾接受rituximab合併化學治療(包含CD20)，及含有anthracycline類藥物的治療，治療四個療程以上並於12個月內復發者。</w:t>
+      </w:r>
+    </w:p>
+    <w:p>
+      <w:pPr>
+        <w:spacing w:line="400" w:lineRule="exact"/>
+        <w:ind w:left="706" w:hanging="281"/>
+        <w:rPr>
+          <w:rFonts w:ascii="標楷體" w:eastAsia="標楷體" w:hAnsi="標楷體"/>
+          <w:szCs w:val="24"/>
+        </w:rPr>
+      </w:pPr>
+      <w:r>
+        <w:rPr>
+          <w:rFonts w:ascii="標楷體" w:eastAsia="標楷體" w:hAnsi="標楷體"/>
+          <w:szCs w:val="24"/>
+        </w:rPr>
+        <w:t>(3)ECOG為0或1。</w:t>
+      </w:r>
+    </w:p>
+    <w:p>
+      <w:pPr>
+        <w:spacing w:line="400" w:lineRule="exact"/>
+        <w:ind w:left="706" w:hanging="281"/>
+        <w:rPr>
+          <w:rFonts w:ascii="標楷體" w:eastAsia="標楷體" w:hAnsi="標楷體"/>
+          <w:szCs w:val="24"/>
+        </w:rPr>
+      </w:pPr>
+      <w:r>
+        <w:rPr>
+          <w:rFonts w:ascii="標楷體" w:eastAsia="標楷體" w:hAnsi="標楷體"/>
+          <w:szCs w:val="24"/>
+        </w:rPr>
+        <w:t>(4)病人不得有以下任一疾病:</w:t>
+      </w:r>
+    </w:p>
+    <w:p>
+      <w:pPr>
+        <w:spacing w:line="400" w:lineRule="exact"/>
+        <w:ind w:left="850" w:hanging="240"/>
+        <w:rPr>
+          <w:rFonts w:ascii="標楷體" w:eastAsia="標楷體" w:hAnsi="標楷體"/>
+          <w:szCs w:val="24"/>
+        </w:rPr>
+      </w:pPr>
+      <w:r>
+        <w:rPr>
+          <w:rFonts w:ascii="標楷體" w:eastAsia="標楷體" w:hAnsi="標楷體"/>
           <w:szCs w:val="24"/>
         </w:rPr>
         <w:t>Ⅰ.中樞神經系統淋巴瘤或中樞神經疾病。</w:t>
@@ -54856,46 +53769,32 @@
     <w:p>
       <w:pPr>
         <w:spacing w:line="400" w:lineRule="exact"/>
-        <w:ind w:leftChars="254" w:left="850" w:hangingChars="100" w:hanging="240"/>
-        <w:rPr>
-          <w:rFonts w:ascii="標楷體" w:eastAsia="標楷體" w:hAnsi="標楷體"/>
-          <w:szCs w:val="24"/>
-        </w:rPr>
-      </w:pPr>
-      <w:r>
-        <w:rPr>
-          <w:rFonts w:ascii="標楷體" w:eastAsia="標楷體" w:hAnsi="標楷體" w:hint="eastAsia"/>
-          <w:szCs w:val="24"/>
-        </w:rPr>
-        <w:t>Ⅱ.嚴重的心血管疾病，如</w:t>
-      </w:r>
-      <w:r>
-        <w:rPr>
-          <w:rFonts w:ascii="標楷體" w:eastAsia="標楷體" w:hAnsi="標楷體"/>
-          <w:szCs w:val="24"/>
-        </w:rPr>
-        <w:t xml:space="preserve">NYHA (New York Heart Association) Class </w:t>
-      </w:r>
-      <w:r>
-        <w:rPr>
-          <w:rFonts w:ascii="標楷體" w:eastAsia="標楷體" w:hAnsi="標楷體" w:hint="eastAsia"/>
-          <w:szCs w:val="24"/>
-        </w:rPr>
-        <w:t>Ⅲ或Ⅳ。</w:t>
-      </w:r>
-    </w:p>
-    <w:p>
-      <w:pPr>
-        <w:spacing w:line="400" w:lineRule="exact"/>
-        <w:ind w:leftChars="254" w:left="850" w:hangingChars="100" w:hanging="240"/>
-        <w:rPr>
-          <w:rFonts w:ascii="標楷體" w:eastAsia="標楷體" w:hAnsi="標楷體"/>
-          <w:szCs w:val="24"/>
-        </w:rPr>
-      </w:pPr>
-      <w:r>
-        <w:rPr>
-          <w:rFonts w:ascii="標楷體" w:eastAsia="標楷體" w:hAnsi="標楷體" w:hint="eastAsia"/>
+        <w:ind w:left="850" w:hanging="240"/>
+        <w:rPr>
+          <w:rFonts w:ascii="標楷體" w:eastAsia="標楷體" w:hAnsi="標楷體"/>
+          <w:szCs w:val="24"/>
+        </w:rPr>
+      </w:pPr>
+      <w:r>
+        <w:rPr>
+          <w:rFonts w:ascii="標楷體" w:eastAsia="標楷體" w:hAnsi="標楷體"/>
+          <w:szCs w:val="24"/>
+        </w:rPr>
+        <w:t>Ⅱ.嚴重的心血管疾病，如NYHA (New York Heart Association) Class Ⅲ或Ⅳ。</w:t>
+      </w:r>
+    </w:p>
+    <w:p>
+      <w:pPr>
+        <w:spacing w:line="400" w:lineRule="exact"/>
+        <w:ind w:left="850" w:hanging="240"/>
+        <w:rPr>
+          <w:rFonts w:ascii="標楷體" w:eastAsia="標楷體" w:hAnsi="標楷體"/>
+          <w:szCs w:val="24"/>
+        </w:rPr>
+      </w:pPr>
+      <w:r>
+        <w:rPr>
+          <w:rFonts w:ascii="標楷體" w:eastAsia="標楷體" w:hAnsi="標楷體"/>
           <w:szCs w:val="24"/>
         </w:rPr>
         <w:t>Ⅲ.自體免疫疾病正積極治療者。</w:t>
@@ -54904,64 +53803,22 @@
     <w:p>
       <w:pPr>
         <w:spacing w:line="400" w:lineRule="exact"/>
-        <w:ind w:leftChars="136" w:left="566" w:hangingChars="100" w:hanging="240"/>
-        <w:rPr>
-          <w:rFonts w:ascii="標楷體" w:eastAsia="標楷體" w:hAnsi="標楷體"/>
-          <w:szCs w:val="24"/>
-        </w:rPr>
-      </w:pPr>
-      <w:r>
-        <w:rPr>
-          <w:rFonts w:ascii="標楷體" w:eastAsia="標楷體" w:hAnsi="標楷體" w:hint="eastAsia"/>
-          <w:szCs w:val="24"/>
-        </w:rPr>
-        <w:t>2.須經事前審查核准以使用，每次申請事前審查以</w:t>
-      </w:r>
-      <w:r>
-        <w:rPr>
-          <w:rFonts w:ascii="標楷體" w:eastAsia="標楷體" w:hAnsi="標楷體"/>
-          <w:szCs w:val="24"/>
-        </w:rPr>
-        <w:t>3</w:t>
-      </w:r>
-      <w:r>
-        <w:rPr>
-          <w:rFonts w:ascii="標楷體" w:eastAsia="標楷體" w:hAnsi="標楷體" w:hint="eastAsia"/>
-          <w:szCs w:val="24"/>
-        </w:rPr>
-        <w:t>個療程為限，首次再申請須檢附達到</w:t>
-      </w:r>
-      <w:r>
-        <w:rPr>
-          <w:rFonts w:ascii="標楷體" w:eastAsia="標楷體" w:hAnsi="標楷體"/>
-          <w:szCs w:val="24"/>
-        </w:rPr>
-        <w:t>CR</w:t>
-      </w:r>
-      <w:r>
-        <w:rPr>
-          <w:rFonts w:ascii="標楷體" w:eastAsia="標楷體" w:hAnsi="標楷體" w:hint="eastAsia"/>
-          <w:szCs w:val="24"/>
-        </w:rPr>
-        <w:t>或</w:t>
-      </w:r>
-      <w:r>
-        <w:rPr>
-          <w:rFonts w:ascii="標楷體" w:eastAsia="標楷體" w:hAnsi="標楷體"/>
-          <w:szCs w:val="24"/>
-        </w:rPr>
-        <w:t>PR</w:t>
-      </w:r>
-      <w:r>
-        <w:rPr>
-          <w:rFonts w:ascii="標楷體" w:eastAsia="標楷體" w:hAnsi="標楷體" w:hint="eastAsia"/>
-          <w:szCs w:val="24"/>
-        </w:rPr>
-        <w:t>的證明方可續用；其後續申請須證明疾病無惡化方可續用。若病情惡化即須停</w:t>
-      </w:r>
-      <w:r>
-        <w:rPr>
-          <w:rFonts w:ascii="標楷體" w:eastAsia="標楷體" w:hAnsi="標楷體" w:hint="eastAsia"/>
+        <w:ind w:left="566" w:hanging="240"/>
+        <w:rPr>
+          <w:rFonts w:ascii="標楷體" w:eastAsia="標楷體" w:hAnsi="標楷體"/>
+          <w:szCs w:val="24"/>
+        </w:rPr>
+      </w:pPr>
+      <w:r>
+        <w:rPr>
+          <w:rFonts w:ascii="標楷體" w:eastAsia="標楷體" w:hAnsi="標楷體"/>
+          <w:szCs w:val="24"/>
+        </w:rPr>
+        <w:t>2.須經事前審查核准以使用，每次申請事前審查以3個療程為限，首次再申請須檢附達到CR或PR的證明方可續用；其後續申請須證明疾病無惡化方可續用。若病情惡化即須停</w:t>
+      </w:r>
+      <w:r>
+        <w:rPr>
+          <w:rFonts w:ascii="標楷體" w:eastAsia="標楷體" w:hAnsi="標楷體"/>
           <w:szCs w:val="24"/>
         </w:rPr>
         <w:lastRenderedPageBreak/>
@@ -54971,74 +53828,32 @@
     <w:p>
       <w:pPr>
         <w:spacing w:line="400" w:lineRule="exact"/>
-        <w:ind w:leftChars="136" w:left="566" w:hangingChars="100" w:hanging="240"/>
-        <w:rPr>
-          <w:rFonts w:ascii="標楷體" w:eastAsia="標楷體" w:hAnsi="標楷體"/>
-          <w:szCs w:val="24"/>
-        </w:rPr>
-      </w:pPr>
-      <w:r>
-        <w:rPr>
-          <w:rFonts w:ascii="標楷體" w:eastAsia="標楷體" w:hAnsi="標楷體" w:hint="eastAsia"/>
-          <w:szCs w:val="24"/>
-        </w:rPr>
-        <w:t>3.總療程以</w:t>
-      </w:r>
-      <w:r>
-        <w:rPr>
-          <w:rFonts w:ascii="標楷體" w:eastAsia="標楷體" w:hAnsi="標楷體"/>
-          <w:szCs w:val="24"/>
-        </w:rPr>
-        <w:t>12</w:t>
-      </w:r>
-      <w:r>
-        <w:rPr>
-          <w:rFonts w:ascii="標楷體" w:eastAsia="標楷體" w:hAnsi="標楷體" w:hint="eastAsia"/>
-          <w:szCs w:val="24"/>
-        </w:rPr>
-        <w:t>個療程為上限；每位病人一生限用一次</w:t>
-      </w:r>
-      <w:r>
-        <w:rPr>
-          <w:rFonts w:ascii="標楷體" w:eastAsia="標楷體" w:hAnsi="標楷體"/>
-          <w:szCs w:val="24"/>
-        </w:rPr>
-        <w:t xml:space="preserve"> (12</w:t>
-      </w:r>
-      <w:r>
-        <w:rPr>
-          <w:rFonts w:ascii="標楷體" w:eastAsia="標楷體" w:hAnsi="標楷體" w:hint="eastAsia"/>
-          <w:szCs w:val="24"/>
-        </w:rPr>
-        <w:t>個療程</w:t>
-      </w:r>
-      <w:r>
-        <w:rPr>
-          <w:rFonts w:ascii="標楷體" w:eastAsia="標楷體" w:hAnsi="標楷體"/>
-          <w:szCs w:val="24"/>
-        </w:rPr>
-        <w:t>)</w:t>
-      </w:r>
-      <w:r>
-        <w:rPr>
-          <w:rFonts w:ascii="標楷體" w:eastAsia="標楷體" w:hAnsi="標楷體" w:hint="eastAsia"/>
-          <w:szCs w:val="24"/>
-        </w:rPr>
-        <w:t>，不得重複申請。</w:t>
-      </w:r>
-    </w:p>
-    <w:p>
-      <w:pPr>
-        <w:spacing w:line="400" w:lineRule="exact"/>
-        <w:ind w:leftChars="136" w:left="566" w:hangingChars="100" w:hanging="240"/>
-        <w:rPr>
-          <w:rFonts w:ascii="標楷體" w:eastAsia="標楷體" w:hAnsi="標楷體"/>
-          <w:szCs w:val="24"/>
-        </w:rPr>
-      </w:pPr>
-      <w:r>
-        <w:rPr>
-          <w:rFonts w:ascii="標楷體" w:eastAsia="標楷體" w:hAnsi="標楷體" w:hint="eastAsia"/>
+        <w:ind w:left="566" w:hanging="240"/>
+        <w:rPr>
+          <w:rFonts w:ascii="標楷體" w:eastAsia="標楷體" w:hAnsi="標楷體"/>
+          <w:szCs w:val="24"/>
+        </w:rPr>
+      </w:pPr>
+      <w:r>
+        <w:rPr>
+          <w:rFonts w:ascii="標楷體" w:eastAsia="標楷體" w:hAnsi="標楷體"/>
+          <w:szCs w:val="24"/>
+        </w:rPr>
+        <w:t>3.總療程以12個療程為上限；每位病人一生限用一次 (12個療程)，不得重複申請。</w:t>
+      </w:r>
+    </w:p>
+    <w:p>
+      <w:pPr>
+        <w:spacing w:line="400" w:lineRule="exact"/>
+        <w:ind w:left="566" w:hanging="240"/>
+        <w:rPr>
+          <w:rFonts w:ascii="標楷體" w:eastAsia="標楷體" w:hAnsi="標楷體"/>
+          <w:szCs w:val="24"/>
+        </w:rPr>
+      </w:pPr>
+      <w:r>
+        <w:rPr>
+          <w:rFonts w:ascii="標楷體" w:eastAsia="標楷體" w:hAnsi="標楷體"/>
           <w:szCs w:val="24"/>
         </w:rPr>
         <w:t>4.執行醫師須為血液病或造血幹細胞移植專科醫師且須完成血液病或造血幹細胞移植的相關照護訓練。</w:t>
@@ -55056,11 +53871,13 @@
       </w:pPr>
       <w:r>
         <w:rPr>
-          <w:rFonts w:ascii="標楷體" w:eastAsia="標楷體" w:hAnsi="標楷體" w:hint="eastAsia"/>
+          <w:rFonts w:ascii="標楷體" w:eastAsia="標楷體" w:hAnsi="標楷體"/>
           <w:szCs w:val="24"/>
         </w:rPr>
         <w:t>5.病人接受本藥物治療後，不給付造血幹細胞移植。</w:t>
       </w:r>
+      <w:bookmarkStart w:id="50" w:name="_GoBack"/>
+      <w:bookmarkEnd w:id="50"/>
     </w:p>
     <w:p>
       <w:pPr>
@@ -56075,7 +54892,7 @@
         </w:rPr>
         <w:t>2.本藥品與ruxolitinib、fedratinib用於中度風險或高風險之骨髓纖維化治療時，僅得擇一給付。Ruxolitinib、fedratinib治療後如疾病惡化不得換用本藥品。</w:t>
       </w:r>
-      <w:bookmarkEnd w:id="50"/>
+      <w:bookmarkEnd w:id="49"/>
     </w:p>
     <w:p>
       <w:pPr>

--- a/regulations.docx
+++ b/regulations.docx
@@ -9596,11 +9596,11 @@
     <w:p>
       <w:pPr>
         <w:spacing w:line="400" w:lineRule="exact"/>
-        <w:contextualSpacing/>
-      </w:pPr>
-      <w:r>
-        <w:rPr>
-          <w:rFonts w:ascii="標楷體" w:eastAsia="標楷體" w:hAnsi="標楷體"/>
+      </w:pPr>
+      <w:bookmarkStart w:id="11" w:name="_Hlk225181580"/>
+      <w:r>
+        <w:rPr>
+          <w:rFonts w:ascii="標楷體" w:eastAsia="標楷體" w:hAnsi="標楷體" w:hint="eastAsia"/>
           <w:color w:val="000000"/>
           <w:szCs w:val="24"/>
         </w:rPr>
@@ -9608,21 +9608,14 @@
       </w:r>
       <w:r>
         <w:rPr>
-          <w:rFonts w:ascii="標楷體" w:eastAsia="標楷體" w:hAnsi="標楷體"/>
-          <w:szCs w:val="24"/>
-        </w:rPr>
-        <w:t>/10/1</w:t>
-      </w:r>
-      <w:r>
-        <w:rPr>
-          <w:rFonts w:ascii="標楷體" w:eastAsia="標楷體" w:hAnsi="標楷體" w:hint="eastAsia"/>
-          <w:szCs w:val="24"/>
-        </w:rPr>
-        <w:t>、115/3/1</w:t>
-      </w:r>
-      <w:r>
-        <w:rPr>
-          <w:rFonts w:ascii="標楷體" w:eastAsia="標楷體" w:hAnsi="標楷體"/>
+          <w:rFonts w:ascii="標楷體" w:eastAsia="標楷體" w:hAnsi="標楷體" w:hint="eastAsia"/>
+          <w:szCs w:val="24"/>
+        </w:rPr>
+        <w:t>/10/1、115/3/1、115/4/1</w:t>
+      </w:r>
+      <w:r>
+        <w:rPr>
+          <w:rFonts w:ascii="標楷體" w:eastAsia="標楷體" w:hAnsi="標楷體" w:hint="eastAsia"/>
           <w:color w:val="000000"/>
           <w:szCs w:val="24"/>
         </w:rPr>
@@ -9633,16 +9626,15 @@
       <w:pPr>
         <w:spacing w:line="400" w:lineRule="exact"/>
         <w:ind w:left="283"/>
-        <w:contextualSpacing/>
-        <w:rPr>
-          <w:rFonts w:ascii="標楷體" w:eastAsia="標楷體" w:hAnsi="標楷體"/>
-          <w:color w:val="000000"/>
-          <w:szCs w:val="24"/>
-        </w:rPr>
-      </w:pPr>
-      <w:r>
-        <w:rPr>
-          <w:rFonts w:ascii="標楷體" w:eastAsia="標楷體" w:hAnsi="標楷體"/>
+        <w:rPr>
+          <w:rFonts w:ascii="標楷體" w:eastAsia="標楷體" w:hAnsi="標楷體"/>
+          <w:color w:val="000000"/>
+          <w:szCs w:val="24"/>
+        </w:rPr>
+      </w:pPr>
+      <w:r>
+        <w:rPr>
+          <w:rFonts w:ascii="標楷體" w:eastAsia="標楷體" w:hAnsi="標楷體" w:hint="eastAsia"/>
           <w:color w:val="000000"/>
           <w:szCs w:val="24"/>
         </w:rPr>
@@ -9653,16 +9645,15 @@
       <w:pPr>
         <w:spacing w:line="400" w:lineRule="exact"/>
         <w:ind w:left="708" w:hanging="360"/>
-        <w:contextualSpacing/>
-        <w:rPr>
-          <w:rFonts w:ascii="標楷體" w:eastAsia="標楷體" w:hAnsi="標楷體"/>
-          <w:color w:val="000000"/>
-          <w:szCs w:val="24"/>
-        </w:rPr>
-      </w:pPr>
-      <w:r>
-        <w:rPr>
-          <w:rFonts w:ascii="標楷體" w:eastAsia="標楷體" w:hAnsi="標楷體"/>
+        <w:rPr>
+          <w:rFonts w:ascii="標楷體" w:eastAsia="標楷體" w:hAnsi="標楷體"/>
+          <w:color w:val="000000"/>
+          <w:szCs w:val="24"/>
+        </w:rPr>
+      </w:pPr>
+      <w:r>
+        <w:rPr>
+          <w:rFonts w:ascii="標楷體" w:eastAsia="標楷體" w:hAnsi="標楷體" w:hint="eastAsia"/>
           <w:color w:val="000000"/>
           <w:szCs w:val="24"/>
         </w:rPr>
@@ -9673,11 +9664,10 @@
       <w:pPr>
         <w:spacing w:line="400" w:lineRule="exact"/>
         <w:ind w:left="991" w:hanging="360"/>
-        <w:contextualSpacing/>
-      </w:pPr>
-      <w:r>
-        <w:rPr>
-          <w:rFonts w:ascii="標楷體" w:eastAsia="標楷體" w:hAnsi="標楷體"/>
+      </w:pPr>
+      <w:r>
+        <w:rPr>
+          <w:rFonts w:ascii="標楷體" w:eastAsia="標楷體" w:hAnsi="標楷體" w:hint="eastAsia"/>
           <w:color w:val="000000"/>
           <w:szCs w:val="24"/>
         </w:rPr>
@@ -9685,7 +9675,7 @@
       </w:r>
       <w:r>
         <w:rPr>
-          <w:rFonts w:ascii="標楷體" w:eastAsia="標楷體" w:hAnsi="標楷體"/>
+          <w:rFonts w:ascii="標楷體" w:eastAsia="標楷體" w:hAnsi="標楷體" w:hint="eastAsia"/>
           <w:szCs w:val="24"/>
         </w:rPr>
         <w:t>骨髓漿細胞(plasma cells)比例≧10%，或是經切片確認且有≧1顆的plasmacytoma。（112/4/1）</w:t>
@@ -9695,11 +9685,10 @@
       <w:pPr>
         <w:spacing w:line="400" w:lineRule="exact"/>
         <w:ind w:left="991" w:hanging="360"/>
-        <w:contextualSpacing/>
-      </w:pPr>
-      <w:r>
-        <w:rPr>
-          <w:rFonts w:ascii="標楷體" w:eastAsia="標楷體" w:hAnsi="標楷體"/>
+      </w:pPr>
+      <w:r>
+        <w:rPr>
+          <w:rFonts w:ascii="標楷體" w:eastAsia="標楷體" w:hAnsi="標楷體" w:hint="eastAsia"/>
           <w:color w:val="000000"/>
           <w:szCs w:val="24"/>
         </w:rPr>
@@ -9707,7 +9696,7 @@
       </w:r>
       <w:r>
         <w:rPr>
-          <w:rFonts w:ascii="標楷體" w:eastAsia="標楷體" w:hAnsi="標楷體"/>
+          <w:rFonts w:ascii="標楷體" w:eastAsia="標楷體" w:hAnsi="標楷體" w:hint="eastAsia"/>
           <w:szCs w:val="24"/>
         </w:rPr>
         <w:t>出現下列任一臨床症狀：（112/4/1）</w:t>
@@ -9717,11 +9706,10 @@
       <w:pPr>
         <w:spacing w:line="400" w:lineRule="exact"/>
         <w:ind w:left="1080" w:hanging="360"/>
-        <w:contextualSpacing/>
-      </w:pPr>
-      <w:r>
-        <w:rPr>
-          <w:rFonts w:ascii="新細明體" w:hAnsi="新細明體"/>
+      </w:pPr>
+      <w:r>
+        <w:rPr>
+          <w:rFonts w:ascii="新細明體" w:hAnsi="新細明體" w:hint="eastAsia"/>
           <w:color w:val="000000"/>
           <w:szCs w:val="24"/>
         </w:rPr>
@@ -9729,7 +9717,7 @@
       </w:r>
       <w:r>
         <w:rPr>
-          <w:rFonts w:ascii="標楷體" w:eastAsia="標楷體" w:hAnsi="標楷體"/>
+          <w:rFonts w:ascii="標楷體" w:eastAsia="標楷體" w:hAnsi="標楷體" w:hint="eastAsia"/>
           <w:color w:val="000000"/>
           <w:szCs w:val="24"/>
         </w:rPr>
@@ -9737,7 +9725,7 @@
       </w:r>
       <w:r>
         <w:rPr>
-          <w:rFonts w:ascii="標楷體" w:eastAsia="標楷體" w:hAnsi="標楷體"/>
+          <w:rFonts w:ascii="標楷體" w:eastAsia="標楷體" w:hAnsi="標楷體" w:hint="eastAsia"/>
           <w:szCs w:val="24"/>
         </w:rPr>
         <w:t>腎功能不全：serum creatinine＞2.0mg/dL或estimated GFR (eGFR)＜40 ml/min，且無其他原因可以解釋。</w:t>
@@ -9747,11 +9735,10 @@
       <w:pPr>
         <w:spacing w:line="400" w:lineRule="exact"/>
         <w:ind w:left="1080" w:hanging="360"/>
-        <w:contextualSpacing/>
-      </w:pPr>
-      <w:r>
-        <w:rPr>
-          <w:rFonts w:ascii="新細明體" w:hAnsi="新細明體"/>
+      </w:pPr>
+      <w:r>
+        <w:rPr>
+          <w:rFonts w:ascii="新細明體" w:hAnsi="新細明體" w:hint="eastAsia"/>
           <w:color w:val="000000"/>
           <w:szCs w:val="24"/>
         </w:rPr>
@@ -9759,7 +9746,7 @@
       </w:r>
       <w:r>
         <w:rPr>
-          <w:rFonts w:ascii="標楷體" w:eastAsia="標楷體" w:hAnsi="標楷體"/>
+          <w:rFonts w:ascii="標楷體" w:eastAsia="標楷體" w:hAnsi="標楷體" w:hint="eastAsia"/>
           <w:szCs w:val="24"/>
         </w:rPr>
         <w:t>高血鈣(corrected serum calcium＞11.0 mg/dL或2.75 mmol/L)。</w:t>
@@ -9769,11 +9756,10 @@
       <w:pPr>
         <w:spacing w:line="400" w:lineRule="exact"/>
         <w:ind w:left="1080" w:hanging="360"/>
-        <w:contextualSpacing/>
-      </w:pPr>
-      <w:r>
-        <w:rPr>
-          <w:rFonts w:ascii="新細明體" w:hAnsi="新細明體"/>
+      </w:pPr>
+      <w:r>
+        <w:rPr>
+          <w:rFonts w:ascii="新細明體" w:hAnsi="新細明體" w:hint="eastAsia"/>
           <w:color w:val="000000"/>
           <w:szCs w:val="24"/>
         </w:rPr>
@@ -9781,7 +9767,7 @@
       </w:r>
       <w:r>
         <w:rPr>
-          <w:rFonts w:ascii="標楷體" w:eastAsia="標楷體" w:hAnsi="標楷體"/>
+          <w:rFonts w:ascii="標楷體" w:eastAsia="標楷體" w:hAnsi="標楷體" w:hint="eastAsia"/>
           <w:szCs w:val="24"/>
         </w:rPr>
         <w:t>貧血(Hemoglobin＜10 gm/dL 且無其他原因可以解釋)。</w:t>
@@ -9791,11 +9777,10 @@
       <w:pPr>
         <w:spacing w:line="400" w:lineRule="exact"/>
         <w:ind w:left="1080" w:hanging="360"/>
-        <w:contextualSpacing/>
-      </w:pPr>
-      <w:r>
-        <w:rPr>
-          <w:rFonts w:ascii="新細明體" w:hAnsi="新細明體"/>
+      </w:pPr>
+      <w:r>
+        <w:rPr>
+          <w:rFonts w:ascii="新細明體" w:hAnsi="新細明體" w:hint="eastAsia"/>
           <w:color w:val="000000"/>
           <w:szCs w:val="24"/>
         </w:rPr>
@@ -9803,7 +9788,7 @@
       </w:r>
       <w:r>
         <w:rPr>
-          <w:rFonts w:ascii="標楷體" w:eastAsia="標楷體" w:hAnsi="標楷體"/>
+          <w:rFonts w:ascii="標楷體" w:eastAsia="標楷體" w:hAnsi="標楷體" w:hint="eastAsia"/>
           <w:szCs w:val="24"/>
         </w:rPr>
         <w:t>影像檢查確認之osteolytic bone lesion(s)。</w:t>
@@ -9813,18 +9798,17 @@
       <w:pPr>
         <w:spacing w:line="400" w:lineRule="exact"/>
         <w:ind w:left="1080" w:hanging="360"/>
-        <w:contextualSpacing/>
-      </w:pPr>
-      <w:r>
-        <w:rPr>
-          <w:rFonts w:ascii="新細明體" w:hAnsi="新細明體"/>
+      </w:pPr>
+      <w:r>
+        <w:rPr>
+          <w:rFonts w:ascii="新細明體" w:hAnsi="新細明體" w:hint="eastAsia"/>
           <w:szCs w:val="24"/>
         </w:rPr>
         <w:t>ⅴ</w:t>
       </w:r>
       <w:r>
         <w:rPr>
-          <w:rFonts w:ascii="標楷體" w:eastAsia="標楷體" w:hAnsi="標楷體"/>
+          <w:rFonts w:ascii="標楷體" w:eastAsia="標楷體" w:hAnsi="標楷體" w:hint="eastAsia"/>
           <w:szCs w:val="24"/>
         </w:rPr>
         <w:t>.骨髓漿細胞(plasma cells)比例≧60%</w:t>
@@ -9834,18 +9818,17 @@
       <w:pPr>
         <w:spacing w:line="400" w:lineRule="exact"/>
         <w:ind w:left="1080" w:hanging="360"/>
-        <w:contextualSpacing/>
-      </w:pPr>
-      <w:r>
-        <w:rPr>
-          <w:rFonts w:ascii="新細明體" w:hAnsi="新細明體"/>
+      </w:pPr>
+      <w:r>
+        <w:rPr>
+          <w:rFonts w:ascii="新細明體" w:hAnsi="新細明體" w:hint="eastAsia"/>
           <w:szCs w:val="24"/>
         </w:rPr>
         <w:t>ⅵ.</w:t>
       </w:r>
       <w:r>
         <w:rPr>
-          <w:rFonts w:ascii="標楷體" w:eastAsia="標楷體" w:hAnsi="標楷體"/>
+          <w:rFonts w:ascii="標楷體" w:eastAsia="標楷體" w:hAnsi="標楷體" w:hint="eastAsia"/>
           <w:szCs w:val="24"/>
         </w:rPr>
         <w:t>Serum free light-chain ratio≧100。</w:t>
@@ -9855,16 +9838,15 @@
       <w:pPr>
         <w:spacing w:line="400" w:lineRule="exact"/>
         <w:ind w:left="991" w:hanging="360"/>
-        <w:contextualSpacing/>
-        <w:rPr>
-          <w:rFonts w:ascii="標楷體" w:eastAsia="標楷體" w:hAnsi="標楷體"/>
-          <w:color w:val="000000"/>
-          <w:szCs w:val="24"/>
-        </w:rPr>
-      </w:pPr>
-      <w:r>
-        <w:rPr>
-          <w:rFonts w:ascii="標楷體" w:eastAsia="標楷體" w:hAnsi="標楷體"/>
+        <w:rPr>
+          <w:rFonts w:ascii="標楷體" w:eastAsia="標楷體" w:hAnsi="標楷體"/>
+          <w:color w:val="000000"/>
+          <w:szCs w:val="24"/>
+        </w:rPr>
+      </w:pPr>
+      <w:r>
+        <w:rPr>
+          <w:rFonts w:ascii="標楷體" w:eastAsia="標楷體" w:hAnsi="標楷體" w:hint="eastAsia"/>
           <w:color w:val="000000"/>
           <w:szCs w:val="24"/>
         </w:rPr>
@@ -9875,16 +9857,15 @@
       <w:pPr>
         <w:spacing w:line="400" w:lineRule="exact"/>
         <w:ind w:left="708" w:hanging="360"/>
-        <w:contextualSpacing/>
-        <w:rPr>
-          <w:rFonts w:ascii="標楷體" w:eastAsia="標楷體" w:hAnsi="標楷體"/>
-          <w:color w:val="000000"/>
-          <w:szCs w:val="24"/>
-        </w:rPr>
-      </w:pPr>
-      <w:r>
-        <w:rPr>
-          <w:rFonts w:ascii="標楷體" w:eastAsia="標楷體" w:hAnsi="標楷體"/>
+        <w:rPr>
+          <w:rFonts w:ascii="標楷體" w:eastAsia="標楷體" w:hAnsi="標楷體"/>
+          <w:color w:val="000000"/>
+          <w:szCs w:val="24"/>
+        </w:rPr>
+      </w:pPr>
+      <w:r>
+        <w:rPr>
+          <w:rFonts w:ascii="標楷體" w:eastAsia="標楷體" w:hAnsi="標楷體" w:hint="eastAsia"/>
           <w:color w:val="000000"/>
           <w:szCs w:val="24"/>
         </w:rPr>
@@ -9895,16 +9876,15 @@
       <w:pPr>
         <w:spacing w:line="400" w:lineRule="exact"/>
         <w:ind w:left="991" w:hanging="360"/>
-        <w:contextualSpacing/>
-        <w:rPr>
-          <w:rFonts w:ascii="標楷體" w:eastAsia="標楷體" w:hAnsi="標楷體"/>
-          <w:color w:val="000000"/>
-          <w:szCs w:val="24"/>
-        </w:rPr>
-      </w:pPr>
-      <w:r>
-        <w:rPr>
-          <w:rFonts w:ascii="標楷體" w:eastAsia="標楷體" w:hAnsi="標楷體"/>
+        <w:rPr>
+          <w:rFonts w:ascii="標楷體" w:eastAsia="標楷體" w:hAnsi="標楷體"/>
+          <w:color w:val="000000"/>
+          <w:szCs w:val="24"/>
+        </w:rPr>
+      </w:pPr>
+      <w:r>
+        <w:rPr>
+          <w:rFonts w:ascii="標楷體" w:eastAsia="標楷體" w:hAnsi="標楷體" w:hint="eastAsia"/>
           <w:color w:val="000000"/>
           <w:szCs w:val="24"/>
         </w:rPr>
@@ -9915,18 +9895,17 @@
       <w:pPr>
         <w:spacing w:line="400" w:lineRule="exact"/>
         <w:ind w:left="1274" w:hanging="360"/>
-        <w:contextualSpacing/>
-      </w:pPr>
-      <w:r>
-        <w:rPr>
-          <w:rFonts w:ascii="新細明體" w:hAnsi="新細明體"/>
+      </w:pPr>
+      <w:r>
+        <w:rPr>
+          <w:rFonts w:ascii="新細明體" w:hAnsi="新細明體" w:hint="eastAsia"/>
           <w:szCs w:val="24"/>
         </w:rPr>
         <w:t>ⅰ</w:t>
       </w:r>
       <w:r>
         <w:rPr>
-          <w:rFonts w:ascii="標楷體" w:eastAsia="標楷體" w:hAnsi="標楷體"/>
+          <w:rFonts w:ascii="標楷體" w:eastAsia="標楷體" w:hAnsi="標楷體" w:hint="eastAsia"/>
           <w:szCs w:val="24"/>
         </w:rPr>
         <w:t>.若前一線治療中M component 最低值≧5 g/dL，血清M蛋白需增加≧1 g/dL；若前一線治療中M component最低值＜5 g/dL，血清M蛋白需增加≧0.5g/dL。</w:t>
@@ -9936,18 +9915,17 @@
       <w:pPr>
         <w:spacing w:line="400" w:lineRule="exact"/>
         <w:ind w:left="1274" w:hanging="360"/>
-        <w:contextualSpacing/>
-      </w:pPr>
-      <w:r>
-        <w:rPr>
-          <w:rFonts w:ascii="新細明體" w:hAnsi="新細明體"/>
+      </w:pPr>
+      <w:r>
+        <w:rPr>
+          <w:rFonts w:ascii="新細明體" w:hAnsi="新細明體" w:hint="eastAsia"/>
           <w:szCs w:val="24"/>
         </w:rPr>
         <w:t>ⅱ.</w:t>
       </w:r>
       <w:r>
         <w:rPr>
-          <w:rFonts w:ascii="標楷體" w:eastAsia="標楷體" w:hAnsi="標楷體"/>
+          <w:rFonts w:ascii="標楷體" w:eastAsia="標楷體" w:hAnsi="標楷體" w:hint="eastAsia"/>
           <w:szCs w:val="24"/>
         </w:rPr>
         <w:t>Urine M-protein需增加≧0.2 gm/24Hr，且需較前一線治療中的最低值增加≧25%。</w:t>
@@ -9957,18 +9935,17 @@
       <w:pPr>
         <w:spacing w:line="400" w:lineRule="exact"/>
         <w:ind w:left="1274" w:hanging="360"/>
-        <w:contextualSpacing/>
-      </w:pPr>
-      <w:r>
-        <w:rPr>
-          <w:rFonts w:ascii="新細明體" w:hAnsi="新細明體"/>
+      </w:pPr>
+      <w:r>
+        <w:rPr>
+          <w:rFonts w:ascii="新細明體" w:hAnsi="新細明體" w:hint="eastAsia"/>
           <w:szCs w:val="24"/>
         </w:rPr>
         <w:t>ⅲ</w:t>
       </w:r>
       <w:r>
         <w:rPr>
-          <w:rFonts w:ascii="標楷體" w:eastAsia="標楷體" w:hAnsi="標楷體"/>
+          <w:rFonts w:ascii="標楷體" w:eastAsia="標楷體" w:hAnsi="標楷體" w:hint="eastAsia"/>
           <w:szCs w:val="24"/>
         </w:rPr>
         <w:t>.在non-secretary myeloma 病患，骨髓漿細胞 (plasma cells)之比例絕對值增加≧10%，且需較前一線治療中的最低值增加≧25%。</w:t>
@@ -9978,18 +9955,17 @@
       <w:pPr>
         <w:spacing w:line="400" w:lineRule="exact"/>
         <w:ind w:left="1274" w:hanging="360"/>
-        <w:contextualSpacing/>
-      </w:pPr>
-      <w:r>
-        <w:rPr>
-          <w:rFonts w:ascii="新細明體" w:hAnsi="新細明體"/>
+      </w:pPr>
+      <w:r>
+        <w:rPr>
+          <w:rFonts w:ascii="新細明體" w:hAnsi="新細明體" w:hint="eastAsia"/>
           <w:szCs w:val="24"/>
         </w:rPr>
         <w:t>ⅳ</w:t>
       </w:r>
       <w:r>
         <w:rPr>
-          <w:rFonts w:ascii="標楷體" w:eastAsia="標楷體" w:hAnsi="標楷體"/>
+          <w:rFonts w:ascii="標楷體" w:eastAsia="標楷體" w:hAnsi="標楷體" w:hint="eastAsia"/>
           <w:szCs w:val="24"/>
         </w:rPr>
         <w:t>.新產生的bone lesion(s)或plasmacytoma；且須經病理切片證實。</w:t>
@@ -9999,18 +9975,17 @@
       <w:pPr>
         <w:spacing w:line="400" w:lineRule="exact"/>
         <w:ind w:left="1274" w:hanging="360"/>
-        <w:contextualSpacing/>
-      </w:pPr>
-      <w:r>
-        <w:rPr>
-          <w:rFonts w:ascii="新細明體" w:hAnsi="新細明體"/>
+      </w:pPr>
+      <w:r>
+        <w:rPr>
+          <w:rFonts w:ascii="新細明體" w:hAnsi="新細明體" w:hint="eastAsia"/>
           <w:szCs w:val="24"/>
         </w:rPr>
         <w:t>ⅴ</w:t>
       </w:r>
       <w:r>
         <w:rPr>
-          <w:rFonts w:ascii="標楷體" w:eastAsia="標楷體" w:hAnsi="標楷體"/>
+          <w:rFonts w:ascii="標楷體" w:eastAsia="標楷體" w:hAnsi="標楷體" w:hint="eastAsia"/>
           <w:szCs w:val="24"/>
         </w:rPr>
         <w:t>.Plasmacytoma體積增加≧50%。</w:t>
@@ -10020,18 +9995,17 @@
       <w:pPr>
         <w:spacing w:line="400" w:lineRule="exact"/>
         <w:ind w:left="1274" w:hanging="360"/>
-        <w:contextualSpacing/>
-      </w:pPr>
-      <w:r>
-        <w:rPr>
-          <w:rFonts w:ascii="新細明體" w:hAnsi="新細明體"/>
+      </w:pPr>
+      <w:r>
+        <w:rPr>
+          <w:rFonts w:ascii="新細明體" w:hAnsi="新細明體" w:hint="eastAsia"/>
           <w:szCs w:val="24"/>
         </w:rPr>
         <w:t>ⅵ</w:t>
       </w:r>
       <w:r>
         <w:rPr>
-          <w:rFonts w:ascii="標楷體" w:eastAsia="標楷體" w:hAnsi="標楷體"/>
+          <w:rFonts w:ascii="標楷體" w:eastAsia="標楷體" w:hAnsi="標楷體" w:hint="eastAsia"/>
           <w:szCs w:val="24"/>
         </w:rPr>
         <w:t>.周邊血液中漿細胞比例≧20%或漿細胞絕對值≧2000 cells/μL。</w:t>
@@ -10041,16 +10015,15 @@
       <w:pPr>
         <w:spacing w:line="400" w:lineRule="exact"/>
         <w:ind w:left="991" w:hanging="360"/>
-        <w:contextualSpacing/>
-        <w:rPr>
-          <w:rFonts w:ascii="標楷體" w:eastAsia="標楷體" w:hAnsi="標楷體"/>
-          <w:color w:val="000000"/>
-          <w:szCs w:val="24"/>
-        </w:rPr>
-      </w:pPr>
-      <w:r>
-        <w:rPr>
-          <w:rFonts w:ascii="標楷體" w:eastAsia="標楷體" w:hAnsi="標楷體"/>
+        <w:rPr>
+          <w:rFonts w:ascii="標楷體" w:eastAsia="標楷體" w:hAnsi="標楷體"/>
+          <w:color w:val="000000"/>
+          <w:szCs w:val="24"/>
+        </w:rPr>
+      </w:pPr>
+      <w:r>
+        <w:rPr>
+          <w:rFonts w:ascii="標楷體" w:eastAsia="標楷體" w:hAnsi="標楷體" w:hint="eastAsia"/>
           <w:color w:val="000000"/>
           <w:szCs w:val="24"/>
         </w:rPr>
@@ -10061,18 +10034,17 @@
       <w:pPr>
         <w:spacing w:line="400" w:lineRule="exact"/>
         <w:ind w:left="1274" w:hanging="360"/>
-        <w:contextualSpacing/>
-      </w:pPr>
-      <w:r>
-        <w:rPr>
-          <w:rFonts w:ascii="新細明體" w:hAnsi="新細明體"/>
+      </w:pPr>
+      <w:r>
+        <w:rPr>
+          <w:rFonts w:ascii="新細明體" w:hAnsi="新細明體" w:hint="eastAsia"/>
           <w:szCs w:val="24"/>
         </w:rPr>
         <w:t>ⅰ</w:t>
       </w:r>
       <w:r>
         <w:rPr>
-          <w:rFonts w:ascii="標楷體" w:eastAsia="標楷體" w:hAnsi="標楷體"/>
+          <w:rFonts w:ascii="標楷體" w:eastAsia="標楷體" w:hAnsi="標楷體" w:hint="eastAsia"/>
           <w:szCs w:val="24"/>
         </w:rPr>
         <w:t>.新產生的bone lesion(s)或plasmacytoma；且須經病理切片證實。</w:t>
@@ -10082,18 +10054,17 @@
       <w:pPr>
         <w:spacing w:line="400" w:lineRule="exact"/>
         <w:ind w:left="1274" w:hanging="360"/>
-        <w:contextualSpacing/>
-      </w:pPr>
-      <w:r>
-        <w:rPr>
-          <w:rFonts w:ascii="新細明體" w:hAnsi="新細明體"/>
+      </w:pPr>
+      <w:r>
+        <w:rPr>
+          <w:rFonts w:ascii="新細明體" w:hAnsi="新細明體" w:hint="eastAsia"/>
           <w:szCs w:val="24"/>
         </w:rPr>
         <w:t>ⅱ.</w:t>
       </w:r>
       <w:r>
         <w:rPr>
-          <w:rFonts w:ascii="標楷體" w:eastAsia="標楷體" w:hAnsi="標楷體"/>
+          <w:rFonts w:ascii="標楷體" w:eastAsia="標楷體" w:hAnsi="標楷體" w:hint="eastAsia"/>
           <w:szCs w:val="24"/>
         </w:rPr>
         <w:t>Plasmacytoma 體積增加≧50%。</w:t>
@@ -10103,11 +10074,10 @@
       <w:pPr>
         <w:spacing w:line="400" w:lineRule="exact"/>
         <w:ind w:left="1274" w:hanging="360"/>
-        <w:contextualSpacing/>
-      </w:pPr>
-      <w:r>
-        <w:rPr>
-          <w:rFonts w:ascii="新細明體" w:hAnsi="新細明體" w:cs="新細明體"/>
+      </w:pPr>
+      <w:r>
+        <w:rPr>
+          <w:rFonts w:ascii="新細明體" w:hAnsi="新細明體" w:cs="新細明體" w:hint="eastAsia"/>
           <w:szCs w:val="24"/>
         </w:rPr>
         <w:lastRenderedPageBreak/>
@@ -10115,7 +10085,7 @@
       </w:r>
       <w:r>
         <w:rPr>
-          <w:rFonts w:ascii="標楷體" w:eastAsia="標楷體" w:hAnsi="標楷體"/>
+          <w:rFonts w:ascii="標楷體" w:eastAsia="標楷體" w:hAnsi="標楷體" w:hint="eastAsia"/>
           <w:szCs w:val="24"/>
         </w:rPr>
         <w:t>.高血鈣(corrected serum calcium＞11.0 mg/dL 或 2.75 mmol/L)。</w:t>
@@ -10125,18 +10095,17 @@
       <w:pPr>
         <w:spacing w:line="400" w:lineRule="exact"/>
         <w:ind w:left="1274" w:hanging="360"/>
-        <w:contextualSpacing/>
-      </w:pPr>
-      <w:r>
-        <w:rPr>
-          <w:rFonts w:ascii="新細明體" w:hAnsi="新細明體" w:cs="新細明體"/>
+      </w:pPr>
+      <w:r>
+        <w:rPr>
+          <w:rFonts w:ascii="新細明體" w:hAnsi="新細明體" w:cs="新細明體" w:hint="eastAsia"/>
           <w:szCs w:val="24"/>
         </w:rPr>
         <w:t>ⅳ</w:t>
       </w:r>
       <w:r>
         <w:rPr>
-          <w:rFonts w:ascii="標楷體" w:eastAsia="標楷體" w:hAnsi="標楷體"/>
+          <w:rFonts w:ascii="標楷體" w:eastAsia="標楷體" w:hAnsi="標楷體" w:hint="eastAsia"/>
           <w:szCs w:val="24"/>
         </w:rPr>
         <w:t>.貧血(Hemoglobin 下降幅度≧ 2gm/dL且無其他原因可以解釋)。</w:t>
@@ -10146,18 +10115,17 @@
       <w:pPr>
         <w:spacing w:line="400" w:lineRule="exact"/>
         <w:ind w:left="1274" w:hanging="360"/>
-        <w:contextualSpacing/>
-      </w:pPr>
-      <w:r>
-        <w:rPr>
-          <w:rFonts w:ascii="新細明體" w:hAnsi="新細明體" w:cs="新細明體"/>
+      </w:pPr>
+      <w:r>
+        <w:rPr>
+          <w:rFonts w:ascii="新細明體" w:hAnsi="新細明體" w:cs="新細明體" w:hint="eastAsia"/>
           <w:szCs w:val="24"/>
         </w:rPr>
         <w:t>ⅴ</w:t>
       </w:r>
       <w:r>
         <w:rPr>
-          <w:rFonts w:ascii="標楷體" w:eastAsia="標楷體" w:hAnsi="標楷體"/>
+          <w:rFonts w:ascii="標楷體" w:eastAsia="標楷體" w:hAnsi="標楷體" w:hint="eastAsia"/>
           <w:szCs w:val="24"/>
         </w:rPr>
         <w:t>.腎功能惡化(eGFR需下降幅度≧25%)，且無其他原因可以解釋。</w:t>
@@ -10167,18 +10135,17 @@
       <w:pPr>
         <w:spacing w:line="400" w:lineRule="exact"/>
         <w:ind w:left="1274" w:hanging="360"/>
-        <w:contextualSpacing/>
-      </w:pPr>
-      <w:r>
-        <w:rPr>
-          <w:rFonts w:ascii="新細明體" w:hAnsi="新細明體" w:cs="新細明體"/>
+      </w:pPr>
+      <w:r>
+        <w:rPr>
+          <w:rFonts w:ascii="新細明體" w:hAnsi="新細明體" w:cs="新細明體" w:hint="eastAsia"/>
           <w:szCs w:val="24"/>
         </w:rPr>
         <w:t>ⅵ</w:t>
       </w:r>
       <w:r>
         <w:rPr>
-          <w:rFonts w:ascii="標楷體" w:eastAsia="標楷體" w:hAnsi="標楷體"/>
+          <w:rFonts w:ascii="標楷體" w:eastAsia="標楷體" w:hAnsi="標楷體" w:hint="eastAsia"/>
           <w:szCs w:val="24"/>
         </w:rPr>
         <w:t>.出現其他 end-organ dysfunctions。</w:t>
@@ -10188,11 +10155,10 @@
       <w:pPr>
         <w:spacing w:line="400" w:lineRule="exact"/>
         <w:ind w:left="708" w:hanging="360"/>
-        <w:contextualSpacing/>
-      </w:pPr>
-      <w:r>
-        <w:rPr>
-          <w:rFonts w:ascii="標楷體" w:eastAsia="標楷體" w:hAnsi="標楷體"/>
+      </w:pPr>
+      <w:r>
+        <w:rPr>
+          <w:rFonts w:ascii="標楷體" w:eastAsia="標楷體" w:hAnsi="標楷體" w:hint="eastAsia"/>
           <w:color w:val="000000"/>
           <w:szCs w:val="24"/>
         </w:rPr>
@@ -10203,15 +10169,14 @@
       <w:pPr>
         <w:spacing w:line="400" w:lineRule="exact"/>
         <w:ind w:left="840" w:hanging="360"/>
-        <w:contextualSpacing/>
-        <w:rPr>
-          <w:rFonts w:ascii="標楷體" w:eastAsia="標楷體" w:hAnsi="標楷體"/>
-          <w:szCs w:val="24"/>
-        </w:rPr>
-      </w:pPr>
-      <w:r>
-        <w:rPr>
-          <w:rFonts w:ascii="標楷體" w:eastAsia="標楷體" w:hAnsi="標楷體"/>
+        <w:rPr>
+          <w:rFonts w:ascii="標楷體" w:eastAsia="標楷體" w:hAnsi="標楷體"/>
+          <w:szCs w:val="24"/>
+        </w:rPr>
+      </w:pPr>
+      <w:r>
+        <w:rPr>
+          <w:rFonts w:ascii="標楷體" w:eastAsia="標楷體" w:hAnsi="標楷體" w:hint="eastAsia"/>
           <w:szCs w:val="24"/>
         </w:rPr>
         <w:t>Ⅰ.每天限給付1粒。</w:t>
@@ -10221,15 +10186,14 @@
       <w:pPr>
         <w:spacing w:line="400" w:lineRule="exact"/>
         <w:ind w:left="840" w:hanging="360"/>
-        <w:contextualSpacing/>
-        <w:rPr>
-          <w:rFonts w:ascii="標楷體" w:eastAsia="標楷體" w:hAnsi="標楷體"/>
-          <w:szCs w:val="24"/>
-        </w:rPr>
-      </w:pPr>
-      <w:r>
-        <w:rPr>
-          <w:rFonts w:ascii="標楷體" w:eastAsia="標楷體" w:hAnsi="標楷體"/>
+        <w:rPr>
+          <w:rFonts w:ascii="標楷體" w:eastAsia="標楷體" w:hAnsi="標楷體"/>
+          <w:szCs w:val="24"/>
+        </w:rPr>
+      </w:pPr>
+      <w:r>
+        <w:rPr>
+          <w:rFonts w:ascii="標楷體" w:eastAsia="標楷體" w:hAnsi="標楷體" w:hint="eastAsia"/>
           <w:szCs w:val="24"/>
         </w:rPr>
         <w:t>Ⅱ.使用4個療程後，必須確定paraprotein(M-protein)未上升(即表示對藥物有反應或為穩定狀態)或對部分non-secretory type MM病人以骨髓檢查plasma cell為療效依據，方可繼續使用。</w:t>
@@ -10239,44 +10203,71 @@
       <w:pPr>
         <w:spacing w:line="400" w:lineRule="exact"/>
         <w:ind w:left="708" w:hanging="360"/>
-        <w:contextualSpacing/>
-        <w:rPr>
-          <w:rFonts w:ascii="標楷體" w:eastAsia="標楷體" w:hAnsi="標楷體"/>
-          <w:color w:val="000000"/>
-          <w:szCs w:val="24"/>
-        </w:rPr>
-      </w:pPr>
-      <w:r>
-        <w:rPr>
-          <w:rFonts w:ascii="標楷體" w:eastAsia="標楷體" w:hAnsi="標楷體"/>
-          <w:color w:val="000000"/>
-          <w:szCs w:val="24"/>
-        </w:rPr>
-        <w:t>(4)每人終生至多給付24個療程為限（每療程為4週）</w:t>
-      </w:r>
-      <w:r>
-        <w:rPr>
-          <w:rFonts w:ascii="標楷體" w:eastAsia="標楷體" w:hAnsi="標楷體" w:hint="eastAsia"/>
-          <w:color w:val="000000"/>
-          <w:szCs w:val="24"/>
-        </w:rPr>
-        <w:t>。</w:t>
-      </w:r>
-      <w:r>
-        <w:rPr>
-          <w:rFonts w:ascii="標楷體" w:eastAsia="標楷體" w:hAnsi="標楷體" w:hint="eastAsia"/>
-          <w:color w:val="000000"/>
-          <w:szCs w:val="24"/>
-        </w:rPr>
-        <w:t>使用Leavdo及Lelimide終生至多給付36個療程為限。</w:t>
-      </w:r>
-      <w:r>
-        <w:rPr>
-          <w:rFonts w:ascii="標楷體" w:eastAsia="標楷體" w:hAnsi="標楷體"/>
-          <w:color w:val="000000"/>
-          <w:szCs w:val="24"/>
-        </w:rPr>
-        <w:t>（106/10/1、109/2/1、109/8/1、112/4/1</w:t>
+        <w:rPr>
+          <w:rFonts w:ascii="標楷體" w:eastAsia="標楷體" w:hAnsi="標楷體"/>
+          <w:color w:val="000000"/>
+          <w:szCs w:val="24"/>
+        </w:rPr>
+      </w:pPr>
+      <w:r>
+        <w:rPr>
+          <w:rFonts w:ascii="標楷體" w:eastAsia="標楷體" w:hAnsi="標楷體" w:hint="eastAsia"/>
+          <w:color w:val="000000"/>
+          <w:szCs w:val="24"/>
+        </w:rPr>
+        <w:t>(4)每人終生至多給付24個療程為限（每療程為4週）。使用</w:t>
+      </w:r>
+      <w:r>
+        <w:rPr>
+          <w:rFonts w:ascii="標楷體" w:eastAsia="標楷體" w:hAnsi="標楷體" w:hint="eastAsia"/>
+          <w:color w:val="000000"/>
+          <w:szCs w:val="24"/>
+        </w:rPr>
+        <w:t>Leavdo、Lelimide及Revlimid終生至多給付36個療程為限。（106/10/1、109/2/1、109/8/1、112/4/1、115/3/1、115/4/1）</w:t>
+      </w:r>
+    </w:p>
+    <w:p>
+      <w:pPr>
+        <w:spacing w:line="400" w:lineRule="exact"/>
+        <w:ind w:left="708" w:hanging="360"/>
+        <w:rPr>
+          <w:rFonts w:ascii="標楷體" w:eastAsia="標楷體" w:hAnsi="標楷體"/>
+          <w:color w:val="000000"/>
+          <w:szCs w:val="24"/>
+        </w:rPr>
+      </w:pPr>
+      <w:r>
+        <w:rPr>
+          <w:rFonts w:ascii="標楷體" w:eastAsia="標楷體" w:hAnsi="標楷體" w:hint="eastAsia"/>
+          <w:color w:val="000000"/>
+          <w:szCs w:val="24"/>
+        </w:rPr>
+        <w:t>(5)</w:t>
+      </w:r>
+      <w:r>
+        <w:rPr>
+          <w:rFonts w:ascii="標楷體" w:eastAsia="標楷體" w:hAnsi="標楷體" w:hint="eastAsia"/>
+          <w:color w:val="000000"/>
+          <w:szCs w:val="24"/>
+        </w:rPr>
+        <w:t>115年2月28日以前已核定使用Leavdo或Lelimide，及115年3月31日以前已核定使用Revlimid之病人，得經事前審查核准後，使用至總療程上限（即終生36個療程）或使用期間發生疾病惡化為止。（112/4/1、115/3/1、115/4/1）</w:t>
+      </w:r>
+    </w:p>
+    <w:p>
+      <w:pPr>
+        <w:spacing w:line="400" w:lineRule="exact"/>
+        <w:ind w:left="283"/>
+        <w:rPr>
+          <w:rFonts w:ascii="標楷體" w:eastAsia="標楷體" w:hAnsi="標楷體"/>
+          <w:szCs w:val="24"/>
+        </w:rPr>
+      </w:pPr>
+      <w:r>
+        <w:rPr>
+          <w:rFonts w:ascii="標楷體" w:eastAsia="標楷體" w:hAnsi="標楷體" w:hint="eastAsia"/>
+          <w:szCs w:val="24"/>
+        </w:rPr>
+        <w:t>2.瀰漫性大型B細胞淋巴瘤：(114/10/1</w:t>
       </w:r>
       <w:r>
         <w:rPr>
@@ -10288,9 +10279,151 @@
       </w:r>
       <w:r>
         <w:rPr>
-          <w:rFonts w:ascii="標楷體" w:eastAsia="標楷體" w:hAnsi="標楷體"/>
-          <w:color w:val="000000"/>
-          <w:szCs w:val="24"/>
+          <w:rFonts w:ascii="標楷體" w:eastAsia="標楷體" w:hAnsi="標楷體" w:hint="eastAsia"/>
+          <w:szCs w:val="24"/>
+        </w:rPr>
+        <w:t>、115/4/1</w:t>
+      </w:r>
+      <w:r>
+        <w:rPr>
+          <w:rFonts w:ascii="標楷體" w:eastAsia="標楷體" w:hAnsi="標楷體" w:hint="eastAsia"/>
+          <w:szCs w:val="24"/>
+        </w:rPr>
+        <w:t>)</w:t>
+      </w:r>
+    </w:p>
+    <w:p>
+      <w:pPr>
+        <w:spacing w:line="400" w:lineRule="exact"/>
+        <w:ind w:left="708" w:hanging="360"/>
+        <w:rPr>
+          <w:rFonts w:ascii="標楷體" w:eastAsia="標楷體" w:hAnsi="標楷體"/>
+          <w:color w:val="000000"/>
+          <w:szCs w:val="24"/>
+        </w:rPr>
+      </w:pPr>
+      <w:r>
+        <w:rPr>
+          <w:rFonts w:ascii="標楷體" w:eastAsia="標楷體" w:hAnsi="標楷體" w:hint="eastAsia"/>
+          <w:color w:val="000000"/>
+          <w:szCs w:val="24"/>
+        </w:rPr>
+        <w:t>(1)Lenalidomide</w:t>
+      </w:r>
+      <w:r>
+        <w:rPr>
+          <w:rFonts w:ascii="標楷體" w:eastAsia="標楷體" w:hAnsi="標楷體" w:hint="eastAsia"/>
+          <w:color w:val="000000"/>
+          <w:szCs w:val="24"/>
+        </w:rPr>
+        <w:t>(限使用Leavdo、Lelimide及Revlimid)</w:t>
+      </w:r>
+      <w:r>
+        <w:rPr>
+          <w:rFonts w:ascii="標楷體" w:eastAsia="標楷體" w:hAnsi="標楷體" w:hint="eastAsia"/>
+          <w:color w:val="000000"/>
+          <w:szCs w:val="24"/>
+        </w:rPr>
+        <w:t>與 tafasitamab合併使用於經一線全身治療含rituximab治療復發型，不適合接受造血幹細胞移植瀰漫性大型B細胞淋巴瘤(DLBCL)成人病人，病人須符合tafasitamab之藥品給付規定(114/10/1、115/3/1</w:t>
+      </w:r>
+      <w:r>
+        <w:rPr>
+          <w:rFonts w:ascii="標楷體" w:eastAsia="標楷體" w:hAnsi="標楷體" w:hint="eastAsia"/>
+          <w:color w:val="000000"/>
+          <w:szCs w:val="24"/>
+        </w:rPr>
+        <w:t>、115/4/1</w:t>
+      </w:r>
+      <w:r>
+        <w:rPr>
+          <w:rFonts w:ascii="標楷體" w:eastAsia="標楷體" w:hAnsi="標楷體" w:hint="eastAsia"/>
+          <w:color w:val="000000"/>
+          <w:szCs w:val="24"/>
+        </w:rPr>
+        <w:t>）。</w:t>
+      </w:r>
+    </w:p>
+    <w:p>
+      <w:pPr>
+        <w:spacing w:line="400" w:lineRule="exact"/>
+        <w:ind w:left="708" w:hanging="360"/>
+        <w:rPr>
+          <w:rFonts w:ascii="標楷體" w:eastAsia="標楷體" w:hAnsi="標楷體"/>
+          <w:color w:val="000000"/>
+          <w:szCs w:val="24"/>
+        </w:rPr>
+      </w:pPr>
+      <w:r>
+        <w:rPr>
+          <w:rFonts w:ascii="標楷體" w:eastAsia="標楷體" w:hAnsi="標楷體" w:hint="eastAsia"/>
+          <w:color w:val="000000"/>
+          <w:szCs w:val="24"/>
+        </w:rPr>
+        <w:t>(2)須經事前審查核准後使用。</w:t>
+      </w:r>
+    </w:p>
+    <w:p>
+      <w:pPr>
+        <w:spacing w:line="400" w:lineRule="exact"/>
+        <w:ind w:left="708" w:hanging="141"/>
+      </w:pPr>
+      <w:r>
+        <w:rPr>
+          <w:rFonts w:ascii="標楷體" w:eastAsia="標楷體" w:hAnsi="標楷體" w:hint="eastAsia"/>
+          <w:color w:val="000000"/>
+          <w:szCs w:val="24"/>
+        </w:rPr>
+        <w:t>Ⅰ.每人至多</w:t>
+      </w:r>
+      <w:r>
+        <w:rPr>
+          <w:rFonts w:ascii="標楷體" w:eastAsia="標楷體" w:hAnsi="標楷體" w:hint="eastAsia"/>
+          <w:szCs w:val="24"/>
+        </w:rPr>
+        <w:t>給付12個療程。</w:t>
+      </w:r>
+    </w:p>
+    <w:p>
+      <w:pPr>
+        <w:spacing w:line="400" w:lineRule="exact"/>
+        <w:ind w:left="993" w:hanging="386"/>
+      </w:pPr>
+      <w:r>
+        <w:rPr>
+          <w:rFonts w:ascii="標楷體" w:eastAsia="標楷體" w:hAnsi="標楷體" w:hint="eastAsia"/>
+          <w:szCs w:val="24"/>
+        </w:rPr>
+        <w:t>Ⅱ.每天限給付1粒。</w:t>
+      </w:r>
+      <w:bookmarkEnd w:id="11"/>
+    </w:p>
+    <w:p>
+      <w:pPr>
+        <w:spacing w:line="400" w:lineRule="exact"/>
+        <w:ind w:left="426" w:hanging="245"/>
+        <w:rPr>
+          <w:rFonts w:ascii="標楷體" w:eastAsia="標楷體" w:hAnsi="標楷體"/>
+          <w:color w:val="000000"/>
+        </w:rPr>
+      </w:pPr>
+      <w:r>
+        <w:rPr>
+          <w:rFonts w:ascii="標楷體" w:eastAsia="標楷體" w:hAnsi="標楷體"/>
+          <w:color w:val="000000"/>
+        </w:rPr>
+        <w:t>9.44.Azacitidine：（102/1/1、111/5/1、111/8/1、112/2/1、112/8/1、114/3/1、114/5/1、114/8/1、114/10/1</w:t>
+      </w:r>
+      <w:r>
+        <w:rPr>
+          <w:rFonts w:ascii="標楷體" w:eastAsia="標楷體" w:hAnsi="標楷體" w:hint="eastAsia"/>
+          <w:color w:val="000000"/>
+        </w:rPr>
+        <w:t>、114/12/1</w:t>
+      </w:r>
+      <w:r>
+        <w:rPr>
+          <w:rFonts w:ascii="標楷體" w:eastAsia="標楷體" w:hAnsi="標楷體"/>
+          <w:color w:val="000000"/>
         </w:rPr>
         <w:t>）</w:t>
       </w:r>
@@ -10298,158 +10431,18 @@
     <w:p>
       <w:pPr>
         <w:spacing w:line="400" w:lineRule="exact"/>
-        <w:ind w:left="708" w:hanging="360"/>
-        <w:contextualSpacing/>
-        <w:rPr>
-          <w:rFonts w:ascii="標楷體" w:eastAsia="標楷體" w:hAnsi="標楷體"/>
-          <w:color w:val="000000"/>
-          <w:szCs w:val="24"/>
-        </w:rPr>
-      </w:pPr>
-      <w:r>
-        <w:rPr>
-          <w:rFonts w:ascii="標楷體" w:eastAsia="標楷體" w:hAnsi="標楷體"/>
-          <w:color w:val="000000"/>
-          <w:szCs w:val="24"/>
-        </w:rPr>
-        <w:t>(5)</w:t>
-      </w:r>
-      <w:r>
-        <w:rPr>
-          <w:rFonts w:ascii="標楷體" w:eastAsia="標楷體" w:hAnsi="標楷體" w:hint="eastAsia"/>
-          <w:color w:val="000000"/>
-          <w:szCs w:val="24"/>
-        </w:rPr>
-        <w:t>115年2月28日以前已核定使用Leavdo及Lelimide之病人，得經事前審查核准後，使用至總療程上限（即終生36個療程）或使用期間發生疾病惡化為止。（112/4/1、115/3/1）</w:t>
-      </w:r>
-    </w:p>
-    <w:p>
-      <w:pPr>
-        <w:spacing w:line="400" w:lineRule="exact"/>
-        <w:ind w:left="283"/>
-        <w:contextualSpacing/>
-      </w:pPr>
-      <w:r>
-        <w:rPr>
-          <w:rFonts w:ascii="標楷體" w:eastAsia="標楷體" w:hAnsi="標楷體"/>
-          <w:szCs w:val="24"/>
-        </w:rPr>
-        <w:t>2.瀰漫性大型B細胞淋巴瘤：(114/10/1</w:t>
-      </w:r>
-      <w:r>
-        <w:rPr>
-          <w:rFonts w:ascii="標楷體" w:eastAsia="標楷體" w:hAnsi="標楷體" w:hint="eastAsia"/>
-          <w:color w:val="000000"/>
-          <w:szCs w:val="24"/>
-        </w:rPr>
-        <w:t>、115/3/1</w:t>
-      </w:r>
-      <w:r>
-        <w:rPr>
-          <w:rFonts w:ascii="標楷體" w:eastAsia="標楷體" w:hAnsi="標楷體"/>
-          <w:szCs w:val="24"/>
-        </w:rPr>
-        <w:t>)</w:t>
-      </w:r>
-    </w:p>
-    <w:p>
-      <w:pPr>
-        <w:spacing w:line="400" w:lineRule="exact"/>
-        <w:ind w:left="708" w:hanging="360"/>
-        <w:contextualSpacing/>
-        <w:rPr>
-          <w:rFonts w:ascii="標楷體" w:eastAsia="標楷體" w:hAnsi="標楷體"/>
-          <w:color w:val="000000"/>
-          <w:szCs w:val="24"/>
-        </w:rPr>
-      </w:pPr>
-      <w:r>
-        <w:rPr>
-          <w:rFonts w:ascii="標楷體" w:eastAsia="標楷體" w:hAnsi="標楷體"/>
-          <w:color w:val="000000"/>
-          <w:szCs w:val="24"/>
-        </w:rPr>
-        <w:t>(1)</w:t>
-      </w:r>
-      <w:r>
-        <w:rPr>
-          <w:rFonts w:ascii="標楷體" w:eastAsia="標楷體" w:hAnsi="標楷體" w:hint="eastAsia"/>
-          <w:color w:val="000000"/>
-          <w:szCs w:val="24"/>
-        </w:rPr>
-        <w:t>Lenalidomide(限使用Leavdo及Lelimide)與 tafasitamab合併使用於經一線全身治療含rituximab治療復發型，不適合接受造血幹細胞移植瀰漫性大型B細胞淋巴瘤(DLBCL)成人病人，病人須符合tafasitamab之藥品給付規定(114/10/1、115/3/1）。</w:t>
-      </w:r>
-    </w:p>
-    <w:p>
-      <w:pPr>
-        <w:spacing w:line="400" w:lineRule="exact"/>
-        <w:ind w:left="708" w:hanging="360"/>
-        <w:contextualSpacing/>
-        <w:rPr>
-          <w:rFonts w:ascii="標楷體" w:eastAsia="標楷體" w:hAnsi="標楷體"/>
-          <w:color w:val="000000"/>
-          <w:szCs w:val="24"/>
-        </w:rPr>
-      </w:pPr>
-      <w:r>
-        <w:rPr>
-          <w:rFonts w:ascii="標楷體" w:eastAsia="標楷體" w:hAnsi="標楷體"/>
-          <w:color w:val="000000"/>
-          <w:szCs w:val="24"/>
-        </w:rPr>
-        <w:t>(2)須經事前審查核准後使用。</w:t>
-      </w:r>
-    </w:p>
-    <w:p>
-      <w:pPr>
-        <w:spacing w:line="400" w:lineRule="exact"/>
-        <w:ind w:left="708" w:hanging="141"/>
-        <w:contextualSpacing/>
-      </w:pPr>
-      <w:r>
-        <w:rPr>
-          <w:rFonts w:ascii="標楷體" w:eastAsia="標楷體" w:hAnsi="標楷體"/>
-          <w:color w:val="000000"/>
-          <w:szCs w:val="24"/>
-        </w:rPr>
-        <w:t>Ⅰ.每人至多</w:t>
-      </w:r>
-      <w:r>
-        <w:rPr>
-          <w:rFonts w:ascii="標楷體" w:eastAsia="標楷體" w:hAnsi="標楷體"/>
-          <w:szCs w:val="24"/>
-        </w:rPr>
-        <w:t>給付12個療程。</w:t>
-      </w:r>
-    </w:p>
-    <w:p>
-      <w:pPr>
-        <w:spacing w:line="400" w:lineRule="exact"/>
-        <w:ind w:left="811" w:hanging="245"/>
-      </w:pPr>
-      <w:r>
-        <w:rPr>
-          <w:rFonts w:ascii="標楷體" w:eastAsia="標楷體" w:hAnsi="標楷體"/>
-          <w:szCs w:val="24"/>
-        </w:rPr>
-        <w:t>Ⅱ.每天限給付1粒。</w:t>
-      </w:r>
-    </w:p>
-    <w:p>
-      <w:pPr>
-        <w:spacing w:line="400" w:lineRule="exact"/>
-        <w:ind w:left="426" w:hanging="245"/>
-        <w:rPr>
-          <w:rFonts w:ascii="標楷體" w:eastAsia="標楷體" w:hAnsi="標楷體"/>
-          <w:color w:val="000000"/>
-        </w:rPr>
-      </w:pPr>
-      <w:r>
-        <w:rPr>
-          <w:rFonts w:ascii="標楷體" w:eastAsia="標楷體" w:hAnsi="標楷體"/>
-          <w:color w:val="000000"/>
-        </w:rPr>
-        <w:t>9.44.Azacitidine：（102/1/1、111/5/1、111/8/1、112/2/1、112/8/1、114/3/1、114/5/1、114/8/1、114/10/1</w:t>
+        <w:ind w:left="1080" w:hanging="840"/>
+        <w:rPr>
+          <w:rFonts w:ascii="標楷體" w:eastAsia="標楷體" w:hAnsi="標楷體"/>
+          <w:color w:val="000000"/>
+        </w:rPr>
+      </w:pPr>
+      <w:r>
+        <w:rPr>
+          <w:rFonts w:ascii="標楷體" w:eastAsia="標楷體" w:hAnsi="標楷體"/>
+          <w:color w:val="000000"/>
+        </w:rPr>
+        <w:t>9.44.1.Azacitidine 注射劑（如Vidaza）：（102/1/1、111/5/1、111/8/1、112/2/1、112/8/1、114/3/1、114/8/1</w:t>
       </w:r>
       <w:r>
         <w:rPr>
@@ -10469,167 +10462,73 @@
     <w:p>
       <w:pPr>
         <w:spacing w:line="400" w:lineRule="exact"/>
-        <w:ind w:left="1080" w:hanging="840"/>
-        <w:rPr>
-          <w:rFonts w:ascii="標楷體" w:eastAsia="標楷體" w:hAnsi="標楷體"/>
-          <w:color w:val="000000"/>
-        </w:rPr>
-      </w:pPr>
-      <w:r>
-        <w:rPr>
-          <w:rFonts w:ascii="標楷體" w:eastAsia="標楷體" w:hAnsi="標楷體"/>
-          <w:color w:val="000000"/>
-        </w:rPr>
-        <w:t>9.44.1.Azacitidine 注射劑（如Vidaza）：（102/1/1、111/5/1、111/8/1、112/2/1、112/8/1、114/3/1、114/8/1</w:t>
-      </w:r>
-      <w:r>
-        <w:rPr>
-          <w:rFonts w:ascii="標楷體" w:eastAsia="標楷體" w:hAnsi="標楷體" w:hint="eastAsia"/>
-          <w:color w:val="000000"/>
+        <w:ind w:left="851" w:hanging="284"/>
+        <w:rPr>
+          <w:rFonts w:ascii="標楷體" w:eastAsia="標楷體" w:hAnsi="標楷體"/>
+        </w:rPr>
+      </w:pPr>
+      <w:r>
+        <w:rPr>
+          <w:rFonts w:ascii="標楷體" w:eastAsia="標楷體" w:hAnsi="標楷體"/>
+        </w:rPr>
+        <w:t>1.骨髓增生不良症候群高危險性病患：頑固性貧血併有過量芽細胞（RA with excess blasts, RAEB）、轉變中的頑固性貧血併有過量芽細胞（RAEB in transformation, RAEB-T）、及慢性骨髓單核細胞性白血病（chronic myelomonocytic leukemia, CMMoL）。</w:t>
+      </w:r>
+    </w:p>
+    <w:p>
+      <w:pPr>
+        <w:spacing w:line="400" w:lineRule="exact"/>
+        <w:ind w:left="1134" w:hanging="284"/>
+        <w:rPr>
+          <w:rFonts w:ascii="標楷體" w:eastAsia="標楷體" w:hAnsi="標楷體"/>
+        </w:rPr>
+      </w:pPr>
+      <w:r>
+        <w:rPr>
+          <w:rFonts w:ascii="標楷體" w:eastAsia="標楷體" w:hAnsi="標楷體"/>
+        </w:rPr>
+        <w:t>(</w:t>
+      </w:r>
+      <w:r>
+        <w:rPr>
+          <w:rFonts w:ascii="標楷體" w:eastAsia="標楷體" w:hAnsi="標楷體" w:hint="eastAsia"/>
+        </w:rPr>
+        <w:t>1</w:t>
+      </w:r>
+      <w:r>
+        <w:rPr>
+          <w:rFonts w:ascii="標楷體" w:eastAsia="標楷體" w:hAnsi="標楷體"/>
+        </w:rPr>
+        <w:t>)初次申請時需經事前審查核准後使用，續用不需再事前審查，惟病歷應留存確診之病理或影像診斷證明等報告</w:t>
+      </w:r>
+      <w:r>
+        <w:rPr>
+          <w:rFonts w:ascii="標楷體" w:eastAsia="標楷體" w:hAnsi="標楷體" w:hint="eastAsia"/>
+        </w:rPr>
+        <w:t>(包括每4個月一次骨髓檢查報告以及CBC/DC報告)</w:t>
+      </w:r>
+      <w:r>
+        <w:rPr>
+          <w:rFonts w:ascii="標楷體" w:eastAsia="標楷體" w:hAnsi="標楷體"/>
+        </w:rPr>
+        <w:t>，並記錄治療相關臨床資料</w:t>
+      </w:r>
+      <w:r>
+        <w:rPr>
+          <w:rFonts w:ascii="標楷體" w:eastAsia="標楷體" w:hAnsi="標楷體" w:hint="eastAsia"/>
+        </w:rPr>
+        <w:t>(如每4個月一次臨床療效評估摘要)</w:t>
+      </w:r>
+      <w:r>
+        <w:rPr>
+          <w:rFonts w:ascii="標楷體" w:eastAsia="標楷體" w:hAnsi="標楷體"/>
+        </w:rPr>
+        <w:t>。（111/8/1、112/2/1、112/8/1、114/3/1、114/8/1</w:t>
+      </w:r>
+      <w:r>
+        <w:rPr>
+          <w:rFonts w:ascii="標楷體" w:eastAsia="標楷體" w:hAnsi="標楷體" w:hint="eastAsia"/>
         </w:rPr>
         <w:t>、114/12/1</w:t>
-      </w:r>
-      <w:r>
-        <w:rPr>
-          <w:rFonts w:ascii="標楷體" w:eastAsia="標楷體" w:hAnsi="標楷體"/>
-          <w:color w:val="000000"/>
-        </w:rPr>
-        <w:t>）</w:t>
-      </w:r>
-    </w:p>
-    <w:p>
-      <w:pPr>
-        <w:spacing w:line="400" w:lineRule="exact"/>
-        <w:ind w:left="851" w:hanging="284"/>
-        <w:rPr>
-          <w:rFonts w:ascii="標楷體" w:eastAsia="標楷體" w:hAnsi="標楷體"/>
-        </w:rPr>
-      </w:pPr>
-      <w:r>
-        <w:rPr>
-          <w:rFonts w:ascii="標楷體" w:eastAsia="標楷體" w:hAnsi="標楷體"/>
-        </w:rPr>
-        <w:t>1.骨髓增生不良症候群高危險性病患：頑固性貧血併有過量芽細胞（RA with excess blasts, RAEB）、轉變中的頑固性貧血併有過量芽細胞（RAEB in transformation, RAEB-T）、及慢性骨髓單核細胞性白血病（chronic myelomonocytic leukemia, CMMoL）。</w:t>
-      </w:r>
-    </w:p>
-    <w:p>
-      <w:pPr>
-        <w:spacing w:line="400" w:lineRule="exact"/>
-        <w:ind w:left="1134" w:hanging="284"/>
-        <w:rPr>
-          <w:rFonts w:ascii="標楷體" w:eastAsia="標楷體" w:hAnsi="標楷體"/>
-        </w:rPr>
-      </w:pPr>
-      <w:r>
-        <w:rPr>
-          <w:rFonts w:ascii="標楷體" w:eastAsia="標楷體" w:hAnsi="標楷體"/>
-        </w:rPr>
-        <w:t>(</w:t>
-      </w:r>
-      <w:r>
-        <w:rPr>
-          <w:rFonts w:ascii="標楷體" w:eastAsia="標楷體" w:hAnsi="標楷體" w:hint="eastAsia"/>
-        </w:rPr>
-        <w:t>1</w:t>
-      </w:r>
-      <w:r>
-        <w:rPr>
-          <w:rFonts w:ascii="標楷體" w:eastAsia="標楷體" w:hAnsi="標楷體"/>
-        </w:rPr>
-        <w:t>)初次申請時需經事前審查核准後使用，續用不需再事前審查，惟病歷應留存確診之病理或影像診斷證明等報告</w:t>
-      </w:r>
-      <w:r>
-        <w:rPr>
-          <w:rFonts w:ascii="標楷體" w:eastAsia="標楷體" w:hAnsi="標楷體" w:hint="eastAsia"/>
-        </w:rPr>
-        <w:t>(包括每4個月一次骨髓檢查報告以及CBC/DC報告)</w:t>
-      </w:r>
-      <w:r>
-        <w:rPr>
-          <w:rFonts w:ascii="標楷體" w:eastAsia="標楷體" w:hAnsi="標楷體"/>
-        </w:rPr>
-        <w:t>，並記錄治療相關臨床資料</w:t>
-      </w:r>
-      <w:r>
-        <w:rPr>
-          <w:rFonts w:ascii="標楷體" w:eastAsia="標楷體" w:hAnsi="標楷體" w:hint="eastAsia"/>
-        </w:rPr>
-        <w:t>(如每4個月一次臨床療效評估摘要)</w:t>
-      </w:r>
-      <w:r>
-        <w:rPr>
-          <w:rFonts w:ascii="標楷體" w:eastAsia="標楷體" w:hAnsi="標楷體"/>
-        </w:rPr>
-        <w:t>。（111/8/1、112/2/1、112/8/1、114/3/1、114/8/1</w:t>
-      </w:r>
-      <w:r>
-        <w:rPr>
-          <w:rFonts w:ascii="標楷體" w:eastAsia="標楷體" w:hAnsi="標楷體" w:hint="eastAsia"/>
-        </w:rPr>
-        <w:t>、114/12/1</w:t>
-      </w:r>
-      <w:r>
-        <w:rPr>
-          <w:rFonts w:ascii="標楷體" w:eastAsia="標楷體" w:hAnsi="標楷體"/>
-        </w:rPr>
-        <w:t>）</w:t>
-      </w:r>
-    </w:p>
-    <w:p>
-      <w:pPr>
-        <w:spacing w:line="400" w:lineRule="exact"/>
-        <w:ind w:left="1134" w:hanging="284"/>
-        <w:rPr>
-          <w:rFonts w:ascii="標楷體" w:eastAsia="標楷體" w:hAnsi="標楷體"/>
-        </w:rPr>
-      </w:pPr>
-      <w:r>
-        <w:rPr>
-          <w:rFonts w:ascii="標楷體" w:eastAsia="標楷體" w:hAnsi="標楷體"/>
-        </w:rPr>
-        <w:t>(</w:t>
-      </w:r>
-      <w:r>
-        <w:rPr>
-          <w:rFonts w:ascii="標楷體" w:eastAsia="標楷體" w:hAnsi="標楷體" w:hint="eastAsia"/>
-        </w:rPr>
-        <w:t>2</w:t>
-      </w:r>
-      <w:r>
-        <w:rPr>
-          <w:rFonts w:ascii="標楷體" w:eastAsia="標楷體" w:hAnsi="標楷體"/>
-        </w:rPr>
-        <w:t>)</w:t>
-      </w:r>
-      <w:r>
-        <w:rPr>
-          <w:rFonts w:ascii="標楷體" w:eastAsia="標楷體" w:hAnsi="標楷體" w:hint="eastAsia"/>
-        </w:rPr>
-        <w:t>使用本藥品之病患，倘疾病惡化至骨髓芽細胞</w:t>
-      </w:r>
-      <w:r>
-        <w:rPr>
-          <w:rFonts w:ascii="標楷體" w:eastAsia="標楷體" w:hAnsi="標楷體"/>
-        </w:rPr>
-        <w:t>（myeloblast）大於30%</w:t>
-      </w:r>
-      <w:r>
-        <w:rPr>
-          <w:rFonts w:ascii="標楷體" w:eastAsia="標楷體" w:hAnsi="標楷體" w:hint="eastAsia"/>
-        </w:rPr>
-        <w:t>即停藥</w:t>
-      </w:r>
-      <w:r>
-        <w:rPr>
-          <w:rFonts w:ascii="標楷體" w:eastAsia="標楷體" w:hAnsi="標楷體"/>
-        </w:rPr>
-        <w:t>。（</w:t>
-      </w:r>
-      <w:r>
-        <w:rPr>
-          <w:rFonts w:ascii="標楷體" w:eastAsia="標楷體" w:hAnsi="標楷體" w:hint="eastAsia"/>
-        </w:rPr>
-        <w:t>102/12/1、114/12/1</w:t>
       </w:r>
       <w:r>
         <w:rPr>
@@ -10657,6 +10556,69 @@
         <w:rPr>
           <w:rFonts w:ascii="標楷體" w:eastAsia="標楷體" w:hAnsi="標楷體" w:hint="eastAsia"/>
         </w:rPr>
+        <w:t>2</w:t>
+      </w:r>
+      <w:r>
+        <w:rPr>
+          <w:rFonts w:ascii="標楷體" w:eastAsia="標楷體" w:hAnsi="標楷體"/>
+        </w:rPr>
+        <w:t>)</w:t>
+      </w:r>
+      <w:r>
+        <w:rPr>
+          <w:rFonts w:ascii="標楷體" w:eastAsia="標楷體" w:hAnsi="標楷體" w:hint="eastAsia"/>
+        </w:rPr>
+        <w:t>使用本藥品之病患，倘疾病惡化至骨髓芽細胞</w:t>
+      </w:r>
+      <w:r>
+        <w:rPr>
+          <w:rFonts w:ascii="標楷體" w:eastAsia="標楷體" w:hAnsi="標楷體"/>
+        </w:rPr>
+        <w:t>（myeloblast）大於30%</w:t>
+      </w:r>
+      <w:r>
+        <w:rPr>
+          <w:rFonts w:ascii="標楷體" w:eastAsia="標楷體" w:hAnsi="標楷體" w:hint="eastAsia"/>
+        </w:rPr>
+        <w:t>即停藥</w:t>
+      </w:r>
+      <w:r>
+        <w:rPr>
+          <w:rFonts w:ascii="標楷體" w:eastAsia="標楷體" w:hAnsi="標楷體"/>
+        </w:rPr>
+        <w:t>。（</w:t>
+      </w:r>
+      <w:r>
+        <w:rPr>
+          <w:rFonts w:ascii="標楷體" w:eastAsia="標楷體" w:hAnsi="標楷體" w:hint="eastAsia"/>
+        </w:rPr>
+        <w:t>102/12/1、114/12/1</w:t>
+      </w:r>
+      <w:r>
+        <w:rPr>
+          <w:rFonts w:ascii="標楷體" w:eastAsia="標楷體" w:hAnsi="標楷體"/>
+        </w:rPr>
+        <w:t>）</w:t>
+      </w:r>
+    </w:p>
+    <w:p>
+      <w:pPr>
+        <w:spacing w:line="400" w:lineRule="exact"/>
+        <w:ind w:left="1134" w:hanging="284"/>
+        <w:rPr>
+          <w:rFonts w:ascii="標楷體" w:eastAsia="標楷體" w:hAnsi="標楷體"/>
+        </w:rPr>
+      </w:pPr>
+      <w:r>
+        <w:rPr>
+          <w:rFonts w:ascii="標楷體" w:eastAsia="標楷體" w:hAnsi="標楷體"/>
+        </w:rPr>
+        <w:t>(</w:t>
+      </w:r>
+      <w:r>
+        <w:rPr>
+          <w:rFonts w:ascii="標楷體" w:eastAsia="標楷體" w:hAnsi="標楷體" w:hint="eastAsia"/>
+        </w:rPr>
         <w:t>3</w:t>
       </w:r>
       <w:r>
@@ -11092,6 +11054,7 @@
         <w:rPr>
           <w:rFonts w:ascii="標楷體" w:eastAsia="標楷體" w:hAnsi="標楷體" w:hint="eastAsia"/>
         </w:rPr>
+        <w:lastRenderedPageBreak/>
         <w:t>6.本藥品與quizartinib僅得擇一使用，除因耐受性不良，不得互換。(114/10/1)</w:t>
       </w:r>
     </w:p>
@@ -11126,14 +11089,7 @@
         <w:rPr>
           <w:rFonts w:ascii="標楷體" w:eastAsia="標楷體" w:hAnsi="標楷體"/>
         </w:rPr>
-        <w:t>、</w:t>
-      </w:r>
-      <w:r>
-        <w:rPr>
-          <w:rFonts w:ascii="標楷體" w:eastAsia="標楷體" w:hAnsi="標楷體"/>
-        </w:rPr>
-        <w:lastRenderedPageBreak/>
-        <w:t>109/6/1、109/10/1</w:t>
+        <w:t>、109/6/1、109/10/1</w:t>
       </w:r>
       <w:r>
         <w:rPr>
@@ -11459,7 +11415,15 @@
           <w:rFonts w:ascii="標楷體" w:eastAsia="標楷體" w:hAnsi="標楷體"/>
           <w:color w:val="000000"/>
         </w:rPr>
-        <w:t>9.46.Tegafur/gimeracil/oteracil複方製劑(如TS-1）：(103/6/1、105/12/1、109/2/1</w:t>
+        <w:t>9.46.Tegafur/gimeracil/oteracil複方製劑(如TS-1）：(103/6/1、105/12/1、</w:t>
+      </w:r>
+      <w:r>
+        <w:rPr>
+          <w:rFonts w:ascii="標楷體" w:eastAsia="標楷體" w:hAnsi="標楷體"/>
+          <w:color w:val="000000"/>
+        </w:rPr>
+        <w:lastRenderedPageBreak/>
+        <w:t>109/2/1</w:t>
       </w:r>
       <w:r>
         <w:rPr>
@@ -11506,449 +11470,456 @@
           <w:rFonts w:ascii="標楷體" w:eastAsia="標楷體" w:hAnsi="標楷體"/>
           <w:color w:val="000000"/>
         </w:rPr>
+        <w:t>2.胃癌(105/12/1)</w:t>
+      </w:r>
+    </w:p>
+    <w:p>
+      <w:pPr>
+        <w:spacing w:line="400" w:lineRule="exact"/>
+        <w:ind w:left="1092" w:hanging="382"/>
+        <w:rPr>
+          <w:rFonts w:ascii="標楷體" w:eastAsia="標楷體" w:hAnsi="標楷體"/>
+          <w:color w:val="000000"/>
+        </w:rPr>
+      </w:pPr>
+      <w:r>
+        <w:rPr>
+          <w:rFonts w:ascii="標楷體" w:eastAsia="標楷體" w:hAnsi="標楷體"/>
+          <w:color w:val="000000"/>
+        </w:rPr>
+        <w:t>(1)胃癌術後輔助性化療，用於罹患TNMS tageⅡ(排除T1)、ⅢA或ⅢB胃癌且接受過胃癌根除性手術的成年患者，限用1年。</w:t>
+      </w:r>
+    </w:p>
+    <w:p>
+      <w:pPr>
+        <w:spacing w:line="400" w:lineRule="exact"/>
+        <w:ind w:left="1092" w:hanging="382"/>
+        <w:rPr>
+          <w:rFonts w:ascii="標楷體" w:eastAsia="標楷體" w:hAnsi="標楷體"/>
+          <w:color w:val="000000"/>
+        </w:rPr>
+      </w:pPr>
+      <w:r>
+        <w:rPr>
+          <w:rFonts w:ascii="標楷體" w:eastAsia="標楷體" w:hAnsi="標楷體"/>
+          <w:color w:val="000000"/>
+        </w:rPr>
+        <w:t>(2)需經事前審查核准後使用。</w:t>
+      </w:r>
+    </w:p>
+    <w:p>
+      <w:pPr>
+        <w:spacing w:line="400" w:lineRule="exact"/>
+        <w:ind w:left="849" w:hanging="283"/>
+        <w:rPr>
+          <w:rFonts w:ascii="標楷體" w:eastAsia="標楷體" w:hAnsi="標楷體"/>
+          <w:color w:val="000000"/>
+        </w:rPr>
+      </w:pPr>
+      <w:r>
+        <w:rPr>
+          <w:rFonts w:ascii="標楷體" w:eastAsia="標楷體" w:hAnsi="標楷體"/>
+          <w:color w:val="000000"/>
+        </w:rPr>
+        <w:t>3.非小細胞肺癌(109/2/1)</w:t>
+      </w:r>
+    </w:p>
+    <w:p>
+      <w:pPr>
+        <w:spacing w:line="400" w:lineRule="exact"/>
+        <w:ind w:left="1092" w:hanging="382"/>
+        <w:rPr>
+          <w:rFonts w:ascii="標楷體" w:eastAsia="標楷體" w:hAnsi="標楷體"/>
+          <w:color w:val="000000"/>
+        </w:rPr>
+      </w:pPr>
+      <w:r>
+        <w:rPr>
+          <w:rFonts w:ascii="標楷體" w:eastAsia="標楷體" w:hAnsi="標楷體"/>
+          <w:color w:val="000000"/>
+        </w:rPr>
+        <w:t>(1)曾使用含鉑之化學藥物治療失敗的局部晚期或轉移性之非小細胞肺癌。</w:t>
+      </w:r>
+    </w:p>
+    <w:p>
+      <w:pPr>
+        <w:spacing w:line="400" w:lineRule="exact"/>
+        <w:ind w:left="1092" w:hanging="382"/>
+        <w:rPr>
+          <w:rFonts w:ascii="標楷體" w:eastAsia="標楷體" w:hAnsi="標楷體"/>
+          <w:color w:val="000000"/>
+        </w:rPr>
+      </w:pPr>
+      <w:r>
+        <w:rPr>
+          <w:rFonts w:ascii="標楷體" w:eastAsia="標楷體" w:hAnsi="標楷體"/>
+          <w:color w:val="000000"/>
+        </w:rPr>
+        <w:t>(2)不得與標靶治療、其他化療或免疫檢查點抑制劑併用。</w:t>
+      </w:r>
+    </w:p>
+    <w:p>
+      <w:pPr>
+        <w:spacing w:line="400" w:lineRule="exact"/>
+        <w:ind w:left="1092" w:hanging="525"/>
+      </w:pPr>
+      <w:r>
+        <w:rPr>
+          <w:rFonts w:ascii="標楷體" w:eastAsia="標楷體" w:hAnsi="標楷體"/>
+          <w:color w:val="000000"/>
+          <w:szCs w:val="24"/>
+        </w:rPr>
+        <w:t>4.與gemcitabine合併使用作為晚期或復發之膽道癌第一線治療。(</w:t>
+      </w:r>
+      <w:r>
+        <w:rPr>
+          <w:rFonts w:ascii="標楷體" w:eastAsia="標楷體" w:hAnsi="標楷體"/>
+          <w:szCs w:val="24"/>
+        </w:rPr>
+        <w:t>113/2/1</w:t>
+      </w:r>
+      <w:r>
+        <w:rPr>
+          <w:rFonts w:ascii="標楷體" w:eastAsia="標楷體" w:hAnsi="標楷體"/>
+          <w:color w:val="000000"/>
+          <w:szCs w:val="24"/>
+        </w:rPr>
+        <w:t>)</w:t>
+      </w:r>
+    </w:p>
+    <w:p>
+      <w:pPr>
+        <w:spacing w:line="400" w:lineRule="exact"/>
+        <w:ind w:left="566" w:hanging="230"/>
+        <w:rPr>
+          <w:rFonts w:ascii="標楷體" w:eastAsia="標楷體" w:hAnsi="標楷體"/>
+          <w:color w:val="000000"/>
+        </w:rPr>
+      </w:pPr>
+      <w:r>
+        <w:rPr>
+          <w:rFonts w:ascii="標楷體" w:eastAsia="標楷體" w:hAnsi="標楷體"/>
+          <w:color w:val="000000"/>
+        </w:rPr>
+        <w:t>9.47.Lapatinib（如Tykerb）：（103/9/1、106/11/1、110/2/1、114/2/1）</w:t>
+      </w:r>
+    </w:p>
+    <w:p>
+      <w:pPr>
+        <w:spacing w:line="400" w:lineRule="exact"/>
+        <w:ind w:left="796" w:hanging="230"/>
+        <w:rPr>
+          <w:rFonts w:ascii="標楷體" w:eastAsia="標楷體" w:hAnsi="標楷體"/>
+          <w:color w:val="000000"/>
+        </w:rPr>
+      </w:pPr>
+      <w:r>
+        <w:rPr>
+          <w:rFonts w:ascii="標楷體" w:eastAsia="標楷體" w:hAnsi="標楷體"/>
+          <w:color w:val="000000"/>
+        </w:rPr>
+        <w:t>1.與capecitabine併用，使用於曾接受anthracycline, taxane以及trastuzumab治療後病況惡化之轉移性乳癌併有腦部轉移，且為HER2過度表現(IHC3+或FISH+)病人。</w:t>
+      </w:r>
+    </w:p>
+    <w:p>
+      <w:pPr>
+        <w:spacing w:line="400" w:lineRule="exact"/>
+        <w:ind w:left="796" w:hanging="230"/>
+        <w:rPr>
+          <w:rFonts w:ascii="標楷體" w:eastAsia="標楷體" w:hAnsi="標楷體"/>
+          <w:color w:val="000000"/>
+        </w:rPr>
+      </w:pPr>
+      <w:r>
+        <w:rPr>
+          <w:rFonts w:ascii="標楷體" w:eastAsia="標楷體" w:hAnsi="標楷體"/>
+          <w:color w:val="000000"/>
+        </w:rPr>
+        <w:t>2.每3個月需進行療效評估，病歷應留存評估紀錄，無疾病惡化方可繼續使用。(106/11/1)</w:t>
+      </w:r>
+    </w:p>
+    <w:p>
+      <w:pPr>
+        <w:spacing w:line="400" w:lineRule="exact"/>
+        <w:ind w:left="796" w:hanging="230"/>
+      </w:pPr>
+      <w:r>
+        <w:rPr>
+          <w:rFonts w:ascii="標楷體" w:eastAsia="標楷體" w:hAnsi="標楷體"/>
+          <w:color w:val="000000"/>
+        </w:rPr>
+        <w:t>3.</w:t>
+      </w:r>
+      <w:r>
+        <w:t xml:space="preserve"> </w:t>
+      </w:r>
+      <w:r>
+        <w:rPr>
+          <w:rFonts w:ascii="標楷體" w:eastAsia="標楷體" w:hAnsi="標楷體"/>
+          <w:color w:val="000000"/>
+        </w:rPr>
+        <w:t>Lapatinib、trastuzumab emtansine和trastuzumab deruxtecan僅能擇一給付，不得互換。(110/2/1、114/2/1)</w:t>
+      </w:r>
+    </w:p>
+    <w:p>
+      <w:pPr>
+        <w:spacing w:line="400" w:lineRule="exact"/>
+        <w:ind w:left="708" w:hanging="338"/>
+        <w:rPr>
+          <w:rFonts w:ascii="標楷體" w:eastAsia="標楷體" w:hAnsi="標楷體"/>
+          <w:color w:val="000000"/>
+        </w:rPr>
+      </w:pPr>
+      <w:r>
+        <w:rPr>
+          <w:rFonts w:ascii="標楷體" w:eastAsia="標楷體" w:hAnsi="標楷體"/>
+          <w:color w:val="000000"/>
+        </w:rPr>
+        <w:t>9.48.Eribulin（如Halaven）：（103/12/1、106/11/1、108/12/1、110/2/1）</w:t>
+      </w:r>
+    </w:p>
+    <w:p>
+      <w:pPr>
+        <w:spacing w:line="400" w:lineRule="exact"/>
+        <w:ind w:left="849" w:hanging="338"/>
+        <w:rPr>
+          <w:rFonts w:ascii="標楷體" w:eastAsia="標楷體" w:hAnsi="標楷體"/>
+          <w:color w:val="000000"/>
+        </w:rPr>
+      </w:pPr>
+      <w:r>
+        <w:rPr>
+          <w:rFonts w:ascii="標楷體" w:eastAsia="標楷體" w:hAnsi="標楷體"/>
+          <w:color w:val="000000"/>
+        </w:rPr>
+        <w:t>1.轉移性乳癌：</w:t>
+      </w:r>
+    </w:p>
+    <w:p>
+      <w:pPr>
+        <w:spacing w:line="400" w:lineRule="exact"/>
+        <w:ind w:left="1232" w:hanging="382"/>
+        <w:rPr>
+          <w:rFonts w:ascii="標楷體" w:eastAsia="標楷體" w:hAnsi="標楷體"/>
+          <w:color w:val="000000"/>
+        </w:rPr>
+      </w:pPr>
+      <w:r>
+        <w:rPr>
+          <w:rFonts w:ascii="標楷體" w:eastAsia="標楷體" w:hAnsi="標楷體"/>
+          <w:color w:val="000000"/>
+        </w:rPr>
+        <w:t>(1)用於治療轉移性乳癌患者且先前曾接受過anthracycline和taxane兩種針對轉移性乳癌之化學治療輔助性治療。</w:t>
+      </w:r>
+    </w:p>
+    <w:p>
+      <w:pPr>
+        <w:spacing w:line="400" w:lineRule="exact"/>
+        <w:ind w:left="1232" w:hanging="382"/>
+        <w:rPr>
+          <w:rFonts w:ascii="標楷體" w:eastAsia="標楷體" w:hAnsi="標楷體"/>
+          <w:color w:val="000000"/>
+        </w:rPr>
+      </w:pPr>
+      <w:r>
+        <w:rPr>
+          <w:rFonts w:ascii="標楷體" w:eastAsia="標楷體" w:hAnsi="標楷體"/>
+          <w:color w:val="000000"/>
+        </w:rPr>
+        <w:t>(2)每3個療程需進行療效評估，病歷應留存評估紀錄，無疾病惡化方可繼續使用。(106/11/1)</w:t>
+      </w:r>
+    </w:p>
+    <w:p>
+      <w:pPr>
+        <w:spacing w:line="400" w:lineRule="exact"/>
+        <w:ind w:left="1200" w:hanging="353"/>
+        <w:rPr>
+          <w:rFonts w:ascii="標楷體" w:eastAsia="標楷體" w:hAnsi="標楷體"/>
+          <w:color w:val="000000"/>
+        </w:rPr>
+      </w:pPr>
+      <w:r>
+        <w:rPr>
+          <w:rFonts w:ascii="標楷體" w:eastAsia="標楷體" w:hAnsi="標楷體"/>
+          <w:color w:val="000000"/>
+        </w:rPr>
+        <w:t>(3)Eribulin與ixabepilone用於治療上述之轉移性乳癌患者時，僅得擇一使用，且不得互換（eribulin限用於未曾使用過ixabepilone之病患）。(110/2/1)</w:t>
+      </w:r>
+    </w:p>
+    <w:p>
+      <w:pPr>
+        <w:spacing w:line="400" w:lineRule="exact"/>
+        <w:ind w:left="849" w:hanging="338"/>
+        <w:rPr>
+          <w:rFonts w:ascii="標楷體" w:eastAsia="標楷體" w:hAnsi="標楷體"/>
+          <w:color w:val="000000"/>
+        </w:rPr>
+      </w:pPr>
+      <w:r>
+        <w:rPr>
+          <w:rFonts w:ascii="標楷體" w:eastAsia="標楷體" w:hAnsi="標楷體"/>
+          <w:color w:val="000000"/>
+        </w:rPr>
+        <w:t>2.脂肪肉瘤：(108/12/1)</w:t>
+      </w:r>
+    </w:p>
+    <w:p>
+      <w:pPr>
+        <w:spacing w:line="400" w:lineRule="exact"/>
+        <w:ind w:left="1188" w:hanging="338"/>
+        <w:rPr>
+          <w:rFonts w:ascii="標楷體" w:eastAsia="標楷體" w:hAnsi="標楷體"/>
+          <w:color w:val="000000"/>
+        </w:rPr>
+      </w:pPr>
+      <w:r>
+        <w:rPr>
+          <w:rFonts w:ascii="標楷體" w:eastAsia="標楷體" w:hAnsi="標楷體"/>
+          <w:color w:val="000000"/>
+        </w:rPr>
+        <w:t>(1)限單獨使用於治療無法手術切除或轉移性脂肪肉瘤成人患者，且先前應至少接受一次含anthracycline之全身化療。</w:t>
+      </w:r>
+    </w:p>
+    <w:p>
+      <w:pPr>
+        <w:spacing w:line="400" w:lineRule="exact"/>
+        <w:ind w:left="1188" w:hanging="338"/>
+        <w:rPr>
+          <w:rFonts w:ascii="標楷體" w:eastAsia="標楷體" w:hAnsi="標楷體"/>
+          <w:color w:val="000000"/>
+        </w:rPr>
+      </w:pPr>
+      <w:r>
+        <w:rPr>
+          <w:rFonts w:ascii="標楷體" w:eastAsia="標楷體" w:hAnsi="標楷體"/>
+          <w:color w:val="000000"/>
+        </w:rPr>
+        <w:t>(2)須經事前審查核准後使用，每次申請以3個療程為限，再次申請時應檢附前次治療結果評估資料證實無惡化，才可繼續使用。</w:t>
+      </w:r>
+    </w:p>
+    <w:p>
+      <w:pPr>
+        <w:snapToGrid w:val="0"/>
+        <w:spacing w:line="400" w:lineRule="exact"/>
+        <w:ind w:left="425"/>
+      </w:pPr>
+      <w:bookmarkStart w:id="12" w:name="_Hlk96441645"/>
+      <w:r>
+        <w:rPr>
+          <w:rFonts w:ascii="標楷體" w:eastAsia="標楷體" w:hAnsi="標楷體"/>
+          <w:color w:val="000000"/>
+          <w:szCs w:val="24"/>
+        </w:rPr>
+        <w:t>9.49.</w:t>
+      </w:r>
+      <w:r>
+        <w:t xml:space="preserve"> </w:t>
+      </w:r>
+      <w:r>
+        <w:rPr>
+          <w:rFonts w:ascii="標楷體" w:eastAsia="標楷體" w:hAnsi="標楷體"/>
+          <w:color w:val="000000"/>
+          <w:szCs w:val="24"/>
+        </w:rPr>
+        <w:t>Abiraterone(如Zytiga）：（103/12/1、105/9/1、106/9/1、108/3/1、109/5/1、109/10/1、110/2/1、110/3/1、110/11/1、111/3/1、112/9/1、113/8/1、113/9/1、114/6/1）</w:t>
+      </w:r>
+    </w:p>
+    <w:bookmarkEnd w:id="12"/>
+    <w:p>
+      <w:pPr>
+        <w:snapToGrid w:val="0"/>
+        <w:spacing w:line="400" w:lineRule="exact"/>
+        <w:ind w:left="851" w:hanging="280"/>
+      </w:pPr>
+      <w:r>
+        <w:rPr>
+          <w:rFonts w:ascii="標楷體" w:eastAsia="標楷體" w:hAnsi="標楷體"/>
+          <w:color w:val="000000"/>
+          <w:szCs w:val="24"/>
+        </w:rPr>
+        <w:t>1.與雄性素去除療法及prednisone或prednisolone併用，治療新診斷高風險轉移性的去勢敏感性前列腺癌(mCSPC)的成年男性(ECOG分數須</w:t>
+      </w:r>
+      <w:r>
+        <w:rPr>
+          <w:rFonts w:ascii="標楷體" w:eastAsia="標楷體" w:hAnsi="標楷體" w:cs="新細明體"/>
+          <w:color w:val="000000"/>
+          <w:szCs w:val="24"/>
+        </w:rPr>
+        <w:t>≦</w:t>
+      </w:r>
+      <w:r>
+        <w:rPr>
+          <w:rFonts w:ascii="標楷體" w:eastAsia="標楷體" w:hAnsi="標楷體"/>
+          <w:color w:val="000000"/>
+          <w:szCs w:val="24"/>
+        </w:rPr>
+        <w:t>1)。高風險需符合下列三</w:t>
+      </w:r>
+      <w:r>
+        <w:rPr>
+          <w:rFonts w:ascii="標楷體" w:eastAsia="標楷體" w:hAnsi="標楷體"/>
+          <w:color w:val="000000"/>
+          <w:szCs w:val="24"/>
+        </w:rPr>
         <w:lastRenderedPageBreak/>
-        <w:t>2.胃癌(105/12/1)</w:t>
-      </w:r>
-    </w:p>
-    <w:p>
-      <w:pPr>
-        <w:spacing w:line="400" w:lineRule="exact"/>
-        <w:ind w:left="1092" w:hanging="382"/>
-        <w:rPr>
-          <w:rFonts w:ascii="標楷體" w:eastAsia="標楷體" w:hAnsi="標楷體"/>
-          <w:color w:val="000000"/>
-        </w:rPr>
-      </w:pPr>
-      <w:r>
-        <w:rPr>
-          <w:rFonts w:ascii="標楷體" w:eastAsia="標楷體" w:hAnsi="標楷體"/>
-          <w:color w:val="000000"/>
-        </w:rPr>
-        <w:t>(1)胃癌術後輔助性化療，用於罹患TNMS tageⅡ(排除T1)、ⅢA或ⅢB胃癌且接受過胃癌根除性手術的成年患者，限用1年。</w:t>
-      </w:r>
-    </w:p>
-    <w:p>
-      <w:pPr>
-        <w:spacing w:line="400" w:lineRule="exact"/>
-        <w:ind w:left="1092" w:hanging="382"/>
-        <w:rPr>
-          <w:rFonts w:ascii="標楷體" w:eastAsia="標楷體" w:hAnsi="標楷體"/>
-          <w:color w:val="000000"/>
-        </w:rPr>
-      </w:pPr>
-      <w:r>
-        <w:rPr>
-          <w:rFonts w:ascii="標楷體" w:eastAsia="標楷體" w:hAnsi="標楷體"/>
-          <w:color w:val="000000"/>
-        </w:rPr>
-        <w:t>(2)需經事前審查核准後使用。</w:t>
-      </w:r>
-    </w:p>
-    <w:p>
-      <w:pPr>
-        <w:spacing w:line="400" w:lineRule="exact"/>
-        <w:ind w:left="849" w:hanging="283"/>
-        <w:rPr>
-          <w:rFonts w:ascii="標楷體" w:eastAsia="標楷體" w:hAnsi="標楷體"/>
-          <w:color w:val="000000"/>
-        </w:rPr>
-      </w:pPr>
-      <w:r>
-        <w:rPr>
-          <w:rFonts w:ascii="標楷體" w:eastAsia="標楷體" w:hAnsi="標楷體"/>
-          <w:color w:val="000000"/>
-        </w:rPr>
-        <w:t>3.非小細胞肺癌(109/2/1)</w:t>
-      </w:r>
-    </w:p>
-    <w:p>
-      <w:pPr>
-        <w:spacing w:line="400" w:lineRule="exact"/>
-        <w:ind w:left="1092" w:hanging="382"/>
-        <w:rPr>
-          <w:rFonts w:ascii="標楷體" w:eastAsia="標楷體" w:hAnsi="標楷體"/>
-          <w:color w:val="000000"/>
-        </w:rPr>
-      </w:pPr>
-      <w:r>
-        <w:rPr>
-          <w:rFonts w:ascii="標楷體" w:eastAsia="標楷體" w:hAnsi="標楷體"/>
-          <w:color w:val="000000"/>
-        </w:rPr>
-        <w:t>(1)曾使用含鉑之化學藥物治療失敗的局部晚期或轉移性之非小細胞肺癌。</w:t>
-      </w:r>
-    </w:p>
-    <w:p>
-      <w:pPr>
-        <w:spacing w:line="400" w:lineRule="exact"/>
-        <w:ind w:left="1092" w:hanging="382"/>
-        <w:rPr>
-          <w:rFonts w:ascii="標楷體" w:eastAsia="標楷體" w:hAnsi="標楷體"/>
-          <w:color w:val="000000"/>
-        </w:rPr>
-      </w:pPr>
-      <w:r>
-        <w:rPr>
-          <w:rFonts w:ascii="標楷體" w:eastAsia="標楷體" w:hAnsi="標楷體"/>
-          <w:color w:val="000000"/>
-        </w:rPr>
-        <w:t>(2)不得與標靶治療、其他化療或免疫檢查點抑制劑併用。</w:t>
-      </w:r>
-    </w:p>
-    <w:p>
-      <w:pPr>
-        <w:spacing w:line="400" w:lineRule="exact"/>
-        <w:ind w:left="1092" w:hanging="525"/>
-      </w:pPr>
-      <w:r>
-        <w:rPr>
-          <w:rFonts w:ascii="標楷體" w:eastAsia="標楷體" w:hAnsi="標楷體"/>
-          <w:color w:val="000000"/>
-          <w:szCs w:val="24"/>
-        </w:rPr>
-        <w:t>4.與gemcitabine合併使用作為晚期或復發之膽道癌第一線治療。(</w:t>
-      </w:r>
-      <w:r>
-        <w:rPr>
-          <w:rFonts w:ascii="標楷體" w:eastAsia="標楷體" w:hAnsi="標楷體"/>
-          <w:szCs w:val="24"/>
-        </w:rPr>
-        <w:t>113/2/1</w:t>
-      </w:r>
-      <w:r>
-        <w:rPr>
-          <w:rFonts w:ascii="標楷體" w:eastAsia="標楷體" w:hAnsi="標楷體"/>
-          <w:color w:val="000000"/>
-          <w:szCs w:val="24"/>
-        </w:rPr>
-        <w:t>)</w:t>
-      </w:r>
-    </w:p>
-    <w:p>
-      <w:pPr>
-        <w:spacing w:line="400" w:lineRule="exact"/>
-        <w:ind w:left="566" w:hanging="230"/>
-        <w:rPr>
-          <w:rFonts w:ascii="標楷體" w:eastAsia="標楷體" w:hAnsi="標楷體"/>
-          <w:color w:val="000000"/>
-        </w:rPr>
-      </w:pPr>
-      <w:r>
-        <w:rPr>
-          <w:rFonts w:ascii="標楷體" w:eastAsia="標楷體" w:hAnsi="標楷體"/>
-          <w:color w:val="000000"/>
-        </w:rPr>
-        <w:t>9.47.Lapatinib（如Tykerb）：（103/9/1、106/11/1、110/2/1、114/2/1）</w:t>
-      </w:r>
-    </w:p>
-    <w:p>
-      <w:pPr>
-        <w:spacing w:line="400" w:lineRule="exact"/>
-        <w:ind w:left="796" w:hanging="230"/>
-        <w:rPr>
-          <w:rFonts w:ascii="標楷體" w:eastAsia="標楷體" w:hAnsi="標楷體"/>
-          <w:color w:val="000000"/>
-        </w:rPr>
-      </w:pPr>
-      <w:r>
-        <w:rPr>
-          <w:rFonts w:ascii="標楷體" w:eastAsia="標楷體" w:hAnsi="標楷體"/>
-          <w:color w:val="000000"/>
-        </w:rPr>
-        <w:t>1.與capecitabine併用，使用於曾接受anthracycline, taxane以及trastuzumab治療後病況惡化之轉移性乳癌併有腦部轉移，且為HER2過度表現(IHC3+或FISH+)病人。</w:t>
-      </w:r>
-    </w:p>
-    <w:p>
-      <w:pPr>
-        <w:spacing w:line="400" w:lineRule="exact"/>
-        <w:ind w:left="796" w:hanging="230"/>
-        <w:rPr>
-          <w:rFonts w:ascii="標楷體" w:eastAsia="標楷體" w:hAnsi="標楷體"/>
-          <w:color w:val="000000"/>
-        </w:rPr>
-      </w:pPr>
-      <w:r>
-        <w:rPr>
-          <w:rFonts w:ascii="標楷體" w:eastAsia="標楷體" w:hAnsi="標楷體"/>
-          <w:color w:val="000000"/>
-        </w:rPr>
-        <w:t>2.每3個月需進行療效評估，病歷應留存評估紀錄，無疾病惡化方可繼續使用。(106/11/1)</w:t>
-      </w:r>
-    </w:p>
-    <w:p>
-      <w:pPr>
-        <w:spacing w:line="400" w:lineRule="exact"/>
-        <w:ind w:left="796" w:hanging="230"/>
-      </w:pPr>
-      <w:r>
-        <w:rPr>
-          <w:rFonts w:ascii="標楷體" w:eastAsia="標楷體" w:hAnsi="標楷體"/>
-          <w:color w:val="000000"/>
-        </w:rPr>
-        <w:t>3.</w:t>
-      </w:r>
-      <w:r>
-        <w:t xml:space="preserve"> </w:t>
-      </w:r>
-      <w:r>
-        <w:rPr>
-          <w:rFonts w:ascii="標楷體" w:eastAsia="標楷體" w:hAnsi="標楷體"/>
-          <w:color w:val="000000"/>
-        </w:rPr>
-        <w:t>Lapatinib、trastuzumab emtansine和trastuzumab deruxtecan僅能擇一給付，不得互換。(110/2/1、114/2/1)</w:t>
-      </w:r>
-    </w:p>
-    <w:p>
-      <w:pPr>
-        <w:spacing w:line="400" w:lineRule="exact"/>
-        <w:ind w:left="708" w:hanging="338"/>
-        <w:rPr>
-          <w:rFonts w:ascii="標楷體" w:eastAsia="標楷體" w:hAnsi="標楷體"/>
-          <w:color w:val="000000"/>
-        </w:rPr>
-      </w:pPr>
-      <w:r>
-        <w:rPr>
-          <w:rFonts w:ascii="標楷體" w:eastAsia="標楷體" w:hAnsi="標楷體"/>
-          <w:color w:val="000000"/>
-        </w:rPr>
-        <w:t>9.48.Eribulin（如Halaven）：（103/12/1、106/11/1、108/12/1、110/2/1）</w:t>
-      </w:r>
-    </w:p>
-    <w:p>
-      <w:pPr>
-        <w:spacing w:line="400" w:lineRule="exact"/>
-        <w:ind w:left="849" w:hanging="338"/>
-        <w:rPr>
-          <w:rFonts w:ascii="標楷體" w:eastAsia="標楷體" w:hAnsi="標楷體"/>
-          <w:color w:val="000000"/>
-        </w:rPr>
-      </w:pPr>
-      <w:r>
-        <w:rPr>
-          <w:rFonts w:ascii="標楷體" w:eastAsia="標楷體" w:hAnsi="標楷體"/>
-          <w:color w:val="000000"/>
-        </w:rPr>
-        <w:t>1.轉移性乳癌：</w:t>
-      </w:r>
-    </w:p>
-    <w:p>
-      <w:pPr>
-        <w:spacing w:line="400" w:lineRule="exact"/>
-        <w:ind w:left="1232" w:hanging="382"/>
-        <w:rPr>
-          <w:rFonts w:ascii="標楷體" w:eastAsia="標楷體" w:hAnsi="標楷體"/>
-          <w:color w:val="000000"/>
-        </w:rPr>
-      </w:pPr>
-      <w:r>
-        <w:rPr>
-          <w:rFonts w:ascii="標楷體" w:eastAsia="標楷體" w:hAnsi="標楷體"/>
-          <w:color w:val="000000"/>
-        </w:rPr>
-        <w:t>(1)用於治療轉移性乳癌患者且先前曾接受過anthracycline和taxane兩種針對轉移性乳癌之化學治療輔助性治療。</w:t>
-      </w:r>
-    </w:p>
-    <w:p>
-      <w:pPr>
-        <w:spacing w:line="400" w:lineRule="exact"/>
-        <w:ind w:left="1232" w:hanging="382"/>
-        <w:rPr>
-          <w:rFonts w:ascii="標楷體" w:eastAsia="標楷體" w:hAnsi="標楷體"/>
-          <w:color w:val="000000"/>
-        </w:rPr>
-      </w:pPr>
-      <w:r>
-        <w:rPr>
-          <w:rFonts w:ascii="標楷體" w:eastAsia="標楷體" w:hAnsi="標楷體"/>
-          <w:color w:val="000000"/>
-        </w:rPr>
-        <w:t>(2)每3個療程需進行療效評估，病歷應留存評估紀錄，無疾病惡化方可繼續使用。(106/11/1)</w:t>
-      </w:r>
-    </w:p>
-    <w:p>
-      <w:pPr>
-        <w:spacing w:line="400" w:lineRule="exact"/>
-        <w:ind w:left="1200" w:hanging="353"/>
-        <w:rPr>
-          <w:rFonts w:ascii="標楷體" w:eastAsia="標楷體" w:hAnsi="標楷體"/>
-          <w:color w:val="000000"/>
-        </w:rPr>
-      </w:pPr>
-      <w:r>
-        <w:rPr>
-          <w:rFonts w:ascii="標楷體" w:eastAsia="標楷體" w:hAnsi="標楷體"/>
-          <w:color w:val="000000"/>
-        </w:rPr>
-        <w:t>(3)Eribulin與ixabepilone用於治療上述之轉移性乳癌患者時，僅得擇一使用，且不得互換（eribulin限用於未曾使用過ixabepilone之病患）。(110/2/1)</w:t>
-      </w:r>
-    </w:p>
-    <w:p>
-      <w:pPr>
-        <w:spacing w:line="400" w:lineRule="exact"/>
-        <w:ind w:left="849" w:hanging="338"/>
-        <w:rPr>
-          <w:rFonts w:ascii="標楷體" w:eastAsia="標楷體" w:hAnsi="標楷體"/>
-          <w:color w:val="000000"/>
-        </w:rPr>
-      </w:pPr>
-      <w:r>
-        <w:rPr>
-          <w:rFonts w:ascii="標楷體" w:eastAsia="標楷體" w:hAnsi="標楷體"/>
-          <w:color w:val="000000"/>
-        </w:rPr>
-        <w:t>2.脂肪肉瘤：(108/12/1)</w:t>
-      </w:r>
-    </w:p>
-    <w:p>
-      <w:pPr>
-        <w:spacing w:line="400" w:lineRule="exact"/>
-        <w:ind w:left="1188" w:hanging="338"/>
-        <w:rPr>
-          <w:rFonts w:ascii="標楷體" w:eastAsia="標楷體" w:hAnsi="標楷體"/>
-          <w:color w:val="000000"/>
-        </w:rPr>
-      </w:pPr>
-      <w:r>
-        <w:rPr>
-          <w:rFonts w:ascii="標楷體" w:eastAsia="標楷體" w:hAnsi="標楷體"/>
-          <w:color w:val="000000"/>
-        </w:rPr>
-        <w:t>(1)限單獨使用於治療無法手術切除或轉移性脂肪肉瘤成人患者，且先前應至少接受一次含anthracycline之全身化療。</w:t>
-      </w:r>
-    </w:p>
-    <w:p>
-      <w:pPr>
-        <w:spacing w:line="400" w:lineRule="exact"/>
-        <w:ind w:left="1188" w:hanging="338"/>
-        <w:rPr>
-          <w:rFonts w:ascii="標楷體" w:eastAsia="標楷體" w:hAnsi="標楷體"/>
-          <w:color w:val="000000"/>
-        </w:rPr>
-      </w:pPr>
-      <w:r>
-        <w:rPr>
-          <w:rFonts w:ascii="標楷體" w:eastAsia="標楷體" w:hAnsi="標楷體"/>
-          <w:color w:val="000000"/>
-        </w:rPr>
-        <w:t>(2)須經事前審查核准後使用，每次申請以3個療程為限，再次申請時應檢附前次治療結果評估資料證實無惡化，才可繼續使用。</w:t>
+        <w:t>項條件中至少兩項：(109/5/1</w:t>
+      </w:r>
+      <w:r>
+        <w:rPr>
+          <w:rFonts w:ascii="標楷體" w:eastAsia="標楷體" w:hAnsi="標楷體"/>
+          <w:szCs w:val="24"/>
+        </w:rPr>
+        <w:t>、110/2/1、113/8/1）</w:t>
       </w:r>
     </w:p>
     <w:p>
       <w:pPr>
         <w:snapToGrid w:val="0"/>
         <w:spacing w:line="400" w:lineRule="exact"/>
-        <w:ind w:left="425"/>
-      </w:pPr>
-      <w:bookmarkStart w:id="11" w:name="_Hlk96441645"/>
-      <w:r>
-        <w:rPr>
-          <w:rFonts w:ascii="標楷體" w:eastAsia="標楷體" w:hAnsi="標楷體"/>
-          <w:color w:val="000000"/>
-          <w:szCs w:val="24"/>
-        </w:rPr>
-        <w:t>9.49.</w:t>
-      </w:r>
-      <w:r>
-        <w:t xml:space="preserve"> </w:t>
-      </w:r>
-      <w:r>
-        <w:rPr>
-          <w:rFonts w:ascii="標楷體" w:eastAsia="標楷體" w:hAnsi="標楷體"/>
-          <w:color w:val="000000"/>
-          <w:szCs w:val="24"/>
-        </w:rPr>
-        <w:t>Abiraterone(如Zytiga）：（103/12/1、105/9/1、106/9/1、108/3/1、109/5/1、109/10/1、110/2/1、110/3/1、110/11/1、111/3/1、112/9/1、113/8/1、113/9/1、114/6/1）</w:t>
-      </w:r>
-    </w:p>
-    <w:bookmarkEnd w:id="11"/>
+        <w:ind w:left="851"/>
+      </w:pPr>
+      <w:r>
+        <w:rPr>
+          <w:rFonts w:ascii="標楷體" w:eastAsia="標楷體" w:hAnsi="標楷體"/>
+          <w:color w:val="000000"/>
+          <w:szCs w:val="24"/>
+        </w:rPr>
+        <w:t>(1)葛里森分數(Gleason score)</w:t>
+      </w:r>
+      <w:r>
+        <w:rPr>
+          <w:rFonts w:ascii="標楷體" w:eastAsia="標楷體" w:hAnsi="標楷體" w:cs="新細明體"/>
+          <w:color w:val="000000"/>
+          <w:szCs w:val="24"/>
+        </w:rPr>
+        <w:t>≧</w:t>
+      </w:r>
+      <w:r>
+        <w:rPr>
+          <w:rFonts w:ascii="標楷體" w:eastAsia="標楷體" w:hAnsi="標楷體"/>
+          <w:color w:val="000000"/>
+          <w:szCs w:val="24"/>
+        </w:rPr>
+        <w:t>8；</w:t>
+      </w:r>
+    </w:p>
     <w:p>
       <w:pPr>
         <w:snapToGrid w:val="0"/>
         <w:spacing w:line="400" w:lineRule="exact"/>
-        <w:ind w:left="851" w:hanging="280"/>
-      </w:pPr>
-      <w:r>
-        <w:rPr>
-          <w:rFonts w:ascii="標楷體" w:eastAsia="標楷體" w:hAnsi="標楷體"/>
-          <w:color w:val="000000"/>
-          <w:szCs w:val="24"/>
-        </w:rPr>
-        <w:t>1.與雄性素去除療法及prednisone或prednisolone併用，治療新診斷高風險轉移性的去勢敏感性前列腺癌(mCSPC)的成年男性(ECOG分數須</w:t>
-      </w:r>
-      <w:r>
-        <w:rPr>
-          <w:rFonts w:ascii="標楷體" w:eastAsia="標楷體" w:hAnsi="標楷體" w:cs="新細明體"/>
-          <w:color w:val="000000"/>
-          <w:szCs w:val="24"/>
-        </w:rPr>
-        <w:t>≦</w:t>
-      </w:r>
-      <w:r>
-        <w:rPr>
-          <w:rFonts w:ascii="標楷體" w:eastAsia="標楷體" w:hAnsi="標楷體"/>
-          <w:color w:val="000000"/>
-          <w:szCs w:val="24"/>
-        </w:rPr>
-        <w:t>1)。高風險需符合下列三項條件中至少兩項：(109/5/1</w:t>
-      </w:r>
-      <w:r>
-        <w:rPr>
-          <w:rFonts w:ascii="標楷體" w:eastAsia="標楷體" w:hAnsi="標楷體"/>
-          <w:szCs w:val="24"/>
-        </w:rPr>
-        <w:t>、110/2/1、113/8/1）</w:t>
-      </w:r>
-    </w:p>
-    <w:p>
-      <w:pPr>
-        <w:snapToGrid w:val="0"/>
-        <w:spacing w:line="400" w:lineRule="exact"/>
         <w:ind w:left="851"/>
-      </w:pPr>
-      <w:r>
-        <w:rPr>
-          <w:rFonts w:ascii="標楷體" w:eastAsia="標楷體" w:hAnsi="標楷體"/>
-          <w:color w:val="000000"/>
-          <w:szCs w:val="24"/>
-        </w:rPr>
-        <w:t>(1)葛里森分數(Gleason score)</w:t>
-      </w:r>
-      <w:r>
-        <w:rPr>
-          <w:rFonts w:ascii="標楷體" w:eastAsia="標楷體" w:hAnsi="標楷體" w:cs="新細明體"/>
-          <w:color w:val="000000"/>
-          <w:szCs w:val="24"/>
-        </w:rPr>
-        <w:t>≧</w:t>
-      </w:r>
-      <w:r>
-        <w:rPr>
-          <w:rFonts w:ascii="標楷體" w:eastAsia="標楷體" w:hAnsi="標楷體"/>
-          <w:color w:val="000000"/>
-          <w:szCs w:val="24"/>
-        </w:rPr>
-        <w:t>8；</w:t>
-      </w:r>
-    </w:p>
-    <w:p>
-      <w:pPr>
-        <w:snapToGrid w:val="0"/>
-        <w:spacing w:line="400" w:lineRule="exact"/>
-        <w:ind w:left="851"/>
-        <w:rPr>
-          <w:rFonts w:ascii="標楷體" w:eastAsia="標楷體" w:hAnsi="標楷體"/>
-          <w:color w:val="000000"/>
-          <w:szCs w:val="24"/>
-        </w:rPr>
-      </w:pPr>
-      <w:r>
-        <w:rPr>
-          <w:rFonts w:ascii="標楷體" w:eastAsia="標楷體" w:hAnsi="標楷體"/>
-          <w:color w:val="000000"/>
-          <w:szCs w:val="24"/>
-        </w:rPr>
-        <w:lastRenderedPageBreak/>
+        <w:rPr>
+          <w:rFonts w:ascii="標楷體" w:eastAsia="標楷體" w:hAnsi="標楷體"/>
+          <w:color w:val="000000"/>
+          <w:szCs w:val="24"/>
+        </w:rPr>
+      </w:pPr>
+      <w:r>
+        <w:rPr>
+          <w:rFonts w:ascii="標楷體" w:eastAsia="標楷體" w:hAnsi="標楷體"/>
+          <w:color w:val="000000"/>
+          <w:szCs w:val="24"/>
+        </w:rPr>
         <w:t>(2)骨骼掃描出現三個(含)以上病灶且至少其中一處以上為非脊柱及非骨盆腔轉移；(109/5/1、113/8/1）</w:t>
       </w:r>
     </w:p>
@@ -12318,6 +12289,7 @@
           <w:color w:val="000000"/>
           <w:szCs w:val="24"/>
         </w:rPr>
+        <w:lastRenderedPageBreak/>
         <w:t>7.本品與radium-223 dichloride不得合併使用。(108/3/1)</w:t>
       </w:r>
     </w:p>
@@ -12333,14 +12305,7 @@
         <w:rPr>
           <w:rFonts w:ascii="標楷體" w:eastAsia="標楷體" w:hAnsi="標楷體"/>
         </w:rPr>
-        <w:t>9.50.Crizotinib (如Xalkori)：(104/9/1、106/11/1、107/5/1、108/7/1、108/9/1、</w:t>
-      </w:r>
-      <w:r>
-        <w:rPr>
-          <w:rFonts w:ascii="標楷體" w:eastAsia="標楷體" w:hAnsi="標楷體"/>
-        </w:rPr>
-        <w:lastRenderedPageBreak/>
-        <w:t>108/12/1、110/7/1、111/2/1、111/8/1、112/11/1、113/6/1、113/9/1)</w:t>
+        <w:t>9.50.Crizotinib (如Xalkori)：(104/9/1、106/11/1、107/5/1、108/7/1、108/9/1、108/12/1、110/7/1、111/2/1、111/8/1、112/11/1、113/6/1、113/9/1)</w:t>
       </w:r>
     </w:p>
     <w:p>
@@ -12550,7 +12515,7 @@
           <w:color w:val="000000"/>
         </w:rPr>
       </w:pPr>
-      <w:bookmarkStart w:id="12" w:name="_Hlk75427389"/>
+      <w:bookmarkStart w:id="13" w:name="_Hlk75427389"/>
       <w:r>
         <w:rPr>
           <w:rFonts w:ascii="標楷體" w:eastAsia="標楷體" w:hAnsi="標楷體"/>
@@ -12658,7 +12623,15 @@
           <w:rFonts w:ascii="標楷體" w:eastAsia="標楷體" w:hAnsi="標楷體"/>
           <w:color w:val="000000"/>
         </w:rPr>
-        <w:t>(2)需經事前審查核准後使用，每次申請之療程以3個月為限，送審時需檢送影像資料，每3個月評估一次。</w:t>
+        <w:t>(2)需經事前審查核准後使用，每次申請之療程以3個月為限，送審時需檢送影像資</w:t>
+      </w:r>
+      <w:r>
+        <w:rPr>
+          <w:rFonts w:ascii="標楷體" w:eastAsia="標楷體" w:hAnsi="標楷體"/>
+          <w:color w:val="000000"/>
+        </w:rPr>
+        <w:lastRenderedPageBreak/>
+        <w:t>料，每3個月評估一次。</w:t>
       </w:r>
     </w:p>
     <w:p>
@@ -12692,7 +12665,6 @@
           <w:rFonts w:ascii="標楷體" w:eastAsia="標楷體" w:hAnsi="標楷體"/>
           <w:color w:val="000000"/>
         </w:rPr>
-        <w:lastRenderedPageBreak/>
         <w:t>(1)適用於曾接受sorafenib治療失敗後之轉移性或無法手術切除且不適合局部治療或局部治療失敗之Child-Pugh A class晚期肝細胞癌成人患者。</w:t>
       </w:r>
     </w:p>
@@ -12746,7 +12718,7 @@
         </w:rPr>
         <w:t>(4)Regorafenib與ramucirumab、nivolumab僅能擇一使用，不得互換。(110/5/1)</w:t>
       </w:r>
-      <w:bookmarkEnd w:id="12"/>
+      <w:bookmarkEnd w:id="13"/>
     </w:p>
     <w:p>
       <w:pPr>
@@ -12854,7 +12826,7 @@
           <w:color w:val="000000"/>
         </w:rPr>
       </w:pPr>
-      <w:bookmarkStart w:id="13" w:name="_Hlk70328576"/>
+      <w:bookmarkStart w:id="14" w:name="_Hlk70328576"/>
       <w:r>
         <w:rPr>
           <w:rFonts w:ascii="標楷體" w:eastAsia="標楷體" w:hAnsi="標楷體" w:hint="eastAsia"/>
@@ -12882,7 +12854,7 @@
         </w:rPr>
         <w:t>1.</w:t>
       </w:r>
-      <w:bookmarkEnd w:id="13"/>
+      <w:bookmarkEnd w:id="14"/>
       <w:r>
         <w:rPr>
           <w:rFonts w:ascii="標楷體" w:eastAsia="標楷體" w:hAnsi="標楷體" w:hint="eastAsia"/>
@@ -13083,7 +13055,7 @@
         <w:spacing w:line="400" w:lineRule="exact"/>
         <w:ind w:left="763" w:hanging="480"/>
       </w:pPr>
-      <w:bookmarkStart w:id="14" w:name="_Hlk209192279"/>
+      <w:bookmarkStart w:id="15" w:name="_Hlk209192279"/>
       <w:r>
         <w:rPr>
           <w:rFonts w:ascii="標楷體" w:eastAsia="標楷體" w:hAnsi="標楷體"/>
@@ -13101,7 +13073,16 @@
           <w:color w:val="000000"/>
           <w:szCs w:val="24"/>
         </w:rPr>
-        <w:t>Enzalutamide（如Xtandi）：（105/9/1、106/9/1、108/3/1、109/10/1、110/3/1、110/11/1、111/3/1、112/9/1、113/8/1、114/6/1</w:t>
+        <w:t>Enzalutamide（如Xtandi）：（105/9/1、106/9/1、108/3/1、109/10/1、110/3/1、</w:t>
+      </w:r>
+      <w:r>
+        <w:rPr>
+          <w:rFonts w:ascii="標楷體" w:eastAsia="標楷體" w:hAnsi="標楷體"/>
+          <w:color w:val="000000"/>
+          <w:szCs w:val="24"/>
+        </w:rPr>
+        <w:lastRenderedPageBreak/>
+        <w:t>110/11/1、111/3/1、112/9/1、113/8/1、114/6/1</w:t>
       </w:r>
       <w:r>
         <w:rPr>
@@ -13165,7 +13146,6 @@
           <w:color w:val="000000"/>
           <w:szCs w:val="24"/>
         </w:rPr>
-        <w:lastRenderedPageBreak/>
         <w:t>(1)須經事前審查核准後使用。</w:t>
       </w:r>
     </w:p>
@@ -13610,6 +13590,7 @@
           <w:color w:val="000000"/>
           <w:szCs w:val="24"/>
         </w:rPr>
+        <w:lastRenderedPageBreak/>
         <w:t>4.治療藥物或手術去勢抗性的轉移性前列腺癌(ECOG分數須</w:t>
       </w:r>
       <w:r>
@@ -13644,7 +13625,6 @@
           <w:color w:val="000000"/>
           <w:szCs w:val="24"/>
         </w:rPr>
-        <w:lastRenderedPageBreak/>
         <w:t>5.前述2、3</w:t>
       </w:r>
       <w:r>
@@ -13796,7 +13776,7 @@
         </w:rPr>
         <w:t>8.本品與radium-223 dichloride不得合併使用。(108/3/1)</w:t>
       </w:r>
-      <w:bookmarkEnd w:id="14"/>
+      <w:bookmarkEnd w:id="15"/>
     </w:p>
     <w:p>
       <w:pPr>
@@ -13810,7 +13790,7 @@
           <w:u w:val="single"/>
         </w:rPr>
       </w:pPr>
-      <w:bookmarkStart w:id="15" w:name="_Hlk209192352"/>
+      <w:bookmarkStart w:id="16" w:name="_Hlk209192352"/>
       <w:r>
         <w:rPr>
           <w:rFonts w:ascii="標楷體" w:eastAsia="標楷體" w:hAnsi="標楷體"/>
@@ -14701,6 +14681,7 @@
           <w:kern w:val="0"/>
           <w:szCs w:val="24"/>
         </w:rPr>
+        <w:lastRenderedPageBreak/>
         <w:t>Ⅱ</w:t>
       </w:r>
       <w:r>
@@ -14832,7 +14813,6 @@
           <w:kern w:val="0"/>
           <w:szCs w:val="24"/>
         </w:rPr>
-        <w:lastRenderedPageBreak/>
         <w:t>Ⅲ</w:t>
       </w:r>
       <w:r>
@@ -15518,7 +15498,16 @@
           <w:color w:val="000000"/>
           <w:szCs w:val="24"/>
         </w:rPr>
-        <w:t>.檢附CT報告帶有 air trapping, small airway thickening或bronchiectasis 等肺部侵犯的表徵。</w:t>
+        <w:t>.檢附CT報告帶有 air trapping, small airway thickening或</w:t>
+      </w:r>
+      <w:r>
+        <w:rPr>
+          <w:rFonts w:ascii="標楷體" w:eastAsia="標楷體" w:hAnsi="標楷體" w:cs="新細明體"/>
+          <w:color w:val="000000"/>
+          <w:szCs w:val="24"/>
+        </w:rPr>
+        <w:lastRenderedPageBreak/>
+        <w:t>bronchiectasis 等肺部侵犯的表徵。</w:t>
       </w:r>
     </w:p>
     <w:p>
@@ -15556,7 +15545,6 @@
           <w:color w:val="000000"/>
           <w:szCs w:val="24"/>
         </w:rPr>
-        <w:lastRenderedPageBreak/>
         <w:t>Ⅲ.第一次療程為3個月，續用申請之療程以3個月為限，送審時需檢送療效評估，每3個月評估一次。用藥後，若有疾病持續進展，則不予同意使用。</w:t>
       </w:r>
     </w:p>
@@ -15742,7 +15730,7 @@
         </w:rPr>
         <w:t>.發生皮質類固醇不耐受性:初始治療後，發生 CTCAE G3 嚴重不良反應之情形。</w:t>
       </w:r>
-      <w:bookmarkEnd w:id="15"/>
+      <w:bookmarkEnd w:id="16"/>
     </w:p>
     <w:p>
       <w:pPr>
@@ -16046,7 +16034,15 @@
           <w:rFonts w:ascii="標楷體" w:eastAsia="標楷體" w:hAnsi="標楷體"/>
           <w:color w:val="000000"/>
         </w:rPr>
-        <w:t>Ⅱ.前述(2)之病患：每次申請療程以4個療程為限，再申請應檢附疾病無惡化之評估資料，若病情惡化即須停止使用。曾依本項核准使用之病患，若之後疾病惡化或復發後將不再給付本藥品。(109/2/1、111/2/1)</w:t>
+        <w:t>Ⅱ.前述(2)之病患：每次申請療程以4個療程為限，再申請應檢附疾病無惡化之評估資料，若病情惡化即須停止使用。曾依本項核准使用之病患，若之後疾</w:t>
+      </w:r>
+      <w:r>
+        <w:rPr>
+          <w:rFonts w:ascii="標楷體" w:eastAsia="標楷體" w:hAnsi="標楷體"/>
+          <w:color w:val="000000"/>
+        </w:rPr>
+        <w:lastRenderedPageBreak/>
+        <w:t>病惡化或復發後將不再給付本藥品。(109/2/1、111/2/1)</w:t>
       </w:r>
     </w:p>
     <w:p>
@@ -16066,15 +16062,7 @@
           <w:rFonts w:ascii="標楷體" w:eastAsia="標楷體" w:hAnsi="標楷體"/>
           <w:color w:val="000000"/>
         </w:rPr>
-        <w:t>Ⅲ.前述(3)之病患：每次申請療程以4個療程為限，再申請應檢附前次治療結果</w:t>
-      </w:r>
-      <w:r>
-        <w:rPr>
-          <w:rFonts w:ascii="標楷體" w:eastAsia="標楷體" w:hAnsi="標楷體"/>
-          <w:color w:val="000000"/>
-        </w:rPr>
-        <w:lastRenderedPageBreak/>
-        <w:t>評估資料。若病人病情已達完全緩解，得再給付4個療程;若病情惡化即須停止使用。(106/4/1、109/2/1、111/2/1)</w:t>
+        <w:t>Ⅲ.前述(3)之病患：每次申請療程以4個療程為限，再申請應檢附前次治療結果評估資料。若病人病情已達完全緩解，得再給付4個療程;若病情惡化即須停止使用。(106/4/1、109/2/1、111/2/1)</w:t>
       </w:r>
     </w:p>
     <w:p>
@@ -16394,7 +16382,15 @@
           <w:rFonts w:ascii="標楷體" w:eastAsia="標楷體" w:hAnsi="標楷體"/>
           <w:color w:val="000000"/>
         </w:rPr>
-        <w:t>2.須事前審查核准後使用，申請時須檢附完整之造血幹細胞移植計畫，並詳細記載確認捐贈者名單、確認移植之執行醫院及移植前調適治療等資料。</w:t>
+        <w:t>2.須事前審查核准後使用，申請時須檢附完整之造血幹細胞移植計畫，並詳細記載確</w:t>
+      </w:r>
+      <w:r>
+        <w:rPr>
+          <w:rFonts w:ascii="標楷體" w:eastAsia="標楷體" w:hAnsi="標楷體"/>
+          <w:color w:val="000000"/>
+        </w:rPr>
+        <w:lastRenderedPageBreak/>
+        <w:t>認捐贈者名單、確認移植之執行醫院及移植前調適治療等資料。</w:t>
       </w:r>
     </w:p>
     <w:p>
@@ -16430,7 +16426,6 @@
           <w:rFonts w:ascii="標楷體" w:eastAsia="標楷體" w:hAnsi="標楷體"/>
           <w:color w:val="000000"/>
         </w:rPr>
-        <w:lastRenderedPageBreak/>
         <w:t>9.58.Axitinib(如Inlyta)</w:t>
       </w:r>
       <w:r>
@@ -16824,7 +16819,14 @@
         <w:rPr>
           <w:rFonts w:ascii="標楷體" w:eastAsia="標楷體" w:hAnsi="標楷體"/>
         </w:rPr>
-        <w:t>Alectinib與ceritinib、crizotinib、brigatinib、lorlatinib用於ALK陽性之晚期非小細胞肺癌第一線治療時，僅得擇一使用，除因病人使用後，發生嚴重不良反應或耐受不良之情形外，不得互換。(108/12/1、111/8/1、112/11/1)</w:t>
+        <w:t>Alectinib與ceritinib、crizotinib、brigatinib、lorlatinib用於ALK陽性之</w:t>
+      </w:r>
+      <w:r>
+        <w:rPr>
+          <w:rFonts w:ascii="標楷體" w:eastAsia="標楷體" w:hAnsi="標楷體"/>
+        </w:rPr>
+        <w:lastRenderedPageBreak/>
+        <w:t>晚期非小細胞肺癌第一線治療時，僅得擇一使用，除因病人使用後，發生嚴重不良反應或耐受不良之情形外，不得互換。(108/12/1、111/8/1、112/11/1)</w:t>
       </w:r>
     </w:p>
     <w:p>
@@ -16846,7 +16848,6 @@
         <w:rPr>
           <w:rFonts w:ascii="標楷體" w:eastAsia="標楷體" w:hAnsi="標楷體"/>
         </w:rPr>
-        <w:lastRenderedPageBreak/>
         <w:t>每日最大劑量限1200mg。(108/12/1)</w:t>
       </w:r>
     </w:p>
@@ -16862,7 +16863,7 @@
           <w:color w:val="000000"/>
         </w:rPr>
       </w:pPr>
-      <w:bookmarkStart w:id="16" w:name="_Hlk209189883"/>
+      <w:bookmarkStart w:id="17" w:name="_Hlk209189883"/>
       <w:r>
         <w:rPr>
           <w:rFonts w:ascii="標楷體" w:eastAsia="標楷體" w:hAnsi="標楷體" w:hint="eastAsia"/>
@@ -17226,7 +17227,7 @@
         </w:rPr>
         <w:t>(4)每日至多處方3粒。</w:t>
       </w:r>
-      <w:bookmarkEnd w:id="16"/>
+      <w:bookmarkEnd w:id="17"/>
     </w:p>
     <w:p>
       <w:pPr>
@@ -17271,7 +17272,15 @@
           <w:rFonts w:ascii="標楷體" w:eastAsia="標楷體" w:hAnsi="標楷體"/>
           <w:color w:val="000000"/>
         </w:rPr>
-        <w:t>1.與dexamethasone合併使用，核准用於多發性骨髓瘤病人，且先前接受過含lenalidomide和bortezomib在內的至少兩種療法，且確認完成前次治療時或結束治療後六十天內發生疾病惡化(disease progression)。</w:t>
+        <w:t>1.與dexamethasone合併使用，核准用於多發性骨髓瘤病人，且先前接受過含</w:t>
+      </w:r>
+      <w:r>
+        <w:rPr>
+          <w:rFonts w:ascii="標楷體" w:eastAsia="標楷體" w:hAnsi="標楷體"/>
+          <w:color w:val="000000"/>
+        </w:rPr>
+        <w:lastRenderedPageBreak/>
+        <w:t>lenalidomide和bortezomib在內的至少兩種療法，且確認完成前次治療時或結束治療後六十天內發生疾病惡化(disease progression)。</w:t>
       </w:r>
     </w:p>
     <w:p>
@@ -17291,7 +17300,6 @@
           <w:rFonts w:ascii="標楷體" w:eastAsia="標楷體" w:hAnsi="標楷體"/>
           <w:color w:val="000000"/>
         </w:rPr>
-        <w:lastRenderedPageBreak/>
         <w:t>2.限與elotuzumab及dexamethasone併用，治療之前曾接受過至少兩種療法（包括lenalidomide和蛋白酶體抑制劑）的多發性骨髓瘤成年病人。（113/9/1）</w:t>
       </w:r>
     </w:p>
@@ -17724,6 +17732,7 @@
           <w:rFonts w:ascii="標楷體" w:eastAsia="標楷體" w:hAnsi="標楷體"/>
           <w:color w:val="000000"/>
         </w:rPr>
+        <w:lastRenderedPageBreak/>
         <w:t>7.每日最多處方1粒(113/9/1)</w:t>
       </w:r>
     </w:p>
@@ -17750,15 +17759,7 @@
           <w:rFonts w:ascii="標楷體" w:eastAsia="標楷體" w:hAnsi="標楷體"/>
           <w:color w:val="000000"/>
         </w:rPr>
-        <w:t>Lenvatinib(如Lenvima)：(107/7/1、109/1/1、109/8/1、112/8/1、114/2/1、</w:t>
-      </w:r>
-      <w:r>
-        <w:rPr>
-          <w:rFonts w:ascii="標楷體" w:eastAsia="標楷體" w:hAnsi="標楷體"/>
-          <w:color w:val="000000"/>
-        </w:rPr>
-        <w:lastRenderedPageBreak/>
-        <w:t>114/6/1)</w:t>
+        <w:t>Lenvatinib(如Lenvima)：(107/7/1、109/1/1、109/8/1、112/8/1、114/2/1、114/6/1)</w:t>
       </w:r>
       <w:r>
         <w:rPr>
@@ -18078,15 +18079,8 @@
           <w:rFonts w:ascii="標楷體" w:eastAsia="標楷體" w:hAnsi="標楷體"/>
           <w:szCs w:val="24"/>
         </w:rPr>
-        <w:t>II.第一線治療無效，經第二線治療達到第一次完全緩解之成人病人，但仍有大於或等於0.1%微量殘留病灶，且計劃進行造血幹細胞移植。需附上一次治療無效</w:t>
-      </w:r>
-      <w:r>
-        <w:rPr>
-          <w:rFonts w:ascii="標楷體" w:eastAsia="標楷體" w:hAnsi="標楷體"/>
-          <w:szCs w:val="24"/>
-        </w:rPr>
         <w:lastRenderedPageBreak/>
-        <w:t>(骨髓或周邊血芽細胞大於5%)之檢驗報告，及一次經化學治療後微量殘留病灶檢驗報告。</w:t>
+        <w:t>II.第一線治療無效，經第二線治療達到第一次完全緩解之成人病人，但仍有大於或等於0.1%微量殘留病灶，且計劃進行造血幹細胞移植。需附上一次治療無效(骨髓或周邊血芽細胞大於5%)之檢驗報告，及一次經化學治療後微量殘留病灶檢驗報告。</w:t>
       </w:r>
     </w:p>
     <w:p>
@@ -18499,6 +18493,7 @@
           <w:rFonts w:ascii="標楷體" w:eastAsia="標楷體" w:hAnsi="標楷體" w:hint="eastAsia"/>
           <w:color w:val="000000"/>
         </w:rPr>
+        <w:lastRenderedPageBreak/>
         <w:t>3.</w:t>
       </w:r>
       <w:r>
@@ -18526,7 +18521,6 @@
           <w:rFonts w:ascii="標楷體" w:eastAsia="標楷體" w:hAnsi="標楷體"/>
           <w:color w:val="000000"/>
         </w:rPr>
-        <w:lastRenderedPageBreak/>
         <w:t>9.67.Ponatinib(如Iclusig)：(107/12/1、113/6/1</w:t>
       </w:r>
       <w:r>
@@ -18631,7 +18625,7 @@
         </w:rPr>
         <w:t>其中兩種(含)以上藥物治療失敗或無法耐受；</w:t>
       </w:r>
-      <w:bookmarkStart w:id="17" w:name="_Hlk219965782"/>
+      <w:bookmarkStart w:id="18" w:name="_Hlk219965782"/>
       <w:r>
         <w:rPr>
           <w:rFonts w:ascii="標楷體" w:eastAsia="標楷體" w:hAnsi="標楷體" w:hint="eastAsia"/>
@@ -18639,7 +18633,7 @@
         </w:rPr>
         <w:t>(107/12/1、115/2/1)</w:t>
       </w:r>
-      <w:bookmarkEnd w:id="17"/>
+      <w:bookmarkEnd w:id="18"/>
     </w:p>
     <w:p>
       <w:pPr>
@@ -18974,11 +18968,8 @@
         </w:tabs>
         <w:spacing w:line="400" w:lineRule="exact"/>
         <w:ind w:left="895" w:hanging="612"/>
-        <w:rPr>
-          <w:rFonts w:ascii="標楷體" w:eastAsia="標楷體" w:hAnsi="標楷體"/>
-        </w:rPr>
-      </w:pPr>
-      <w:bookmarkStart w:id="18" w:name="_Hlk209192581"/>
+      </w:pPr>
+      <w:bookmarkStart w:id="19" w:name="_Hlk209192581"/>
       <w:r>
         <w:rPr>
           <w:rFonts w:ascii="標楷體" w:eastAsia="標楷體" w:hAnsi="標楷體"/>
@@ -19014,37 +19005,36 @@
           <w:rFonts w:ascii="標楷體" w:eastAsia="標楷體" w:hAnsi="標楷體"/>
           <w:color w:val="000000"/>
         </w:rPr>
-        <w:t>1、113/5/1、113/6/1、113/8/1、114/1/1、114/2/1、114/6/1、114/8/1</w:t>
-      </w:r>
-      <w:r>
-        <w:rPr>
-          <w:rFonts w:ascii="標楷體" w:eastAsia="標楷體" w:hAnsi="標楷體" w:hint="eastAsia"/>
-          <w:color w:val="000000"/>
-        </w:rPr>
-        <w:t>、114/10/1</w:t>
-      </w:r>
-      <w:r>
-        <w:rPr>
-          <w:rFonts w:ascii="標楷體" w:eastAsia="標楷體" w:hAnsi="標楷體" w:hint="eastAsia"/>
+        <w:t>1、113/5/1、113/6/1、113/8/1、114/1/1、114/2/1、114/6/1、114/8/1、114/10/1</w:t>
+      </w:r>
+      <w:r>
+        <w:rPr>
+          <w:rFonts w:ascii="標楷體" w:eastAsia="標楷體" w:hAnsi="標楷體"/>
         </w:rPr>
         <w:t>、115/2/1</w:t>
       </w:r>
       <w:r>
         <w:rPr>
+          <w:rFonts w:ascii="標楷體" w:eastAsia="標楷體" w:hAnsi="標楷體" w:hint="eastAsia"/>
+        </w:rPr>
+        <w:t>、115/4/1</w:t>
+      </w:r>
+      <w:r>
+        <w:rPr>
           <w:rFonts w:ascii="標楷體" w:eastAsia="標楷體" w:hAnsi="標楷體"/>
           <w:color w:val="000000"/>
         </w:rPr>
         <w:t>)</w:t>
       </w:r>
     </w:p>
-    <w:bookmarkEnd w:id="18"/>
+    <w:bookmarkEnd w:id="19"/>
     <w:p>
       <w:pPr>
         <w:tabs>
           <w:tab w:val="left" w:pos="945"/>
         </w:tabs>
         <w:spacing w:line="400" w:lineRule="exact"/>
-        <w:ind w:leftChars="236" w:left="849" w:hangingChars="118" w:hanging="283"/>
+        <w:ind w:left="849" w:hanging="283"/>
         <w:rPr>
           <w:rFonts w:ascii="標楷體" w:eastAsia="標楷體" w:hAnsi="標楷體"/>
           <w:color w:val="000000"/>
@@ -19079,16 +19069,13 @@
       <w:pPr>
         <w:spacing w:line="400" w:lineRule="exact"/>
         <w:ind w:left="1134" w:hanging="386"/>
-        <w:rPr>
-          <w:rFonts w:ascii="標楷體" w:eastAsia="標楷體" w:hAnsi="標楷體"/>
-          <w:szCs w:val="24"/>
-        </w:rPr>
-      </w:pPr>
-      <w:r>
-        <w:rPr>
-          <w:rFonts w:ascii="標楷體" w:eastAsia="標楷體" w:hAnsi="標楷體"/>
-          <w:color w:val="000000"/>
-        </w:rPr>
+      </w:pPr>
+      <w:r>
+        <w:rPr>
+          <w:rFonts w:ascii="標楷體" w:eastAsia="標楷體" w:hAnsi="標楷體"/>
+          <w:color w:val="000000"/>
+        </w:rPr>
+        <w:lastRenderedPageBreak/>
         <w:t>(2)非小細胞肺癌：(109/4/1、109</w:t>
       </w:r>
       <w:r>
@@ -19103,20 +19090,16 @@
       <w:pPr>
         <w:numPr>
           <w:ilvl w:val="2"/>
-          <w:numId w:val="12"/>
+          <w:numId w:val="37"/>
         </w:numPr>
         <w:suppressAutoHyphens w:val="0"/>
         <w:spacing w:line="400" w:lineRule="exact"/>
         <w:ind w:left="1560" w:hanging="284"/>
         <w:jc w:val="both"/>
         <w:textAlignment w:val="auto"/>
-        <w:rPr>
-          <w:rFonts w:ascii="標楷體" w:eastAsia="標楷體" w:hAnsi="標楷體"/>
-          <w:szCs w:val="24"/>
-        </w:rPr>
-      </w:pPr>
-      <w:bookmarkStart w:id="19" w:name="_Hlk196237903"/>
-      <w:bookmarkStart w:id="20" w:name="_Hlk196827702"/>
+      </w:pPr>
+      <w:bookmarkStart w:id="20" w:name="_Hlk196237903"/>
+      <w:bookmarkStart w:id="21" w:name="_Hlk196827702"/>
       <w:r>
         <w:rPr>
           <w:rFonts w:ascii="標楷體" w:eastAsia="標楷體" w:hAnsi="標楷體"/>
@@ -19124,21 +19107,13 @@
         </w:rPr>
         <w:t>鞏固治療：限durvalumab用於第三期局部晚期</w:t>
       </w:r>
-      <w:bookmarkEnd w:id="19"/>
-      <w:r>
-        <w:rPr>
-          <w:rFonts w:ascii="標楷體" w:eastAsia="標楷體" w:hAnsi="標楷體"/>
-          <w:szCs w:val="24"/>
-        </w:rPr>
-        <w:t>、無法手術切除且腫瘤表現</w:t>
-      </w:r>
-      <w:r>
-        <w:rPr>
-          <w:rFonts w:ascii="標楷體" w:eastAsia="標楷體" w:hAnsi="標楷體"/>
-          <w:szCs w:val="24"/>
-        </w:rPr>
-        <w:lastRenderedPageBreak/>
-        <w:t xml:space="preserve">PD-L1 </w:t>
+      <w:bookmarkEnd w:id="20"/>
+      <w:r>
+        <w:rPr>
+          <w:rFonts w:ascii="標楷體" w:eastAsia="標楷體" w:hAnsi="標楷體"/>
+          <w:szCs w:val="24"/>
+        </w:rPr>
+        <w:t xml:space="preserve">、無法手術切除且腫瘤表現PD-L1 </w:t>
       </w:r>
       <w:r>
         <w:rPr>
@@ -19152,21 +19127,14 @@
           <w:rFonts w:ascii="標楷體" w:eastAsia="標楷體" w:hAnsi="標楷體"/>
           <w:szCs w:val="24"/>
         </w:rPr>
-        <w:t xml:space="preserve"> 1%之非小細胞肺癌成人病人，非鱗狀癌者需為EGFR/ALK/ROS-1腫瘤基因原生型、鱗狀癌者需為EGFR/ALK腫瘤基因原生型，病人須於接受根治性同步放射治療合併至少2個週期含鉑化療後無惡化(無PD)，且至多使用12個月。(114/8/1</w:t>
-      </w:r>
-      <w:r>
-        <w:rPr>
-          <w:rFonts w:ascii="標楷體" w:eastAsia="標楷體" w:hAnsi="標楷體" w:hint="eastAsia"/>
-          <w:szCs w:val="24"/>
-        </w:rPr>
-        <w:t>)</w:t>
+        <w:t xml:space="preserve"> 1%之非小細胞肺癌成人病人，非鱗狀癌者需為EGFR/ALK/ROS-1腫瘤基因原生型、鱗狀癌者需為EGFR/ALK腫瘤基因原生型，病人須於接受根治性同步放射治療合併至少2個週期含鉑化療後無惡化(無PD)，且至多使用12個月。(114/8/1)</w:t>
       </w:r>
     </w:p>
     <w:p>
       <w:pPr>
         <w:numPr>
           <w:ilvl w:val="2"/>
-          <w:numId w:val="12"/>
+          <w:numId w:val="37"/>
         </w:numPr>
         <w:suppressAutoHyphens w:val="0"/>
         <w:spacing w:line="400" w:lineRule="exact"/>
@@ -19185,7 +19153,7 @@
         </w:rPr>
         <w:t>非小細胞肺癌第一線用藥：</w:t>
       </w:r>
-      <w:bookmarkEnd w:id="20"/>
+      <w:bookmarkEnd w:id="21"/>
       <w:r>
         <w:rPr>
           <w:rFonts w:ascii="標楷體" w:eastAsia="標楷體" w:hAnsi="標楷體"/>
@@ -19193,34 +19161,20 @@
         </w:rPr>
         <w:t>轉移性非小細胞肺癌成人病人，非鱗狀癌者需為EGFR/ALK/ROS-1腫瘤基因原生型、鱗狀癌者需為EGFR/ALK腫瘤基因原生型。</w:t>
       </w:r>
-      <w:bookmarkStart w:id="21" w:name="_Hlk196827708"/>
-      <w:r>
-        <w:rPr>
-          <w:rFonts w:ascii="標楷體" w:eastAsia="標楷體" w:hAnsi="標楷體" w:hint="eastAsia"/>
-          <w:szCs w:val="24"/>
-        </w:rPr>
-        <w:t>(</w:t>
-      </w:r>
-      <w:r>
-        <w:rPr>
-          <w:rFonts w:ascii="標楷體" w:eastAsia="標楷體" w:hAnsi="標楷體"/>
-          <w:szCs w:val="24"/>
-        </w:rPr>
-        <w:t>114/6/1</w:t>
-      </w:r>
-      <w:r>
-        <w:rPr>
-          <w:rFonts w:ascii="標楷體" w:eastAsia="標楷體" w:hAnsi="標楷體" w:hint="eastAsia"/>
-          <w:szCs w:val="24"/>
-        </w:rPr>
-        <w:t>)</w:t>
+      <w:bookmarkStart w:id="22" w:name="_Hlk196827708"/>
+      <w:r>
+        <w:rPr>
+          <w:rFonts w:ascii="標楷體" w:eastAsia="標楷體" w:hAnsi="標楷體"/>
+          <w:szCs w:val="24"/>
+        </w:rPr>
+        <w:t>(114/6/1)</w:t>
       </w:r>
     </w:p>
     <w:p>
       <w:pPr>
         <w:numPr>
           <w:ilvl w:val="2"/>
-          <w:numId w:val="12"/>
+          <w:numId w:val="37"/>
         </w:numPr>
         <w:suppressAutoHyphens w:val="0"/>
         <w:spacing w:line="400" w:lineRule="exact"/>
@@ -19239,7 +19193,7 @@
         </w:rPr>
         <w:t>鱗狀非小細胞肺癌第二線用藥：</w:t>
       </w:r>
-      <w:bookmarkEnd w:id="21"/>
+      <w:bookmarkEnd w:id="22"/>
       <w:r>
         <w:rPr>
           <w:rFonts w:ascii="標楷體" w:eastAsia="標楷體" w:hAnsi="標楷體"/>
@@ -19247,13 +19201,13 @@
         </w:rPr>
         <w:t>先前已使用過platinum類化學治療失敗後，又有疾病惡化，且EGFR/ALK腫瘤基因為原生型之晚期鱗狀非小細胞肺癌成人病人。</w:t>
       </w:r>
-      <w:bookmarkStart w:id="22" w:name="_Hlk196827713"/>
+      <w:bookmarkStart w:id="23" w:name="_Hlk196827713"/>
     </w:p>
     <w:p>
       <w:pPr>
         <w:numPr>
           <w:ilvl w:val="2"/>
-          <w:numId w:val="12"/>
+          <w:numId w:val="37"/>
         </w:numPr>
         <w:suppressAutoHyphens w:val="0"/>
         <w:spacing w:line="400" w:lineRule="exact"/>
@@ -19274,7 +19228,7 @@
         </w:rPr>
         <w:t>肺腺癌第三線用藥：</w:t>
       </w:r>
-      <w:bookmarkEnd w:id="22"/>
+      <w:bookmarkEnd w:id="23"/>
       <w:r>
         <w:rPr>
           <w:rFonts w:ascii="標楷體" w:eastAsia="標楷體" w:hAnsi="標楷體"/>
@@ -19430,9 +19384,6 @@
         </w:tabs>
         <w:spacing w:line="400" w:lineRule="exact"/>
         <w:ind w:left="1712" w:hanging="409"/>
-        <w:rPr>
-          <w:rFonts w:ascii="標楷體" w:eastAsia="標楷體" w:hAnsi="標楷體"/>
-        </w:rPr>
       </w:pPr>
       <w:r>
         <w:rPr>
@@ -19480,23 +19431,7 @@
           <w:szCs w:val="24"/>
           <w:lang w:val="zh-TW" w:bidi="zh-TW"/>
         </w:rPr>
-        <w:t>(5)頭頸部鱗狀細胞癌(不含鼻咽癌)：(108/4/1、109/11/1、112/12/1</w:t>
-      </w:r>
-      <w:r>
-        <w:rPr>
-          <w:rFonts w:ascii="標楷體" w:eastAsia="標楷體" w:hAnsi="標楷體" w:hint="eastAsia"/>
-          <w:szCs w:val="24"/>
-          <w:lang w:val="zh-TW" w:bidi="zh-TW"/>
-        </w:rPr>
-        <w:t>、115/2/1</w:t>
-      </w:r>
-      <w:r>
-        <w:rPr>
-          <w:rFonts w:ascii="標楷體" w:eastAsia="標楷體" w:hAnsi="標楷體"/>
-          <w:szCs w:val="24"/>
-          <w:lang w:val="zh-TW" w:bidi="zh-TW"/>
-        </w:rPr>
-        <w:t>)</w:t>
+        <w:t>(5)頭頸部鱗狀細胞癌(不含鼻咽癌)：(108/4/1、109/11/1、112/12/1、115/2/1)</w:t>
       </w:r>
     </w:p>
     <w:p>
@@ -19506,9 +19441,6 @@
         </w:tabs>
         <w:spacing w:line="400" w:lineRule="exact"/>
         <w:ind w:left="1560" w:hanging="360"/>
-        <w:rPr>
-          <w:rFonts w:ascii="標楷體" w:eastAsia="標楷體" w:hAnsi="標楷體"/>
-        </w:rPr>
       </w:pPr>
       <w:r>
         <w:rPr>
@@ -19542,9 +19474,6 @@
         </w:tabs>
         <w:spacing w:line="400" w:lineRule="exact"/>
         <w:ind w:left="1560" w:hanging="360"/>
-        <w:rPr>
-          <w:rFonts w:ascii="標楷體" w:eastAsia="標楷體" w:hAnsi="標楷體"/>
-        </w:rPr>
       </w:pPr>
       <w:r>
         <w:rPr>
@@ -19568,25 +19497,56 @@
           <w:szCs w:val="24"/>
           <w:lang w:val="zh-TW" w:bidi="zh-TW"/>
         </w:rPr>
-        <w:t>轉移性(第三期或第四期)頭頸部鱗狀細胞癌成人患者。(108/4/1、109/11/1、112/12/1）</w:t>
+        <w:t>轉移性(第三期或第四期)頭頸部鱗狀細胞癌成人患者。(108/4/1、109/11/1、</w:t>
+      </w:r>
+      <w:r>
+        <w:rPr>
+          <w:rFonts w:ascii="標楷體" w:eastAsia="標楷體" w:hAnsi="標楷體"/>
+          <w:szCs w:val="24"/>
+          <w:lang w:val="zh-TW" w:bidi="zh-TW"/>
+        </w:rPr>
+        <w:lastRenderedPageBreak/>
+        <w:t>112/12/1）</w:t>
       </w:r>
     </w:p>
     <w:p>
       <w:pPr>
         <w:spacing w:line="400" w:lineRule="exact"/>
         <w:ind w:left="1134" w:hanging="386"/>
+      </w:pPr>
+      <w:r>
+        <w:rPr>
+          <w:rFonts w:ascii="標楷體" w:eastAsia="標楷體" w:hAnsi="標楷體"/>
+          <w:color w:val="000000"/>
+        </w:rPr>
+        <w:t xml:space="preserve"> (6)轉移</w:t>
+      </w:r>
+      <w:r>
         <w:rPr>
           <w:rFonts w:ascii="標楷體" w:eastAsia="標楷體" w:hAnsi="標楷體"/>
           <w:szCs w:val="24"/>
           <w:lang w:val="zh-TW" w:bidi="zh-TW"/>
         </w:rPr>
-      </w:pPr>
-      <w:r>
-        <w:rPr>
-          <w:rFonts w:ascii="標楷體" w:eastAsia="標楷體" w:hAnsi="標楷體"/>
-          <w:color w:val="000000"/>
-        </w:rPr>
-        <w:t xml:space="preserve"> (6)轉移</w:t>
+        <w:t>性胃癌：先前已使用過二線(含)以上化學治療均失敗，又有疾病惡化的轉移性胃腺癌成人患者，且於109年4月1日前經審核同意用藥，後續評估符合續用申請條件者。(109/4/1)</w:t>
+      </w:r>
+    </w:p>
+    <w:p>
+      <w:pPr>
+        <w:spacing w:line="400" w:lineRule="exact"/>
+        <w:ind w:left="1134" w:hanging="386"/>
+        <w:rPr>
+          <w:rFonts w:ascii="標楷體" w:eastAsia="標楷體" w:hAnsi="標楷體"/>
+          <w:szCs w:val="24"/>
+          <w:lang w:bidi="zh-TW"/>
+        </w:rPr>
+      </w:pPr>
+      <w:r>
+        <w:rPr>
+          <w:rFonts w:ascii="標楷體" w:eastAsia="標楷體" w:hAnsi="標楷體"/>
+          <w:szCs w:val="24"/>
+          <w:lang w:bidi="zh-TW"/>
+        </w:rPr>
+        <w:t>(7)</w:t>
       </w:r>
       <w:r>
         <w:rPr>
@@ -19594,7 +19554,15 @@
           <w:szCs w:val="24"/>
           <w:lang w:val="zh-TW" w:bidi="zh-TW"/>
         </w:rPr>
-        <w:t>性胃癌：先前已使用過二線(含)以上化學治療均失敗，又有疾病惡化的轉移</w:t>
+        <w:t>晚期腎細胞癌</w:t>
+      </w:r>
+      <w:r>
+        <w:rPr>
+          <w:rFonts w:ascii="標楷體" w:eastAsia="標楷體" w:hAnsi="標楷體"/>
+          <w:szCs w:val="24"/>
+          <w:lang w:bidi="zh-TW"/>
+        </w:rPr>
+        <w:t>：</w:t>
       </w:r>
       <w:r>
         <w:rPr>
@@ -19602,37 +19570,61 @@
           <w:szCs w:val="24"/>
           <w:lang w:val="zh-TW" w:bidi="zh-TW"/>
         </w:rPr>
-        <w:lastRenderedPageBreak/>
-        <w:t>性胃腺癌成人患者，且於109年4月1日前經審核同意用藥，後續評估符合續用申請條件者。(109/4/1)</w:t>
+        <w:t>先前已使用過至少二線標靶藥物治療均失敗</w:t>
+      </w:r>
+      <w:r>
+        <w:rPr>
+          <w:rFonts w:ascii="標楷體" w:eastAsia="標楷體" w:hAnsi="標楷體"/>
+          <w:szCs w:val="24"/>
+          <w:lang w:bidi="zh-TW"/>
+        </w:rPr>
+        <w:t>，</w:t>
+      </w:r>
+      <w:r>
+        <w:rPr>
+          <w:rFonts w:ascii="標楷體" w:eastAsia="標楷體" w:hAnsi="標楷體"/>
+          <w:szCs w:val="24"/>
+          <w:lang w:val="zh-TW" w:bidi="zh-TW"/>
+        </w:rPr>
+        <w:t>又有疾病惡化之晚期腎細胞癌</w:t>
+      </w:r>
+      <w:r>
+        <w:rPr>
+          <w:rFonts w:ascii="標楷體" w:eastAsia="標楷體" w:hAnsi="標楷體"/>
+          <w:szCs w:val="24"/>
+          <w:lang w:bidi="zh-TW"/>
+        </w:rPr>
+        <w:t>，</w:t>
+      </w:r>
+      <w:r>
+        <w:rPr>
+          <w:rFonts w:ascii="標楷體" w:eastAsia="標楷體" w:hAnsi="標楷體"/>
+          <w:szCs w:val="24"/>
+          <w:lang w:val="zh-TW" w:bidi="zh-TW"/>
+        </w:rPr>
+        <w:t>其病理上為亮細胞癌</w:t>
+      </w:r>
+      <w:r>
+        <w:rPr>
+          <w:rFonts w:ascii="標楷體" w:eastAsia="標楷體" w:hAnsi="標楷體"/>
+          <w:szCs w:val="24"/>
+          <w:lang w:bidi="zh-TW"/>
+        </w:rPr>
+        <w:t>(clear cell renal carcinoma)</w:t>
+      </w:r>
+      <w:r>
+        <w:rPr>
+          <w:rFonts w:ascii="標楷體" w:eastAsia="標楷體" w:hAnsi="標楷體"/>
+          <w:szCs w:val="24"/>
+          <w:lang w:val="zh-TW" w:bidi="zh-TW"/>
+        </w:rPr>
+        <w:t>之成人患者。</w:t>
       </w:r>
     </w:p>
     <w:p>
       <w:pPr>
         <w:spacing w:line="400" w:lineRule="exact"/>
         <w:ind w:left="1134" w:hanging="386"/>
-        <w:rPr>
-          <w:rFonts w:ascii="標楷體" w:eastAsia="標楷體" w:hAnsi="標楷體"/>
-          <w:szCs w:val="24"/>
-          <w:lang w:val="zh-TW" w:bidi="zh-TW"/>
-        </w:rPr>
-      </w:pPr>
-      <w:r>
-        <w:rPr>
-          <w:rFonts w:ascii="標楷體" w:eastAsia="標楷體" w:hAnsi="標楷體"/>
-          <w:szCs w:val="24"/>
-          <w:lang w:val="zh-TW" w:bidi="zh-TW"/>
-        </w:rPr>
-        <w:t>(7)晚期腎細胞癌：先前已使用過至少二線標靶藥物治療均失敗，又有疾病惡化之晚期腎細胞癌，其病理上為亮細胞癌(clear cell renal carcinoma)之成人患者。</w:t>
-      </w:r>
-    </w:p>
-    <w:p>
-      <w:pPr>
-        <w:spacing w:line="400" w:lineRule="exact"/>
-        <w:ind w:left="1134" w:hanging="386"/>
-        <w:rPr>
-          <w:rFonts w:ascii="標楷體" w:eastAsia="標楷體" w:hAnsi="標楷體"/>
-          <w:color w:val="000000"/>
-        </w:rPr>
       </w:pPr>
       <w:r>
         <w:rPr>
@@ -19754,18 +19746,29 @@
       <w:pPr>
         <w:spacing w:line="400" w:lineRule="exact"/>
         <w:ind w:left="1134" w:hanging="386"/>
+      </w:pPr>
+      <w:r>
+        <w:rPr>
+          <w:rFonts w:ascii="標楷體" w:eastAsia="標楷體" w:hAnsi="標楷體"/>
+          <w:color w:val="000000"/>
+        </w:rPr>
+        <w:t>(9)默克細胞</w:t>
+      </w:r>
+      <w:r>
         <w:rPr>
           <w:rFonts w:ascii="標楷體" w:eastAsia="標楷體" w:hAnsi="標楷體"/>
           <w:szCs w:val="24"/>
           <w:lang w:val="zh-TW" w:bidi="zh-TW"/>
         </w:rPr>
-      </w:pPr>
-      <w:r>
-        <w:rPr>
-          <w:rFonts w:ascii="標楷體" w:eastAsia="標楷體" w:hAnsi="標楷體"/>
-          <w:color w:val="000000"/>
-        </w:rPr>
-        <w:t>(9)默克細胞</w:t>
+        <w:t>癌</w:t>
+      </w:r>
+      <w:r>
+        <w:rPr>
+          <w:rFonts w:ascii="標楷體" w:eastAsia="標楷體" w:hAnsi="標楷體"/>
+          <w:szCs w:val="24"/>
+          <w:lang w:bidi="zh-TW"/>
+        </w:rPr>
+        <w:t>：</w:t>
       </w:r>
       <w:r>
         <w:rPr>
@@ -19773,7 +19776,7 @@
           <w:szCs w:val="24"/>
           <w:lang w:val="zh-TW" w:bidi="zh-TW"/>
         </w:rPr>
-        <w:t>癌</w:t>
+        <w:t>限</w:t>
       </w:r>
       <w:r>
         <w:rPr>
@@ -19781,7 +19784,7 @@
           <w:szCs w:val="24"/>
           <w:lang w:bidi="zh-TW"/>
         </w:rPr>
-        <w:t>：</w:t>
+        <w:t>avelumab</w:t>
       </w:r>
       <w:r>
         <w:rPr>
@@ -19789,7 +19792,7 @@
           <w:szCs w:val="24"/>
           <w:lang w:val="zh-TW" w:bidi="zh-TW"/>
         </w:rPr>
-        <w:t>限</w:t>
+        <w:t>用於先前已使用過</w:t>
       </w:r>
       <w:r>
         <w:rPr>
@@ -19797,7 +19800,7 @@
           <w:szCs w:val="24"/>
           <w:lang w:bidi="zh-TW"/>
         </w:rPr>
-        <w:t>avelumab</w:t>
+        <w:t>platinum</w:t>
       </w:r>
       <w:r>
         <w:rPr>
@@ -19805,7 +19808,7 @@
           <w:szCs w:val="24"/>
           <w:lang w:val="zh-TW" w:bidi="zh-TW"/>
         </w:rPr>
-        <w:t>用於先前已使用過</w:t>
+        <w:t>類化學治療失敗後</w:t>
       </w:r>
       <w:r>
         <w:rPr>
@@ -19813,7 +19816,7 @@
           <w:szCs w:val="24"/>
           <w:lang w:bidi="zh-TW"/>
         </w:rPr>
-        <w:t>platinum</w:t>
+        <w:t>，</w:t>
       </w:r>
       <w:r>
         <w:rPr>
@@ -19821,7 +19824,7 @@
           <w:szCs w:val="24"/>
           <w:lang w:val="zh-TW" w:bidi="zh-TW"/>
         </w:rPr>
-        <w:t>類化學治療失敗後</w:t>
+        <w:t>又有疾病惡化之轉移性第四期默克細胞癌</w:t>
       </w:r>
       <w:r>
         <w:rPr>
@@ -19829,7 +19832,7 @@
           <w:szCs w:val="24"/>
           <w:lang w:bidi="zh-TW"/>
         </w:rPr>
-        <w:t>，</w:t>
+        <w:t>(Merkel Cell Carcinoma)</w:t>
       </w:r>
       <w:r>
         <w:rPr>
@@ -19837,70 +19840,32 @@
           <w:szCs w:val="24"/>
           <w:lang w:val="zh-TW" w:bidi="zh-TW"/>
         </w:rPr>
-        <w:t>又有疾病惡化之轉移性第四期默克細胞癌</w:t>
-      </w:r>
-      <w:r>
-        <w:rPr>
-          <w:rFonts w:ascii="標楷體" w:eastAsia="標楷體" w:hAnsi="標楷體"/>
-          <w:szCs w:val="24"/>
-          <w:lang w:bidi="zh-TW"/>
-        </w:rPr>
-        <w:t>(Merkel Cell Carcinoma)</w:t>
-      </w:r>
-      <w:r>
+        <w:t>之成人患者。(109/6/1)</w:t>
+      </w:r>
+    </w:p>
+    <w:p>
+      <w:pPr>
+        <w:spacing w:line="400" w:lineRule="exact"/>
+        <w:ind w:left="1134" w:hanging="386"/>
         <w:rPr>
           <w:rFonts w:ascii="標楷體" w:eastAsia="標楷體" w:hAnsi="標楷體"/>
           <w:szCs w:val="24"/>
           <w:lang w:val="zh-TW" w:bidi="zh-TW"/>
         </w:rPr>
-        <w:t>之成人患者。(109/6/1)</w:t>
+      </w:pPr>
+      <w:r>
+        <w:rPr>
+          <w:rFonts w:ascii="標楷體" w:eastAsia="標楷體" w:hAnsi="標楷體"/>
+          <w:szCs w:val="24"/>
+          <w:lang w:val="zh-TW" w:bidi="zh-TW"/>
+        </w:rPr>
+        <w:t>(10)食道鱗狀細胞癌：限nivolumab用於曾接受合併含鉑及fluoropyrimidine化學治療之後惡化的無法切除晚期或復發性食道鱗狀細胞癌病人。(113/4/1、113/6/1、115/2/1)</w:t>
       </w:r>
     </w:p>
     <w:p>
       <w:pPr>
         <w:spacing w:line="400" w:lineRule="exact"/>
         <w:ind w:left="1134" w:hanging="386"/>
-        <w:rPr>
-          <w:rFonts w:ascii="標楷體" w:eastAsia="標楷體" w:hAnsi="標楷體"/>
-          <w:szCs w:val="24"/>
-          <w:lang w:val="zh-TW" w:bidi="zh-TW"/>
-        </w:rPr>
-      </w:pPr>
-      <w:r>
-        <w:rPr>
-          <w:rFonts w:ascii="標楷體" w:eastAsia="標楷體" w:hAnsi="標楷體"/>
-          <w:szCs w:val="24"/>
-          <w:lang w:val="zh-TW" w:bidi="zh-TW"/>
-        </w:rPr>
-        <w:t>(10)食道鱗狀細胞癌：限nivolumab用於曾接受合併含鉑及fluoropyrimidine化學治療之後惡化的無法切除晚期或復發性食道鱗狀細胞癌病人。(113/4/1、113/6/1</w:t>
-      </w:r>
-      <w:r>
-        <w:rPr>
-          <w:rFonts w:ascii="標楷體" w:eastAsia="標楷體" w:hAnsi="標楷體" w:hint="eastAsia"/>
-          <w:szCs w:val="24"/>
-          <w:lang w:val="zh-TW" w:bidi="zh-TW"/>
-        </w:rPr>
-        <w:t>、115/2/1</w:t>
-      </w:r>
-      <w:r>
-        <w:rPr>
-          <w:rFonts w:ascii="標楷體" w:eastAsia="標楷體" w:hAnsi="標楷體"/>
-          <w:szCs w:val="24"/>
-          <w:lang w:val="zh-TW" w:bidi="zh-TW"/>
-        </w:rPr>
-        <w:t>)</w:t>
-      </w:r>
-    </w:p>
-    <w:p>
-      <w:pPr>
-        <w:spacing w:line="400" w:lineRule="exact"/>
-        <w:ind w:left="1134" w:hanging="386"/>
-        <w:rPr>
-          <w:rFonts w:ascii="標楷體" w:eastAsia="標楷體" w:hAnsi="標楷體" w:cs="標楷體.鬁..."/>
-          <w:color w:val="000000"/>
-          <w:kern w:val="0"/>
-          <w:szCs w:val="24"/>
-        </w:rPr>
       </w:pPr>
       <w:r>
         <w:rPr>
@@ -19926,11 +19891,7 @@
           <w:tab w:val="left" w:pos="945"/>
         </w:tabs>
         <w:spacing w:line="400" w:lineRule="exact"/>
-        <w:ind w:leftChars="236" w:left="708" w:hangingChars="59" w:hanging="142"/>
-        <w:rPr>
-          <w:rFonts w:ascii="標楷體" w:eastAsia="標楷體" w:hAnsi="標楷體"/>
-          <w:szCs w:val="24"/>
-        </w:rPr>
+        <w:ind w:left="708" w:hanging="142"/>
       </w:pPr>
       <w:r>
         <w:rPr>
@@ -19968,10 +19929,7 @@
           <w:tab w:val="left" w:pos="945"/>
         </w:tabs>
         <w:spacing w:line="400" w:lineRule="exact"/>
-        <w:ind w:leftChars="295" w:left="708" w:firstLineChars="59" w:firstLine="142"/>
-        <w:rPr>
-          <w:rFonts w:ascii="標楷體" w:eastAsia="標楷體" w:hAnsi="標楷體"/>
-        </w:rPr>
+        <w:ind w:left="708" w:firstLine="142"/>
       </w:pPr>
       <w:r>
         <w:rPr>
@@ -19998,7 +19956,7 @@
       </w:r>
       <w:r>
         <w:rPr>
-          <w:rFonts w:ascii="標楷體" w:eastAsia="標楷體" w:hAnsi="標楷體" w:hint="eastAsia"/>
+          <w:rFonts w:ascii="標楷體" w:eastAsia="標楷體" w:hAnsi="標楷體"/>
           <w:szCs w:val="24"/>
           <w:lang w:val="zh-TW" w:bidi="zh-TW"/>
         </w:rPr>
@@ -20006,6 +19964,14 @@
       </w:r>
       <w:r>
         <w:rPr>
+          <w:rFonts w:ascii="標楷體" w:eastAsia="標楷體" w:hAnsi="標楷體" w:hint="eastAsia"/>
+          <w:szCs w:val="24"/>
+          <w:lang w:val="zh-TW" w:bidi="zh-TW"/>
+        </w:rPr>
+        <w:t>、115/4/1</w:t>
+      </w:r>
+      <w:r>
+        <w:rPr>
           <w:rFonts w:ascii="標楷體" w:eastAsia="標楷體" w:hAnsi="標楷體"/>
           <w:szCs w:val="24"/>
         </w:rPr>
@@ -20016,9 +19982,6 @@
       <w:pPr>
         <w:spacing w:line="400" w:lineRule="exact"/>
         <w:ind w:left="1134" w:hanging="386"/>
-        <w:rPr>
-          <w:rFonts w:ascii="標楷體" w:eastAsia="標楷體" w:hAnsi="標楷體"/>
-        </w:rPr>
       </w:pPr>
       <w:r>
         <w:rPr>
@@ -20047,9 +20010,6 @@
       <w:pPr>
         <w:spacing w:line="400" w:lineRule="exact"/>
         <w:ind w:left="1514" w:hanging="386"/>
-        <w:rPr>
-          <w:rFonts w:ascii="標楷體" w:eastAsia="標楷體" w:hAnsi="標楷體"/>
-        </w:rPr>
       </w:pPr>
       <w:r>
         <w:rPr>
@@ -20106,9 +20066,6 @@
         </w:tabs>
         <w:spacing w:line="400" w:lineRule="exact"/>
         <w:ind w:left="1980" w:hanging="454"/>
-        <w:rPr>
-          <w:rFonts w:ascii="標楷體" w:eastAsia="標楷體" w:hAnsi="標楷體"/>
-        </w:rPr>
       </w:pPr>
       <w:r>
         <w:rPr>
@@ -20122,15 +20079,13 @@
       <w:pPr>
         <w:spacing w:line="400" w:lineRule="exact"/>
         <w:ind w:left="1514" w:hanging="386"/>
-        <w:rPr>
-          <w:rFonts w:ascii="標楷體" w:eastAsia="標楷體" w:hAnsi="標楷體"/>
-        </w:rPr>
-      </w:pPr>
-      <w:r>
-        <w:rPr>
-          <w:rFonts w:ascii="標楷體" w:eastAsia="標楷體" w:hAnsi="標楷體"/>
-          <w:color w:val="000000"/>
-        </w:rPr>
+      </w:pPr>
+      <w:r>
+        <w:rPr>
+          <w:rFonts w:ascii="標楷體" w:eastAsia="標楷體" w:hAnsi="標楷體"/>
+          <w:color w:val="000000"/>
+        </w:rPr>
+        <w:lastRenderedPageBreak/>
         <w:t>II.</w:t>
       </w:r>
       <w:r>
@@ -20178,7 +20133,6 @@
           <w:rFonts w:ascii="標楷體" w:eastAsia="標楷體" w:hAnsi="標楷體"/>
           <w:szCs w:val="24"/>
         </w:rPr>
-        <w:lastRenderedPageBreak/>
         <w:t>ii.正在接受免疫抑制藥物治療。</w:t>
       </w:r>
     </w:p>
@@ -20206,9 +20160,6 @@
       <w:pPr>
         <w:spacing w:line="400" w:lineRule="exact"/>
         <w:ind w:left="1514" w:hanging="386"/>
-        <w:rPr>
-          <w:rFonts w:ascii="標楷體" w:eastAsia="標楷體" w:hAnsi="標楷體"/>
-        </w:rPr>
       </w:pPr>
       <w:r>
         <w:rPr>
@@ -20229,9 +20180,6 @@
       <w:pPr>
         <w:spacing w:line="400" w:lineRule="exact"/>
         <w:ind w:left="1514" w:hanging="386"/>
-        <w:rPr>
-          <w:rFonts w:ascii="標楷體" w:eastAsia="標楷體" w:hAnsi="標楷體"/>
-        </w:rPr>
       </w:pPr>
       <w:r>
         <w:rPr>
@@ -20252,25 +20200,14 @@
       <w:pPr>
         <w:spacing w:line="400" w:lineRule="exact"/>
         <w:ind w:left="1134" w:hanging="386"/>
-        <w:rPr>
-          <w:rFonts w:ascii="標楷體" w:eastAsia="標楷體" w:hAnsi="標楷體"/>
-        </w:rPr>
-      </w:pPr>
-      <w:r>
-        <w:rPr>
-          <w:rFonts w:ascii="標楷體" w:eastAsia="標楷體" w:hAnsi="標楷體" w:hint="eastAsia"/>
+      </w:pPr>
+      <w:r>
+        <w:rPr>
+          <w:rFonts w:ascii="標楷體" w:eastAsia="標楷體" w:hAnsi="標楷體"/>
           <w:kern w:val="0"/>
           <w:szCs w:val="24"/>
         </w:rPr>
-        <w:t>(2)</w:t>
-      </w:r>
-      <w:r>
-        <w:rPr>
-          <w:rFonts w:ascii="標楷體" w:eastAsia="標楷體" w:hAnsi="標楷體"/>
-          <w:kern w:val="0"/>
-          <w:szCs w:val="24"/>
-        </w:rPr>
-        <w:t>非小細胞肺癌：(112/12/1、113/4/1、113/8/1、</w:t>
+        <w:t>(2)非小細胞肺癌：(112/12/1、113/4/1、113/8/1、</w:t>
       </w:r>
       <w:r>
         <w:rPr>
@@ -20294,7 +20231,7 @@
       <w:pPr>
         <w:numPr>
           <w:ilvl w:val="0"/>
-          <w:numId w:val="13"/>
+          <w:numId w:val="38"/>
         </w:numPr>
         <w:spacing w:line="400" w:lineRule="exact"/>
         <w:ind w:left="1560" w:hanging="284"/>
@@ -20317,13 +20254,10 @@
       <w:pPr>
         <w:numPr>
           <w:ilvl w:val="0"/>
-          <w:numId w:val="13"/>
+          <w:numId w:val="38"/>
         </w:numPr>
         <w:spacing w:line="400" w:lineRule="exact"/>
         <w:ind w:left="1701" w:hanging="426"/>
-        <w:rPr>
-          <w:rFonts w:ascii="標楷體" w:eastAsia="標楷體" w:hAnsi="標楷體"/>
-        </w:rPr>
       </w:pPr>
       <w:r>
         <w:rPr>
@@ -20341,7 +20275,7 @@
         </w:rPr>
         <w:t>性非鱗狀非小細胞肺癌第一線：限pembrolizumab與</w:t>
       </w:r>
-      <w:bookmarkStart w:id="23" w:name="_Hlk175765322"/>
+      <w:bookmarkStart w:id="24" w:name="_Hlk175765322"/>
       <w:r>
         <w:rPr>
           <w:rFonts w:ascii="標楷體" w:eastAsia="標楷體" w:hAnsi="標楷體"/>
@@ -20350,7 +20284,7 @@
         </w:rPr>
         <w:t>pemetrexed</w:t>
       </w:r>
-      <w:bookmarkEnd w:id="23"/>
+      <w:bookmarkEnd w:id="24"/>
       <w:r>
         <w:rPr>
           <w:rFonts w:ascii="標楷體" w:eastAsia="標楷體" w:hAnsi="標楷體"/>
@@ -20364,26 +20298,51 @@
       <w:pPr>
         <w:spacing w:line="400" w:lineRule="exact"/>
         <w:ind w:left="1134" w:hanging="386"/>
+      </w:pPr>
+      <w:r>
+        <w:rPr>
+          <w:rFonts w:ascii="標楷體" w:eastAsia="標楷體" w:hAnsi="標楷體"/>
+          <w:szCs w:val="24"/>
+        </w:rPr>
+        <w:t>(3)小細胞肺癌：</w:t>
+      </w:r>
+      <w:r>
         <w:rPr>
           <w:rFonts w:ascii="標楷體" w:eastAsia="標楷體" w:hAnsi="標楷體"/>
           <w:kern w:val="0"/>
           <w:szCs w:val="24"/>
         </w:rPr>
-      </w:pPr>
-      <w:r>
-        <w:rPr>
-          <w:rFonts w:ascii="標楷體" w:eastAsia="標楷體" w:hAnsi="標楷體"/>
-          <w:szCs w:val="24"/>
-        </w:rPr>
-        <w:t>(3)小細胞肺癌：</w:t>
-      </w:r>
+        <w:t>限atezolizumab與carboplatin及etoposide併用，或durvalumab與etoposide及carboplatin或cisplatin兩者之一併用，適用於先前未曾接受化療，且無腦部或無脊髓轉移之擴散期(extensive stage)小細胞肺癌成人患者。(112/12/1、114/2/1)</w:t>
+      </w:r>
+    </w:p>
+    <w:p>
+      <w:pPr>
+        <w:spacing w:line="400" w:lineRule="exact"/>
+        <w:ind w:left="1134" w:hanging="386"/>
+      </w:pPr>
       <w:r>
         <w:rPr>
           <w:rFonts w:ascii="標楷體" w:eastAsia="標楷體" w:hAnsi="標楷體"/>
           <w:kern w:val="0"/>
           <w:szCs w:val="24"/>
         </w:rPr>
-        <w:t>限atezolizumab與carboplatin及etoposide併用，或durvalumab與etoposide及carboplatin或cisplatin兩者之一併用，適用於先前未曾接受化療，且無腦部或無脊髓轉移之擴散期(extensive stage)小細胞肺癌成人患者。(112/12/1、114/2/1)</w:t>
+        <w:t>(4)惡性肋膜間皮瘤：限ipilimumab與nivolumab併用於無法切除之惡性肋膜間皮瘤且病理組織顯示為非上皮型(Non-epithelioid)成人病人的第一線治療。(113/4/1、113/6/1</w:t>
+      </w:r>
+      <w:r>
+        <w:rPr>
+          <w:rFonts w:ascii="標楷體" w:eastAsia="標楷體" w:hAnsi="標楷體"/>
+          <w:szCs w:val="24"/>
+          <w:lang w:val="zh-TW" w:bidi="zh-TW"/>
+        </w:rPr>
+        <w:t>、115/2/1</w:t>
+      </w:r>
+      <w:r>
+        <w:rPr>
+          <w:rFonts w:ascii="標楷體" w:eastAsia="標楷體" w:hAnsi="標楷體"/>
+          <w:kern w:val="0"/>
+          <w:szCs w:val="24"/>
+        </w:rPr>
+        <w:t>)</w:t>
       </w:r>
     </w:p>
     <w:p>
@@ -20402,7 +20361,7 @@
           <w:kern w:val="0"/>
           <w:szCs w:val="24"/>
         </w:rPr>
-        <w:t>(4)惡性肋膜間皮瘤：限ipilimumab與nivolumab併用於無法切除之惡性肋膜間皮瘤且病理組織顯示為非上皮型(Non-epithelioid)成人病人的第一線治療。(</w:t>
+        <w:t>(5)胃癌（不含胃腸基質瘤及神經內分泌腫瘤/癌）：</w:t>
       </w:r>
       <w:r>
         <w:rPr>
@@ -20410,11 +20369,11 @@
           <w:kern w:val="0"/>
           <w:szCs w:val="24"/>
         </w:rPr>
-        <w:t>113/4/1、113/6/1</w:t>
-      </w:r>
-      <w:r>
-        <w:rPr>
-          <w:rFonts w:ascii="標楷體" w:eastAsia="標楷體" w:hAnsi="標楷體" w:hint="eastAsia"/>
+        <w:t>(113/4/1、113/6/1</w:t>
+      </w:r>
+      <w:r>
+        <w:rPr>
+          <w:rFonts w:ascii="標楷體" w:eastAsia="標楷體" w:hAnsi="標楷體"/>
           <w:szCs w:val="24"/>
           <w:lang w:val="zh-TW" w:bidi="zh-TW"/>
         </w:rPr>
@@ -20422,6 +20381,14 @@
       </w:r>
       <w:r>
         <w:rPr>
+          <w:rFonts w:ascii="標楷體" w:eastAsia="標楷體" w:hAnsi="標楷體" w:hint="eastAsia"/>
+          <w:szCs w:val="24"/>
+          <w:lang w:val="zh-TW" w:bidi="zh-TW"/>
+        </w:rPr>
+        <w:t>、115/4/1</w:t>
+      </w:r>
+      <w:r>
+        <w:rPr>
           <w:rFonts w:ascii="標楷體" w:eastAsia="標楷體" w:hAnsi="標楷體"/>
           <w:kern w:val="0"/>
           <w:szCs w:val="24"/>
@@ -20431,45 +20398,56 @@
     </w:p>
     <w:p>
       <w:pPr>
-        <w:spacing w:line="400" w:lineRule="exact"/>
-        <w:ind w:left="1134" w:hanging="386"/>
+        <w:pStyle w:val="a9"/>
+        <w:numPr>
+          <w:ilvl w:val="0"/>
+          <w:numId w:val="42"/>
+        </w:numPr>
+        <w:spacing w:line="400" w:lineRule="exact"/>
+        <w:ind w:left="1418" w:hanging="284"/>
+      </w:pPr>
+      <w:r>
         <w:rPr>
           <w:rFonts w:ascii="標楷體" w:eastAsia="標楷體" w:hAnsi="標楷體"/>
           <w:kern w:val="0"/>
-          <w:szCs w:val="24"/>
-        </w:rPr>
-      </w:pPr>
+        </w:rPr>
+        <w:t>限nivolumab併用fluoropyrimidine（5-FU或capecitabine）及oxaliplatin，用於第一線治療晚期或轉移性且不具有HER2過度表現的胃癌病人。(113/4/1、113/6/1</w:t>
+      </w:r>
+      <w:r>
+        <w:rPr>
+          <w:rFonts w:ascii="標楷體" w:eastAsia="標楷體" w:hAnsi="標楷體"/>
+          <w:lang w:val="zh-TW" w:bidi="zh-TW"/>
+        </w:rPr>
+        <w:t>、115/2/1</w:t>
+      </w:r>
       <w:r>
         <w:rPr>
           <w:rFonts w:ascii="標楷體" w:eastAsia="標楷體" w:hAnsi="標楷體"/>
           <w:kern w:val="0"/>
-          <w:szCs w:val="24"/>
-        </w:rPr>
-        <w:t>(5)胃癌（不含胃腸基質瘤及神經內分泌腫瘤/癌）：限nivolumab併用fluoropyrimidine（5-FU或capecitabine）及oxaliplatin，用於第一線治療晚期或轉移性且不具有HER2過度表現的胃癌病人。(</w:t>
-      </w:r>
-      <w:r>
+        </w:rPr>
+        <w:t>)</w:t>
+      </w:r>
+    </w:p>
+    <w:p>
+      <w:pPr>
+        <w:pStyle w:val="a9"/>
+        <w:numPr>
+          <w:ilvl w:val="0"/>
+          <w:numId w:val="42"/>
+        </w:numPr>
+        <w:spacing w:line="400" w:lineRule="exact"/>
+        <w:ind w:left="1276" w:hanging="284"/>
         <w:rPr>
           <w:rFonts w:ascii="標楷體" w:eastAsia="標楷體" w:hAnsi="標楷體"/>
           <w:kern w:val="0"/>
-          <w:szCs w:val="24"/>
-        </w:rPr>
-        <w:t>113/4/1、113/6/1</w:t>
-      </w:r>
-      <w:r>
-        <w:rPr>
-          <w:rFonts w:ascii="標楷體" w:eastAsia="標楷體" w:hAnsi="標楷體" w:hint="eastAsia"/>
-          <w:szCs w:val="24"/>
-          <w:lang w:val="zh-TW" w:bidi="zh-TW"/>
-        </w:rPr>
-        <w:t>、115/2/1</w:t>
-      </w:r>
-      <w:r>
-        <w:rPr>
-          <w:rFonts w:ascii="標楷體" w:eastAsia="標楷體" w:hAnsi="標楷體"/>
+        </w:rPr>
+      </w:pPr>
+      <w:r>
+        <w:rPr>
+          <w:rFonts w:ascii="標楷體" w:eastAsia="標楷體" w:hAnsi="標楷體" w:hint="eastAsia"/>
           <w:kern w:val="0"/>
-          <w:szCs w:val="24"/>
-        </w:rPr>
-        <w:t>)</w:t>
+        </w:rPr>
+        <w:t>與zolbetuximab僅得擇一使用，且治療失敗時不可互換。(115/4/1)</w:t>
       </w:r>
     </w:p>
     <w:p>
@@ -20532,6 +20510,7 @@
           <w:kern w:val="0"/>
           <w:szCs w:val="24"/>
         </w:rPr>
+        <w:lastRenderedPageBreak/>
         <w:t>Ⅱ.曾接受異體器官移植。</w:t>
       </w:r>
     </w:p>
@@ -20567,24 +20546,16 @@
           <w:szCs w:val="24"/>
         </w:rPr>
       </w:pPr>
-      <w:bookmarkStart w:id="24" w:name="_Hlk191060681"/>
-      <w:r>
-        <w:rPr>
-          <w:rFonts w:ascii="標楷體" w:eastAsia="標楷體" w:hAnsi="標楷體" w:hint="eastAsia"/>
+      <w:bookmarkStart w:id="25" w:name="_Hlk191060681"/>
+      <w:r>
+        <w:rPr>
+          <w:rFonts w:ascii="標楷體" w:eastAsia="標楷體" w:hAnsi="標楷體"/>
           <w:kern w:val="0"/>
           <w:szCs w:val="24"/>
         </w:rPr>
-        <w:t>(7)</w:t>
-      </w:r>
-      <w:r>
-        <w:rPr>
-          <w:rFonts w:ascii="標楷體" w:eastAsia="標楷體" w:hAnsi="標楷體"/>
-          <w:kern w:val="0"/>
-          <w:szCs w:val="24"/>
-        </w:rPr>
-        <w:t>早期三陰性乳癌：非轉移性、第II期至第IIIb期</w:t>
-      </w:r>
-      <w:bookmarkEnd w:id="24"/>
+        <w:t>(7)早期三陰性乳癌：非轉移性、第II期至第IIIb期</w:t>
+      </w:r>
+      <w:bookmarkEnd w:id="25"/>
       <w:r>
         <w:rPr>
           <w:rFonts w:ascii="標楷體" w:eastAsia="標楷體" w:hAnsi="標楷體"/>
@@ -20598,7 +20569,7 @@
       <w:pPr>
         <w:numPr>
           <w:ilvl w:val="0"/>
-          <w:numId w:val="14"/>
+          <w:numId w:val="39"/>
         </w:numPr>
         <w:tabs>
           <w:tab w:val="left" w:pos="1418"/>
@@ -20608,9 +20579,6 @@
         <w:ind w:left="1701" w:hanging="425"/>
         <w:jc w:val="both"/>
         <w:textAlignment w:val="auto"/>
-        <w:rPr>
-          <w:rFonts w:ascii="標楷體" w:eastAsia="標楷體" w:hAnsi="標楷體"/>
-        </w:rPr>
       </w:pPr>
       <w:r>
         <w:rPr>
@@ -20626,25 +20594,16 @@
           <w:kern w:val="0"/>
           <w:szCs w:val="24"/>
         </w:rPr>
-        <w:t>限pembrolizumab每3週1次與carboplatin和paclitaxel</w:t>
-      </w:r>
-      <w:r>
-        <w:rPr>
-          <w:rFonts w:ascii="標楷體" w:eastAsia="標楷體" w:hAnsi="標楷體" w:cs="新細明體"/>
-          <w:kern w:val="0"/>
-          <w:szCs w:val="24"/>
-        </w:rPr>
-        <w:lastRenderedPageBreak/>
-        <w:t>併用至多4個療程，接續限pembrolizumab每3週1次與cyclophosphamide和doxorubicin或epirubicin併用至多4個療程，做為初診斷病人前導性治療用藥。</w:t>
-      </w:r>
-      <w:bookmarkStart w:id="25" w:name="_Hlk191373815"/>
-    </w:p>
-    <w:bookmarkEnd w:id="25"/>
+        <w:t>限pembrolizumab每3週1次與carboplatin和paclitaxel併用至多4個療程，接續限pembrolizumab每3週1次與cyclophosphamide和doxorubicin或epirubicin併用至多4個療程，做為初診斷病人前導性治療用藥。</w:t>
+      </w:r>
+      <w:bookmarkStart w:id="26" w:name="_Hlk191373815"/>
+    </w:p>
+    <w:bookmarkEnd w:id="26"/>
     <w:p>
       <w:pPr>
         <w:numPr>
           <w:ilvl w:val="0"/>
-          <w:numId w:val="14"/>
+          <w:numId w:val="39"/>
         </w:numPr>
         <w:tabs>
           <w:tab w:val="left" w:pos="1418"/>
@@ -20673,7 +20632,7 @@
       <w:pPr>
         <w:numPr>
           <w:ilvl w:val="0"/>
-          <w:numId w:val="14"/>
+          <w:numId w:val="39"/>
         </w:numPr>
         <w:tabs>
           <w:tab w:val="left" w:pos="1418"/>
@@ -20703,21 +20662,17 @@
         <w:pStyle w:val="a9"/>
         <w:numPr>
           <w:ilvl w:val="0"/>
-          <w:numId w:val="34"/>
+          <w:numId w:val="40"/>
         </w:numPr>
         <w:suppressAutoHyphens w:val="0"/>
-        <w:autoSpaceDN/>
         <w:snapToGrid w:val="0"/>
         <w:spacing w:line="400" w:lineRule="exact"/>
-        <w:ind w:leftChars="296" w:left="1072" w:hangingChars="151" w:hanging="362"/>
+        <w:ind w:left="1072" w:hanging="362"/>
         <w:textAlignment w:val="auto"/>
-        <w:rPr>
-          <w:rFonts w:ascii="標楷體" w:eastAsia="標楷體" w:hAnsi="標楷體"/>
-        </w:rPr>
-      </w:pPr>
-      <w:r>
-        <w:rPr>
-          <w:rFonts w:ascii="標楷體" w:eastAsia="標楷體" w:hAnsi="標楷體" w:hint="eastAsia"/>
+      </w:pPr>
+      <w:r>
+        <w:rPr>
+          <w:rFonts w:ascii="標楷體" w:eastAsia="標楷體" w:hAnsi="標楷體"/>
         </w:rPr>
         <w:t>食道鱗狀細胞癌：</w:t>
       </w:r>
@@ -20730,63 +20685,9 @@
       </w:r>
       <w:r>
         <w:rPr>
-          <w:rFonts w:ascii="標楷體" w:eastAsia="標楷體" w:hAnsi="標楷體" w:hint="eastAsia"/>
-        </w:rPr>
-        <w:t>與</w:t>
-      </w:r>
-      <w:r>
-        <w:rPr>
-          <w:rFonts w:ascii="標楷體" w:eastAsia="標楷體" w:hAnsi="標楷體"/>
-        </w:rPr>
-        <w:t>fluoropyrimidine及cisplatin</w:t>
-      </w:r>
-      <w:r>
-        <w:rPr>
-          <w:rFonts w:ascii="標楷體" w:eastAsia="標楷體" w:hAnsi="標楷體" w:hint="eastAsia"/>
-        </w:rPr>
-        <w:t>或</w:t>
-      </w:r>
-      <w:r>
-        <w:rPr>
-          <w:rFonts w:ascii="標楷體" w:eastAsia="標楷體" w:hAnsi="標楷體"/>
-        </w:rPr>
-        <w:t>oxaliplatin</w:t>
-      </w:r>
-      <w:r>
-        <w:rPr>
-          <w:rFonts w:ascii="標楷體" w:eastAsia="標楷體" w:hAnsi="標楷體" w:hint="eastAsia"/>
-        </w:rPr>
-        <w:t>併用</w:t>
-      </w:r>
-      <w:r>
-        <w:rPr>
-          <w:rFonts w:ascii="標楷體" w:eastAsia="標楷體" w:hAnsi="標楷體"/>
-        </w:rPr>
-        <w:t>，</w:t>
-      </w:r>
-      <w:r>
-        <w:rPr>
-          <w:rFonts w:ascii="標楷體" w:eastAsia="標楷體" w:hAnsi="標楷體" w:hint="eastAsia"/>
-        </w:rPr>
-        <w:t>用於無法接受化學放射性治療或手術切除等治癒性治療之晚期或轉移性食道鱗狀細胞癌成人病人的第一線治療。</w:t>
-      </w:r>
-      <w:r>
-        <w:rPr>
-          <w:rFonts w:ascii="標楷體" w:eastAsia="標楷體" w:hAnsi="標楷體"/>
-        </w:rPr>
-        <w:t>(</w:t>
-      </w:r>
-      <w:r>
-        <w:rPr>
-          <w:rFonts w:ascii="標楷體" w:eastAsia="標楷體" w:hAnsi="標楷體" w:hint="eastAsia"/>
-        </w:rPr>
-        <w:t>115/2/1</w:t>
-      </w:r>
-      <w:r>
-        <w:rPr>
-          <w:rFonts w:ascii="標楷體" w:eastAsia="標楷體" w:hAnsi="標楷體"/>
-        </w:rPr>
-        <w:t>)</w:t>
+          <w:rFonts w:ascii="標楷體" w:eastAsia="標楷體" w:hAnsi="標楷體"/>
+        </w:rPr>
+        <w:t>與fluoropyrimidine及cisplatin或oxaliplatin併用，用於無法接受化學放射性治療或手術切除等治癒性治療之晚期或轉移性食道鱗狀細胞癌成人病人的第一線治療。(115/2/1)</w:t>
       </w:r>
     </w:p>
     <w:p>
@@ -20795,7 +20696,7 @@
           <w:tab w:val="left" w:pos="1418"/>
         </w:tabs>
         <w:spacing w:line="400" w:lineRule="exact"/>
-        <w:ind w:leftChars="296" w:left="1072" w:hangingChars="151" w:hanging="362"/>
+        <w:ind w:left="1072" w:hanging="362"/>
         <w:jc w:val="both"/>
         <w:rPr>
           <w:rFonts w:ascii="標楷體" w:eastAsia="標楷體" w:hAnsi="標楷體"/>
@@ -20804,59 +20705,10 @@
       </w:pPr>
       <w:r>
         <w:rPr>
-          <w:rFonts w:ascii="標楷體" w:eastAsia="標楷體" w:hAnsi="標楷體" w:hint="eastAsia"/>
-          <w:szCs w:val="24"/>
-        </w:rPr>
-        <w:t>(9)泌尿道上皮癌：限nivolumab與</w:t>
-      </w:r>
-      <w:r>
-        <w:rPr>
-          <w:rFonts w:ascii="標楷體" w:eastAsia="標楷體" w:hAnsi="標楷體"/>
-          <w:szCs w:val="24"/>
-        </w:rPr>
-        <w:t>cisplatin</w:t>
-      </w:r>
-      <w:r>
-        <w:rPr>
-          <w:rFonts w:ascii="標楷體" w:eastAsia="標楷體" w:hAnsi="標楷體" w:hint="eastAsia"/>
-          <w:szCs w:val="24"/>
-        </w:rPr>
-        <w:t>及</w:t>
-      </w:r>
-      <w:r>
-        <w:rPr>
-          <w:rFonts w:ascii="標楷體" w:eastAsia="標楷體" w:hAnsi="標楷體"/>
-          <w:szCs w:val="24"/>
-        </w:rPr>
-        <w:t>gemcitabine</w:t>
-      </w:r>
-      <w:r>
-        <w:rPr>
-          <w:rFonts w:ascii="標楷體" w:eastAsia="標楷體" w:hAnsi="標楷體" w:hint="eastAsia"/>
-          <w:szCs w:val="24"/>
-        </w:rPr>
-        <w:t>併用至多6個療程，</w:t>
-      </w:r>
-      <w:r>
-        <w:rPr>
-          <w:rFonts w:ascii="標楷體" w:eastAsia="標楷體" w:hAnsi="標楷體"/>
-          <w:szCs w:val="24"/>
-        </w:rPr>
-        <w:t>接續限</w:t>
-      </w:r>
-      <w:r>
-        <w:rPr>
-          <w:rFonts w:ascii="標楷體" w:eastAsia="標楷體" w:hAnsi="標楷體" w:hint="eastAsia"/>
-          <w:szCs w:val="24"/>
-        </w:rPr>
-        <w:t>單用nivolumab，做為無法切除或轉移性泌尿道上皮癌成人病人的第一線治療。(115/2/1</w:t>
-      </w:r>
-      <w:r>
-        <w:rPr>
-          <w:rFonts w:ascii="標楷體" w:eastAsia="標楷體" w:hAnsi="標楷體"/>
-          <w:szCs w:val="24"/>
-        </w:rPr>
-        <w:t>)</w:t>
+          <w:rFonts w:ascii="標楷體" w:eastAsia="標楷體" w:hAnsi="標楷體"/>
+          <w:szCs w:val="24"/>
+        </w:rPr>
+        <w:t>(9)泌尿道上皮癌：限nivolumab與cisplatin及gemcitabine併用至多6個療程，接續限單用nivolumab，做為無法切除或轉移性泌尿道上皮癌成人病人的第一線治療。(115/2/1)</w:t>
       </w:r>
     </w:p>
     <w:p>
@@ -20865,7 +20717,7 @@
           <w:tab w:val="left" w:pos="945"/>
         </w:tabs>
         <w:spacing w:line="400" w:lineRule="exact"/>
-        <w:ind w:leftChars="-1" w:left="-2" w:firstLineChars="237" w:firstLine="569"/>
+        <w:ind w:left="-2" w:firstLine="569"/>
         <w:rPr>
           <w:rFonts w:ascii="標楷體" w:eastAsia="標楷體" w:hAnsi="標楷體"/>
           <w:color w:val="000000"/>
@@ -20883,11 +20735,6 @@
       <w:pPr>
         <w:spacing w:line="400" w:lineRule="exact"/>
         <w:ind w:left="1134" w:hanging="386"/>
-        <w:rPr>
-          <w:rFonts w:ascii="標楷體" w:eastAsia="標楷體" w:hAnsi="標楷體"/>
-          <w:kern w:val="0"/>
-          <w:szCs w:val="24"/>
-        </w:rPr>
       </w:pPr>
       <w:r>
         <w:rPr>
@@ -20917,10 +20764,6 @@
       <w:pPr>
         <w:spacing w:line="400" w:lineRule="exact"/>
         <w:ind w:left="1134" w:hanging="386"/>
-        <w:rPr>
-          <w:rFonts w:ascii="標楷體" w:eastAsia="標楷體" w:hAnsi="標楷體"/>
-          <w:color w:val="000000"/>
-        </w:rPr>
       </w:pPr>
       <w:r>
         <w:rPr>
@@ -20999,10 +20842,6 @@
         <w:spacing w:line="400" w:lineRule="exact"/>
         <w:ind w:left="1276" w:hanging="284"/>
         <w:jc w:val="both"/>
-        <w:rPr>
-          <w:rFonts w:ascii="標楷體" w:eastAsia="標楷體" w:hAnsi="標楷體"/>
-          <w:color w:val="000000"/>
-        </w:rPr>
       </w:pPr>
       <w:r>
         <w:rPr>
@@ -21013,7 +20852,7 @@
       </w:r>
       <w:r>
         <w:rPr>
-          <w:rFonts w:ascii="標楷體" w:eastAsia="標楷體" w:hAnsi="標楷體" w:hint="eastAsia"/>
+          <w:rFonts w:ascii="標楷體" w:eastAsia="標楷體" w:hAnsi="標楷體"/>
           <w:szCs w:val="24"/>
           <w:lang w:val="zh-TW" w:bidi="zh-TW"/>
         </w:rPr>
@@ -21036,9 +20875,6 @@
         <w:spacing w:line="400" w:lineRule="exact"/>
         <w:ind w:left="1560" w:hanging="284"/>
         <w:jc w:val="both"/>
-        <w:rPr>
-          <w:rFonts w:ascii="標楷體" w:eastAsia="標楷體" w:hAnsi="標楷體"/>
-        </w:rPr>
       </w:pPr>
       <w:r>
         <w:rPr>
@@ -21049,24 +20885,10 @@
       </w:r>
       <w:r>
         <w:rPr>
-          <w:rFonts w:ascii="標楷體" w:eastAsia="標楷體" w:hAnsi="標楷體" w:hint="eastAsia"/>
-          <w:szCs w:val="24"/>
-        </w:rPr>
-        <w:t>單獨使用</w:t>
-      </w:r>
-      <w:r>
-        <w:rPr>
-          <w:rFonts w:ascii="標楷體" w:eastAsia="標楷體" w:hAnsi="標楷體"/>
-          <w:szCs w:val="24"/>
-        </w:rPr>
-        <w:t>pembrolizumab</w:t>
-      </w:r>
-      <w:r>
-        <w:rPr>
-          <w:rFonts w:ascii="標楷體" w:eastAsia="標楷體" w:hAnsi="標楷體" w:hint="eastAsia"/>
-          <w:szCs w:val="24"/>
-        </w:rPr>
-        <w:t>須符合</w:t>
+          <w:rFonts w:ascii="標楷體" w:eastAsia="標楷體" w:hAnsi="標楷體"/>
+          <w:szCs w:val="24"/>
+        </w:rPr>
+        <w:t>單獨使用pembrolizumab須符合</w:t>
       </w:r>
       <w:r>
         <w:rPr>
@@ -21112,31 +20934,10 @@
       </w:r>
       <w:r>
         <w:rPr>
-          <w:rFonts w:ascii="標楷體" w:eastAsia="標楷體" w:hAnsi="標楷體" w:hint="eastAsia"/>
-          <w:szCs w:val="24"/>
-        </w:rPr>
-        <w:t>；</w:t>
-      </w:r>
-      <w:r>
-        <w:rPr>
-          <w:rFonts w:ascii="標楷體" w:eastAsia="標楷體" w:hAnsi="標楷體"/>
-          <w:szCs w:val="24"/>
-        </w:rPr>
-        <w:t>nivolumab</w:t>
-      </w:r>
-      <w:r>
-        <w:rPr>
-          <w:rFonts w:ascii="標楷體" w:eastAsia="標楷體" w:hAnsi="標楷體" w:hint="eastAsia"/>
-          <w:szCs w:val="24"/>
-        </w:rPr>
-        <w:t>併用化療須符合eGFR</w:t>
-      </w:r>
-      <w:r>
-        <w:rPr>
-          <w:rFonts w:ascii="標楷體" w:eastAsia="標楷體" w:hAnsi="標楷體"/>
-          <w:szCs w:val="24"/>
-        </w:rPr>
-        <w:t xml:space="preserve"> </w:t>
+          <w:rFonts w:ascii="標楷體" w:eastAsia="標楷體" w:hAnsi="標楷體"/>
+          <w:szCs w:val="24"/>
+        </w:rPr>
+        <w:t xml:space="preserve">；nivolumab併用化療須符合eGFR </w:t>
       </w:r>
       <w:r>
         <w:rPr>
@@ -21147,7 +20948,7 @@
       </w:r>
       <w:r>
         <w:rPr>
-          <w:rFonts w:ascii="標楷體" w:eastAsia="標楷體" w:hAnsi="標楷體" w:hint="eastAsia"/>
+          <w:rFonts w:ascii="標楷體" w:eastAsia="標楷體" w:hAnsi="標楷體"/>
           <w:szCs w:val="24"/>
         </w:rPr>
         <w:t>60mL/min/1.73m2</w:t>
@@ -21168,9 +20969,6 @@
         <w:spacing w:line="400" w:lineRule="exact"/>
         <w:ind w:left="1560" w:hanging="284"/>
         <w:jc w:val="both"/>
-        <w:rPr>
-          <w:rFonts w:ascii="標楷體" w:eastAsia="標楷體" w:hAnsi="標楷體"/>
-        </w:rPr>
       </w:pPr>
       <w:r>
         <w:rPr>
@@ -21211,9 +21009,6 @@
         <w:spacing w:line="400" w:lineRule="exact"/>
         <w:ind w:left="1560" w:hanging="284"/>
         <w:jc w:val="both"/>
-        <w:rPr>
-          <w:rFonts w:ascii="標楷體" w:eastAsia="標楷體" w:hAnsi="標楷體"/>
-        </w:rPr>
       </w:pPr>
       <w:r>
         <w:rPr>
@@ -21269,9 +21064,6 @@
         <w:spacing w:line="400" w:lineRule="exact"/>
         <w:ind w:left="1560" w:hanging="284"/>
         <w:jc w:val="both"/>
-        <w:rPr>
-          <w:rFonts w:ascii="標楷體" w:eastAsia="標楷體" w:hAnsi="標楷體"/>
-        </w:rPr>
       </w:pPr>
       <w:r>
         <w:rPr>
@@ -21309,50 +21101,26 @@
           <w:tab w:val="left" w:pos="2552"/>
         </w:tabs>
         <w:spacing w:line="400" w:lineRule="exact"/>
-        <w:ind w:leftChars="237" w:left="1133" w:hangingChars="235" w:hanging="564"/>
+        <w:ind w:left="1133" w:hanging="564"/>
         <w:jc w:val="both"/>
-        <w:rPr>
-          <w:rFonts w:ascii="標楷體" w:eastAsia="標楷體" w:hAnsi="標楷體"/>
-        </w:rPr>
-      </w:pPr>
-      <w:r>
-        <w:rPr>
-          <w:rFonts w:ascii="標楷體" w:eastAsia="標楷體" w:hAnsi="標楷體"/>
-          <w:color w:val="000000"/>
-        </w:rPr>
-        <w:t xml:space="preserve"> (3)</w:t>
-      </w:r>
-      <w:r>
-        <w:rPr>
-          <w:rFonts w:ascii="標楷體" w:eastAsia="標楷體" w:hAnsi="標楷體"/>
-          <w:color w:val="000000"/>
-        </w:rPr>
-        <w:t>病人</w:t>
-      </w:r>
-      <w:r>
-        <w:rPr>
-          <w:rFonts w:ascii="標楷體" w:eastAsia="標楷體" w:hAnsi="標楷體"/>
-          <w:szCs w:val="24"/>
-        </w:rPr>
-        <w:t>之生物標記表現：除ipilimumab與nivolumab併用於惡性肋膜間皮瘤外，依個別藥品使用其對應之第三等級體外診斷醫療器材(class III IVD)所檢測之PD-L1表現量需符合下表：(109/4/1、109/6/1、111/4/1、112/8/1、112/10/1、112/12/1、113/2/1、113/4/1、113/6/1、113/8/1、114/2/1、114/6/1</w:t>
-      </w:r>
-      <w:r>
-        <w:rPr>
-          <w:rFonts w:ascii="標楷體" w:eastAsia="標楷體" w:hAnsi="標楷體" w:hint="eastAsia"/>
-          <w:szCs w:val="24"/>
-        </w:rPr>
-        <w:t>、114/8/1</w:t>
-      </w:r>
-      <w:r>
-        <w:rPr>
-          <w:rFonts w:ascii="標楷體" w:eastAsia="標楷體" w:hAnsi="標楷體" w:hint="eastAsia"/>
-          <w:szCs w:val="24"/>
-        </w:rPr>
-        <w:t>、114/10/1</w:t>
-      </w:r>
-      <w:r>
-        <w:rPr>
-          <w:rFonts w:ascii="標楷體" w:eastAsia="標楷體" w:hAnsi="標楷體" w:hint="eastAsia"/>
+      </w:pPr>
+      <w:r>
+        <w:rPr>
+          <w:rFonts w:ascii="標楷體" w:eastAsia="標楷體" w:hAnsi="標楷體"/>
+          <w:color w:val="000000"/>
+        </w:rPr>
+        <w:t xml:space="preserve"> (3)病人</w:t>
+      </w:r>
+      <w:r>
+        <w:rPr>
+          <w:rFonts w:ascii="標楷體" w:eastAsia="標楷體" w:hAnsi="標楷體"/>
+          <w:szCs w:val="24"/>
+        </w:rPr>
+        <w:t>之生物標記表現：除ipilimumab與nivolumab併用於惡性肋膜間皮瘤外，依個別藥品使用其對應之第三等級體外診斷醫療器材(class III IVD)所檢測之PD-L1表現量需符合下表：(109/4/1、109/6/1、111/4/1、112/8/1、112/10/1、112/12/1、113/2/1、113/4/1、113/6/1、113/8/1、114/2/1、114/6/1、114/8/1、114/10/1</w:t>
+      </w:r>
+      <w:r>
+        <w:rPr>
+          <w:rFonts w:ascii="標楷體" w:eastAsia="標楷體" w:hAnsi="標楷體"/>
           <w:szCs w:val="24"/>
           <w:lang w:val="zh-TW" w:bidi="zh-TW"/>
         </w:rPr>
@@ -21360,7 +21128,7 @@
       </w:r>
       <w:r>
         <w:rPr>
-          <w:rFonts w:ascii="標楷體" w:eastAsia="標楷體" w:hAnsi="標楷體" w:hint="eastAsia"/>
+          <w:rFonts w:ascii="標楷體" w:eastAsia="標楷體" w:hAnsi="標楷體"/>
           <w:szCs w:val="24"/>
           <w:lang w:bidi="zh-TW"/>
         </w:rPr>
@@ -21382,7 +21150,7 @@
           <w:left w:w="10" w:type="dxa"/>
           <w:right w:w="10" w:type="dxa"/>
         </w:tblCellMar>
-        <w:tblLook w:val="0000" w:firstRow="0" w:lastRow="0" w:firstColumn="0" w:lastColumn="0" w:noHBand="0" w:noVBand="0"/>
+        <w:tblLook w:val="04A0" w:firstRow="1" w:lastRow="0" w:firstColumn="1" w:lastColumn="0" w:noHBand="0" w:noVBand="1"/>
       </w:tblPr>
       <w:tblGrid>
         <w:gridCol w:w="1730"/>
@@ -21402,7 +21170,7 @@
         </w:trPr>
         <w:tc>
           <w:tcPr>
-            <w:tcW w:w="897" w:type="pct"/>
+            <w:tcW w:w="1730" w:type="dxa"/>
             <w:tcBorders>
               <w:top w:val="single" w:sz="4" w:space="0" w:color="000000"/>
               <w:left w:val="single" w:sz="4" w:space="0" w:color="000000"/>
@@ -21444,7 +21212,7 @@
         </w:tc>
         <w:tc>
           <w:tcPr>
-            <w:tcW w:w="299" w:type="pct"/>
+            <w:tcW w:w="577" w:type="dxa"/>
             <w:tcBorders>
               <w:top w:val="single" w:sz="4" w:space="0" w:color="000000"/>
               <w:left w:val="single" w:sz="4" w:space="0" w:color="000000"/>
@@ -21482,7 +21250,7 @@
         </w:tc>
         <w:tc>
           <w:tcPr>
-            <w:tcW w:w="832" w:type="pct"/>
+            <w:tcW w:w="1605" w:type="dxa"/>
             <w:tcBorders>
               <w:top w:val="single" w:sz="4" w:space="0" w:color="000000"/>
               <w:left w:val="single" w:sz="4" w:space="0" w:color="000000"/>
@@ -21521,9 +21289,6 @@
             <w:pPr>
               <w:spacing w:line="400" w:lineRule="exact"/>
               <w:jc w:val="center"/>
-              <w:rPr>
-                <w:rFonts w:ascii="標楷體" w:eastAsia="標楷體" w:hAnsi="標楷體"/>
-              </w:rPr>
             </w:pPr>
             <w:r>
               <w:rPr>
@@ -21537,7 +21302,7 @@
         </w:tc>
         <w:tc>
           <w:tcPr>
-            <w:tcW w:w="728" w:type="pct"/>
+            <w:tcW w:w="1404" w:type="dxa"/>
             <w:tcBorders>
               <w:top w:val="single" w:sz="4" w:space="0" w:color="000000"/>
               <w:left w:val="single" w:sz="4" w:space="0" w:color="000000"/>
@@ -21594,7 +21359,7 @@
         </w:tc>
         <w:tc>
           <w:tcPr>
-            <w:tcW w:w="810" w:type="pct"/>
+            <w:tcW w:w="1562" w:type="dxa"/>
             <w:tcBorders>
               <w:top w:val="single" w:sz="4" w:space="0" w:color="000000"/>
               <w:left w:val="single" w:sz="4" w:space="0" w:color="000000"/>
@@ -21651,7 +21416,7 @@
         </w:tc>
         <w:tc>
           <w:tcPr>
-            <w:tcW w:w="640" w:type="pct"/>
+            <w:tcW w:w="1235" w:type="dxa"/>
             <w:tcBorders>
               <w:top w:val="single" w:sz="4" w:space="0" w:color="000000"/>
               <w:left w:val="single" w:sz="4" w:space="0" w:color="000000"/>
@@ -21708,7 +21473,7 @@
         </w:tc>
         <w:tc>
           <w:tcPr>
-            <w:tcW w:w="794" w:type="pct"/>
+            <w:tcW w:w="1532" w:type="dxa"/>
             <w:tcBorders>
               <w:top w:val="single" w:sz="4" w:space="0" w:color="000000"/>
               <w:left w:val="single" w:sz="4" w:space="0" w:color="000000"/>
@@ -21772,7 +21537,7 @@
         </w:trPr>
         <w:tc>
           <w:tcPr>
-            <w:tcW w:w="897" w:type="pct"/>
+            <w:tcW w:w="1730" w:type="dxa"/>
             <w:tcBorders>
               <w:top w:val="single" w:sz="4" w:space="0" w:color="000000"/>
               <w:left w:val="single" w:sz="4" w:space="0" w:color="000000"/>
@@ -21810,7 +21575,7 @@
         </w:tc>
         <w:tc>
           <w:tcPr>
-            <w:tcW w:w="299" w:type="pct"/>
+            <w:tcW w:w="577" w:type="dxa"/>
             <w:tcBorders>
               <w:top w:val="single" w:sz="4" w:space="0" w:color="000000"/>
               <w:left w:val="single" w:sz="4" w:space="0" w:color="000000"/>
@@ -21848,7 +21613,7 @@
         </w:tc>
         <w:tc>
           <w:tcPr>
-            <w:tcW w:w="832" w:type="pct"/>
+            <w:tcW w:w="1605" w:type="dxa"/>
             <w:tcBorders>
               <w:top w:val="single" w:sz="4" w:space="0" w:color="000000"/>
               <w:left w:val="single" w:sz="4" w:space="0" w:color="000000"/>
@@ -21886,7 +21651,7 @@
         </w:tc>
         <w:tc>
           <w:tcPr>
-            <w:tcW w:w="728" w:type="pct"/>
+            <w:tcW w:w="1404" w:type="dxa"/>
             <w:tcBorders>
               <w:top w:val="single" w:sz="4" w:space="0" w:color="000000"/>
               <w:left w:val="single" w:sz="4" w:space="0" w:color="000000"/>
@@ -21924,7 +21689,7 @@
         </w:tc>
         <w:tc>
           <w:tcPr>
-            <w:tcW w:w="810" w:type="pct"/>
+            <w:tcW w:w="1562" w:type="dxa"/>
             <w:tcBorders>
               <w:top w:val="single" w:sz="4" w:space="0" w:color="000000"/>
               <w:left w:val="single" w:sz="4" w:space="0" w:color="000000"/>
@@ -21962,7 +21727,7 @@
         </w:tc>
         <w:tc>
           <w:tcPr>
-            <w:tcW w:w="640" w:type="pct"/>
+            <w:tcW w:w="1235" w:type="dxa"/>
             <w:tcBorders>
               <w:top w:val="single" w:sz="4" w:space="0" w:color="000000"/>
               <w:left w:val="single" w:sz="4" w:space="0" w:color="000000"/>
@@ -22000,7 +21765,7 @@
         </w:tc>
         <w:tc>
           <w:tcPr>
-            <w:tcW w:w="794" w:type="pct"/>
+            <w:tcW w:w="1532" w:type="dxa"/>
             <w:tcBorders>
               <w:top w:val="single" w:sz="4" w:space="0" w:color="000000"/>
               <w:left w:val="single" w:sz="4" w:space="0" w:color="000000"/>
@@ -22020,9 +21785,6 @@
             <w:pPr>
               <w:spacing w:line="400" w:lineRule="exact"/>
               <w:jc w:val="center"/>
-              <w:rPr>
-                <w:rFonts w:ascii="標楷體" w:eastAsia="標楷體" w:hAnsi="標楷體"/>
-              </w:rPr>
             </w:pPr>
             <w:r>
               <w:rPr>
@@ -22043,7 +21805,7 @@
         </w:trPr>
         <w:tc>
           <w:tcPr>
-            <w:tcW w:w="897" w:type="pct"/>
+            <w:tcW w:w="1730" w:type="dxa"/>
             <w:tcBorders>
               <w:top w:val="single" w:sz="4" w:space="0" w:color="000000"/>
               <w:left w:val="single" w:sz="4" w:space="0" w:color="000000"/>
@@ -22104,7 +21866,7 @@
         </w:tc>
         <w:tc>
           <w:tcPr>
-            <w:tcW w:w="299" w:type="pct"/>
+            <w:tcW w:w="577" w:type="dxa"/>
             <w:tcBorders>
               <w:top w:val="single" w:sz="4" w:space="0" w:color="000000"/>
               <w:left w:val="single" w:sz="4" w:space="0" w:color="000000"/>
@@ -22144,7 +21906,7 @@
         </w:tc>
         <w:tc>
           <w:tcPr>
-            <w:tcW w:w="832" w:type="pct"/>
+            <w:tcW w:w="1605" w:type="dxa"/>
             <w:tcBorders>
               <w:top w:val="single" w:sz="4" w:space="0" w:color="000000"/>
               <w:left w:val="single" w:sz="4" w:space="0" w:color="000000"/>
@@ -22185,7 +21947,7 @@
         </w:tc>
         <w:tc>
           <w:tcPr>
-            <w:tcW w:w="728" w:type="pct"/>
+            <w:tcW w:w="1404" w:type="dxa"/>
             <w:tcBorders>
               <w:top w:val="single" w:sz="4" w:space="0" w:color="000000"/>
               <w:left w:val="single" w:sz="4" w:space="0" w:color="000000"/>
@@ -22226,7 +21988,7 @@
         </w:tc>
         <w:tc>
           <w:tcPr>
-            <w:tcW w:w="810" w:type="pct"/>
+            <w:tcW w:w="1562" w:type="dxa"/>
             <w:tcBorders>
               <w:top w:val="single" w:sz="4" w:space="0" w:color="000000"/>
               <w:left w:val="single" w:sz="4" w:space="0" w:color="000000"/>
@@ -22267,7 +22029,7 @@
         </w:tc>
         <w:tc>
           <w:tcPr>
-            <w:tcW w:w="640" w:type="pct"/>
+            <w:tcW w:w="1235" w:type="dxa"/>
             <w:tcBorders>
               <w:top w:val="single" w:sz="4" w:space="0" w:color="000000"/>
               <w:left w:val="single" w:sz="4" w:space="0" w:color="000000"/>
@@ -22309,7 +22071,7 @@
         </w:tc>
         <w:tc>
           <w:tcPr>
-            <w:tcW w:w="794" w:type="pct"/>
+            <w:tcW w:w="1532" w:type="dxa"/>
             <w:tcBorders>
               <w:top w:val="single" w:sz="4" w:space="0" w:color="000000"/>
               <w:left w:val="single" w:sz="4" w:space="0" w:color="000000"/>
@@ -22331,12 +22093,6 @@
               <w:snapToGrid w:val="0"/>
               <w:spacing w:line="400" w:lineRule="exact"/>
               <w:jc w:val="center"/>
-              <w:rPr>
-                <w:rFonts w:ascii="標楷體" w:eastAsia="標楷體" w:hAnsi="標楷體"/>
-                <w:kern w:val="0"/>
-                <w:sz w:val="20"/>
-                <w:szCs w:val="20"/>
-              </w:rPr>
             </w:pPr>
             <w:r>
               <w:rPr>
@@ -22349,7 +22105,7 @@
             </w:r>
             <w:r>
               <w:rPr>
-                <w:rFonts w:ascii="標楷體" w:eastAsia="標楷體" w:hAnsi="標楷體" w:cs="微軟正黑體" w:hint="eastAsia"/>
+                <w:rFonts w:ascii="標楷體" w:eastAsia="標楷體" w:hAnsi="標楷體" w:cs="微軟正黑體"/>
                 <w:kern w:val="0"/>
                 <w:sz w:val="20"/>
                 <w:szCs w:val="20"/>
@@ -22376,7 +22132,7 @@
         </w:trPr>
         <w:tc>
           <w:tcPr>
-            <w:tcW w:w="897" w:type="pct"/>
+            <w:tcW w:w="1730" w:type="dxa"/>
             <w:tcBorders>
               <w:top w:val="single" w:sz="4" w:space="0" w:color="000000"/>
               <w:left w:val="single" w:sz="4" w:space="0" w:color="000000"/>
@@ -22396,9 +22152,6 @@
             <w:pPr>
               <w:spacing w:line="400" w:lineRule="exact"/>
               <w:jc w:val="center"/>
-              <w:rPr>
-                <w:rFonts w:ascii="標楷體" w:eastAsia="標楷體" w:hAnsi="標楷體"/>
-              </w:rPr>
             </w:pPr>
             <w:r>
               <w:rPr>
@@ -22413,7 +22166,7 @@
         </w:tc>
         <w:tc>
           <w:tcPr>
-            <w:tcW w:w="299" w:type="pct"/>
+            <w:tcW w:w="577" w:type="dxa"/>
             <w:tcBorders>
               <w:top w:val="single" w:sz="4" w:space="0" w:color="000000"/>
               <w:left w:val="single" w:sz="4" w:space="0" w:color="000000"/>
@@ -22451,7 +22204,7 @@
         </w:tc>
         <w:tc>
           <w:tcPr>
-            <w:tcW w:w="832" w:type="pct"/>
+            <w:tcW w:w="1605" w:type="dxa"/>
             <w:tcBorders>
               <w:top w:val="single" w:sz="4" w:space="0" w:color="000000"/>
               <w:left w:val="single" w:sz="4" w:space="0" w:color="000000"/>
@@ -22471,9 +22224,6 @@
             <w:pPr>
               <w:spacing w:line="400" w:lineRule="exact"/>
               <w:jc w:val="center"/>
-              <w:rPr>
-                <w:rFonts w:ascii="標楷體" w:eastAsia="標楷體" w:hAnsi="標楷體"/>
-              </w:rPr>
             </w:pPr>
             <w:r>
               <w:rPr>
@@ -22503,7 +22253,7 @@
         </w:tc>
         <w:tc>
           <w:tcPr>
-            <w:tcW w:w="728" w:type="pct"/>
+            <w:tcW w:w="1404" w:type="dxa"/>
             <w:tcBorders>
               <w:top w:val="single" w:sz="4" w:space="0" w:color="000000"/>
               <w:left w:val="single" w:sz="4" w:space="0" w:color="000000"/>
@@ -22541,7 +22291,7 @@
         </w:tc>
         <w:tc>
           <w:tcPr>
-            <w:tcW w:w="810" w:type="pct"/>
+            <w:tcW w:w="1562" w:type="dxa"/>
             <w:tcBorders>
               <w:top w:val="single" w:sz="4" w:space="0" w:color="000000"/>
               <w:left w:val="single" w:sz="4" w:space="0" w:color="000000"/>
@@ -22579,7 +22329,7 @@
         </w:tc>
         <w:tc>
           <w:tcPr>
-            <w:tcW w:w="640" w:type="pct"/>
+            <w:tcW w:w="1235" w:type="dxa"/>
             <w:tcBorders>
               <w:top w:val="single" w:sz="4" w:space="0" w:color="000000"/>
               <w:left w:val="single" w:sz="4" w:space="0" w:color="000000"/>
@@ -22617,7 +22367,7 @@
         </w:tc>
         <w:tc>
           <w:tcPr>
-            <w:tcW w:w="794" w:type="pct"/>
+            <w:tcW w:w="1532" w:type="dxa"/>
             <w:tcBorders>
               <w:top w:val="single" w:sz="4" w:space="0" w:color="000000"/>
               <w:left w:val="single" w:sz="4" w:space="0" w:color="000000"/>
@@ -22662,7 +22412,7 @@
         </w:trPr>
         <w:tc>
           <w:tcPr>
-            <w:tcW w:w="897" w:type="pct"/>
+            <w:tcW w:w="1730" w:type="dxa"/>
             <w:tcBorders>
               <w:top w:val="single" w:sz="4" w:space="0" w:color="000000"/>
               <w:left w:val="single" w:sz="4" w:space="0" w:color="000000"/>
@@ -22719,7 +22469,7 @@
         </w:tc>
         <w:tc>
           <w:tcPr>
-            <w:tcW w:w="299" w:type="pct"/>
+            <w:tcW w:w="577" w:type="dxa"/>
             <w:tcBorders>
               <w:top w:val="single" w:sz="4" w:space="0" w:color="000000"/>
               <w:left w:val="single" w:sz="4" w:space="0" w:color="000000"/>
@@ -22757,7 +22507,7 @@
         </w:tc>
         <w:tc>
           <w:tcPr>
-            <w:tcW w:w="832" w:type="pct"/>
+            <w:tcW w:w="1605" w:type="dxa"/>
             <w:tcBorders>
               <w:top w:val="single" w:sz="4" w:space="0" w:color="000000"/>
               <w:left w:val="single" w:sz="4" w:space="0" w:color="000000"/>
@@ -22795,7 +22545,7 @@
         </w:tc>
         <w:tc>
           <w:tcPr>
-            <w:tcW w:w="728" w:type="pct"/>
+            <w:tcW w:w="1404" w:type="dxa"/>
             <w:tcBorders>
               <w:top w:val="single" w:sz="4" w:space="0" w:color="000000"/>
               <w:left w:val="single" w:sz="4" w:space="0" w:color="000000"/>
@@ -22833,7 +22583,7 @@
         </w:tc>
         <w:tc>
           <w:tcPr>
-            <w:tcW w:w="810" w:type="pct"/>
+            <w:tcW w:w="1562" w:type="dxa"/>
             <w:tcBorders>
               <w:top w:val="single" w:sz="4" w:space="0" w:color="000000"/>
               <w:left w:val="single" w:sz="4" w:space="0" w:color="000000"/>
@@ -22871,7 +22621,7 @@
         </w:tc>
         <w:tc>
           <w:tcPr>
-            <w:tcW w:w="640" w:type="pct"/>
+            <w:tcW w:w="1235" w:type="dxa"/>
             <w:tcBorders>
               <w:top w:val="single" w:sz="4" w:space="0" w:color="000000"/>
               <w:left w:val="single" w:sz="4" w:space="0" w:color="000000"/>
@@ -22909,7 +22659,7 @@
         </w:tc>
         <w:tc>
           <w:tcPr>
-            <w:tcW w:w="794" w:type="pct"/>
+            <w:tcW w:w="1532" w:type="dxa"/>
             <w:tcBorders>
               <w:top w:val="single" w:sz="4" w:space="0" w:color="000000"/>
               <w:left w:val="single" w:sz="4" w:space="0" w:color="000000"/>
@@ -22954,7 +22704,7 @@
         </w:trPr>
         <w:tc>
           <w:tcPr>
-            <w:tcW w:w="897" w:type="pct"/>
+            <w:tcW w:w="1730" w:type="dxa"/>
             <w:tcBorders>
               <w:top w:val="single" w:sz="4" w:space="0" w:color="000000"/>
               <w:left w:val="single" w:sz="4" w:space="0" w:color="000000"/>
@@ -22974,9 +22724,6 @@
             <w:pPr>
               <w:spacing w:line="400" w:lineRule="exact"/>
               <w:jc w:val="center"/>
-              <w:rPr>
-                <w:rFonts w:ascii="標楷體" w:eastAsia="標楷體" w:hAnsi="標楷體"/>
-              </w:rPr>
             </w:pPr>
             <w:r>
               <w:rPr>
@@ -22999,7 +22746,7 @@
         </w:tc>
         <w:tc>
           <w:tcPr>
-            <w:tcW w:w="299" w:type="pct"/>
+            <w:tcW w:w="577" w:type="dxa"/>
             <w:tcBorders>
               <w:top w:val="single" w:sz="4" w:space="0" w:color="000000"/>
               <w:left w:val="single" w:sz="4" w:space="0" w:color="000000"/>
@@ -23037,7 +22784,7 @@
         </w:tc>
         <w:tc>
           <w:tcPr>
-            <w:tcW w:w="832" w:type="pct"/>
+            <w:tcW w:w="1605" w:type="dxa"/>
             <w:tcBorders>
               <w:top w:val="single" w:sz="4" w:space="0" w:color="000000"/>
               <w:left w:val="single" w:sz="4" w:space="0" w:color="000000"/>
@@ -23057,9 +22804,6 @@
             <w:pPr>
               <w:spacing w:line="400" w:lineRule="exact"/>
               <w:jc w:val="center"/>
-              <w:rPr>
-                <w:rFonts w:ascii="標楷體" w:eastAsia="標楷體" w:hAnsi="標楷體"/>
-              </w:rPr>
             </w:pPr>
             <w:r>
               <w:rPr>
@@ -23089,7 +22833,7 @@
         </w:tc>
         <w:tc>
           <w:tcPr>
-            <w:tcW w:w="728" w:type="pct"/>
+            <w:tcW w:w="1404" w:type="dxa"/>
             <w:tcBorders>
               <w:top w:val="single" w:sz="4" w:space="0" w:color="000000"/>
               <w:left w:val="single" w:sz="4" w:space="0" w:color="000000"/>
@@ -23109,9 +22853,6 @@
             <w:pPr>
               <w:spacing w:line="400" w:lineRule="exact"/>
               <w:jc w:val="center"/>
-              <w:rPr>
-                <w:rFonts w:ascii="標楷體" w:eastAsia="標楷體" w:hAnsi="標楷體"/>
-              </w:rPr>
             </w:pPr>
             <w:r>
               <w:rPr>
@@ -23141,7 +22882,7 @@
         </w:tc>
         <w:tc>
           <w:tcPr>
-            <w:tcW w:w="810" w:type="pct"/>
+            <w:tcW w:w="1562" w:type="dxa"/>
             <w:tcBorders>
               <w:top w:val="single" w:sz="4" w:space="0" w:color="000000"/>
               <w:left w:val="single" w:sz="4" w:space="0" w:color="000000"/>
@@ -23161,9 +22902,6 @@
             <w:pPr>
               <w:spacing w:line="400" w:lineRule="exact"/>
               <w:jc w:val="center"/>
-              <w:rPr>
-                <w:rFonts w:ascii="標楷體" w:eastAsia="標楷體" w:hAnsi="標楷體"/>
-              </w:rPr>
             </w:pPr>
             <w:r>
               <w:rPr>
@@ -23209,7 +22947,7 @@
         </w:tc>
         <w:tc>
           <w:tcPr>
-            <w:tcW w:w="640" w:type="pct"/>
+            <w:tcW w:w="1235" w:type="dxa"/>
             <w:tcBorders>
               <w:top w:val="single" w:sz="4" w:space="0" w:color="000000"/>
               <w:left w:val="single" w:sz="4" w:space="0" w:color="000000"/>
@@ -23247,7 +22985,7 @@
         </w:tc>
         <w:tc>
           <w:tcPr>
-            <w:tcW w:w="794" w:type="pct"/>
+            <w:tcW w:w="1532" w:type="dxa"/>
             <w:tcBorders>
               <w:top w:val="single" w:sz="4" w:space="0" w:color="000000"/>
               <w:left w:val="single" w:sz="4" w:space="0" w:color="000000"/>
@@ -23292,7 +23030,7 @@
         </w:trPr>
         <w:tc>
           <w:tcPr>
-            <w:tcW w:w="897" w:type="pct"/>
+            <w:tcW w:w="1730" w:type="dxa"/>
             <w:tcBorders>
               <w:top w:val="single" w:sz="4" w:space="0" w:color="000000"/>
               <w:left w:val="single" w:sz="4" w:space="0" w:color="000000"/>
@@ -23312,9 +23050,6 @@
             <w:pPr>
               <w:spacing w:line="400" w:lineRule="exact"/>
               <w:jc w:val="center"/>
-              <w:rPr>
-                <w:rFonts w:ascii="標楷體" w:eastAsia="標楷體" w:hAnsi="標楷體"/>
-              </w:rPr>
             </w:pPr>
             <w:r>
               <w:rPr>
@@ -23337,7 +23072,7 @@
         </w:tc>
         <w:tc>
           <w:tcPr>
-            <w:tcW w:w="299" w:type="pct"/>
+            <w:tcW w:w="577" w:type="dxa"/>
             <w:tcBorders>
               <w:top w:val="single" w:sz="4" w:space="0" w:color="000000"/>
               <w:left w:val="single" w:sz="4" w:space="0" w:color="000000"/>
@@ -23375,7 +23110,7 @@
         </w:tc>
         <w:tc>
           <w:tcPr>
-            <w:tcW w:w="832" w:type="pct"/>
+            <w:tcW w:w="1605" w:type="dxa"/>
             <w:tcBorders>
               <w:top w:val="single" w:sz="4" w:space="0" w:color="000000"/>
               <w:left w:val="single" w:sz="4" w:space="0" w:color="000000"/>
@@ -23395,9 +23130,6 @@
             <w:pPr>
               <w:spacing w:line="400" w:lineRule="exact"/>
               <w:jc w:val="center"/>
-              <w:rPr>
-                <w:rFonts w:ascii="標楷體" w:eastAsia="標楷體" w:hAnsi="標楷體"/>
-              </w:rPr>
             </w:pPr>
             <w:r>
               <w:rPr>
@@ -23427,7 +23159,7 @@
         </w:tc>
         <w:tc>
           <w:tcPr>
-            <w:tcW w:w="728" w:type="pct"/>
+            <w:tcW w:w="1404" w:type="dxa"/>
             <w:tcBorders>
               <w:top w:val="single" w:sz="4" w:space="0" w:color="000000"/>
               <w:left w:val="single" w:sz="4" w:space="0" w:color="000000"/>
@@ -23447,9 +23179,6 @@
             <w:pPr>
               <w:spacing w:line="400" w:lineRule="exact"/>
               <w:jc w:val="center"/>
-              <w:rPr>
-                <w:rFonts w:ascii="標楷體" w:eastAsia="標楷體" w:hAnsi="標楷體"/>
-              </w:rPr>
             </w:pPr>
             <w:r>
               <w:rPr>
@@ -23479,7 +23208,7 @@
         </w:tc>
         <w:tc>
           <w:tcPr>
-            <w:tcW w:w="810" w:type="pct"/>
+            <w:tcW w:w="1562" w:type="dxa"/>
             <w:tcBorders>
               <w:top w:val="single" w:sz="4" w:space="0" w:color="000000"/>
               <w:left w:val="single" w:sz="4" w:space="0" w:color="000000"/>
@@ -23499,9 +23228,6 @@
             <w:pPr>
               <w:spacing w:line="400" w:lineRule="exact"/>
               <w:jc w:val="center"/>
-              <w:rPr>
-                <w:rFonts w:ascii="標楷體" w:eastAsia="標楷體" w:hAnsi="標楷體"/>
-              </w:rPr>
             </w:pPr>
             <w:r>
               <w:rPr>
@@ -23547,7 +23273,7 @@
         </w:tc>
         <w:tc>
           <w:tcPr>
-            <w:tcW w:w="640" w:type="pct"/>
+            <w:tcW w:w="1235" w:type="dxa"/>
             <w:tcBorders>
               <w:top w:val="single" w:sz="4" w:space="0" w:color="000000"/>
               <w:left w:val="single" w:sz="4" w:space="0" w:color="000000"/>
@@ -23585,7 +23311,7 @@
         </w:tc>
         <w:tc>
           <w:tcPr>
-            <w:tcW w:w="794" w:type="pct"/>
+            <w:tcW w:w="1532" w:type="dxa"/>
             <w:tcBorders>
               <w:top w:val="single" w:sz="4" w:space="0" w:color="000000"/>
               <w:left w:val="single" w:sz="4" w:space="0" w:color="000000"/>
@@ -23630,7 +23356,7 @@
         </w:trPr>
         <w:tc>
           <w:tcPr>
-            <w:tcW w:w="897" w:type="pct"/>
+            <w:tcW w:w="1730" w:type="dxa"/>
             <w:tcBorders>
               <w:top w:val="single" w:sz="4" w:space="0" w:color="000000"/>
               <w:left w:val="single" w:sz="4" w:space="0" w:color="000000"/>
@@ -23668,7 +23394,7 @@
         </w:tc>
         <w:tc>
           <w:tcPr>
-            <w:tcW w:w="299" w:type="pct"/>
+            <w:tcW w:w="577" w:type="dxa"/>
             <w:tcBorders>
               <w:top w:val="single" w:sz="4" w:space="0" w:color="000000"/>
               <w:left w:val="single" w:sz="4" w:space="0" w:color="000000"/>
@@ -23706,7 +23432,7 @@
         </w:tc>
         <w:tc>
           <w:tcPr>
-            <w:tcW w:w="832" w:type="pct"/>
+            <w:tcW w:w="1605" w:type="dxa"/>
             <w:tcBorders>
               <w:top w:val="single" w:sz="4" w:space="0" w:color="000000"/>
               <w:left w:val="single" w:sz="4" w:space="0" w:color="000000"/>
@@ -23744,7 +23470,7 @@
         </w:tc>
         <w:tc>
           <w:tcPr>
-            <w:tcW w:w="728" w:type="pct"/>
+            <w:tcW w:w="1404" w:type="dxa"/>
             <w:tcBorders>
               <w:top w:val="single" w:sz="4" w:space="0" w:color="000000"/>
               <w:left w:val="single" w:sz="4" w:space="0" w:color="000000"/>
@@ -23782,7 +23508,7 @@
         </w:tc>
         <w:tc>
           <w:tcPr>
-            <w:tcW w:w="810" w:type="pct"/>
+            <w:tcW w:w="1562" w:type="dxa"/>
             <w:tcBorders>
               <w:top w:val="single" w:sz="4" w:space="0" w:color="000000"/>
               <w:left w:val="single" w:sz="4" w:space="0" w:color="000000"/>
@@ -23820,7 +23546,7 @@
         </w:tc>
         <w:tc>
           <w:tcPr>
-            <w:tcW w:w="640" w:type="pct"/>
+            <w:tcW w:w="1235" w:type="dxa"/>
             <w:tcBorders>
               <w:top w:val="single" w:sz="4" w:space="0" w:color="000000"/>
               <w:left w:val="single" w:sz="4" w:space="0" w:color="000000"/>
@@ -23858,7 +23584,7 @@
         </w:tc>
         <w:tc>
           <w:tcPr>
-            <w:tcW w:w="794" w:type="pct"/>
+            <w:tcW w:w="1532" w:type="dxa"/>
             <w:tcBorders>
               <w:top w:val="single" w:sz="4" w:space="0" w:color="000000"/>
               <w:left w:val="single" w:sz="4" w:space="0" w:color="000000"/>
@@ -23903,7 +23629,7 @@
         </w:trPr>
         <w:tc>
           <w:tcPr>
-            <w:tcW w:w="897" w:type="pct"/>
+            <w:tcW w:w="1730" w:type="dxa"/>
             <w:tcBorders>
               <w:top w:val="single" w:sz="4" w:space="0" w:color="000000"/>
               <w:left w:val="single" w:sz="4" w:space="0" w:color="000000"/>
@@ -23960,7 +23686,7 @@
         </w:tc>
         <w:tc>
           <w:tcPr>
-            <w:tcW w:w="299" w:type="pct"/>
+            <w:tcW w:w="577" w:type="dxa"/>
             <w:tcBorders>
               <w:top w:val="single" w:sz="4" w:space="0" w:color="000000"/>
               <w:left w:val="single" w:sz="4" w:space="0" w:color="000000"/>
@@ -23998,7 +23724,7 @@
         </w:tc>
         <w:tc>
           <w:tcPr>
-            <w:tcW w:w="832" w:type="pct"/>
+            <w:tcW w:w="1605" w:type="dxa"/>
             <w:tcBorders>
               <w:top w:val="single" w:sz="4" w:space="0" w:color="000000"/>
               <w:left w:val="single" w:sz="4" w:space="0" w:color="000000"/>
@@ -24036,7 +23762,7 @@
         </w:tc>
         <w:tc>
           <w:tcPr>
-            <w:tcW w:w="728" w:type="pct"/>
+            <w:tcW w:w="1404" w:type="dxa"/>
             <w:tcBorders>
               <w:top w:val="single" w:sz="4" w:space="0" w:color="000000"/>
               <w:left w:val="single" w:sz="4" w:space="0" w:color="000000"/>
@@ -24074,7 +23800,7 @@
         </w:tc>
         <w:tc>
           <w:tcPr>
-            <w:tcW w:w="810" w:type="pct"/>
+            <w:tcW w:w="1562" w:type="dxa"/>
             <w:tcBorders>
               <w:top w:val="single" w:sz="4" w:space="0" w:color="000000"/>
               <w:left w:val="single" w:sz="4" w:space="0" w:color="000000"/>
@@ -24112,7 +23838,7 @@
         </w:tc>
         <w:tc>
           <w:tcPr>
-            <w:tcW w:w="640" w:type="pct"/>
+            <w:tcW w:w="1235" w:type="dxa"/>
             <w:tcBorders>
               <w:top w:val="single" w:sz="4" w:space="0" w:color="000000"/>
               <w:left w:val="single" w:sz="4" w:space="0" w:color="000000"/>
@@ -24150,7 +23876,7 @@
         </w:tc>
         <w:tc>
           <w:tcPr>
-            <w:tcW w:w="794" w:type="pct"/>
+            <w:tcW w:w="1532" w:type="dxa"/>
             <w:tcBorders>
               <w:top w:val="single" w:sz="4" w:space="0" w:color="000000"/>
               <w:left w:val="single" w:sz="4" w:space="0" w:color="000000"/>
@@ -24195,7 +23921,7 @@
         </w:trPr>
         <w:tc>
           <w:tcPr>
-            <w:tcW w:w="897" w:type="pct"/>
+            <w:tcW w:w="1730" w:type="dxa"/>
             <w:tcBorders>
               <w:top w:val="single" w:sz="4" w:space="0" w:color="000000"/>
               <w:left w:val="single" w:sz="4" w:space="0" w:color="000000"/>
@@ -24233,7 +23959,7 @@
         </w:tc>
         <w:tc>
           <w:tcPr>
-            <w:tcW w:w="299" w:type="pct"/>
+            <w:tcW w:w="577" w:type="dxa"/>
             <w:tcBorders>
               <w:top w:val="single" w:sz="4" w:space="0" w:color="000000"/>
               <w:left w:val="single" w:sz="4" w:space="0" w:color="000000"/>
@@ -24271,7 +23997,7 @@
         </w:tc>
         <w:tc>
           <w:tcPr>
-            <w:tcW w:w="832" w:type="pct"/>
+            <w:tcW w:w="1605" w:type="dxa"/>
             <w:tcBorders>
               <w:top w:val="single" w:sz="4" w:space="0" w:color="000000"/>
               <w:left w:val="single" w:sz="4" w:space="0" w:color="000000"/>
@@ -24309,7 +24035,7 @@
         </w:tc>
         <w:tc>
           <w:tcPr>
-            <w:tcW w:w="728" w:type="pct"/>
+            <w:tcW w:w="1404" w:type="dxa"/>
             <w:tcBorders>
               <w:top w:val="single" w:sz="4" w:space="0" w:color="000000"/>
               <w:left w:val="single" w:sz="4" w:space="0" w:color="000000"/>
@@ -24347,7 +24073,7 @@
         </w:tc>
         <w:tc>
           <w:tcPr>
-            <w:tcW w:w="810" w:type="pct"/>
+            <w:tcW w:w="1562" w:type="dxa"/>
             <w:tcBorders>
               <w:top w:val="single" w:sz="4" w:space="0" w:color="000000"/>
               <w:left w:val="single" w:sz="4" w:space="0" w:color="000000"/>
@@ -24385,7 +24111,7 @@
         </w:tc>
         <w:tc>
           <w:tcPr>
-            <w:tcW w:w="640" w:type="pct"/>
+            <w:tcW w:w="1235" w:type="dxa"/>
             <w:tcBorders>
               <w:top w:val="single" w:sz="4" w:space="0" w:color="000000"/>
               <w:left w:val="single" w:sz="4" w:space="0" w:color="000000"/>
@@ -24423,7 +24149,7 @@
         </w:tc>
         <w:tc>
           <w:tcPr>
-            <w:tcW w:w="794" w:type="pct"/>
+            <w:tcW w:w="1532" w:type="dxa"/>
             <w:tcBorders>
               <w:top w:val="single" w:sz="4" w:space="0" w:color="000000"/>
               <w:left w:val="single" w:sz="4" w:space="0" w:color="000000"/>
@@ -24468,7 +24194,7 @@
         </w:trPr>
         <w:tc>
           <w:tcPr>
-            <w:tcW w:w="897" w:type="pct"/>
+            <w:tcW w:w="1730" w:type="dxa"/>
             <w:tcBorders>
               <w:top w:val="single" w:sz="4" w:space="0" w:color="000000"/>
               <w:left w:val="single" w:sz="4" w:space="0" w:color="000000"/>
@@ -24506,7 +24232,7 @@
         </w:tc>
         <w:tc>
           <w:tcPr>
-            <w:tcW w:w="299" w:type="pct"/>
+            <w:tcW w:w="577" w:type="dxa"/>
             <w:tcBorders>
               <w:top w:val="single" w:sz="4" w:space="0" w:color="000000"/>
               <w:left w:val="single" w:sz="4" w:space="0" w:color="000000"/>
@@ -24544,7 +24270,7 @@
         </w:tc>
         <w:tc>
           <w:tcPr>
-            <w:tcW w:w="832" w:type="pct"/>
+            <w:tcW w:w="1605" w:type="dxa"/>
             <w:tcBorders>
               <w:top w:val="single" w:sz="4" w:space="0" w:color="000000"/>
               <w:left w:val="single" w:sz="4" w:space="0" w:color="000000"/>
@@ -24582,7 +24308,7 @@
         </w:tc>
         <w:tc>
           <w:tcPr>
-            <w:tcW w:w="728" w:type="pct"/>
+            <w:tcW w:w="1404" w:type="dxa"/>
             <w:tcBorders>
               <w:top w:val="single" w:sz="4" w:space="0" w:color="000000"/>
               <w:left w:val="single" w:sz="4" w:space="0" w:color="000000"/>
@@ -24620,7 +24346,7 @@
         </w:tc>
         <w:tc>
           <w:tcPr>
-            <w:tcW w:w="810" w:type="pct"/>
+            <w:tcW w:w="1562" w:type="dxa"/>
             <w:tcBorders>
               <w:top w:val="single" w:sz="4" w:space="0" w:color="000000"/>
               <w:left w:val="single" w:sz="4" w:space="0" w:color="000000"/>
@@ -24658,7 +24384,7 @@
         </w:tc>
         <w:tc>
           <w:tcPr>
-            <w:tcW w:w="640" w:type="pct"/>
+            <w:tcW w:w="1235" w:type="dxa"/>
             <w:tcBorders>
               <w:top w:val="single" w:sz="4" w:space="0" w:color="000000"/>
               <w:left w:val="single" w:sz="4" w:space="0" w:color="000000"/>
@@ -24678,9 +24404,6 @@
             <w:pPr>
               <w:spacing w:line="400" w:lineRule="exact"/>
               <w:jc w:val="center"/>
-              <w:rPr>
-                <w:rFonts w:ascii="標楷體" w:eastAsia="標楷體" w:hAnsi="標楷體"/>
-              </w:rPr>
             </w:pPr>
             <w:r>
               <w:rPr>
@@ -24694,7 +24417,7 @@
         </w:tc>
         <w:tc>
           <w:tcPr>
-            <w:tcW w:w="794" w:type="pct"/>
+            <w:tcW w:w="1532" w:type="dxa"/>
             <w:tcBorders>
               <w:top w:val="single" w:sz="4" w:space="0" w:color="000000"/>
               <w:left w:val="single" w:sz="4" w:space="0" w:color="000000"/>
@@ -24739,7 +24462,7 @@
         </w:trPr>
         <w:tc>
           <w:tcPr>
-            <w:tcW w:w="897" w:type="pct"/>
+            <w:tcW w:w="1730" w:type="dxa"/>
             <w:tcBorders>
               <w:top w:val="single" w:sz="4" w:space="0" w:color="000000"/>
               <w:left w:val="single" w:sz="4" w:space="0" w:color="000000"/>
@@ -24796,7 +24519,7 @@
         </w:tc>
         <w:tc>
           <w:tcPr>
-            <w:tcW w:w="299" w:type="pct"/>
+            <w:tcW w:w="577" w:type="dxa"/>
             <w:tcBorders>
               <w:top w:val="single" w:sz="4" w:space="0" w:color="000000"/>
               <w:left w:val="single" w:sz="4" w:space="0" w:color="000000"/>
@@ -24834,7 +24557,7 @@
         </w:tc>
         <w:tc>
           <w:tcPr>
-            <w:tcW w:w="832" w:type="pct"/>
+            <w:tcW w:w="1605" w:type="dxa"/>
             <w:tcBorders>
               <w:top w:val="single" w:sz="4" w:space="0" w:color="000000"/>
               <w:left w:val="single" w:sz="4" w:space="0" w:color="000000"/>
@@ -24854,11 +24577,6 @@
             <w:pPr>
               <w:spacing w:line="400" w:lineRule="exact"/>
               <w:jc w:val="center"/>
-              <w:rPr>
-                <w:rFonts w:ascii="標楷體" w:eastAsia="標楷體" w:hAnsi="標楷體"/>
-                <w:sz w:val="20"/>
-                <w:szCs w:val="20"/>
-              </w:rPr>
             </w:pPr>
             <w:r>
               <w:rPr>
@@ -24888,7 +24606,7 @@
         </w:tc>
         <w:tc>
           <w:tcPr>
-            <w:tcW w:w="728" w:type="pct"/>
+            <w:tcW w:w="1404" w:type="dxa"/>
             <w:tcBorders>
               <w:top w:val="single" w:sz="4" w:space="0" w:color="000000"/>
               <w:left w:val="single" w:sz="4" w:space="0" w:color="000000"/>
@@ -24926,7 +24644,7 @@
         </w:tc>
         <w:tc>
           <w:tcPr>
-            <w:tcW w:w="810" w:type="pct"/>
+            <w:tcW w:w="1562" w:type="dxa"/>
             <w:tcBorders>
               <w:top w:val="single" w:sz="4" w:space="0" w:color="000000"/>
               <w:left w:val="single" w:sz="4" w:space="0" w:color="000000"/>
@@ -24983,7 +24701,7 @@
         </w:tc>
         <w:tc>
           <w:tcPr>
-            <w:tcW w:w="640" w:type="pct"/>
+            <w:tcW w:w="1235" w:type="dxa"/>
             <w:tcBorders>
               <w:top w:val="single" w:sz="4" w:space="0" w:color="000000"/>
               <w:left w:val="single" w:sz="4" w:space="0" w:color="000000"/>
@@ -25021,7 +24739,7 @@
         </w:tc>
         <w:tc>
           <w:tcPr>
-            <w:tcW w:w="794" w:type="pct"/>
+            <w:tcW w:w="1532" w:type="dxa"/>
             <w:tcBorders>
               <w:top w:val="single" w:sz="4" w:space="0" w:color="000000"/>
               <w:left w:val="single" w:sz="4" w:space="0" w:color="000000"/>
@@ -25066,7 +24784,7 @@
         </w:trPr>
         <w:tc>
           <w:tcPr>
-            <w:tcW w:w="897" w:type="pct"/>
+            <w:tcW w:w="1730" w:type="dxa"/>
             <w:tcBorders>
               <w:top w:val="single" w:sz="4" w:space="0" w:color="000000"/>
               <w:left w:val="single" w:sz="4" w:space="0" w:color="000000"/>
@@ -25098,29 +24816,13 @@
                 <w:sz w:val="20"/>
                 <w:szCs w:val="20"/>
               </w:rPr>
-              <w:t>泌尿道上皮癌第一線用藥(</w:t>
-            </w:r>
-            <w:r>
-              <w:rPr>
-                <w:rFonts w:ascii="標楷體" w:eastAsia="標楷體" w:hAnsi="標楷體" w:hint="eastAsia"/>
-                <w:sz w:val="20"/>
-                <w:szCs w:val="20"/>
-              </w:rPr>
-              <w:t>併用化療</w:t>
-            </w:r>
-            <w:r>
-              <w:rPr>
-                <w:rFonts w:ascii="標楷體" w:eastAsia="標楷體" w:hAnsi="標楷體"/>
-                <w:sz w:val="20"/>
-                <w:szCs w:val="20"/>
-              </w:rPr>
-              <w:t>)</w:t>
+              <w:t>泌尿道上皮癌第一線用藥(併用化療)</w:t>
             </w:r>
           </w:p>
         </w:tc>
         <w:tc>
           <w:tcPr>
-            <w:tcW w:w="299" w:type="pct"/>
+            <w:tcW w:w="577" w:type="dxa"/>
             <w:tcBorders>
               <w:top w:val="single" w:sz="4" w:space="0" w:color="000000"/>
               <w:left w:val="single" w:sz="4" w:space="0" w:color="000000"/>
@@ -25148,7 +24850,7 @@
             </w:pPr>
             <w:r>
               <w:rPr>
-                <w:rFonts w:ascii="標楷體" w:eastAsia="標楷體" w:hAnsi="標楷體" w:hint="eastAsia"/>
+                <w:rFonts w:ascii="標楷體" w:eastAsia="標楷體" w:hAnsi="標楷體"/>
                 <w:sz w:val="20"/>
                 <w:szCs w:val="20"/>
               </w:rPr>
@@ -25158,7 +24860,7 @@
         </w:tc>
         <w:tc>
           <w:tcPr>
-            <w:tcW w:w="832" w:type="pct"/>
+            <w:tcW w:w="1605" w:type="dxa"/>
             <w:tcBorders>
               <w:top w:val="single" w:sz="4" w:space="0" w:color="000000"/>
               <w:left w:val="single" w:sz="4" w:space="0" w:color="000000"/>
@@ -25196,7 +24898,7 @@
         </w:tc>
         <w:tc>
           <w:tcPr>
-            <w:tcW w:w="728" w:type="pct"/>
+            <w:tcW w:w="1404" w:type="dxa"/>
             <w:tcBorders>
               <w:top w:val="single" w:sz="4" w:space="0" w:color="000000"/>
               <w:left w:val="single" w:sz="4" w:space="0" w:color="000000"/>
@@ -25216,11 +24918,6 @@
             <w:pPr>
               <w:spacing w:line="400" w:lineRule="exact"/>
               <w:jc w:val="center"/>
-              <w:rPr>
-                <w:rFonts w:ascii="標楷體" w:eastAsia="標楷體" w:hAnsi="標楷體"/>
-                <w:sz w:val="20"/>
-                <w:szCs w:val="20"/>
-              </w:rPr>
             </w:pPr>
             <w:r>
               <w:rPr>
@@ -25250,7 +24947,7 @@
         </w:tc>
         <w:tc>
           <w:tcPr>
-            <w:tcW w:w="810" w:type="pct"/>
+            <w:tcW w:w="1562" w:type="dxa"/>
             <w:tcBorders>
               <w:top w:val="single" w:sz="4" w:space="0" w:color="000000"/>
               <w:left w:val="single" w:sz="4" w:space="0" w:color="000000"/>
@@ -25288,7 +24985,7 @@
         </w:tc>
         <w:tc>
           <w:tcPr>
-            <w:tcW w:w="640" w:type="pct"/>
+            <w:tcW w:w="1235" w:type="dxa"/>
             <w:tcBorders>
               <w:top w:val="single" w:sz="4" w:space="0" w:color="000000"/>
               <w:left w:val="single" w:sz="4" w:space="0" w:color="000000"/>
@@ -25326,7 +25023,7 @@
         </w:tc>
         <w:tc>
           <w:tcPr>
-            <w:tcW w:w="794" w:type="pct"/>
+            <w:tcW w:w="1532" w:type="dxa"/>
             <w:tcBorders>
               <w:top w:val="single" w:sz="4" w:space="0" w:color="000000"/>
               <w:left w:val="single" w:sz="4" w:space="0" w:color="000000"/>
@@ -25371,7 +25068,7 @@
         </w:trPr>
         <w:tc>
           <w:tcPr>
-            <w:tcW w:w="897" w:type="pct"/>
+            <w:tcW w:w="1730" w:type="dxa"/>
             <w:tcBorders>
               <w:top w:val="single" w:sz="4" w:space="0" w:color="000000"/>
               <w:left w:val="single" w:sz="4" w:space="0" w:color="000000"/>
@@ -25410,7 +25107,7 @@
         </w:tc>
         <w:tc>
           <w:tcPr>
-            <w:tcW w:w="299" w:type="pct"/>
+            <w:tcW w:w="577" w:type="dxa"/>
             <w:tcBorders>
               <w:top w:val="single" w:sz="4" w:space="0" w:color="000000"/>
               <w:left w:val="single" w:sz="4" w:space="0" w:color="000000"/>
@@ -25448,7 +25145,7 @@
         </w:tc>
         <w:tc>
           <w:tcPr>
-            <w:tcW w:w="832" w:type="pct"/>
+            <w:tcW w:w="1605" w:type="dxa"/>
             <w:tcBorders>
               <w:top w:val="single" w:sz="4" w:space="0" w:color="000000"/>
               <w:left w:val="single" w:sz="4" w:space="0" w:color="000000"/>
@@ -25468,9 +25165,6 @@
             <w:pPr>
               <w:spacing w:line="400" w:lineRule="exact"/>
               <w:jc w:val="center"/>
-              <w:rPr>
-                <w:rFonts w:ascii="標楷體" w:eastAsia="標楷體" w:hAnsi="標楷體"/>
-              </w:rPr>
             </w:pPr>
             <w:r>
               <w:rPr>
@@ -25500,7 +25194,7 @@
         </w:tc>
         <w:tc>
           <w:tcPr>
-            <w:tcW w:w="728" w:type="pct"/>
+            <w:tcW w:w="1404" w:type="dxa"/>
             <w:tcBorders>
               <w:top w:val="single" w:sz="4" w:space="0" w:color="000000"/>
               <w:left w:val="single" w:sz="4" w:space="0" w:color="000000"/>
@@ -25520,9 +25214,6 @@
             <w:pPr>
               <w:spacing w:line="400" w:lineRule="exact"/>
               <w:jc w:val="center"/>
-              <w:rPr>
-                <w:rFonts w:ascii="標楷體" w:eastAsia="標楷體" w:hAnsi="標楷體"/>
-              </w:rPr>
             </w:pPr>
             <w:r>
               <w:rPr>
@@ -25552,7 +25243,7 @@
         </w:tc>
         <w:tc>
           <w:tcPr>
-            <w:tcW w:w="810" w:type="pct"/>
+            <w:tcW w:w="1562" w:type="dxa"/>
             <w:tcBorders>
               <w:top w:val="single" w:sz="4" w:space="0" w:color="000000"/>
               <w:left w:val="single" w:sz="4" w:space="0" w:color="000000"/>
@@ -25591,9 +25282,6 @@
             <w:pPr>
               <w:spacing w:line="400" w:lineRule="exact"/>
               <w:jc w:val="center"/>
-              <w:rPr>
-                <w:rFonts w:ascii="標楷體" w:eastAsia="標楷體" w:hAnsi="標楷體"/>
-              </w:rPr>
             </w:pPr>
             <w:r>
               <w:rPr>
@@ -25607,7 +25295,7 @@
         </w:tc>
         <w:tc>
           <w:tcPr>
-            <w:tcW w:w="640" w:type="pct"/>
+            <w:tcW w:w="1235" w:type="dxa"/>
             <w:tcBorders>
               <w:top w:val="single" w:sz="4" w:space="0" w:color="000000"/>
               <w:left w:val="single" w:sz="4" w:space="0" w:color="000000"/>
@@ -25645,7 +25333,7 @@
         </w:tc>
         <w:tc>
           <w:tcPr>
-            <w:tcW w:w="794" w:type="pct"/>
+            <w:tcW w:w="1532" w:type="dxa"/>
             <w:tcBorders>
               <w:top w:val="single" w:sz="4" w:space="0" w:color="000000"/>
               <w:left w:val="single" w:sz="4" w:space="0" w:color="000000"/>
@@ -25690,7 +25378,7 @@
         </w:trPr>
         <w:tc>
           <w:tcPr>
-            <w:tcW w:w="897" w:type="pct"/>
+            <w:tcW w:w="1730" w:type="dxa"/>
             <w:tcBorders>
               <w:top w:val="single" w:sz="4" w:space="0" w:color="000000"/>
               <w:left w:val="single" w:sz="4" w:space="0" w:color="000000"/>
@@ -25747,7 +25435,7 @@
         </w:tc>
         <w:tc>
           <w:tcPr>
-            <w:tcW w:w="299" w:type="pct"/>
+            <w:tcW w:w="577" w:type="dxa"/>
             <w:tcBorders>
               <w:top w:val="single" w:sz="4" w:space="0" w:color="000000"/>
               <w:left w:val="single" w:sz="4" w:space="0" w:color="000000"/>
@@ -25785,7 +25473,7 @@
         </w:tc>
         <w:tc>
           <w:tcPr>
-            <w:tcW w:w="832" w:type="pct"/>
+            <w:tcW w:w="1605" w:type="dxa"/>
             <w:tcBorders>
               <w:top w:val="single" w:sz="4" w:space="0" w:color="000000"/>
               <w:left w:val="single" w:sz="4" w:space="0" w:color="000000"/>
@@ -25805,9 +25493,6 @@
             <w:pPr>
               <w:spacing w:line="400" w:lineRule="exact"/>
               <w:jc w:val="center"/>
-              <w:rPr>
-                <w:rFonts w:ascii="標楷體" w:eastAsia="標楷體" w:hAnsi="標楷體"/>
-              </w:rPr>
             </w:pPr>
             <w:r>
               <w:rPr>
@@ -25837,7 +25522,7 @@
         </w:tc>
         <w:tc>
           <w:tcPr>
-            <w:tcW w:w="728" w:type="pct"/>
+            <w:tcW w:w="1404" w:type="dxa"/>
             <w:tcBorders>
               <w:top w:val="single" w:sz="4" w:space="0" w:color="000000"/>
               <w:left w:val="single" w:sz="4" w:space="0" w:color="000000"/>
@@ -25875,7 +25560,7 @@
         </w:tc>
         <w:tc>
           <w:tcPr>
-            <w:tcW w:w="810" w:type="pct"/>
+            <w:tcW w:w="1562" w:type="dxa"/>
             <w:tcBorders>
               <w:top w:val="single" w:sz="4" w:space="0" w:color="000000"/>
               <w:left w:val="single" w:sz="4" w:space="0" w:color="000000"/>
@@ -25913,7 +25598,7 @@
         </w:tc>
         <w:tc>
           <w:tcPr>
-            <w:tcW w:w="640" w:type="pct"/>
+            <w:tcW w:w="1235" w:type="dxa"/>
             <w:tcBorders>
               <w:top w:val="single" w:sz="4" w:space="0" w:color="000000"/>
               <w:left w:val="single" w:sz="4" w:space="0" w:color="000000"/>
@@ -25951,7 +25636,7 @@
         </w:tc>
         <w:tc>
           <w:tcPr>
-            <w:tcW w:w="794" w:type="pct"/>
+            <w:tcW w:w="1532" w:type="dxa"/>
             <w:tcBorders>
               <w:top w:val="single" w:sz="4" w:space="0" w:color="000000"/>
               <w:left w:val="single" w:sz="4" w:space="0" w:color="000000"/>
@@ -25996,7 +25681,7 @@
         </w:trPr>
         <w:tc>
           <w:tcPr>
-            <w:tcW w:w="897" w:type="pct"/>
+            <w:tcW w:w="1730" w:type="dxa"/>
             <w:tcBorders>
               <w:top w:val="single" w:sz="4" w:space="0" w:color="000000"/>
               <w:left w:val="single" w:sz="4" w:space="0" w:color="000000"/>
@@ -26034,7 +25719,7 @@
         </w:tc>
         <w:tc>
           <w:tcPr>
-            <w:tcW w:w="299" w:type="pct"/>
+            <w:tcW w:w="577" w:type="dxa"/>
             <w:tcBorders>
               <w:top w:val="single" w:sz="4" w:space="0" w:color="000000"/>
               <w:left w:val="single" w:sz="4" w:space="0" w:color="000000"/>
@@ -26072,7 +25757,7 @@
         </w:tc>
         <w:tc>
           <w:tcPr>
-            <w:tcW w:w="832" w:type="pct"/>
+            <w:tcW w:w="1605" w:type="dxa"/>
             <w:tcBorders>
               <w:top w:val="single" w:sz="4" w:space="0" w:color="000000"/>
               <w:left w:val="single" w:sz="4" w:space="0" w:color="000000"/>
@@ -26110,7 +25795,7 @@
         </w:tc>
         <w:tc>
           <w:tcPr>
-            <w:tcW w:w="728" w:type="pct"/>
+            <w:tcW w:w="1404" w:type="dxa"/>
             <w:tcBorders>
               <w:top w:val="single" w:sz="4" w:space="0" w:color="000000"/>
               <w:left w:val="single" w:sz="4" w:space="0" w:color="000000"/>
@@ -26130,9 +25815,6 @@
             <w:pPr>
               <w:spacing w:line="400" w:lineRule="exact"/>
               <w:jc w:val="center"/>
-              <w:rPr>
-                <w:rFonts w:ascii="標楷體" w:eastAsia="標楷體" w:hAnsi="標楷體"/>
-              </w:rPr>
             </w:pPr>
             <w:r>
               <w:rPr>
@@ -26154,7 +25836,7 @@
         </w:tc>
         <w:tc>
           <w:tcPr>
-            <w:tcW w:w="810" w:type="pct"/>
+            <w:tcW w:w="1562" w:type="dxa"/>
             <w:tcBorders>
               <w:top w:val="single" w:sz="4" w:space="0" w:color="000000"/>
               <w:left w:val="single" w:sz="4" w:space="0" w:color="000000"/>
@@ -26192,7 +25874,7 @@
         </w:tc>
         <w:tc>
           <w:tcPr>
-            <w:tcW w:w="640" w:type="pct"/>
+            <w:tcW w:w="1235" w:type="dxa"/>
             <w:tcBorders>
               <w:top w:val="single" w:sz="4" w:space="0" w:color="000000"/>
               <w:left w:val="single" w:sz="4" w:space="0" w:color="000000"/>
@@ -26230,7 +25912,7 @@
         </w:tc>
         <w:tc>
           <w:tcPr>
-            <w:tcW w:w="794" w:type="pct"/>
+            <w:tcW w:w="1532" w:type="dxa"/>
             <w:tcBorders>
               <w:top w:val="single" w:sz="4" w:space="0" w:color="000000"/>
               <w:left w:val="single" w:sz="4" w:space="0" w:color="000000"/>
@@ -26275,7 +25957,7 @@
         </w:trPr>
         <w:tc>
           <w:tcPr>
-            <w:tcW w:w="897" w:type="pct"/>
+            <w:tcW w:w="1730" w:type="dxa"/>
             <w:tcBorders>
               <w:top w:val="single" w:sz="4" w:space="0" w:color="000000"/>
               <w:left w:val="single" w:sz="4" w:space="0" w:color="000000"/>
@@ -26313,7 +25995,7 @@
         </w:tc>
         <w:tc>
           <w:tcPr>
-            <w:tcW w:w="299" w:type="pct"/>
+            <w:tcW w:w="577" w:type="dxa"/>
             <w:tcBorders>
               <w:top w:val="single" w:sz="4" w:space="0" w:color="000000"/>
               <w:left w:val="single" w:sz="4" w:space="0" w:color="000000"/>
@@ -26351,7 +26033,7 @@
         </w:tc>
         <w:tc>
           <w:tcPr>
-            <w:tcW w:w="832" w:type="pct"/>
+            <w:tcW w:w="1605" w:type="dxa"/>
             <w:tcBorders>
               <w:top w:val="single" w:sz="4" w:space="0" w:color="000000"/>
               <w:left w:val="single" w:sz="4" w:space="0" w:color="000000"/>
@@ -26389,7 +26071,7 @@
         </w:tc>
         <w:tc>
           <w:tcPr>
-            <w:tcW w:w="728" w:type="pct"/>
+            <w:tcW w:w="1404" w:type="dxa"/>
             <w:tcBorders>
               <w:top w:val="single" w:sz="4" w:space="0" w:color="000000"/>
               <w:left w:val="single" w:sz="4" w:space="0" w:color="000000"/>
@@ -26427,7 +26109,7 @@
         </w:tc>
         <w:tc>
           <w:tcPr>
-            <w:tcW w:w="810" w:type="pct"/>
+            <w:tcW w:w="1562" w:type="dxa"/>
             <w:tcBorders>
               <w:top w:val="single" w:sz="4" w:space="0" w:color="000000"/>
               <w:left w:val="single" w:sz="4" w:space="0" w:color="000000"/>
@@ -26465,7 +26147,7 @@
         </w:tc>
         <w:tc>
           <w:tcPr>
-            <w:tcW w:w="640" w:type="pct"/>
+            <w:tcW w:w="1235" w:type="dxa"/>
             <w:tcBorders>
               <w:top w:val="single" w:sz="4" w:space="0" w:color="000000"/>
               <w:left w:val="single" w:sz="4" w:space="0" w:color="000000"/>
@@ -26503,7 +26185,7 @@
         </w:tc>
         <w:tc>
           <w:tcPr>
-            <w:tcW w:w="794" w:type="pct"/>
+            <w:tcW w:w="1532" w:type="dxa"/>
             <w:tcBorders>
               <w:top w:val="single" w:sz="4" w:space="0" w:color="000000"/>
               <w:left w:val="single" w:sz="4" w:space="0" w:color="000000"/>
@@ -26548,7 +26230,7 @@
         </w:trPr>
         <w:tc>
           <w:tcPr>
-            <w:tcW w:w="897" w:type="pct"/>
+            <w:tcW w:w="1730" w:type="dxa"/>
             <w:tcBorders>
               <w:top w:val="single" w:sz="4" w:space="0" w:color="000000"/>
               <w:left w:val="single" w:sz="4" w:space="0" w:color="000000"/>
@@ -26586,7 +26268,7 @@
         </w:tc>
         <w:tc>
           <w:tcPr>
-            <w:tcW w:w="299" w:type="pct"/>
+            <w:tcW w:w="577" w:type="dxa"/>
             <w:tcBorders>
               <w:top w:val="single" w:sz="4" w:space="0" w:color="000000"/>
               <w:left w:val="single" w:sz="4" w:space="0" w:color="000000"/>
@@ -26624,7 +26306,7 @@
         </w:tc>
         <w:tc>
           <w:tcPr>
-            <w:tcW w:w="832" w:type="pct"/>
+            <w:tcW w:w="1605" w:type="dxa"/>
             <w:tcBorders>
               <w:top w:val="single" w:sz="4" w:space="0" w:color="000000"/>
               <w:left w:val="single" w:sz="4" w:space="0" w:color="000000"/>
@@ -26662,7 +26344,7 @@
         </w:tc>
         <w:tc>
           <w:tcPr>
-            <w:tcW w:w="728" w:type="pct"/>
+            <w:tcW w:w="1404" w:type="dxa"/>
             <w:tcBorders>
               <w:top w:val="single" w:sz="4" w:space="0" w:color="000000"/>
               <w:left w:val="single" w:sz="4" w:space="0" w:color="000000"/>
@@ -26719,7 +26401,7 @@
         </w:tc>
         <w:tc>
           <w:tcPr>
-            <w:tcW w:w="810" w:type="pct"/>
+            <w:tcW w:w="1562" w:type="dxa"/>
             <w:tcBorders>
               <w:top w:val="single" w:sz="4" w:space="0" w:color="000000"/>
               <w:left w:val="single" w:sz="4" w:space="0" w:color="000000"/>
@@ -26757,7 +26439,7 @@
         </w:tc>
         <w:tc>
           <w:tcPr>
-            <w:tcW w:w="640" w:type="pct"/>
+            <w:tcW w:w="1235" w:type="dxa"/>
             <w:tcBorders>
               <w:top w:val="single" w:sz="4" w:space="0" w:color="000000"/>
               <w:left w:val="single" w:sz="4" w:space="0" w:color="000000"/>
@@ -26795,7 +26477,7 @@
         </w:tc>
         <w:tc>
           <w:tcPr>
-            <w:tcW w:w="794" w:type="pct"/>
+            <w:tcW w:w="1532" w:type="dxa"/>
             <w:tcBorders>
               <w:top w:val="single" w:sz="4" w:space="0" w:color="000000"/>
               <w:left w:val="single" w:sz="4" w:space="0" w:color="000000"/>
@@ -26840,7 +26522,7 @@
         </w:trPr>
         <w:tc>
           <w:tcPr>
-            <w:tcW w:w="897" w:type="pct"/>
+            <w:tcW w:w="1730" w:type="dxa"/>
             <w:tcBorders>
               <w:top w:val="single" w:sz="4" w:space="0" w:color="000000"/>
               <w:left w:val="single" w:sz="4" w:space="0" w:color="000000"/>
@@ -26897,7 +26579,7 @@
         </w:tc>
         <w:tc>
           <w:tcPr>
-            <w:tcW w:w="299" w:type="pct"/>
+            <w:tcW w:w="577" w:type="dxa"/>
             <w:tcBorders>
               <w:top w:val="single" w:sz="4" w:space="0" w:color="000000"/>
               <w:left w:val="single" w:sz="4" w:space="0" w:color="000000"/>
@@ -26935,7 +26617,7 @@
         </w:tc>
         <w:tc>
           <w:tcPr>
-            <w:tcW w:w="832" w:type="pct"/>
+            <w:tcW w:w="1605" w:type="dxa"/>
             <w:tcBorders>
               <w:top w:val="single" w:sz="4" w:space="0" w:color="000000"/>
               <w:left w:val="single" w:sz="4" w:space="0" w:color="000000"/>
@@ -26973,7 +26655,7 @@
         </w:tc>
         <w:tc>
           <w:tcPr>
-            <w:tcW w:w="728" w:type="pct"/>
+            <w:tcW w:w="1404" w:type="dxa"/>
             <w:tcBorders>
               <w:top w:val="single" w:sz="4" w:space="0" w:color="000000"/>
               <w:left w:val="single" w:sz="4" w:space="0" w:color="000000"/>
@@ -27011,7 +26693,7 @@
         </w:tc>
         <w:tc>
           <w:tcPr>
-            <w:tcW w:w="810" w:type="pct"/>
+            <w:tcW w:w="1562" w:type="dxa"/>
             <w:tcBorders>
               <w:top w:val="single" w:sz="4" w:space="0" w:color="000000"/>
               <w:left w:val="single" w:sz="4" w:space="0" w:color="000000"/>
@@ -27049,7 +26731,7 @@
         </w:tc>
         <w:tc>
           <w:tcPr>
-            <w:tcW w:w="640" w:type="pct"/>
+            <w:tcW w:w="1235" w:type="dxa"/>
             <w:tcBorders>
               <w:top w:val="single" w:sz="4" w:space="0" w:color="000000"/>
               <w:left w:val="single" w:sz="4" w:space="0" w:color="000000"/>
@@ -27087,7 +26769,7 @@
         </w:tc>
         <w:tc>
           <w:tcPr>
-            <w:tcW w:w="794" w:type="pct"/>
+            <w:tcW w:w="1532" w:type="dxa"/>
             <w:tcBorders>
               <w:top w:val="single" w:sz="4" w:space="0" w:color="000000"/>
               <w:left w:val="single" w:sz="4" w:space="0" w:color="000000"/>
@@ -27132,7 +26814,7 @@
         </w:trPr>
         <w:tc>
           <w:tcPr>
-            <w:tcW w:w="897" w:type="pct"/>
+            <w:tcW w:w="1730" w:type="dxa"/>
             <w:tcBorders>
               <w:top w:val="single" w:sz="4" w:space="0" w:color="000000"/>
               <w:left w:val="single" w:sz="4" w:space="0" w:color="000000"/>
@@ -27170,7 +26852,7 @@
         </w:tc>
         <w:tc>
           <w:tcPr>
-            <w:tcW w:w="299" w:type="pct"/>
+            <w:tcW w:w="577" w:type="dxa"/>
             <w:tcBorders>
               <w:top w:val="single" w:sz="4" w:space="0" w:color="000000"/>
               <w:left w:val="single" w:sz="4" w:space="0" w:color="000000"/>
@@ -27212,7 +26894,7 @@
         </w:tc>
         <w:tc>
           <w:tcPr>
-            <w:tcW w:w="832" w:type="pct"/>
+            <w:tcW w:w="1605" w:type="dxa"/>
             <w:tcBorders>
               <w:top w:val="single" w:sz="4" w:space="0" w:color="000000"/>
               <w:left w:val="single" w:sz="4" w:space="0" w:color="000000"/>
@@ -27232,9 +26914,6 @@
             <w:pPr>
               <w:spacing w:line="400" w:lineRule="exact"/>
               <w:jc w:val="center"/>
-              <w:rPr>
-                <w:rFonts w:ascii="標楷體" w:eastAsia="標楷體" w:hAnsi="標楷體"/>
-              </w:rPr>
             </w:pPr>
             <w:r>
               <w:rPr>
@@ -27270,7 +26949,7 @@
         </w:tc>
         <w:tc>
           <w:tcPr>
-            <w:tcW w:w="728" w:type="pct"/>
+            <w:tcW w:w="1404" w:type="dxa"/>
             <w:tcBorders>
               <w:top w:val="single" w:sz="4" w:space="0" w:color="000000"/>
               <w:left w:val="single" w:sz="4" w:space="0" w:color="000000"/>
@@ -27290,9 +26969,6 @@
             <w:pPr>
               <w:spacing w:line="400" w:lineRule="exact"/>
               <w:jc w:val="center"/>
-              <w:rPr>
-                <w:rFonts w:ascii="標楷體" w:eastAsia="標楷體" w:hAnsi="標楷體"/>
-              </w:rPr>
             </w:pPr>
             <w:r>
               <w:rPr>
@@ -27306,7 +26982,7 @@
         </w:tc>
         <w:tc>
           <w:tcPr>
-            <w:tcW w:w="810" w:type="pct"/>
+            <w:tcW w:w="1562" w:type="dxa"/>
             <w:tcBorders>
               <w:top w:val="single" w:sz="4" w:space="0" w:color="000000"/>
               <w:left w:val="single" w:sz="4" w:space="0" w:color="000000"/>
@@ -27344,7 +27020,7 @@
         </w:tc>
         <w:tc>
           <w:tcPr>
-            <w:tcW w:w="640" w:type="pct"/>
+            <w:tcW w:w="1235" w:type="dxa"/>
             <w:tcBorders>
               <w:top w:val="single" w:sz="4" w:space="0" w:color="000000"/>
               <w:left w:val="single" w:sz="4" w:space="0" w:color="000000"/>
@@ -27382,7 +27058,7 @@
         </w:tc>
         <w:tc>
           <w:tcPr>
-            <w:tcW w:w="794" w:type="pct"/>
+            <w:tcW w:w="1532" w:type="dxa"/>
             <w:tcBorders>
               <w:top w:val="single" w:sz="4" w:space="0" w:color="000000"/>
               <w:left w:val="single" w:sz="4" w:space="0" w:color="000000"/>
@@ -27427,7 +27103,7 @@
         </w:trPr>
         <w:tc>
           <w:tcPr>
-            <w:tcW w:w="897" w:type="pct"/>
+            <w:tcW w:w="1730" w:type="dxa"/>
             <w:tcBorders>
               <w:top w:val="single" w:sz="4" w:space="0" w:color="000000"/>
               <w:left w:val="single" w:sz="4" w:space="0" w:color="000000"/>
@@ -27465,7 +27141,7 @@
         </w:tc>
         <w:tc>
           <w:tcPr>
-            <w:tcW w:w="299" w:type="pct"/>
+            <w:tcW w:w="577" w:type="dxa"/>
             <w:tcBorders>
               <w:top w:val="single" w:sz="4" w:space="0" w:color="000000"/>
               <w:left w:val="single" w:sz="4" w:space="0" w:color="000000"/>
@@ -27503,7 +27179,7 @@
         </w:tc>
         <w:tc>
           <w:tcPr>
-            <w:tcW w:w="832" w:type="pct"/>
+            <w:tcW w:w="1605" w:type="dxa"/>
             <w:tcBorders>
               <w:top w:val="single" w:sz="4" w:space="0" w:color="000000"/>
               <w:left w:val="single" w:sz="4" w:space="0" w:color="000000"/>
@@ -27523,9 +27199,6 @@
             <w:pPr>
               <w:spacing w:line="400" w:lineRule="exact"/>
               <w:jc w:val="center"/>
-              <w:rPr>
-                <w:rFonts w:ascii="標楷體" w:eastAsia="標楷體" w:hAnsi="標楷體"/>
-              </w:rPr>
             </w:pPr>
             <w:r>
               <w:rPr>
@@ -27555,7 +27228,7 @@
         </w:tc>
         <w:tc>
           <w:tcPr>
-            <w:tcW w:w="728" w:type="pct"/>
+            <w:tcW w:w="1404" w:type="dxa"/>
             <w:tcBorders>
               <w:top w:val="single" w:sz="4" w:space="0" w:color="000000"/>
               <w:left w:val="single" w:sz="4" w:space="0" w:color="000000"/>
@@ -27575,9 +27248,6 @@
             <w:pPr>
               <w:spacing w:line="400" w:lineRule="exact"/>
               <w:jc w:val="center"/>
-              <w:rPr>
-                <w:rFonts w:ascii="標楷體" w:eastAsia="標楷體" w:hAnsi="標楷體"/>
-              </w:rPr>
             </w:pPr>
             <w:r>
               <w:rPr>
@@ -27607,7 +27277,7 @@
         </w:tc>
         <w:tc>
           <w:tcPr>
-            <w:tcW w:w="810" w:type="pct"/>
+            <w:tcW w:w="1562" w:type="dxa"/>
             <w:tcBorders>
               <w:top w:val="single" w:sz="4" w:space="0" w:color="000000"/>
               <w:left w:val="single" w:sz="4" w:space="0" w:color="000000"/>
@@ -27645,7 +27315,7 @@
         </w:tc>
         <w:tc>
           <w:tcPr>
-            <w:tcW w:w="640" w:type="pct"/>
+            <w:tcW w:w="1235" w:type="dxa"/>
             <w:tcBorders>
               <w:top w:val="single" w:sz="4" w:space="0" w:color="000000"/>
               <w:left w:val="single" w:sz="4" w:space="0" w:color="000000"/>
@@ -27683,7 +27353,7 @@
         </w:tc>
         <w:tc>
           <w:tcPr>
-            <w:tcW w:w="794" w:type="pct"/>
+            <w:tcW w:w="1532" w:type="dxa"/>
             <w:tcBorders>
               <w:top w:val="single" w:sz="4" w:space="0" w:color="000000"/>
               <w:left w:val="single" w:sz="4" w:space="0" w:color="000000"/>
@@ -27728,7 +27398,7 @@
         </w:trPr>
         <w:tc>
           <w:tcPr>
-            <w:tcW w:w="897" w:type="pct"/>
+            <w:tcW w:w="1730" w:type="dxa"/>
             <w:tcBorders>
               <w:top w:val="single" w:sz="4" w:space="0" w:color="000000"/>
               <w:left w:val="single" w:sz="4" w:space="0" w:color="000000"/>
@@ -27766,7 +27436,7 @@
         </w:tc>
         <w:tc>
           <w:tcPr>
-            <w:tcW w:w="299" w:type="pct"/>
+            <w:tcW w:w="577" w:type="dxa"/>
             <w:tcBorders>
               <w:top w:val="single" w:sz="4" w:space="0" w:color="000000"/>
               <w:left w:val="single" w:sz="4" w:space="0" w:color="000000"/>
@@ -27804,7 +27474,7 @@
         </w:tc>
         <w:tc>
           <w:tcPr>
-            <w:tcW w:w="832" w:type="pct"/>
+            <w:tcW w:w="1605" w:type="dxa"/>
             <w:tcBorders>
               <w:top w:val="single" w:sz="4" w:space="0" w:color="000000"/>
               <w:left w:val="single" w:sz="4" w:space="0" w:color="000000"/>
@@ -27842,7 +27512,7 @@
         </w:tc>
         <w:tc>
           <w:tcPr>
-            <w:tcW w:w="728" w:type="pct"/>
+            <w:tcW w:w="1404" w:type="dxa"/>
             <w:tcBorders>
               <w:top w:val="single" w:sz="4" w:space="0" w:color="000000"/>
               <w:left w:val="single" w:sz="4" w:space="0" w:color="000000"/>
@@ -27880,7 +27550,7 @@
         </w:tc>
         <w:tc>
           <w:tcPr>
-            <w:tcW w:w="810" w:type="pct"/>
+            <w:tcW w:w="1562" w:type="dxa"/>
             <w:tcBorders>
               <w:top w:val="single" w:sz="4" w:space="0" w:color="000000"/>
               <w:left w:val="single" w:sz="4" w:space="0" w:color="000000"/>
@@ -27918,7 +27588,7 @@
         </w:tc>
         <w:tc>
           <w:tcPr>
-            <w:tcW w:w="640" w:type="pct"/>
+            <w:tcW w:w="1235" w:type="dxa"/>
             <w:tcBorders>
               <w:top w:val="single" w:sz="4" w:space="0" w:color="000000"/>
               <w:left w:val="single" w:sz="4" w:space="0" w:color="000000"/>
@@ -27956,7 +27626,7 @@
         </w:tc>
         <w:tc>
           <w:tcPr>
-            <w:tcW w:w="794" w:type="pct"/>
+            <w:tcW w:w="1532" w:type="dxa"/>
             <w:tcBorders>
               <w:top w:val="single" w:sz="4" w:space="0" w:color="000000"/>
               <w:left w:val="single" w:sz="4" w:space="0" w:color="000000"/>
@@ -28001,7 +27671,7 @@
         </w:trPr>
         <w:tc>
           <w:tcPr>
-            <w:tcW w:w="897" w:type="pct"/>
+            <w:tcW w:w="1730" w:type="dxa"/>
             <w:tcBorders>
               <w:top w:val="single" w:sz="4" w:space="0" w:color="000000"/>
               <w:left w:val="single" w:sz="4" w:space="0" w:color="000000"/>
@@ -28029,7 +27699,7 @@
             </w:pPr>
             <w:r>
               <w:rPr>
-                <w:rFonts w:ascii="標楷體" w:eastAsia="標楷體" w:hAnsi="標楷體" w:hint="eastAsia"/>
+                <w:rFonts w:ascii="標楷體" w:eastAsia="標楷體" w:hAnsi="標楷體"/>
                 <w:sz w:val="20"/>
                 <w:szCs w:val="20"/>
               </w:rPr>
@@ -28039,7 +27709,7 @@
         </w:tc>
         <w:tc>
           <w:tcPr>
-            <w:tcW w:w="299" w:type="pct"/>
+            <w:tcW w:w="577" w:type="dxa"/>
             <w:tcBorders>
               <w:top w:val="single" w:sz="4" w:space="0" w:color="000000"/>
               <w:left w:val="single" w:sz="4" w:space="0" w:color="000000"/>
@@ -28059,15 +27729,10 @@
             <w:pPr>
               <w:spacing w:line="400" w:lineRule="exact"/>
               <w:jc w:val="center"/>
-              <w:rPr>
-                <w:rFonts w:ascii="標楷體" w:eastAsia="標楷體" w:hAnsi="標楷體"/>
-                <w:sz w:val="20"/>
-                <w:szCs w:val="20"/>
-              </w:rPr>
             </w:pPr>
             <w:r>
               <w:rPr>
-                <w:rFonts w:ascii="標楷體" w:eastAsia="標楷體" w:hAnsi="標楷體" w:hint="eastAsia"/>
+                <w:rFonts w:ascii="標楷體" w:eastAsia="標楷體" w:hAnsi="標楷體"/>
                 <w:kern w:val="0"/>
                 <w:sz w:val="20"/>
                 <w:szCs w:val="20"/>
@@ -28078,7 +27743,7 @@
         </w:tc>
         <w:tc>
           <w:tcPr>
-            <w:tcW w:w="832" w:type="pct"/>
+            <w:tcW w:w="1605" w:type="dxa"/>
             <w:tcBorders>
               <w:top w:val="single" w:sz="4" w:space="0" w:color="000000"/>
               <w:left w:val="single" w:sz="4" w:space="0" w:color="000000"/>
@@ -28116,7 +27781,7 @@
         </w:tc>
         <w:tc>
           <w:tcPr>
-            <w:tcW w:w="728" w:type="pct"/>
+            <w:tcW w:w="1404" w:type="dxa"/>
             <w:tcBorders>
               <w:top w:val="single" w:sz="4" w:space="0" w:color="000000"/>
               <w:left w:val="single" w:sz="4" w:space="0" w:color="000000"/>
@@ -28136,11 +27801,6 @@
             <w:pPr>
               <w:spacing w:line="400" w:lineRule="exact"/>
               <w:jc w:val="center"/>
-              <w:rPr>
-                <w:rFonts w:ascii="標楷體" w:eastAsia="標楷體" w:hAnsi="標楷體"/>
-                <w:sz w:val="20"/>
-                <w:szCs w:val="20"/>
-              </w:rPr>
             </w:pPr>
             <w:r>
               <w:rPr>
@@ -28170,7 +27830,7 @@
         </w:tc>
         <w:tc>
           <w:tcPr>
-            <w:tcW w:w="810" w:type="pct"/>
+            <w:tcW w:w="1562" w:type="dxa"/>
             <w:tcBorders>
               <w:top w:val="single" w:sz="4" w:space="0" w:color="000000"/>
               <w:left w:val="single" w:sz="4" w:space="0" w:color="000000"/>
@@ -28208,7 +27868,7 @@
         </w:tc>
         <w:tc>
           <w:tcPr>
-            <w:tcW w:w="640" w:type="pct"/>
+            <w:tcW w:w="1235" w:type="dxa"/>
             <w:tcBorders>
               <w:top w:val="single" w:sz="4" w:space="0" w:color="000000"/>
               <w:left w:val="single" w:sz="4" w:space="0" w:color="000000"/>
@@ -28246,7 +27906,7 @@
         </w:tc>
         <w:tc>
           <w:tcPr>
-            <w:tcW w:w="794" w:type="pct"/>
+            <w:tcW w:w="1532" w:type="dxa"/>
             <w:tcBorders>
               <w:top w:val="single" w:sz="4" w:space="0" w:color="000000"/>
               <w:left w:val="single" w:sz="4" w:space="0" w:color="000000"/>
@@ -28291,7 +27951,7 @@
         </w:trPr>
         <w:tc>
           <w:tcPr>
-            <w:tcW w:w="897" w:type="pct"/>
+            <w:tcW w:w="1730" w:type="dxa"/>
             <w:tcBorders>
               <w:top w:val="single" w:sz="4" w:space="0" w:color="000000"/>
               <w:left w:val="single" w:sz="4" w:space="0" w:color="000000"/>
@@ -28324,15 +27984,7 @@
                 <w:szCs w:val="20"/>
               </w:rPr>
               <w:lastRenderedPageBreak/>
-              <w:t>食道鱗狀細胞癌</w:t>
-            </w:r>
-            <w:r>
-              <w:rPr>
-                <w:rFonts w:ascii="標楷體" w:eastAsia="標楷體" w:hAnsi="標楷體" w:hint="eastAsia"/>
-                <w:sz w:val="20"/>
-                <w:szCs w:val="20"/>
-              </w:rPr>
-              <w:t>第二線用藥</w:t>
+              <w:t>食道鱗狀細胞癌第二線用藥</w:t>
             </w:r>
           </w:p>
           <w:p>
@@ -28347,7 +27999,7 @@
             </w:pPr>
             <w:r>
               <w:rPr>
-                <w:rFonts w:ascii="標楷體" w:eastAsia="標楷體" w:hAnsi="標楷體" w:hint="eastAsia"/>
+                <w:rFonts w:ascii="標楷體" w:eastAsia="標楷體" w:hAnsi="標楷體"/>
                 <w:sz w:val="20"/>
                 <w:szCs w:val="20"/>
               </w:rPr>
@@ -28357,7 +28009,7 @@
         </w:tc>
         <w:tc>
           <w:tcPr>
-            <w:tcW w:w="299" w:type="pct"/>
+            <w:tcW w:w="577" w:type="dxa"/>
             <w:tcBorders>
               <w:top w:val="single" w:sz="4" w:space="0" w:color="000000"/>
               <w:left w:val="single" w:sz="4" w:space="0" w:color="000000"/>
@@ -28395,7 +28047,7 @@
         </w:tc>
         <w:tc>
           <w:tcPr>
-            <w:tcW w:w="832" w:type="pct"/>
+            <w:tcW w:w="1605" w:type="dxa"/>
             <w:tcBorders>
               <w:top w:val="single" w:sz="4" w:space="0" w:color="000000"/>
               <w:left w:val="single" w:sz="4" w:space="0" w:color="000000"/>
@@ -28433,7 +28085,7 @@
         </w:tc>
         <w:tc>
           <w:tcPr>
-            <w:tcW w:w="728" w:type="pct"/>
+            <w:tcW w:w="1404" w:type="dxa"/>
             <w:tcBorders>
               <w:top w:val="single" w:sz="4" w:space="0" w:color="000000"/>
               <w:left w:val="single" w:sz="4" w:space="0" w:color="000000"/>
@@ -28453,9 +28105,6 @@
             <w:pPr>
               <w:spacing w:line="400" w:lineRule="exact"/>
               <w:jc w:val="center"/>
-              <w:rPr>
-                <w:rFonts w:ascii="標楷體" w:eastAsia="標楷體" w:hAnsi="標楷體"/>
-              </w:rPr>
             </w:pPr>
             <w:r>
               <w:rPr>
@@ -28485,7 +28134,7 @@
         </w:tc>
         <w:tc>
           <w:tcPr>
-            <w:tcW w:w="810" w:type="pct"/>
+            <w:tcW w:w="1562" w:type="dxa"/>
             <w:tcBorders>
               <w:top w:val="single" w:sz="4" w:space="0" w:color="000000"/>
               <w:left w:val="single" w:sz="4" w:space="0" w:color="000000"/>
@@ -28523,7 +28172,7 @@
         </w:tc>
         <w:tc>
           <w:tcPr>
-            <w:tcW w:w="640" w:type="pct"/>
+            <w:tcW w:w="1235" w:type="dxa"/>
             <w:tcBorders>
               <w:top w:val="single" w:sz="4" w:space="0" w:color="000000"/>
               <w:left w:val="single" w:sz="4" w:space="0" w:color="000000"/>
@@ -28561,7 +28210,7 @@
         </w:tc>
         <w:tc>
           <w:tcPr>
-            <w:tcW w:w="794" w:type="pct"/>
+            <w:tcW w:w="1532" w:type="dxa"/>
             <w:tcBorders>
               <w:top w:val="single" w:sz="4" w:space="0" w:color="000000"/>
               <w:left w:val="single" w:sz="4" w:space="0" w:color="000000"/>
@@ -28606,7 +28255,7 @@
         </w:trPr>
         <w:tc>
           <w:tcPr>
-            <w:tcW w:w="897" w:type="pct"/>
+            <w:tcW w:w="1730" w:type="dxa"/>
             <w:tcBorders>
               <w:top w:val="single" w:sz="4" w:space="0" w:color="000000"/>
               <w:left w:val="single" w:sz="4" w:space="0" w:color="000000"/>
@@ -28644,7 +28293,7 @@
         </w:tc>
         <w:tc>
           <w:tcPr>
-            <w:tcW w:w="299" w:type="pct"/>
+            <w:tcW w:w="577" w:type="dxa"/>
             <w:tcBorders>
               <w:top w:val="single" w:sz="4" w:space="0" w:color="000000"/>
               <w:left w:val="single" w:sz="4" w:space="0" w:color="000000"/>
@@ -28682,7 +28331,7 @@
         </w:tc>
         <w:tc>
           <w:tcPr>
-            <w:tcW w:w="832" w:type="pct"/>
+            <w:tcW w:w="1605" w:type="dxa"/>
             <w:tcBorders>
               <w:top w:val="single" w:sz="4" w:space="0" w:color="000000"/>
               <w:left w:val="single" w:sz="4" w:space="0" w:color="000000"/>
@@ -28720,7 +28369,7 @@
         </w:tc>
         <w:tc>
           <w:tcPr>
-            <w:tcW w:w="728" w:type="pct"/>
+            <w:tcW w:w="1404" w:type="dxa"/>
             <w:tcBorders>
               <w:top w:val="single" w:sz="4" w:space="0" w:color="000000"/>
               <w:left w:val="single" w:sz="4" w:space="0" w:color="000000"/>
@@ -28740,9 +28389,6 @@
             <w:pPr>
               <w:spacing w:line="400" w:lineRule="exact"/>
               <w:jc w:val="center"/>
-              <w:rPr>
-                <w:rFonts w:ascii="標楷體" w:eastAsia="標楷體" w:hAnsi="標楷體"/>
-              </w:rPr>
             </w:pPr>
             <w:r>
               <w:rPr>
@@ -28757,9 +28403,6 @@
             <w:pPr>
               <w:spacing w:line="400" w:lineRule="exact"/>
               <w:jc w:val="center"/>
-              <w:rPr>
-                <w:rFonts w:ascii="標楷體" w:eastAsia="標楷體" w:hAnsi="標楷體"/>
-              </w:rPr>
             </w:pPr>
             <w:r>
               <w:rPr>
@@ -28774,7 +28417,7 @@
         </w:tc>
         <w:tc>
           <w:tcPr>
-            <w:tcW w:w="810" w:type="pct"/>
+            <w:tcW w:w="1562" w:type="dxa"/>
             <w:tcBorders>
               <w:top w:val="single" w:sz="4" w:space="0" w:color="000000"/>
               <w:left w:val="single" w:sz="4" w:space="0" w:color="000000"/>
@@ -28812,7 +28455,7 @@
         </w:tc>
         <w:tc>
           <w:tcPr>
-            <w:tcW w:w="640" w:type="pct"/>
+            <w:tcW w:w="1235" w:type="dxa"/>
             <w:tcBorders>
               <w:top w:val="single" w:sz="4" w:space="0" w:color="000000"/>
               <w:left w:val="single" w:sz="4" w:space="0" w:color="000000"/>
@@ -28850,7 +28493,7 @@
         </w:tc>
         <w:tc>
           <w:tcPr>
-            <w:tcW w:w="794" w:type="pct"/>
+            <w:tcW w:w="1532" w:type="dxa"/>
             <w:tcBorders>
               <w:top w:val="single" w:sz="4" w:space="0" w:color="000000"/>
               <w:left w:val="single" w:sz="4" w:space="0" w:color="000000"/>
@@ -28895,7 +28538,7 @@
         </w:trPr>
         <w:tc>
           <w:tcPr>
-            <w:tcW w:w="897" w:type="pct"/>
+            <w:tcW w:w="1730" w:type="dxa"/>
             <w:tcBorders>
               <w:top w:val="single" w:sz="4" w:space="0" w:color="000000"/>
               <w:left w:val="single" w:sz="4" w:space="0" w:color="000000"/>
@@ -28952,7 +28595,7 @@
         </w:tc>
         <w:tc>
           <w:tcPr>
-            <w:tcW w:w="299" w:type="pct"/>
+            <w:tcW w:w="577" w:type="dxa"/>
             <w:tcBorders>
               <w:top w:val="single" w:sz="4" w:space="0" w:color="000000"/>
               <w:left w:val="single" w:sz="4" w:space="0" w:color="000000"/>
@@ -28990,7 +28633,7 @@
         </w:tc>
         <w:tc>
           <w:tcPr>
-            <w:tcW w:w="832" w:type="pct"/>
+            <w:tcW w:w="1605" w:type="dxa"/>
             <w:tcBorders>
               <w:top w:val="single" w:sz="4" w:space="0" w:color="000000"/>
               <w:left w:val="single" w:sz="4" w:space="0" w:color="000000"/>
@@ -29028,7 +28671,7 @@
         </w:tc>
         <w:tc>
           <w:tcPr>
-            <w:tcW w:w="728" w:type="pct"/>
+            <w:tcW w:w="1404" w:type="dxa"/>
             <w:tcBorders>
               <w:top w:val="single" w:sz="4" w:space="0" w:color="000000"/>
               <w:left w:val="single" w:sz="4" w:space="0" w:color="000000"/>
@@ -29066,7 +28709,7 @@
         </w:tc>
         <w:tc>
           <w:tcPr>
-            <w:tcW w:w="810" w:type="pct"/>
+            <w:tcW w:w="1562" w:type="dxa"/>
             <w:tcBorders>
               <w:top w:val="single" w:sz="4" w:space="0" w:color="000000"/>
               <w:left w:val="single" w:sz="4" w:space="0" w:color="000000"/>
@@ -29104,7 +28747,7 @@
         </w:tc>
         <w:tc>
           <w:tcPr>
-            <w:tcW w:w="640" w:type="pct"/>
+            <w:tcW w:w="1235" w:type="dxa"/>
             <w:tcBorders>
               <w:top w:val="single" w:sz="4" w:space="0" w:color="000000"/>
               <w:left w:val="single" w:sz="4" w:space="0" w:color="000000"/>
@@ -29142,7 +28785,7 @@
         </w:tc>
         <w:tc>
           <w:tcPr>
-            <w:tcW w:w="794" w:type="pct"/>
+            <w:tcW w:w="1532" w:type="dxa"/>
             <w:tcBorders>
               <w:top w:val="single" w:sz="4" w:space="0" w:color="000000"/>
               <w:left w:val="single" w:sz="4" w:space="0" w:color="000000"/>
@@ -29187,7 +28830,7 @@
         </w:trPr>
         <w:tc>
           <w:tcPr>
-            <w:tcW w:w="897" w:type="pct"/>
+            <w:tcW w:w="1730" w:type="dxa"/>
             <w:tcBorders>
               <w:top w:val="single" w:sz="4" w:space="0" w:color="000000"/>
               <w:left w:val="single" w:sz="4" w:space="0" w:color="000000"/>
@@ -29225,7 +28868,7 @@
         </w:tc>
         <w:tc>
           <w:tcPr>
-            <w:tcW w:w="299" w:type="pct"/>
+            <w:tcW w:w="577" w:type="dxa"/>
             <w:tcBorders>
               <w:top w:val="single" w:sz="4" w:space="0" w:color="000000"/>
               <w:left w:val="single" w:sz="4" w:space="0" w:color="000000"/>
@@ -29263,7 +28906,7 @@
         </w:tc>
         <w:tc>
           <w:tcPr>
-            <w:tcW w:w="832" w:type="pct"/>
+            <w:tcW w:w="1605" w:type="dxa"/>
             <w:tcBorders>
               <w:top w:val="single" w:sz="4" w:space="0" w:color="000000"/>
               <w:left w:val="single" w:sz="4" w:space="0" w:color="000000"/>
@@ -29301,7 +28944,7 @@
         </w:tc>
         <w:tc>
           <w:tcPr>
-            <w:tcW w:w="728" w:type="pct"/>
+            <w:tcW w:w="1404" w:type="dxa"/>
             <w:tcBorders>
               <w:top w:val="single" w:sz="4" w:space="0" w:color="000000"/>
               <w:left w:val="single" w:sz="4" w:space="0" w:color="000000"/>
@@ -29339,7 +28982,7 @@
         </w:tc>
         <w:tc>
           <w:tcPr>
-            <w:tcW w:w="810" w:type="pct"/>
+            <w:tcW w:w="1562" w:type="dxa"/>
             <w:tcBorders>
               <w:top w:val="single" w:sz="4" w:space="0" w:color="000000"/>
               <w:left w:val="single" w:sz="4" w:space="0" w:color="000000"/>
@@ -29377,7 +29020,7 @@
         </w:tc>
         <w:tc>
           <w:tcPr>
-            <w:tcW w:w="640" w:type="pct"/>
+            <w:tcW w:w="1235" w:type="dxa"/>
             <w:tcBorders>
               <w:top w:val="single" w:sz="4" w:space="0" w:color="000000"/>
               <w:left w:val="single" w:sz="4" w:space="0" w:color="000000"/>
@@ -29415,7 +29058,7 @@
         </w:tc>
         <w:tc>
           <w:tcPr>
-            <w:tcW w:w="794" w:type="pct"/>
+            <w:tcW w:w="1532" w:type="dxa"/>
             <w:tcBorders>
               <w:top w:val="single" w:sz="4" w:space="0" w:color="000000"/>
               <w:left w:val="single" w:sz="4" w:space="0" w:color="000000"/>
@@ -29460,7 +29103,7 @@
         </w:trPr>
         <w:tc>
           <w:tcPr>
-            <w:tcW w:w="897" w:type="pct"/>
+            <w:tcW w:w="1730" w:type="dxa"/>
             <w:tcBorders>
               <w:top w:val="single" w:sz="4" w:space="0" w:color="000000"/>
               <w:left w:val="single" w:sz="4" w:space="0" w:color="000000"/>
@@ -29498,7 +29141,7 @@
         </w:tc>
         <w:tc>
           <w:tcPr>
-            <w:tcW w:w="299" w:type="pct"/>
+            <w:tcW w:w="577" w:type="dxa"/>
             <w:tcBorders>
               <w:top w:val="single" w:sz="4" w:space="0" w:color="000000"/>
               <w:left w:val="single" w:sz="4" w:space="0" w:color="000000"/>
@@ -29536,7 +29179,7 @@
         </w:tc>
         <w:tc>
           <w:tcPr>
-            <w:tcW w:w="832" w:type="pct"/>
+            <w:tcW w:w="1605" w:type="dxa"/>
             <w:tcBorders>
               <w:top w:val="single" w:sz="4" w:space="0" w:color="000000"/>
               <w:left w:val="single" w:sz="4" w:space="0" w:color="000000"/>
@@ -29574,7 +29217,7 @@
         </w:tc>
         <w:tc>
           <w:tcPr>
-            <w:tcW w:w="728" w:type="pct"/>
+            <w:tcW w:w="1404" w:type="dxa"/>
             <w:tcBorders>
               <w:top w:val="single" w:sz="4" w:space="0" w:color="000000"/>
               <w:left w:val="single" w:sz="4" w:space="0" w:color="000000"/>
@@ -29612,7 +29255,7 @@
         </w:tc>
         <w:tc>
           <w:tcPr>
-            <w:tcW w:w="810" w:type="pct"/>
+            <w:tcW w:w="1562" w:type="dxa"/>
             <w:tcBorders>
               <w:top w:val="single" w:sz="4" w:space="0" w:color="000000"/>
               <w:left w:val="single" w:sz="4" w:space="0" w:color="000000"/>
@@ -29650,7 +29293,7 @@
         </w:tc>
         <w:tc>
           <w:tcPr>
-            <w:tcW w:w="640" w:type="pct"/>
+            <w:tcW w:w="1235" w:type="dxa"/>
             <w:tcBorders>
               <w:top w:val="single" w:sz="4" w:space="0" w:color="000000"/>
               <w:left w:val="single" w:sz="4" w:space="0" w:color="000000"/>
@@ -29688,7 +29331,7 @@
         </w:tc>
         <w:tc>
           <w:tcPr>
-            <w:tcW w:w="794" w:type="pct"/>
+            <w:tcW w:w="1532" w:type="dxa"/>
             <w:tcBorders>
               <w:top w:val="single" w:sz="4" w:space="0" w:color="000000"/>
               <w:left w:val="single" w:sz="4" w:space="0" w:color="000000"/>
@@ -29733,9 +29376,6 @@
         </w:tabs>
         <w:spacing w:line="400" w:lineRule="exact"/>
         <w:ind w:left="588" w:hanging="590"/>
-        <w:rPr>
-          <w:rFonts w:ascii="標楷體" w:eastAsia="標楷體" w:hAnsi="標楷體"/>
-        </w:rPr>
       </w:pPr>
       <w:r>
         <w:rPr>
@@ -29762,55 +29402,19 @@
         </w:tabs>
         <w:spacing w:line="400" w:lineRule="exact"/>
         <w:ind w:left="1291" w:hanging="440"/>
-        <w:rPr>
-          <w:rFonts w:ascii="標楷體" w:eastAsia="標楷體" w:hAnsi="標楷體"/>
-          <w:color w:val="000000"/>
-        </w:rPr>
-      </w:pPr>
-      <w:r>
-        <w:rPr>
-          <w:rFonts w:ascii="標楷體" w:eastAsia="標楷體" w:hAnsi="標楷體"/>
-          <w:color w:val="000000"/>
-        </w:rPr>
-        <w:t>(4)每位病人每個適應症限給付一種免疫檢查點抑制劑且不得互換，治療期間亦不可合併申報該適應症之標靶藥物（atezolizumab與bevacizumab併用於晚期肝細胞癌第一線用藥</w:t>
-      </w:r>
-      <w:r>
-        <w:rPr>
-          <w:rFonts w:ascii="標楷體" w:eastAsia="標楷體" w:hAnsi="標楷體" w:hint="eastAsia"/>
-          <w:color w:val="000000"/>
-        </w:rPr>
-        <w:t>及</w:t>
-      </w:r>
-      <w:r>
-        <w:rPr>
-          <w:rFonts w:ascii="標楷體" w:eastAsia="標楷體" w:hAnsi="標楷體"/>
-          <w:color w:val="000000"/>
-        </w:rPr>
-        <w:t>非鱗狀非小細胞肺癌第一線用藥除外），無效後或給付時程期滿後則不再給付該適應症相關之標靶藥物。（enfortumab vedotin用於局部晚期或轉移性泌尿道上皮癌第三線用藥</w:t>
-      </w:r>
-      <w:r>
-        <w:rPr>
-          <w:rFonts w:ascii="標楷體" w:eastAsia="標楷體" w:hAnsi="標楷體" w:hint="eastAsia"/>
-        </w:rPr>
-        <w:t>及cetuximab用於頭頸部鱗狀細胞癌(不含鼻咽癌)</w:t>
-      </w:r>
-      <w:r>
-        <w:rPr>
-          <w:rFonts w:ascii="標楷體" w:eastAsia="標楷體" w:hAnsi="標楷體"/>
-        </w:rPr>
-        <w:t xml:space="preserve"> 除外 ）。(108/4/1、111/6/1、112/8/1、113/5/1</w:t>
-      </w:r>
-      <w:r>
-        <w:rPr>
-          <w:rFonts w:ascii="標楷體" w:eastAsia="標楷體" w:hAnsi="標楷體" w:hint="eastAsia"/>
-        </w:rPr>
-        <w:t>、115/2/1</w:t>
-      </w:r>
-      <w:r>
-        <w:rPr>
-          <w:rFonts w:ascii="標楷體" w:eastAsia="標楷體" w:hAnsi="標楷體"/>
-        </w:rPr>
-        <w:t>)</w:t>
+      </w:pPr>
+      <w:r>
+        <w:rPr>
+          <w:rFonts w:ascii="標楷體" w:eastAsia="標楷體" w:hAnsi="標楷體"/>
+          <w:color w:val="000000"/>
+        </w:rPr>
+        <w:t>(4)每位病人每個適應症限給付一種免疫檢查點抑制劑且不得互換，治療期間亦不可合併申報該適應症之標靶藥物（atezolizumab與bevacizumab併用於晚期肝細胞癌第一線用藥及非鱗狀非小細胞肺癌第一線用藥除外），無效後或給付時程期滿後則不再給付該適應症相關之標靶藥物。（enfortumab vedotin用於局部晚期或轉移性泌尿道上皮癌第三線用藥</w:t>
+      </w:r>
+      <w:r>
+        <w:rPr>
+          <w:rFonts w:ascii="標楷體" w:eastAsia="標楷體" w:hAnsi="標楷體"/>
+        </w:rPr>
+        <w:t>及cetuximab用於頭頸部鱗狀細胞癌(不含鼻咽癌) 除外 ）。(108/4/1、111/6/1、112/8/1、113/5/1、115/2/1)</w:t>
       </w:r>
     </w:p>
     <w:p>
@@ -29830,21 +29434,7 @@
           <w:rFonts w:ascii="標楷體" w:eastAsia="標楷體" w:hAnsi="標楷體"/>
           <w:color w:val="000000"/>
         </w:rPr>
-        <w:t>(5)給付時程期限：自初次處方用藥日起算2年（pembrolizumab用於早期三陰性乳癌依前述給付時程期限至多使用17個療程、durvalumab用於鞏固治療自初次處方用藥日起算1年）。(109/4/1、109/11/1、114/6/1</w:t>
-      </w:r>
-      <w:r>
-        <w:rPr>
-          <w:rFonts w:ascii="標楷體" w:eastAsia="標楷體" w:hAnsi="標楷體" w:hint="eastAsia"/>
-          <w:color w:val="000000"/>
-        </w:rPr>
-        <w:t>、114/8/1</w:t>
-      </w:r>
-      <w:r>
-        <w:rPr>
-          <w:rFonts w:ascii="標楷體" w:eastAsia="標楷體" w:hAnsi="標楷體"/>
-          <w:color w:val="000000"/>
-        </w:rPr>
-        <w:t>)</w:t>
+        <w:t>(5)給付時程期限：自初次處方用藥日起算2年（pembrolizumab用於早期三陰性乳癌依前述給付時程期限至多使用17個療程、durvalumab用於鞏固治療自初次處方用藥日起算1年）。(109/4/1、109/11/1、114/6/1、114/8/1)</w:t>
       </w:r>
     </w:p>
     <w:p>
@@ -29874,10 +29464,6 @@
         </w:tabs>
         <w:spacing w:line="400" w:lineRule="exact"/>
         <w:ind w:left="1291" w:hanging="440"/>
-        <w:rPr>
-          <w:rFonts w:ascii="標楷體" w:eastAsia="標楷體" w:hAnsi="標楷體"/>
-          <w:color w:val="000000"/>
-        </w:rPr>
       </w:pPr>
       <w:r>
         <w:rPr>
@@ -29888,7 +29474,7 @@
       </w:r>
       <w:r>
         <w:rPr>
-          <w:rFonts w:ascii="標楷體" w:eastAsia="標楷體" w:hAnsi="標楷體" w:hint="eastAsia"/>
+          <w:rFonts w:ascii="標楷體" w:eastAsia="標楷體" w:hAnsi="標楷體"/>
         </w:rPr>
         <w:t>、115/2/1</w:t>
       </w:r>
@@ -30062,10 +29648,6 @@
         <w:spacing w:line="400" w:lineRule="exact"/>
         <w:ind w:left="1418" w:hanging="141"/>
         <w:jc w:val="both"/>
-        <w:rPr>
-          <w:rFonts w:ascii="標楷體" w:eastAsia="標楷體" w:hAnsi="標楷體"/>
-          <w:color w:val="000000"/>
-        </w:rPr>
       </w:pPr>
       <w:r>
         <w:rPr>
@@ -30076,21 +29658,14 @@
       </w:r>
       <w:r>
         <w:rPr>
-          <w:rFonts w:ascii="標楷體" w:eastAsia="標楷體" w:hAnsi="標楷體" w:hint="eastAsia"/>
-          <w:szCs w:val="24"/>
-        </w:rPr>
-        <w:t>單獨使用</w:t>
-      </w:r>
-      <w:r>
-        <w:rPr>
-          <w:rFonts w:ascii="標楷體" w:eastAsia="標楷體" w:hAnsi="標楷體"/>
-          <w:szCs w:val="24"/>
-        </w:rPr>
-        <w:t>pembrolizumab</w:t>
-      </w:r>
-      <w:r>
-        <w:rPr>
-          <w:rFonts w:ascii="標楷體" w:eastAsia="標楷體" w:hAnsi="標楷體" w:hint="eastAsia"/>
+          <w:rFonts w:ascii="標楷體" w:eastAsia="標楷體" w:hAnsi="標楷體"/>
+          <w:szCs w:val="24"/>
+        </w:rPr>
+        <w:t>單獨使用pembrolizumab</w:t>
+      </w:r>
+      <w:r>
+        <w:rPr>
+          <w:rFonts w:ascii="標楷體" w:eastAsia="標楷體" w:hAnsi="標楷體"/>
           <w:color w:val="000000"/>
           <w:szCs w:val="24"/>
         </w:rPr>
@@ -30098,14 +29673,14 @@
       </w:r>
       <w:r>
         <w:rPr>
-          <w:rFonts w:ascii="標楷體" w:eastAsia="標楷體" w:hAnsi="標楷體" w:hint="eastAsia"/>
+          <w:rFonts w:ascii="標楷體" w:eastAsia="標楷體" w:hAnsi="標楷體"/>
           <w:szCs w:val="24"/>
         </w:rPr>
         <w:t>、115/2/1</w:t>
       </w:r>
       <w:r>
         <w:rPr>
-          <w:rFonts w:ascii="標楷體" w:eastAsia="標楷體" w:hAnsi="標楷體" w:hint="eastAsia"/>
+          <w:rFonts w:ascii="標楷體" w:eastAsia="標楷體" w:hAnsi="標楷體"/>
           <w:color w:val="000000"/>
           <w:szCs w:val="24"/>
         </w:rPr>
@@ -30120,10 +29695,6 @@
         <w:spacing w:line="400" w:lineRule="exact"/>
         <w:ind w:left="1985" w:hanging="284"/>
         <w:jc w:val="both"/>
-        <w:rPr>
-          <w:rFonts w:ascii="標楷體" w:eastAsia="標楷體" w:hAnsi="標楷體"/>
-          <w:color w:val="000000"/>
-        </w:rPr>
       </w:pPr>
       <w:r>
         <w:rPr>
@@ -30156,13 +29727,10 @@
         <w:spacing w:line="400" w:lineRule="exact"/>
         <w:ind w:left="1985" w:hanging="284"/>
         <w:jc w:val="both"/>
-        <w:rPr>
-          <w:rFonts w:ascii="標楷體" w:eastAsia="標楷體" w:hAnsi="標楷體"/>
-        </w:rPr>
-      </w:pPr>
-      <w:r>
-        <w:rPr>
-          <w:rFonts w:ascii="新細明體" w:hAnsi="新細明體" w:cs="新細明體" w:hint="eastAsia"/>
+      </w:pPr>
+      <w:r>
+        <w:rPr>
+          <w:rFonts w:ascii="新細明體" w:hAnsi="新細明體" w:cs="新細明體"/>
           <w:color w:val="000000"/>
         </w:rPr>
         <w:t>ⅱ</w:t>
@@ -30183,13 +29751,10 @@
         <w:spacing w:line="400" w:lineRule="exact"/>
         <w:ind w:left="1985" w:hanging="284"/>
         <w:jc w:val="both"/>
-        <w:rPr>
-          <w:rFonts w:ascii="標楷體" w:eastAsia="標楷體" w:hAnsi="標楷體"/>
-        </w:rPr>
-      </w:pPr>
-      <w:r>
-        <w:rPr>
-          <w:rFonts w:ascii="新細明體" w:hAnsi="新細明體" w:cs="新細明體" w:hint="eastAsia"/>
+      </w:pPr>
+      <w:r>
+        <w:rPr>
+          <w:rFonts w:ascii="新細明體" w:hAnsi="新細明體" w:cs="新細明體"/>
           <w:color w:val="000000"/>
         </w:rPr>
         <w:t>ⅲ</w:t>
@@ -30222,7 +29787,7 @@
         </w:rPr>
         <w:t>Ⅷ.使用於早期三陰性乳癌</w:t>
       </w:r>
-      <w:bookmarkStart w:id="26" w:name="_Hlk183189870"/>
+      <w:bookmarkStart w:id="27" w:name="_Hlk183189870"/>
       <w:r>
         <w:rPr>
           <w:rFonts w:ascii="標楷體" w:eastAsia="標楷體" w:hAnsi="標楷體"/>
@@ -30230,7 +29795,7 @@
         </w:rPr>
         <w:t>用藥時，初次申請時需檢附</w:t>
       </w:r>
-      <w:bookmarkEnd w:id="26"/>
+      <w:bookmarkEnd w:id="27"/>
       <w:r>
         <w:rPr>
           <w:rFonts w:ascii="標楷體" w:eastAsia="標楷體" w:hAnsi="標楷體"/>
@@ -30264,7 +29829,7 @@
       <w:pPr>
         <w:numPr>
           <w:ilvl w:val="0"/>
-          <w:numId w:val="15"/>
+          <w:numId w:val="41"/>
         </w:numPr>
         <w:suppressAutoHyphens w:val="0"/>
         <w:spacing w:line="400" w:lineRule="exact"/>
@@ -30300,21 +29865,7 @@
           <w:rFonts w:ascii="標楷體" w:eastAsia="標楷體" w:hAnsi="標楷體"/>
           <w:color w:val="000000"/>
         </w:rPr>
-        <w:t xml:space="preserve"> (8)用藥後每12週至少評估一次，以i-RECIST標準(HCC患者以mRECIST標準)評定藥物療效反應，依下列原則申請續用：(109/4/1、109/11/1、114/6/1</w:t>
-      </w:r>
-      <w:r>
-        <w:rPr>
-          <w:rFonts w:ascii="標楷體" w:eastAsia="標楷體" w:hAnsi="標楷體" w:hint="eastAsia"/>
-          <w:color w:val="000000"/>
-        </w:rPr>
-        <w:t>、114/8/1</w:t>
-      </w:r>
-      <w:r>
-        <w:rPr>
-          <w:rFonts w:ascii="標楷體" w:eastAsia="標楷體" w:hAnsi="標楷體"/>
-          <w:color w:val="000000"/>
-        </w:rPr>
-        <w:t>)</w:t>
+        <w:t xml:space="preserve"> (8)用藥後每12週至少評估一次，以i-RECIST標準(HCC患者以mRECIST標準)評定藥物療效反應，依下列原則申請續用：(109/4/1、109/11/1、114/6/1、114/8/1)</w:t>
       </w:r>
     </w:p>
     <w:p>
@@ -30397,21 +29948,12 @@
       </w:pPr>
       <w:r>
         <w:rPr>
-          <w:rFonts w:ascii="標楷體" w:eastAsia="標楷體" w:hAnsi="標楷體" w:cs="新細明體" w:hint="eastAsia"/>
+          <w:rFonts w:ascii="標楷體" w:eastAsia="標楷體" w:hAnsi="標楷體" w:cs="新細明體"/>
           <w:color w:val="000000"/>
           <w:kern w:val="0"/>
           <w:szCs w:val="24"/>
         </w:rPr>
-        <w:t>Ⅳ</w:t>
-      </w:r>
-      <w:r>
-        <w:rPr>
-          <w:rFonts w:ascii="標楷體" w:eastAsia="標楷體" w:hAnsi="標楷體" w:cs="新細明體"/>
-          <w:color w:val="000000"/>
-          <w:kern w:val="0"/>
-          <w:szCs w:val="24"/>
-        </w:rPr>
-        <w:t>用藥後評估疾病呈穩定狀態者(SD)，可持續再用藥12週，並於12週後再次評估；經連續二次評估皆為SD者，不得申請續用。durvalumab用於非小細胞肺癌之鞏固治療不在此限。(114/8/1)</w:t>
+        <w:t>Ⅳ用藥後評估疾病呈穩定狀態者(SD)，可持續再用藥12週，並於12週後再次評估；經連續二次評估皆為SD者，不得申請續用。durvalumab用於非小細胞肺癌之鞏固治療不在此限。(114/8/1)</w:t>
       </w:r>
     </w:p>
     <w:p>
@@ -30431,21 +29973,12 @@
       </w:pPr>
       <w:r>
         <w:rPr>
-          <w:rFonts w:ascii="標楷體" w:eastAsia="標楷體" w:hAnsi="標楷體" w:cs="新細明體" w:hint="eastAsia"/>
+          <w:rFonts w:ascii="標楷體" w:eastAsia="標楷體" w:hAnsi="標楷體" w:cs="新細明體"/>
           <w:color w:val="000000"/>
           <w:kern w:val="0"/>
           <w:szCs w:val="24"/>
         </w:rPr>
-        <w:t>Ⅴ</w:t>
-      </w:r>
-      <w:r>
-        <w:rPr>
-          <w:rFonts w:ascii="標楷體" w:eastAsia="標楷體" w:hAnsi="標楷體" w:cs="新細明體"/>
-          <w:color w:val="000000"/>
-          <w:kern w:val="0"/>
-          <w:szCs w:val="24"/>
-        </w:rPr>
-        <w:t>使用於早期三陰性乳癌，術前前導性治療腫瘤惡化(PD)者，或術後輔助治療復發者，不得申請續用。(114/6/1)</w:t>
+        <w:t>Ⅴ使用於早期三陰性乳癌，術前前導性治療腫瘤惡化(PD)者，或術後輔助治療復發者，不得申請續用。(114/6/1)</w:t>
       </w:r>
     </w:p>
     <w:p>
@@ -30539,10 +30072,6 @@
         <w:spacing w:line="400" w:lineRule="exact"/>
         <w:ind w:left="1418" w:hanging="141"/>
         <w:jc w:val="both"/>
-        <w:rPr>
-          <w:rFonts w:ascii="標楷體" w:eastAsia="標楷體" w:hAnsi="標楷體"/>
-          <w:color w:val="000000"/>
-        </w:rPr>
       </w:pPr>
       <w:r>
         <w:rPr>
@@ -30553,14 +30082,14 @@
       </w:r>
       <w:r>
         <w:rPr>
-          <w:rFonts w:ascii="標楷體" w:eastAsia="標楷體" w:hAnsi="標楷體" w:hint="eastAsia"/>
+          <w:rFonts w:ascii="標楷體" w:eastAsia="標楷體" w:hAnsi="標楷體"/>
           <w:szCs w:val="24"/>
         </w:rPr>
         <w:t>單獨使用pembrolizumab</w:t>
       </w:r>
       <w:r>
         <w:rPr>
-          <w:rFonts w:ascii="標楷體" w:eastAsia="標楷體" w:hAnsi="標楷體" w:hint="eastAsia"/>
+          <w:rFonts w:ascii="標楷體" w:eastAsia="標楷體" w:hAnsi="標楷體"/>
           <w:color w:val="000000"/>
           <w:szCs w:val="24"/>
         </w:rPr>
@@ -30568,14 +30097,14 @@
       </w:r>
       <w:r>
         <w:rPr>
-          <w:rFonts w:ascii="標楷體" w:eastAsia="標楷體" w:hAnsi="標楷體" w:hint="eastAsia"/>
+          <w:rFonts w:ascii="標楷體" w:eastAsia="標楷體" w:hAnsi="標楷體"/>
           <w:szCs w:val="24"/>
         </w:rPr>
         <w:t>、115/2/1</w:t>
       </w:r>
       <w:r>
         <w:rPr>
-          <w:rFonts w:ascii="標楷體" w:eastAsia="標楷體" w:hAnsi="標楷體" w:hint="eastAsia"/>
+          <w:rFonts w:ascii="標楷體" w:eastAsia="標楷體" w:hAnsi="標楷體"/>
           <w:color w:val="000000"/>
           <w:szCs w:val="24"/>
         </w:rPr>
@@ -30611,13 +30140,10 @@
         <w:spacing w:line="400" w:lineRule="exact"/>
         <w:ind w:left="1985" w:hanging="284"/>
         <w:jc w:val="both"/>
-        <w:rPr>
-          <w:rFonts w:ascii="標楷體" w:eastAsia="標楷體" w:hAnsi="標楷體"/>
-        </w:rPr>
-      </w:pPr>
-      <w:r>
-        <w:rPr>
-          <w:rFonts w:ascii="新細明體" w:hAnsi="新細明體" w:cs="新細明體" w:hint="eastAsia"/>
+      </w:pPr>
+      <w:r>
+        <w:rPr>
+          <w:rFonts w:ascii="新細明體" w:hAnsi="新細明體" w:cs="新細明體"/>
           <w:color w:val="000000"/>
         </w:rPr>
         <w:t>ⅱ</w:t>
@@ -30638,13 +30164,10 @@
         <w:spacing w:line="400" w:lineRule="exact"/>
         <w:ind w:left="1985" w:hanging="284"/>
         <w:jc w:val="both"/>
-        <w:rPr>
-          <w:rFonts w:ascii="標楷體" w:eastAsia="標楷體" w:hAnsi="標楷體"/>
-        </w:rPr>
-      </w:pPr>
-      <w:r>
-        <w:rPr>
-          <w:rFonts w:ascii="新細明體" w:hAnsi="新細明體" w:cs="新細明體" w:hint="eastAsia"/>
+      </w:pPr>
+      <w:r>
+        <w:rPr>
+          <w:rFonts w:ascii="新細明體" w:hAnsi="新細明體" w:cs="新細明體"/>
           <w:color w:val="000000"/>
         </w:rPr>
         <w:t>ⅲ</w:t>
@@ -30665,9 +30188,6 @@
         <w:spacing w:line="400" w:lineRule="exact"/>
         <w:ind w:left="1418" w:hanging="141"/>
         <w:jc w:val="both"/>
-        <w:rPr>
-          <w:rFonts w:ascii="標楷體" w:eastAsia="標楷體" w:hAnsi="標楷體"/>
-        </w:rPr>
       </w:pPr>
       <w:r>
         <w:rPr>
@@ -30693,27 +30213,15 @@
         <w:spacing w:line="400" w:lineRule="exact"/>
         <w:ind w:left="1418" w:hanging="141"/>
         <w:jc w:val="both"/>
-        <w:rPr>
-          <w:rFonts w:ascii="標楷體" w:eastAsia="標楷體" w:hAnsi="標楷體"/>
-        </w:rPr>
-      </w:pPr>
-      <w:r>
-        <w:rPr>
-          <w:rFonts w:ascii="標楷體" w:eastAsia="標楷體" w:hAnsi="標楷體" w:cs="新細明體" w:hint="eastAsia"/>
+      </w:pPr>
+      <w:r>
+        <w:rPr>
+          <w:rFonts w:ascii="標楷體" w:eastAsia="標楷體" w:hAnsi="標楷體" w:cs="新細明體"/>
           <w:color w:val="000000"/>
           <w:kern w:val="0"/>
           <w:szCs w:val="24"/>
         </w:rPr>
-        <w:t>Ⅴ</w:t>
-      </w:r>
-      <w:r>
-        <w:rPr>
-          <w:rFonts w:ascii="標楷體" w:eastAsia="標楷體" w:hAnsi="標楷體" w:cs="新細明體"/>
-          <w:color w:val="000000"/>
-          <w:kern w:val="0"/>
-          <w:szCs w:val="24"/>
-        </w:rPr>
-        <w:t>其他佐證病歷資料。</w:t>
+        <w:t>Ⅴ其他佐證病歷資料。</w:t>
       </w:r>
     </w:p>
     <w:p>
@@ -30722,7 +30230,7 @@
           <w:tab w:val="left" w:pos="710"/>
         </w:tabs>
         <w:spacing w:line="400" w:lineRule="exact"/>
-        <w:ind w:leftChars="237" w:left="991" w:hangingChars="176" w:hanging="422"/>
+        <w:ind w:left="991" w:hanging="422"/>
         <w:rPr>
           <w:rFonts w:ascii="標楷體" w:eastAsia="標楷體" w:hAnsi="標楷體"/>
           <w:color w:val="000000"/>
@@ -30785,7 +30293,7 @@
           <w:color w:val="000000"/>
         </w:rPr>
       </w:pPr>
-      <w:bookmarkStart w:id="27" w:name="_Hlk212113299"/>
+      <w:bookmarkStart w:id="28" w:name="_Hlk212113299"/>
       <w:r>
         <w:rPr>
           <w:rFonts w:ascii="標楷體" w:eastAsia="標楷體" w:hAnsi="標楷體"/>
@@ -30793,7 +30301,7 @@
         </w:rPr>
         <w:t>9.70.</w:t>
       </w:r>
-      <w:bookmarkEnd w:id="27"/>
+      <w:bookmarkEnd w:id="28"/>
       <w:r>
         <w:rPr>
           <w:rFonts w:ascii="標楷體" w:eastAsia="標楷體" w:hAnsi="標楷體"/>
@@ -31120,8 +30628,8 @@
         <w:spacing w:line="400" w:lineRule="exact"/>
         <w:ind w:left="283"/>
       </w:pPr>
-      <w:bookmarkStart w:id="28" w:name="_Hlk75424822"/>
-      <w:bookmarkStart w:id="29" w:name="_Hlk204092271"/>
+      <w:bookmarkStart w:id="29" w:name="_Hlk75424822"/>
+      <w:bookmarkStart w:id="30" w:name="_Hlk204092271"/>
       <w:r>
         <w:rPr>
           <w:rFonts w:ascii="標楷體" w:eastAsia="標楷體" w:hAnsi="標楷體"/>
@@ -31129,7 +30637,7 @@
         </w:rPr>
         <w:t>9.71.</w:t>
       </w:r>
-      <w:bookmarkEnd w:id="28"/>
+      <w:bookmarkEnd w:id="29"/>
       <w:r>
         <w:t xml:space="preserve"> </w:t>
       </w:r>
@@ -31654,7 +31162,7 @@
         </w:rPr>
         <w:t>量cytarabine，每日至多處方6粒，最多給付4個療程。若併用azacitidine治療，每日至多處方4粒，最多給付6個療程。(110/7/1、114/8/1)</w:t>
       </w:r>
-      <w:bookmarkEnd w:id="29"/>
+      <w:bookmarkEnd w:id="30"/>
     </w:p>
     <w:p>
       <w:pPr>
@@ -32385,7 +31893,7 @@
           <w:color w:val="000000"/>
         </w:rPr>
       </w:pPr>
-      <w:bookmarkStart w:id="30" w:name="_Hlk204092375"/>
+      <w:bookmarkStart w:id="31" w:name="_Hlk204092375"/>
       <w:r>
         <w:rPr>
           <w:rFonts w:ascii="標楷體" w:eastAsia="標楷體" w:hAnsi="標楷體"/>
@@ -32602,7 +32110,7 @@
         </w:rPr>
         <w:t xml:space="preserve"> 3.每日限用1粒。</w:t>
       </w:r>
-      <w:bookmarkEnd w:id="30"/>
+      <w:bookmarkEnd w:id="31"/>
     </w:p>
     <w:p>
       <w:pPr>
@@ -33052,7 +32560,7 @@
           <w:color w:val="000000"/>
         </w:rPr>
       </w:pPr>
-      <w:bookmarkStart w:id="31" w:name="_Hlk209192170"/>
+      <w:bookmarkStart w:id="32" w:name="_Hlk209192170"/>
       <w:r>
         <w:rPr>
           <w:rFonts w:ascii="標楷體" w:eastAsia="標楷體" w:hAnsi="標楷體"/>
@@ -33202,7 +32710,7 @@
         </w:rPr>
         <w:t>6.本藥品與quizartinib僅得擇一使用，除因耐受性不良，不得互換。(114/10/1)</w:t>
       </w:r>
-      <w:bookmarkEnd w:id="31"/>
+      <w:bookmarkEnd w:id="32"/>
     </w:p>
     <w:p>
       <w:pPr>
@@ -33730,7 +33238,7 @@
       <w:r>
         <w:t xml:space="preserve"> </w:t>
       </w:r>
-      <w:bookmarkStart w:id="32" w:name="_Hlk206605233"/>
+      <w:bookmarkStart w:id="33" w:name="_Hlk206605233"/>
       <w:r>
         <w:rPr>
           <w:rFonts w:ascii="標楷體" w:eastAsia="標楷體" w:hAnsi="標楷體"/>
@@ -35080,7 +34588,7 @@
         </w:rPr>
         <w:t>僅能擇一使用，除因藥物耐受不良以外，不可以其他原因申請互換使用。（113/4/1）</w:t>
       </w:r>
-      <w:bookmarkEnd w:id="32"/>
+      <w:bookmarkEnd w:id="33"/>
     </w:p>
     <w:p>
       <w:pPr>
@@ -35091,7 +34599,7 @@
           <w:color w:val="000000"/>
         </w:rPr>
       </w:pPr>
-      <w:bookmarkStart w:id="33" w:name="_Hlk204089600"/>
+      <w:bookmarkStart w:id="34" w:name="_Hlk204089600"/>
       <w:r>
         <w:rPr>
           <w:rFonts w:ascii="標楷體" w:eastAsia="標楷體" w:hAnsi="標楷體"/>
@@ -35157,7 +34665,7 @@
           <w:color w:val="000000"/>
         </w:rPr>
       </w:pPr>
-      <w:bookmarkStart w:id="34" w:name="_Hlk206605286"/>
+      <w:bookmarkStart w:id="35" w:name="_Hlk206605286"/>
       <w:r>
         <w:rPr>
           <w:rFonts w:ascii="標楷體" w:eastAsia="標楷體" w:hAnsi="標楷體"/>
@@ -35165,7 +34673,7 @@
         </w:rPr>
         <w:t>Ⅰ.</w:t>
       </w:r>
-      <w:bookmarkEnd w:id="34"/>
+      <w:bookmarkEnd w:id="35"/>
       <w:r>
         <w:rPr>
           <w:rFonts w:ascii="標楷體" w:eastAsia="標楷體" w:hAnsi="標楷體"/>
@@ -35645,7 +35153,7 @@
         </w:rPr>
         <w:t>4.限以obinutuzumab 1,000mg作為glofitamab用於治療先前曾接受至少兩線全身治療之復發性或難治性瀰漫性大B細胞淋巴瘤 (DLBCL) 的成人病人之前置治療，需與glofitamab首次治療同時申請事前審查並經核准後使用。(114/8/1）</w:t>
       </w:r>
-      <w:bookmarkEnd w:id="33"/>
+      <w:bookmarkEnd w:id="34"/>
     </w:p>
     <w:p>
       <w:pPr>
@@ -36572,7 +36080,7 @@
           <w:rFonts w:ascii="標楷體" w:eastAsia="標楷體" w:hAnsi="標楷體"/>
         </w:rPr>
       </w:pPr>
-      <w:bookmarkStart w:id="35" w:name="_Hlk209192735"/>
+      <w:bookmarkStart w:id="36" w:name="_Hlk209192735"/>
       <w:r>
         <w:rPr>
           <w:rFonts w:ascii="標楷體" w:eastAsia="標楷體" w:hAnsi="標楷體"/>
@@ -38073,7 +37581,7 @@
         </w:rPr>
         <w:t>(112/1/1)</w:t>
       </w:r>
-      <w:bookmarkEnd w:id="35"/>
+      <w:bookmarkEnd w:id="36"/>
     </w:p>
     <w:p>
       <w:pPr>
@@ -39359,7 +38867,7 @@
           <w:color w:val="000000"/>
         </w:rPr>
       </w:pPr>
-      <w:bookmarkStart w:id="36" w:name="_Hlk70327755"/>
+      <w:bookmarkStart w:id="37" w:name="_Hlk70327755"/>
       <w:r>
         <w:rPr>
           <w:rFonts w:ascii="標楷體" w:eastAsia="標楷體" w:hAnsi="標楷體"/>
@@ -39428,7 +38936,7 @@
         </w:rPr>
         <w:t>3.Ramucirumab與regorafenib、nivolumab僅能擇一使用，不得互換。</w:t>
       </w:r>
-      <w:bookmarkEnd w:id="36"/>
+      <w:bookmarkEnd w:id="37"/>
     </w:p>
     <w:p>
       <w:pPr>
@@ -39570,8 +39078,8 @@
         <w:spacing w:line="400" w:lineRule="exact"/>
         <w:ind w:left="567" w:hanging="245"/>
       </w:pPr>
-      <w:bookmarkStart w:id="37" w:name="_Hlk198656405"/>
-      <w:bookmarkStart w:id="38" w:name="_Hlk85807933"/>
+      <w:bookmarkStart w:id="38" w:name="_Hlk198656405"/>
+      <w:bookmarkStart w:id="39" w:name="_Hlk85807933"/>
       <w:r>
         <w:rPr>
           <w:rFonts w:ascii="標楷體" w:eastAsia="標楷體" w:hAnsi="標楷體"/>
@@ -39587,7 +39095,21 @@
           <w:rFonts w:ascii="標楷體" w:eastAsia="標楷體" w:hAnsi="標楷體"/>
           <w:color w:val="000000"/>
         </w:rPr>
-        <w:t>Darolutamide(如Nubeqa)：(110/11/1、112/9/1、113/5/1、113/8/1)</w:t>
+        <w:t>Darolutamide(如Nubeqa)：(110/11/1、112/9/1、113/5/1、113/8/1</w:t>
+      </w:r>
+      <w:r>
+        <w:rPr>
+          <w:rFonts w:ascii="標楷體" w:eastAsia="標楷體" w:hAnsi="標楷體" w:hint="eastAsia"/>
+          <w:color w:val="000000"/>
+        </w:rPr>
+        <w:t>、115/4/1</w:t>
+      </w:r>
+      <w:r>
+        <w:rPr>
+          <w:rFonts w:ascii="標楷體" w:eastAsia="標楷體" w:hAnsi="標楷體"/>
+          <w:color w:val="000000"/>
+        </w:rPr>
+        <w:t>)</w:t>
       </w:r>
     </w:p>
     <w:p>
@@ -39600,7 +39122,49 @@
           <w:rFonts w:ascii="標楷體" w:eastAsia="標楷體" w:hAnsi="標楷體"/>
           <w:color w:val="000000"/>
         </w:rPr>
-        <w:t>1.與docetaxel併用於治療高風險轉移性的去勢敏感性前列腺癌(mCSPC)，總療程以24個月為上限。(113/5/1、114/6/1)</w:t>
+        <w:t>1.</w:t>
+      </w:r>
+      <w:r>
+        <w:rPr>
+          <w:rFonts w:ascii="標楷體" w:eastAsia="標楷體" w:hAnsi="標楷體" w:hint="eastAsia"/>
+          <w:color w:val="000000"/>
+        </w:rPr>
+        <w:t>作為單一療法或</w:t>
+      </w:r>
+      <w:r>
+        <w:rPr>
+          <w:rFonts w:ascii="標楷體" w:eastAsia="標楷體" w:hAnsi="標楷體"/>
+          <w:color w:val="000000"/>
+        </w:rPr>
+        <w:t>與docetaxel併用於治療高風險轉移性的去勢敏感性前列腺癌(mCSPC)，總療程以</w:t>
+      </w:r>
+      <w:r>
+        <w:rPr>
+          <w:rFonts w:ascii="標楷體" w:eastAsia="標楷體" w:hAnsi="標楷體" w:hint="eastAsia"/>
+          <w:color w:val="000000"/>
+        </w:rPr>
+        <w:t>36</w:t>
+      </w:r>
+      <w:r>
+        <w:rPr>
+          <w:rFonts w:ascii="標楷體" w:eastAsia="標楷體" w:hAnsi="標楷體"/>
+          <w:color w:val="000000"/>
+        </w:rPr>
+        <w:t>個月為上限。(113/5/1、114/6/1</w:t>
+      </w:r>
+      <w:r>
+        <w:rPr>
+          <w:rFonts w:ascii="標楷體" w:eastAsia="標楷體" w:hAnsi="標楷體" w:hint="eastAsia"/>
+          <w:color w:val="000000"/>
+        </w:rPr>
+        <w:t>、115/4/1</w:t>
+      </w:r>
+      <w:r>
+        <w:rPr>
+          <w:rFonts w:ascii="標楷體" w:eastAsia="標楷體" w:hAnsi="標楷體"/>
+          <w:color w:val="000000"/>
+        </w:rPr>
+        <w:t>)</w:t>
       </w:r>
     </w:p>
     <w:p>
@@ -40082,9 +39646,9 @@
         </w:rPr>
         <w:t>不論病人處於轉移或非轉移的狀態下，新型荷爾蒙藥品(abiraterone、apalutamide、darolutamide和enzalutamide) ，及olaparib 與 abiraterone併用，終生僅給付一種治療，且除非出現嚴重不耐受反應導致必須永久停止治療，不得互換。(112/9/1、114/6/1)</w:t>
       </w:r>
-      <w:bookmarkEnd w:id="37"/>
-    </w:p>
-    <w:bookmarkEnd w:id="38"/>
+      <w:bookmarkEnd w:id="38"/>
+    </w:p>
+    <w:bookmarkEnd w:id="39"/>
     <w:p>
       <w:pPr>
         <w:spacing w:line="400" w:lineRule="exact"/>
@@ -40586,7 +40150,7 @@
           <w:color w:val="000000"/>
         </w:rPr>
       </w:pPr>
-      <w:bookmarkStart w:id="39" w:name="_Hlk101789957"/>
+      <w:bookmarkStart w:id="40" w:name="_Hlk101789957"/>
       <w:r>
         <w:rPr>
           <w:rFonts w:ascii="標楷體" w:eastAsia="標楷體" w:hAnsi="標楷體"/>
@@ -40679,7 +40243,7 @@
         </w:rPr>
         <w:t>5.本藥品與azacitidine僅能擇一使用，除因耐受性不良，不得互換。使用本藥品無效後，不得再申請azacitidine。</w:t>
       </w:r>
-      <w:bookmarkEnd w:id="39"/>
+      <w:bookmarkEnd w:id="40"/>
     </w:p>
     <w:p>
       <w:pPr>
@@ -41004,7 +40568,7 @@
           <w:color w:val="000000"/>
         </w:rPr>
       </w:pPr>
-      <w:bookmarkStart w:id="40" w:name="_Hlk209191918"/>
+      <w:bookmarkStart w:id="41" w:name="_Hlk209191918"/>
       <w:r>
         <w:rPr>
           <w:rFonts w:ascii="標楷體" w:eastAsia="標楷體" w:hAnsi="標楷體"/>
@@ -41674,7 +41238,7 @@
         </w:rPr>
         <w:t>粒。</w:t>
       </w:r>
-      <w:bookmarkEnd w:id="40"/>
+      <w:bookmarkEnd w:id="41"/>
     </w:p>
     <w:p>
       <w:pPr>
@@ -41890,7 +41454,7 @@
           <w:color w:val="000000"/>
         </w:rPr>
       </w:pPr>
-      <w:bookmarkStart w:id="41" w:name="_Hlk204092642"/>
+      <w:bookmarkStart w:id="42" w:name="_Hlk204092642"/>
       <w:r>
         <w:rPr>
           <w:rFonts w:ascii="標楷體" w:eastAsia="標楷體" w:hAnsi="標楷體"/>
@@ -43157,7 +42721,7 @@
         </w:rPr>
         <w:t>(3)經臨床醫師確認無法接受造血幹細胞移植者，須檢附相關文件。</w:t>
       </w:r>
-      <w:bookmarkEnd w:id="41"/>
+      <w:bookmarkEnd w:id="42"/>
     </w:p>
     <w:p>
       <w:pPr>
@@ -43173,8 +42737,8 @@
           <w:u w:val="single"/>
         </w:rPr>
       </w:pPr>
-      <w:bookmarkStart w:id="42" w:name="_Hlk204090064"/>
-      <w:bookmarkStart w:id="43" w:name="_Hlk209191978"/>
+      <w:bookmarkStart w:id="43" w:name="_Hlk204090064"/>
+      <w:bookmarkStart w:id="44" w:name="_Hlk209191978"/>
       <w:r>
         <w:rPr>
           <w:rFonts w:ascii="標楷體" w:eastAsia="標楷體" w:hAnsi="標楷體" w:cstheme="minorBidi" w:hint="eastAsia"/>
@@ -43183,7 +42747,7 @@
         </w:rPr>
         <w:t>9.104.</w:t>
       </w:r>
-      <w:bookmarkEnd w:id="42"/>
+      <w:bookmarkEnd w:id="43"/>
       <w:r>
         <w:rPr>
           <w:rFonts w:ascii="標楷體" w:eastAsia="標楷體" w:hAnsi="標楷體" w:cstheme="minorBidi" w:hint="eastAsia"/>
@@ -44812,7 +44376,7 @@
         </w:rPr>
         <w:t>。</w:t>
       </w:r>
-      <w:bookmarkEnd w:id="43"/>
+      <w:bookmarkEnd w:id="44"/>
     </w:p>
     <w:p>
       <w:pPr>
@@ -44823,7 +44387,7 @@
           <w:szCs w:val="24"/>
         </w:rPr>
       </w:pPr>
-      <w:bookmarkStart w:id="44" w:name="_Hlk204085052"/>
+      <w:bookmarkStart w:id="45" w:name="_Hlk204085052"/>
       <w:r>
         <w:rPr>
           <w:rFonts w:ascii="標楷體" w:eastAsia="標楷體" w:hAnsi="標楷體"/>
@@ -45136,7 +44700,7 @@
         </w:rPr>
         <w:t>本藥品、glofitamab及epcoritamab僅得擇一給付，治療失敗後不得互換。(114/8/1)</w:t>
       </w:r>
-      <w:bookmarkEnd w:id="44"/>
+      <w:bookmarkEnd w:id="45"/>
     </w:p>
     <w:p>
       <w:pPr>
@@ -46130,7 +45694,7 @@
         </w:rPr>
         <w:t>Isatuximab(如</w:t>
       </w:r>
-      <w:bookmarkStart w:id="45" w:name="_Hlk173438635"/>
+      <w:bookmarkStart w:id="46" w:name="_Hlk173438635"/>
       <w:r>
         <w:rPr>
           <w:rFonts w:ascii="標楷體" w:eastAsia="標楷體" w:hAnsi="標楷體"/>
@@ -46138,7 +45702,7 @@
         </w:rPr>
         <w:t>Sarclisa</w:t>
       </w:r>
-      <w:bookmarkEnd w:id="45"/>
+      <w:bookmarkEnd w:id="46"/>
       <w:r>
         <w:rPr>
           <w:rFonts w:ascii="標楷體" w:eastAsia="標楷體" w:hAnsi="標楷體"/>
@@ -46894,7 +46458,7 @@
         </w:rPr>
         <w:t>9.109.Enfortumab vedotin(如</w:t>
       </w:r>
-      <w:bookmarkStart w:id="46" w:name="_Hlk141697711"/>
+      <w:bookmarkStart w:id="47" w:name="_Hlk141697711"/>
       <w:r>
         <w:rPr>
           <w:rFonts w:ascii="標楷體" w:eastAsia="標楷體" w:hAnsi="標楷體"/>
@@ -46902,7 +46466,7 @@
         </w:rPr>
         <w:t>Padcev</w:t>
       </w:r>
-      <w:bookmarkEnd w:id="46"/>
+      <w:bookmarkEnd w:id="47"/>
       <w:r>
         <w:rPr>
           <w:rFonts w:ascii="標楷體" w:eastAsia="標楷體" w:hAnsi="標楷體"/>
@@ -48459,7 +48023,7 @@
           <w:szCs w:val="24"/>
         </w:rPr>
       </w:pPr>
-      <w:bookmarkStart w:id="47" w:name="_Hlk196225396"/>
+      <w:bookmarkStart w:id="48" w:name="_Hlk196225396"/>
       <w:r>
         <w:rPr>
           <w:rFonts w:ascii="標楷體" w:eastAsia="標楷體" w:hAnsi="標楷體"/>
@@ -48524,7 +48088,7 @@
         <w:t>/1)</w:t>
       </w:r>
     </w:p>
-    <w:bookmarkEnd w:id="47"/>
+    <w:bookmarkEnd w:id="48"/>
     <w:p>
       <w:pPr>
         <w:spacing w:line="400" w:lineRule="exact"/>
@@ -50732,7 +50296,7 @@
           <w:szCs w:val="24"/>
         </w:rPr>
       </w:pPr>
-      <w:bookmarkStart w:id="48" w:name="_Hlk204088647"/>
+      <w:bookmarkStart w:id="49" w:name="_Hlk204088647"/>
       <w:r>
         <w:rPr>
           <w:rFonts w:ascii="標楷體" w:eastAsia="標楷體" w:hAnsi="標楷體"/>
@@ -51206,7 +50770,7 @@
         <w:t>5.Elranatamab與teclistamab僅能擇一給付，除因耐受性不良，不得互換。二者使用總療程合併計算，以全部39次輸注為上限。</w:t>
       </w:r>
     </w:p>
-    <w:bookmarkEnd w:id="48"/>
+    <w:bookmarkEnd w:id="49"/>
     <w:p>
       <w:pPr>
         <w:snapToGrid w:val="0"/>
@@ -53641,20 +53205,27 @@
           <w:szCs w:val="24"/>
         </w:rPr>
       </w:pPr>
-      <w:bookmarkStart w:id="49" w:name="_Hlk209193042"/>
-      <w:r>
-        <w:rPr>
-          <w:rFonts w:ascii="標楷體" w:eastAsia="標楷體" w:hAnsi="標楷體"/>
-          <w:szCs w:val="24"/>
-        </w:rPr>
-        <w:t>9.124.Tafasitamab（如Minjuvi）：（114/10/1</w:t>
-      </w:r>
-      <w:r>
-        <w:rPr>
-          <w:rFonts w:ascii="標楷體" w:eastAsia="標楷體" w:hAnsi="標楷體" w:hint="eastAsia"/>
-          <w:szCs w:val="24"/>
-        </w:rPr>
-        <w:t>、115/3/1）</w:t>
+      <w:bookmarkStart w:id="50" w:name="_Hlk209193042"/>
+      <w:r>
+        <w:rPr>
+          <w:rFonts w:ascii="標楷體" w:eastAsia="標楷體" w:hAnsi="標楷體"/>
+          <w:szCs w:val="24"/>
+        </w:rPr>
+        <w:t>9.124.Tafasitamab（如Minjuvi）：（114/10/1、115/3/1</w:t>
+      </w:r>
+      <w:r>
+        <w:rPr>
+          <w:rFonts w:ascii="標楷體" w:eastAsia="標楷體" w:hAnsi="標楷體"/>
+          <w:szCs w:val="24"/>
+        </w:rPr>
+        <w:t>、115/4/1</w:t>
+      </w:r>
+      <w:r>
+        <w:rPr>
+          <w:rFonts w:ascii="標楷體" w:eastAsia="標楷體" w:hAnsi="標楷體"/>
+          <w:szCs w:val="24"/>
+        </w:rPr>
+        <w:t>）</w:t>
       </w:r>
     </w:p>
     <w:p>
@@ -53675,10 +53246,31 @@
       </w:r>
       <w:r>
         <w:rPr>
-          <w:rFonts w:ascii="標楷體" w:eastAsia="標楷體" w:hAnsi="標楷體" w:hint="eastAsia"/>
-          <w:szCs w:val="24"/>
-        </w:rPr>
-        <w:t>限與lenalidomide(限使用Leavdo及Lelimide)併用，適用於經一線全身治療含rituximab治療復發型，不適合接受造血幹細胞移植瀰漫性大型B細胞淋巴瘤(DLBCL)成人病人，且須完全符合以下條件（114/10/1、115/3/1）：</w:t>
+          <w:rFonts w:ascii="標楷體" w:eastAsia="標楷體" w:hAnsi="標楷體"/>
+          <w:szCs w:val="24"/>
+        </w:rPr>
+        <w:t>限與lenalidomide(限使用Leavdo、Lelimide及Revlimid)</w:t>
+      </w:r>
+      <w:r>
+        <w:rPr>
+          <w:rFonts w:ascii="標楷體" w:eastAsia="標楷體" w:hAnsi="標楷體"/>
+          <w:szCs w:val="24"/>
+        </w:rPr>
+        <w:t>併用，適用於經一線全身治療含rituximab治療復發型，不適合接受造血幹細胞移植瀰漫性大型B細胞淋巴瘤(DLBCL)成人病人，且須完全符合以下條件（114/10/1、115/3/1</w:t>
+      </w:r>
+      <w:r>
+        <w:rPr>
+          <w:rFonts w:ascii="標楷體" w:eastAsia="標楷體" w:hAnsi="標楷體"/>
+          <w:szCs w:val="24"/>
+        </w:rPr>
+        <w:t>、115/4/1</w:t>
+      </w:r>
+      <w:r>
+        <w:rPr>
+          <w:rFonts w:ascii="標楷體" w:eastAsia="標楷體" w:hAnsi="標楷體"/>
+          <w:szCs w:val="24"/>
+        </w:rPr>
+        <w:t>）：</w:t>
       </w:r>
     </w:p>
     <w:p>
@@ -53862,7 +53454,7 @@
     <w:p>
       <w:pPr>
         <w:spacing w:line="400" w:lineRule="exact"/>
-        <w:ind w:leftChars="118" w:left="283"/>
+        <w:ind w:left="283"/>
         <w:jc w:val="both"/>
         <w:rPr>
           <w:rFonts w:ascii="標楷體" w:eastAsia="標楷體" w:hAnsi="標楷體"/>
@@ -53876,8 +53468,6 @@
         </w:rPr>
         <w:t>5.病人接受本藥物治療後，不給付造血幹細胞移植。</w:t>
       </w:r>
-      <w:bookmarkStart w:id="50" w:name="_GoBack"/>
-      <w:bookmarkEnd w:id="50"/>
     </w:p>
     <w:p>
       <w:pPr>
@@ -54892,7 +54482,7 @@
         </w:rPr>
         <w:t>2.本藥品與ruxolitinib、fedratinib用於中度風險或高風險之骨髓纖維化治療時，僅得擇一給付。Ruxolitinib、fedratinib治療後如疾病惡化不得換用本藥品。</w:t>
       </w:r>
-      <w:bookmarkEnd w:id="49"/>
+      <w:bookmarkEnd w:id="50"/>
     </w:p>
     <w:p>
       <w:pPr>
@@ -55926,6 +55516,10 @@
         <w:spacing w:line="400" w:lineRule="exact"/>
         <w:ind w:left="1134" w:hanging="283"/>
         <w:jc w:val="both"/>
+        <w:rPr>
+          <w:rFonts w:ascii="標楷體" w:eastAsia="標楷體" w:hAnsi="標楷體"/>
+          <w:color w:val="000000"/>
+        </w:rPr>
       </w:pPr>
       <w:r>
         <w:rPr>
@@ -55933,6 +55527,141 @@
           <w:color w:val="000000"/>
         </w:rPr>
         <w:t>4.Bosutinib、nilotinib與dasatinib不得合併使用。</w:t>
+      </w:r>
+    </w:p>
+    <w:p>
+      <w:pPr>
+        <w:spacing w:line="400" w:lineRule="exact"/>
+        <w:ind w:leftChars="118" w:left="283"/>
+      </w:pPr>
+      <w:r>
+        <w:rPr>
+          <w:rFonts w:ascii="標楷體" w:eastAsia="標楷體" w:hAnsi="標楷體"/>
+        </w:rPr>
+        <w:t>9.133.Zolbetuximab (如Vyloy)：(115/4/1)</w:t>
+      </w:r>
+    </w:p>
+    <w:p>
+      <w:pPr>
+        <w:pStyle w:val="a9"/>
+        <w:numPr>
+          <w:ilvl w:val="0"/>
+          <w:numId w:val="35"/>
+        </w:numPr>
+        <w:spacing w:line="400" w:lineRule="exact"/>
+        <w:ind w:left="851" w:hanging="284"/>
+        <w:rPr>
+          <w:rFonts w:ascii="標楷體" w:eastAsia="標楷體" w:hAnsi="標楷體"/>
+        </w:rPr>
+      </w:pPr>
+      <w:r>
+        <w:rPr>
+          <w:rFonts w:ascii="標楷體" w:eastAsia="標楷體" w:hAnsi="標楷體"/>
+        </w:rPr>
+        <w:t>限與含氟嘧啶（fluoropyrimidine）和含鉑的化療併用，適用於Claudin （CLDN） 18.2陽性、第二型人類表皮生長因子受體（HER2）陰性的局部晚期不可切除或轉移性胃腺癌病人的第一線治療，且符合下列條件：</w:t>
+      </w:r>
+    </w:p>
+    <w:p>
+      <w:pPr>
+        <w:pStyle w:val="a9"/>
+        <w:numPr>
+          <w:ilvl w:val="0"/>
+          <w:numId w:val="36"/>
+        </w:numPr>
+        <w:spacing w:line="400" w:lineRule="exact"/>
+        <w:ind w:left="1276" w:hanging="482"/>
+        <w:rPr>
+          <w:rFonts w:ascii="標楷體" w:eastAsia="標楷體" w:hAnsi="標楷體"/>
+        </w:rPr>
+      </w:pPr>
+      <w:r>
+        <w:rPr>
+          <w:rFonts w:ascii="標楷體" w:eastAsia="標楷體" w:hAnsi="標楷體"/>
+        </w:rPr>
+        <w:t>病人身體狀況良好（ECOG≦1）。</w:t>
+      </w:r>
+    </w:p>
+    <w:p>
+      <w:pPr>
+        <w:pStyle w:val="a9"/>
+        <w:numPr>
+          <w:ilvl w:val="0"/>
+          <w:numId w:val="36"/>
+        </w:numPr>
+        <w:spacing w:line="400" w:lineRule="exact"/>
+        <w:ind w:left="1276" w:hanging="482"/>
+      </w:pPr>
+      <w:r>
+        <w:rPr>
+          <w:rFonts w:ascii="標楷體" w:eastAsia="標楷體" w:hAnsi="標楷體"/>
+        </w:rPr>
+        <w:t>初次申請時需檢附確實患有局部晚期不可切除或轉移性胃腺癌之病理或細胞檢查報告，及以免疫組織化學染色</w:t>
+      </w:r>
+      <w:r>
+        <w:rPr>
+          <w:rFonts w:ascii="標楷體" w:eastAsia="標楷體" w:hAnsi="標楷體" w:cs="標楷體"/>
+        </w:rPr>
+        <w:t>法確定腫瘤為</w:t>
+      </w:r>
+      <w:r>
+        <w:rPr>
+          <w:rFonts w:ascii="標楷體" w:eastAsia="標楷體" w:hAnsi="標楷體"/>
+        </w:rPr>
+        <w:t>CLDN18.2陽性（定義為</w:t>
+      </w:r>
+      <w:r>
+        <w:rPr>
+          <w:rFonts w:eastAsia="標楷體"/>
+        </w:rPr>
+        <w:t>≥</w:t>
+      </w:r>
+      <w:r>
+        <w:rPr>
+          <w:rFonts w:ascii="標楷體" w:eastAsia="標楷體" w:hAnsi="標楷體"/>
+        </w:rPr>
+        <w:t>75%的腫瘤細胞顯示中至強染色強度的CLDN18.2）且第二型人類表皮生長因子受體（HER2）陰性之檢測報告。</w:t>
+      </w:r>
+    </w:p>
+    <w:p>
+      <w:pPr>
+        <w:pStyle w:val="a9"/>
+        <w:numPr>
+          <w:ilvl w:val="0"/>
+          <w:numId w:val="35"/>
+        </w:numPr>
+        <w:spacing w:line="400" w:lineRule="exact"/>
+        <w:ind w:left="851" w:hanging="284"/>
+        <w:rPr>
+          <w:rFonts w:ascii="標楷體" w:eastAsia="標楷體" w:hAnsi="標楷體"/>
+        </w:rPr>
+      </w:pPr>
+      <w:r>
+        <w:rPr>
+          <w:rFonts w:ascii="標楷體" w:eastAsia="標楷體" w:hAnsi="標楷體"/>
+        </w:rPr>
+        <w:t>須經事前審查核准後使用，每次申請事前審查之療程以12週為限，再次申請必須提出客觀影像學證據（如：RECIST criteria）證實無惡化，才可繼續使用。</w:t>
+      </w:r>
+    </w:p>
+    <w:p>
+      <w:pPr>
+        <w:pStyle w:val="a9"/>
+        <w:numPr>
+          <w:ilvl w:val="0"/>
+          <w:numId w:val="35"/>
+        </w:numPr>
+        <w:spacing w:line="400" w:lineRule="exact"/>
+        <w:ind w:left="851" w:hanging="284"/>
+        <w:rPr>
+          <w:rFonts w:ascii="標楷體" w:eastAsia="標楷體" w:hAnsi="標楷體"/>
+        </w:rPr>
+      </w:pPr>
+      <w:bookmarkStart w:id="51" w:name="_GoBack"/>
+      <w:bookmarkEnd w:id="51"/>
+      <w:r>
+        <w:rPr>
+          <w:rFonts w:ascii="標楷體" w:eastAsia="標楷體" w:hAnsi="標楷體"/>
+        </w:rPr>
+        <w:t>本案藥品與免疫檢查點抑制劑僅能擇一給付，且治療失敗時不可互換。</w:t>
       </w:r>
     </w:p>
     <w:sectPr>
@@ -56705,6 +56434,96 @@
     </w:lvl>
   </w:abstractNum>
   <w:abstractNum w:abstractNumId="7" w15:restartNumberingAfterBreak="0">
+    <w:nsid w:val="21E50421"/>
+    <w:multiLevelType w:val="multilevel"/>
+    <w:tmpl w:val="087CDEB6"/>
+    <w:lvl w:ilvl="0">
+      <w:start w:val="1"/>
+      <w:numFmt w:val="upperRoman"/>
+      <w:suff w:val="nothing"/>
+      <w:lvlText w:val="%1."/>
+      <w:lvlJc w:val="left"/>
+      <w:pPr>
+        <w:ind w:left="622" w:hanging="480"/>
+      </w:pPr>
+      <w:rPr>
+        <w:u w:val="none"/>
+      </w:rPr>
+    </w:lvl>
+    <w:lvl w:ilvl="1">
+      <w:start w:val="1"/>
+      <w:numFmt w:val="ideographTraditional"/>
+      <w:lvlText w:val="%2、"/>
+      <w:lvlJc w:val="left"/>
+      <w:pPr>
+        <w:ind w:left="960" w:hanging="480"/>
+      </w:pPr>
+    </w:lvl>
+    <w:lvl w:ilvl="2">
+      <w:start w:val="1"/>
+      <w:numFmt w:val="lowerRoman"/>
+      <w:lvlText w:val="%3."/>
+      <w:lvlJc w:val="right"/>
+      <w:pPr>
+        <w:ind w:left="1440" w:hanging="480"/>
+      </w:pPr>
+    </w:lvl>
+    <w:lvl w:ilvl="3">
+      <w:start w:val="1"/>
+      <w:numFmt w:val="decimal"/>
+      <w:lvlText w:val="%4."/>
+      <w:lvlJc w:val="left"/>
+      <w:pPr>
+        <w:ind w:left="1920" w:hanging="480"/>
+      </w:pPr>
+    </w:lvl>
+    <w:lvl w:ilvl="4">
+      <w:start w:val="1"/>
+      <w:numFmt w:val="ideographTraditional"/>
+      <w:lvlText w:val="%5、"/>
+      <w:lvlJc w:val="left"/>
+      <w:pPr>
+        <w:ind w:left="2400" w:hanging="480"/>
+      </w:pPr>
+    </w:lvl>
+    <w:lvl w:ilvl="5">
+      <w:start w:val="1"/>
+      <w:numFmt w:val="lowerRoman"/>
+      <w:lvlText w:val="%6."/>
+      <w:lvlJc w:val="right"/>
+      <w:pPr>
+        <w:ind w:left="2880" w:hanging="480"/>
+      </w:pPr>
+    </w:lvl>
+    <w:lvl w:ilvl="6">
+      <w:start w:val="1"/>
+      <w:numFmt w:val="decimal"/>
+      <w:lvlText w:val="%7."/>
+      <w:lvlJc w:val="left"/>
+      <w:pPr>
+        <w:ind w:left="3360" w:hanging="480"/>
+      </w:pPr>
+    </w:lvl>
+    <w:lvl w:ilvl="7">
+      <w:start w:val="1"/>
+      <w:numFmt w:val="ideographTraditional"/>
+      <w:lvlText w:val="%8、"/>
+      <w:lvlJc w:val="left"/>
+      <w:pPr>
+        <w:ind w:left="3840" w:hanging="480"/>
+      </w:pPr>
+    </w:lvl>
+    <w:lvl w:ilvl="8">
+      <w:start w:val="1"/>
+      <w:numFmt w:val="lowerRoman"/>
+      <w:lvlText w:val="%9."/>
+      <w:lvlJc w:val="right"/>
+      <w:pPr>
+        <w:ind w:left="4320" w:hanging="480"/>
+      </w:pPr>
+    </w:lvl>
+  </w:abstractNum>
+  <w:abstractNum w:abstractNumId="8" w15:restartNumberingAfterBreak="0">
     <w:nsid w:val="27CB5B56"/>
     <w:multiLevelType w:val="multilevel"/>
     <w:tmpl w:val="8166ADEA"/>
@@ -56791,7 +56610,98 @@
       </w:pPr>
     </w:lvl>
   </w:abstractNum>
-  <w:abstractNum w:abstractNumId="8" w15:restartNumberingAfterBreak="0">
+  <w:abstractNum w:abstractNumId="9" w15:restartNumberingAfterBreak="0">
+    <w:nsid w:val="28561A86"/>
+    <w:multiLevelType w:val="multilevel"/>
+    <w:tmpl w:val="E93E9864"/>
+    <w:lvl w:ilvl="0">
+      <w:start w:val="1"/>
+      <w:numFmt w:val="decimal"/>
+      <w:lvlText w:val="(%1)"/>
+      <w:lvlJc w:val="left"/>
+      <w:pPr>
+        <w:ind w:left="480" w:hanging="480"/>
+      </w:pPr>
+      <w:rPr>
+        <w:rFonts w:ascii="標楷體" w:eastAsia="標楷體" w:hAnsi="標楷體"/>
+        <w:sz w:val="24"/>
+        <w:szCs w:val="24"/>
+      </w:rPr>
+    </w:lvl>
+    <w:lvl w:ilvl="1">
+      <w:start w:val="1"/>
+      <w:numFmt w:val="ideographTraditional"/>
+      <w:lvlText w:val="%2、"/>
+      <w:lvlJc w:val="left"/>
+      <w:pPr>
+        <w:ind w:left="960" w:hanging="480"/>
+      </w:pPr>
+    </w:lvl>
+    <w:lvl w:ilvl="2">
+      <w:start w:val="1"/>
+      <w:numFmt w:val="lowerRoman"/>
+      <w:lvlText w:val="%3."/>
+      <w:lvlJc w:val="right"/>
+      <w:pPr>
+        <w:ind w:left="1440" w:hanging="480"/>
+      </w:pPr>
+    </w:lvl>
+    <w:lvl w:ilvl="3">
+      <w:start w:val="1"/>
+      <w:numFmt w:val="decimal"/>
+      <w:lvlText w:val="%4."/>
+      <w:lvlJc w:val="left"/>
+      <w:pPr>
+        <w:ind w:left="1920" w:hanging="480"/>
+      </w:pPr>
+    </w:lvl>
+    <w:lvl w:ilvl="4">
+      <w:start w:val="1"/>
+      <w:numFmt w:val="ideographTraditional"/>
+      <w:lvlText w:val="%5、"/>
+      <w:lvlJc w:val="left"/>
+      <w:pPr>
+        <w:ind w:left="2400" w:hanging="480"/>
+      </w:pPr>
+    </w:lvl>
+    <w:lvl w:ilvl="5">
+      <w:start w:val="1"/>
+      <w:numFmt w:val="lowerRoman"/>
+      <w:lvlText w:val="%6."/>
+      <w:lvlJc w:val="right"/>
+      <w:pPr>
+        <w:ind w:left="2880" w:hanging="480"/>
+      </w:pPr>
+    </w:lvl>
+    <w:lvl w:ilvl="6">
+      <w:start w:val="1"/>
+      <w:numFmt w:val="decimal"/>
+      <w:lvlText w:val="%7."/>
+      <w:lvlJc w:val="left"/>
+      <w:pPr>
+        <w:ind w:left="3360" w:hanging="480"/>
+      </w:pPr>
+    </w:lvl>
+    <w:lvl w:ilvl="7">
+      <w:start w:val="1"/>
+      <w:numFmt w:val="ideographTraditional"/>
+      <w:lvlText w:val="%8、"/>
+      <w:lvlJc w:val="left"/>
+      <w:pPr>
+        <w:ind w:left="3840" w:hanging="480"/>
+      </w:pPr>
+    </w:lvl>
+    <w:lvl w:ilvl="8">
+      <w:start w:val="1"/>
+      <w:numFmt w:val="lowerRoman"/>
+      <w:lvlText w:val="%9."/>
+      <w:lvlJc w:val="right"/>
+      <w:pPr>
+        <w:ind w:left="4320" w:hanging="480"/>
+      </w:pPr>
+    </w:lvl>
+  </w:abstractNum>
+  <w:abstractNum w:abstractNumId="10" w15:restartNumberingAfterBreak="0">
     <w:nsid w:val="34E02AE5"/>
     <w:multiLevelType w:val="hybridMultilevel"/>
     <w:tmpl w:val="7B02A198"/>
@@ -56880,7 +56790,7 @@
       </w:pPr>
     </w:lvl>
   </w:abstractNum>
-  <w:abstractNum w:abstractNumId="9" w15:restartNumberingAfterBreak="0">
+  <w:abstractNum w:abstractNumId="11" w15:restartNumberingAfterBreak="0">
     <w:nsid w:val="357D3D98"/>
     <w:multiLevelType w:val="hybridMultilevel"/>
     <w:tmpl w:val="7DEE8DB6"/>
@@ -56971,7 +56881,7 @@
       </w:pPr>
     </w:lvl>
   </w:abstractNum>
-  <w:abstractNum w:abstractNumId="10" w15:restartNumberingAfterBreak="0">
+  <w:abstractNum w:abstractNumId="12" w15:restartNumberingAfterBreak="0">
     <w:nsid w:val="373E0A35"/>
     <w:multiLevelType w:val="hybridMultilevel"/>
     <w:tmpl w:val="A610310E"/>
@@ -57060,7 +56970,7 @@
       </w:pPr>
     </w:lvl>
   </w:abstractNum>
-  <w:abstractNum w:abstractNumId="11" w15:restartNumberingAfterBreak="0">
+  <w:abstractNum w:abstractNumId="13" w15:restartNumberingAfterBreak="0">
     <w:nsid w:val="37602EA0"/>
     <w:multiLevelType w:val="multilevel"/>
     <w:tmpl w:val="C26E6962"/>
@@ -57173,7 +57083,99 @@
       </w:rPr>
     </w:lvl>
   </w:abstractNum>
-  <w:abstractNum w:abstractNumId="12" w15:restartNumberingAfterBreak="0">
+  <w:abstractNum w:abstractNumId="14" w15:restartNumberingAfterBreak="0">
+    <w:nsid w:val="39C03518"/>
+    <w:multiLevelType w:val="hybridMultilevel"/>
+    <w:tmpl w:val="8CFE6E8A"/>
+    <w:lvl w:ilvl="0" w:tplc="082CF75E">
+      <w:start w:val="1"/>
+      <w:numFmt w:val="upperRoman"/>
+      <w:lvlText w:val="%1."/>
+      <w:lvlJc w:val="left"/>
+      <w:pPr>
+        <w:ind w:left="1228" w:hanging="480"/>
+      </w:pPr>
+      <w:rPr>
+        <w:rFonts w:ascii="標楷體" w:eastAsia="標楷體" w:hAnsi="標楷體"/>
+        <w:b w:val="0"/>
+        <w:sz w:val="24"/>
+        <w:szCs w:val="24"/>
+      </w:rPr>
+    </w:lvl>
+    <w:lvl w:ilvl="1" w:tplc="04090019" w:tentative="1">
+      <w:start w:val="1"/>
+      <w:numFmt w:val="ideographTraditional"/>
+      <w:lvlText w:val="%2、"/>
+      <w:lvlJc w:val="left"/>
+      <w:pPr>
+        <w:ind w:left="1708" w:hanging="480"/>
+      </w:pPr>
+    </w:lvl>
+    <w:lvl w:ilvl="2" w:tplc="0409001B" w:tentative="1">
+      <w:start w:val="1"/>
+      <w:numFmt w:val="lowerRoman"/>
+      <w:lvlText w:val="%3."/>
+      <w:lvlJc w:val="right"/>
+      <w:pPr>
+        <w:ind w:left="2188" w:hanging="480"/>
+      </w:pPr>
+    </w:lvl>
+    <w:lvl w:ilvl="3" w:tplc="0409000F" w:tentative="1">
+      <w:start w:val="1"/>
+      <w:numFmt w:val="decimal"/>
+      <w:lvlText w:val="%4."/>
+      <w:lvlJc w:val="left"/>
+      <w:pPr>
+        <w:ind w:left="2668" w:hanging="480"/>
+      </w:pPr>
+    </w:lvl>
+    <w:lvl w:ilvl="4" w:tplc="04090019" w:tentative="1">
+      <w:start w:val="1"/>
+      <w:numFmt w:val="ideographTraditional"/>
+      <w:lvlText w:val="%5、"/>
+      <w:lvlJc w:val="left"/>
+      <w:pPr>
+        <w:ind w:left="3148" w:hanging="480"/>
+      </w:pPr>
+    </w:lvl>
+    <w:lvl w:ilvl="5" w:tplc="0409001B" w:tentative="1">
+      <w:start w:val="1"/>
+      <w:numFmt w:val="lowerRoman"/>
+      <w:lvlText w:val="%6."/>
+      <w:lvlJc w:val="right"/>
+      <w:pPr>
+        <w:ind w:left="3628" w:hanging="480"/>
+      </w:pPr>
+    </w:lvl>
+    <w:lvl w:ilvl="6" w:tplc="0409000F" w:tentative="1">
+      <w:start w:val="1"/>
+      <w:numFmt w:val="decimal"/>
+      <w:lvlText w:val="%7."/>
+      <w:lvlJc w:val="left"/>
+      <w:pPr>
+        <w:ind w:left="4108" w:hanging="480"/>
+      </w:pPr>
+    </w:lvl>
+    <w:lvl w:ilvl="7" w:tplc="04090019" w:tentative="1">
+      <w:start w:val="1"/>
+      <w:numFmt w:val="ideographTraditional"/>
+      <w:lvlText w:val="%8、"/>
+      <w:lvlJc w:val="left"/>
+      <w:pPr>
+        <w:ind w:left="4588" w:hanging="480"/>
+      </w:pPr>
+    </w:lvl>
+    <w:lvl w:ilvl="8" w:tplc="0409001B" w:tentative="1">
+      <w:start w:val="1"/>
+      <w:numFmt w:val="lowerRoman"/>
+      <w:lvlText w:val="%9."/>
+      <w:lvlJc w:val="right"/>
+      <w:pPr>
+        <w:ind w:left="5068" w:hanging="480"/>
+      </w:pPr>
+    </w:lvl>
+  </w:abstractNum>
+  <w:abstractNum w:abstractNumId="15" w15:restartNumberingAfterBreak="0">
     <w:nsid w:val="3B6967C4"/>
     <w:multiLevelType w:val="multilevel"/>
     <w:tmpl w:val="3D1CAAAA"/>
@@ -57259,7 +57261,187 @@
       </w:pPr>
     </w:lvl>
   </w:abstractNum>
-  <w:abstractNum w:abstractNumId="13" w15:restartNumberingAfterBreak="0">
+  <w:abstractNum w:abstractNumId="16" w15:restartNumberingAfterBreak="0">
+    <w:nsid w:val="3BE7592B"/>
+    <w:multiLevelType w:val="multilevel"/>
+    <w:tmpl w:val="3FD2E9BC"/>
+    <w:lvl w:ilvl="0">
+      <w:start w:val="9"/>
+      <w:numFmt w:val="upperRoman"/>
+      <w:lvlText w:val="%1."/>
+      <w:lvlJc w:val="left"/>
+      <w:pPr>
+        <w:ind w:left="1440" w:hanging="480"/>
+      </w:pPr>
+      <w:rPr>
+        <w:u w:val="none"/>
+      </w:rPr>
+    </w:lvl>
+    <w:lvl w:ilvl="1">
+      <w:start w:val="1"/>
+      <w:numFmt w:val="ideographTraditional"/>
+      <w:lvlText w:val="%2、"/>
+      <w:lvlJc w:val="left"/>
+      <w:pPr>
+        <w:ind w:left="960" w:hanging="480"/>
+      </w:pPr>
+    </w:lvl>
+    <w:lvl w:ilvl="2">
+      <w:start w:val="1"/>
+      <w:numFmt w:val="lowerRoman"/>
+      <w:lvlText w:val="%3."/>
+      <w:lvlJc w:val="right"/>
+      <w:pPr>
+        <w:ind w:left="1440" w:hanging="480"/>
+      </w:pPr>
+    </w:lvl>
+    <w:lvl w:ilvl="3">
+      <w:start w:val="1"/>
+      <w:numFmt w:val="decimal"/>
+      <w:lvlText w:val="%4."/>
+      <w:lvlJc w:val="left"/>
+      <w:pPr>
+        <w:ind w:left="1920" w:hanging="480"/>
+      </w:pPr>
+    </w:lvl>
+    <w:lvl w:ilvl="4">
+      <w:start w:val="1"/>
+      <w:numFmt w:val="ideographTraditional"/>
+      <w:lvlText w:val="%5、"/>
+      <w:lvlJc w:val="left"/>
+      <w:pPr>
+        <w:ind w:left="2400" w:hanging="480"/>
+      </w:pPr>
+    </w:lvl>
+    <w:lvl w:ilvl="5">
+      <w:start w:val="1"/>
+      <w:numFmt w:val="lowerRoman"/>
+      <w:lvlText w:val="%6."/>
+      <w:lvlJc w:val="right"/>
+      <w:pPr>
+        <w:ind w:left="2880" w:hanging="480"/>
+      </w:pPr>
+    </w:lvl>
+    <w:lvl w:ilvl="6">
+      <w:start w:val="1"/>
+      <w:numFmt w:val="decimal"/>
+      <w:lvlText w:val="%7."/>
+      <w:lvlJc w:val="left"/>
+      <w:pPr>
+        <w:ind w:left="3360" w:hanging="480"/>
+      </w:pPr>
+    </w:lvl>
+    <w:lvl w:ilvl="7">
+      <w:start w:val="1"/>
+      <w:numFmt w:val="ideographTraditional"/>
+      <w:lvlText w:val="%8、"/>
+      <w:lvlJc w:val="left"/>
+      <w:pPr>
+        <w:ind w:left="3840" w:hanging="480"/>
+      </w:pPr>
+    </w:lvl>
+    <w:lvl w:ilvl="8">
+      <w:start w:val="1"/>
+      <w:numFmt w:val="lowerRoman"/>
+      <w:lvlText w:val="%9."/>
+      <w:lvlJc w:val="right"/>
+      <w:pPr>
+        <w:ind w:left="4320" w:hanging="480"/>
+      </w:pPr>
+    </w:lvl>
+  </w:abstractNum>
+  <w:abstractNum w:abstractNumId="17" w15:restartNumberingAfterBreak="0">
+    <w:nsid w:val="3C1B263B"/>
+    <w:multiLevelType w:val="multilevel"/>
+    <w:tmpl w:val="B5E6E9FC"/>
+    <w:lvl w:ilvl="0">
+      <w:start w:val="1"/>
+      <w:numFmt w:val="upperRoman"/>
+      <w:lvlText w:val="%1."/>
+      <w:lvlJc w:val="left"/>
+      <w:pPr>
+        <w:ind w:left="879" w:hanging="480"/>
+      </w:pPr>
+      <w:rPr>
+        <w:rFonts w:ascii="標楷體" w:eastAsia="標楷體" w:hAnsi="標楷體" w:cs="Times New Roman"/>
+        <w:b w:val="0"/>
+        <w:u w:val="none"/>
+      </w:rPr>
+    </w:lvl>
+    <w:lvl w:ilvl="1">
+      <w:start w:val="1"/>
+      <w:numFmt w:val="ideographTraditional"/>
+      <w:lvlText w:val="%2、"/>
+      <w:lvlJc w:val="left"/>
+      <w:pPr>
+        <w:ind w:left="1359" w:hanging="480"/>
+      </w:pPr>
+    </w:lvl>
+    <w:lvl w:ilvl="2">
+      <w:start w:val="1"/>
+      <w:numFmt w:val="lowerRoman"/>
+      <w:lvlText w:val="%3."/>
+      <w:lvlJc w:val="right"/>
+      <w:pPr>
+        <w:ind w:left="1839" w:hanging="480"/>
+      </w:pPr>
+    </w:lvl>
+    <w:lvl w:ilvl="3">
+      <w:start w:val="1"/>
+      <w:numFmt w:val="decimal"/>
+      <w:lvlText w:val="%4."/>
+      <w:lvlJc w:val="left"/>
+      <w:pPr>
+        <w:ind w:left="2319" w:hanging="480"/>
+      </w:pPr>
+    </w:lvl>
+    <w:lvl w:ilvl="4">
+      <w:start w:val="1"/>
+      <w:numFmt w:val="ideographTraditional"/>
+      <w:lvlText w:val="%5、"/>
+      <w:lvlJc w:val="left"/>
+      <w:pPr>
+        <w:ind w:left="2799" w:hanging="480"/>
+      </w:pPr>
+    </w:lvl>
+    <w:lvl w:ilvl="5">
+      <w:start w:val="1"/>
+      <w:numFmt w:val="lowerRoman"/>
+      <w:lvlText w:val="%6."/>
+      <w:lvlJc w:val="right"/>
+      <w:pPr>
+        <w:ind w:left="3279" w:hanging="480"/>
+      </w:pPr>
+    </w:lvl>
+    <w:lvl w:ilvl="6">
+      <w:start w:val="1"/>
+      <w:numFmt w:val="decimal"/>
+      <w:lvlText w:val="%7."/>
+      <w:lvlJc w:val="left"/>
+      <w:pPr>
+        <w:ind w:left="3759" w:hanging="480"/>
+      </w:pPr>
+    </w:lvl>
+    <w:lvl w:ilvl="7">
+      <w:start w:val="1"/>
+      <w:numFmt w:val="ideographTraditional"/>
+      <w:lvlText w:val="%8、"/>
+      <w:lvlJc w:val="left"/>
+      <w:pPr>
+        <w:ind w:left="4239" w:hanging="480"/>
+      </w:pPr>
+    </w:lvl>
+    <w:lvl w:ilvl="8">
+      <w:start w:val="1"/>
+      <w:numFmt w:val="lowerRoman"/>
+      <w:lvlText w:val="%9."/>
+      <w:lvlJc w:val="right"/>
+      <w:pPr>
+        <w:ind w:left="4719" w:hanging="480"/>
+      </w:pPr>
+    </w:lvl>
+  </w:abstractNum>
+  <w:abstractNum w:abstractNumId="18" w15:restartNumberingAfterBreak="0">
     <w:nsid w:val="3CEB4BDD"/>
     <w:multiLevelType w:val="multilevel"/>
     <w:tmpl w:val="4CAAAECE"/>
@@ -57346,7 +57528,7 @@
       </w:pPr>
     </w:lvl>
   </w:abstractNum>
-  <w:abstractNum w:abstractNumId="14" w15:restartNumberingAfterBreak="0">
+  <w:abstractNum w:abstractNumId="19" w15:restartNumberingAfterBreak="0">
     <w:nsid w:val="4370516D"/>
     <w:multiLevelType w:val="hybridMultilevel"/>
     <w:tmpl w:val="5A421248"/>
@@ -57436,7 +57618,7 @@
       </w:pPr>
     </w:lvl>
   </w:abstractNum>
-  <w:abstractNum w:abstractNumId="15" w15:restartNumberingAfterBreak="0">
+  <w:abstractNum w:abstractNumId="20" w15:restartNumberingAfterBreak="0">
     <w:nsid w:val="47B23EF4"/>
     <w:multiLevelType w:val="hybridMultilevel"/>
     <w:tmpl w:val="4B1CC796"/>
@@ -57528,7 +57710,93 @@
       </w:pPr>
     </w:lvl>
   </w:abstractNum>
-  <w:abstractNum w:abstractNumId="16" w15:restartNumberingAfterBreak="0">
+  <w:abstractNum w:abstractNumId="21" w15:restartNumberingAfterBreak="0">
+    <w:nsid w:val="494D431F"/>
+    <w:multiLevelType w:val="multilevel"/>
+    <w:tmpl w:val="9F1CA324"/>
+    <w:lvl w:ilvl="0">
+      <w:start w:val="1"/>
+      <w:numFmt w:val="decimal"/>
+      <w:lvlText w:val="%1."/>
+      <w:lvlJc w:val="left"/>
+      <w:pPr>
+        <w:ind w:left="480" w:hanging="480"/>
+      </w:pPr>
+    </w:lvl>
+    <w:lvl w:ilvl="1">
+      <w:start w:val="1"/>
+      <w:numFmt w:val="ideographTraditional"/>
+      <w:lvlText w:val="%2、"/>
+      <w:lvlJc w:val="left"/>
+      <w:pPr>
+        <w:ind w:left="960" w:hanging="480"/>
+      </w:pPr>
+    </w:lvl>
+    <w:lvl w:ilvl="2">
+      <w:start w:val="1"/>
+      <w:numFmt w:val="lowerRoman"/>
+      <w:lvlText w:val="%3."/>
+      <w:lvlJc w:val="right"/>
+      <w:pPr>
+        <w:ind w:left="1440" w:hanging="480"/>
+      </w:pPr>
+    </w:lvl>
+    <w:lvl w:ilvl="3">
+      <w:start w:val="1"/>
+      <w:numFmt w:val="decimal"/>
+      <w:lvlText w:val="%4."/>
+      <w:lvlJc w:val="left"/>
+      <w:pPr>
+        <w:ind w:left="1920" w:hanging="480"/>
+      </w:pPr>
+    </w:lvl>
+    <w:lvl w:ilvl="4">
+      <w:start w:val="1"/>
+      <w:numFmt w:val="ideographTraditional"/>
+      <w:lvlText w:val="%5、"/>
+      <w:lvlJc w:val="left"/>
+      <w:pPr>
+        <w:ind w:left="2400" w:hanging="480"/>
+      </w:pPr>
+    </w:lvl>
+    <w:lvl w:ilvl="5">
+      <w:start w:val="1"/>
+      <w:numFmt w:val="lowerRoman"/>
+      <w:lvlText w:val="%6."/>
+      <w:lvlJc w:val="right"/>
+      <w:pPr>
+        <w:ind w:left="2880" w:hanging="480"/>
+      </w:pPr>
+    </w:lvl>
+    <w:lvl w:ilvl="6">
+      <w:start w:val="1"/>
+      <w:numFmt w:val="decimal"/>
+      <w:lvlText w:val="%7."/>
+      <w:lvlJc w:val="left"/>
+      <w:pPr>
+        <w:ind w:left="3360" w:hanging="480"/>
+      </w:pPr>
+    </w:lvl>
+    <w:lvl w:ilvl="7">
+      <w:start w:val="1"/>
+      <w:numFmt w:val="ideographTraditional"/>
+      <w:lvlText w:val="%8、"/>
+      <w:lvlJc w:val="left"/>
+      <w:pPr>
+        <w:ind w:left="3840" w:hanging="480"/>
+      </w:pPr>
+    </w:lvl>
+    <w:lvl w:ilvl="8">
+      <w:start w:val="1"/>
+      <w:numFmt w:val="lowerRoman"/>
+      <w:lvlText w:val="%9."/>
+      <w:lvlJc w:val="right"/>
+      <w:pPr>
+        <w:ind w:left="4320" w:hanging="480"/>
+      </w:pPr>
+    </w:lvl>
+  </w:abstractNum>
+  <w:abstractNum w:abstractNumId="22" w15:restartNumberingAfterBreak="0">
     <w:nsid w:val="49CF3CA3"/>
     <w:multiLevelType w:val="multilevel"/>
     <w:tmpl w:val="D7C897B2"/>
@@ -57615,7 +57883,7 @@
       </w:pPr>
     </w:lvl>
   </w:abstractNum>
-  <w:abstractNum w:abstractNumId="17" w15:restartNumberingAfterBreak="0">
+  <w:abstractNum w:abstractNumId="23" w15:restartNumberingAfterBreak="0">
     <w:nsid w:val="51155710"/>
     <w:multiLevelType w:val="multilevel"/>
     <w:tmpl w:val="8DB27A78"/>
@@ -57714,7 +57982,7 @@
       </w:pPr>
     </w:lvl>
   </w:abstractNum>
-  <w:abstractNum w:abstractNumId="18" w15:restartNumberingAfterBreak="0">
+  <w:abstractNum w:abstractNumId="24" w15:restartNumberingAfterBreak="0">
     <w:nsid w:val="55DA608F"/>
     <w:multiLevelType w:val="multilevel"/>
     <w:tmpl w:val="345298A4"/>
@@ -57801,7 +58069,7 @@
       </w:pPr>
     </w:lvl>
   </w:abstractNum>
-  <w:abstractNum w:abstractNumId="19" w15:restartNumberingAfterBreak="0">
+  <w:abstractNum w:abstractNumId="25" w15:restartNumberingAfterBreak="0">
     <w:nsid w:val="5B5503EE"/>
     <w:multiLevelType w:val="hybridMultilevel"/>
     <w:tmpl w:val="FE72DF24"/>
@@ -57890,7 +58158,7 @@
       </w:pPr>
     </w:lvl>
   </w:abstractNum>
-  <w:abstractNum w:abstractNumId="20" w15:restartNumberingAfterBreak="0">
+  <w:abstractNum w:abstractNumId="26" w15:restartNumberingAfterBreak="0">
     <w:nsid w:val="61AF46E6"/>
     <w:multiLevelType w:val="hybridMultilevel"/>
     <w:tmpl w:val="36F25856"/>
@@ -57980,7 +58248,7 @@
       </w:pPr>
     </w:lvl>
   </w:abstractNum>
-  <w:abstractNum w:abstractNumId="21" w15:restartNumberingAfterBreak="0">
+  <w:abstractNum w:abstractNumId="27" w15:restartNumberingAfterBreak="0">
     <w:nsid w:val="67FA2DB0"/>
     <w:multiLevelType w:val="multilevel"/>
     <w:tmpl w:val="C3701780"/>
@@ -58070,7 +58338,7 @@
       </w:pPr>
     </w:lvl>
   </w:abstractNum>
-  <w:abstractNum w:abstractNumId="22" w15:restartNumberingAfterBreak="0">
+  <w:abstractNum w:abstractNumId="28" w15:restartNumberingAfterBreak="0">
     <w:nsid w:val="689D1EA6"/>
     <w:multiLevelType w:val="hybridMultilevel"/>
     <w:tmpl w:val="0EF04F30"/>
@@ -58160,7 +58428,7 @@
       </w:pPr>
     </w:lvl>
   </w:abstractNum>
-  <w:abstractNum w:abstractNumId="23" w15:restartNumberingAfterBreak="0">
+  <w:abstractNum w:abstractNumId="29" w15:restartNumberingAfterBreak="0">
     <w:nsid w:val="68FE3151"/>
     <w:multiLevelType w:val="hybridMultilevel"/>
     <w:tmpl w:val="C3AAF8D0"/>
@@ -58250,7 +58518,7 @@
       </w:pPr>
     </w:lvl>
   </w:abstractNum>
-  <w:abstractNum w:abstractNumId="24" w15:restartNumberingAfterBreak="0">
+  <w:abstractNum w:abstractNumId="30" w15:restartNumberingAfterBreak="0">
     <w:nsid w:val="69CB4D93"/>
     <w:multiLevelType w:val="hybridMultilevel"/>
     <w:tmpl w:val="B0B207D2"/>
@@ -58340,7 +58608,7 @@
       </w:pPr>
     </w:lvl>
   </w:abstractNum>
-  <w:abstractNum w:abstractNumId="25" w15:restartNumberingAfterBreak="0">
+  <w:abstractNum w:abstractNumId="31" w15:restartNumberingAfterBreak="0">
     <w:nsid w:val="6A254C63"/>
     <w:multiLevelType w:val="hybridMultilevel"/>
     <w:tmpl w:val="1910D428"/>
@@ -58432,7 +58700,99 @@
       </w:pPr>
     </w:lvl>
   </w:abstractNum>
-  <w:abstractNum w:abstractNumId="26" w15:restartNumberingAfterBreak="0">
+  <w:abstractNum w:abstractNumId="32" w15:restartNumberingAfterBreak="0">
+    <w:nsid w:val="6B8C3966"/>
+    <w:multiLevelType w:val="multilevel"/>
+    <w:tmpl w:val="5DDC143A"/>
+    <w:lvl w:ilvl="0">
+      <w:start w:val="1"/>
+      <w:numFmt w:val="decimal"/>
+      <w:lvlText w:val="%1."/>
+      <w:lvlJc w:val="left"/>
+      <w:pPr>
+        <w:ind w:left="480" w:hanging="480"/>
+      </w:pPr>
+      <w:rPr>
+        <w:rFonts w:ascii="Times New Roman" w:hAnsi="Times New Roman" w:cs="Times New Roman"/>
+      </w:rPr>
+    </w:lvl>
+    <w:lvl w:ilvl="1">
+      <w:start w:val="1"/>
+      <w:numFmt w:val="decimal"/>
+      <w:lvlText w:val="(%2)"/>
+      <w:lvlJc w:val="left"/>
+      <w:pPr>
+        <w:ind w:left="960" w:hanging="480"/>
+      </w:pPr>
+      <w:rPr>
+        <w:rFonts w:ascii="標楷體" w:eastAsia="標楷體" w:hAnsi="標楷體" w:cs="Times New Roman"/>
+      </w:rPr>
+    </w:lvl>
+    <w:lvl w:ilvl="2">
+      <w:start w:val="1"/>
+      <w:numFmt w:val="upperRoman"/>
+      <w:lvlText w:val="%3."/>
+      <w:lvlJc w:val="left"/>
+      <w:pPr>
+        <w:ind w:left="1440" w:hanging="480"/>
+      </w:pPr>
+    </w:lvl>
+    <w:lvl w:ilvl="3">
+      <w:start w:val="1"/>
+      <w:numFmt w:val="lowerRoman"/>
+      <w:lvlText w:val="%4."/>
+      <w:lvlJc w:val="left"/>
+      <w:pPr>
+        <w:ind w:left="1920" w:hanging="480"/>
+      </w:pPr>
+    </w:lvl>
+    <w:lvl w:ilvl="4">
+      <w:start w:val="1"/>
+      <w:numFmt w:val="ideographTraditional"/>
+      <w:lvlText w:val="%5、"/>
+      <w:lvlJc w:val="left"/>
+      <w:pPr>
+        <w:ind w:left="2400" w:hanging="480"/>
+      </w:pPr>
+    </w:lvl>
+    <w:lvl w:ilvl="5">
+      <w:start w:val="1"/>
+      <w:numFmt w:val="lowerRoman"/>
+      <w:lvlText w:val="%6."/>
+      <w:lvlJc w:val="right"/>
+      <w:pPr>
+        <w:ind w:left="2880" w:hanging="480"/>
+      </w:pPr>
+    </w:lvl>
+    <w:lvl w:ilvl="6">
+      <w:start w:val="1"/>
+      <w:numFmt w:val="decimal"/>
+      <w:lvlText w:val="%7."/>
+      <w:lvlJc w:val="left"/>
+      <w:pPr>
+        <w:ind w:left="3360" w:hanging="480"/>
+      </w:pPr>
+    </w:lvl>
+    <w:lvl w:ilvl="7">
+      <w:start w:val="1"/>
+      <w:numFmt w:val="ideographTraditional"/>
+      <w:lvlText w:val="%8、"/>
+      <w:lvlJc w:val="left"/>
+      <w:pPr>
+        <w:ind w:left="3840" w:hanging="480"/>
+      </w:pPr>
+    </w:lvl>
+    <w:lvl w:ilvl="8">
+      <w:start w:val="1"/>
+      <w:numFmt w:val="lowerRoman"/>
+      <w:lvlText w:val="%9."/>
+      <w:lvlJc w:val="right"/>
+      <w:pPr>
+        <w:ind w:left="4320" w:hanging="480"/>
+      </w:pPr>
+    </w:lvl>
+  </w:abstractNum>
+  <w:abstractNum w:abstractNumId="33" w15:restartNumberingAfterBreak="0">
     <w:nsid w:val="6C69368D"/>
     <w:multiLevelType w:val="multilevel"/>
     <w:tmpl w:val="E7BCC864"/>
@@ -58521,7 +58881,7 @@
       </w:pPr>
     </w:lvl>
   </w:abstractNum>
-  <w:abstractNum w:abstractNumId="27" w15:restartNumberingAfterBreak="0">
+  <w:abstractNum w:abstractNumId="34" w15:restartNumberingAfterBreak="0">
     <w:nsid w:val="6F3D4EC8"/>
     <w:multiLevelType w:val="multilevel"/>
     <w:tmpl w:val="44A4B4EA"/>
@@ -58608,7 +58968,7 @@
       </w:pPr>
     </w:lvl>
   </w:abstractNum>
-  <w:abstractNum w:abstractNumId="28" w15:restartNumberingAfterBreak="0">
+  <w:abstractNum w:abstractNumId="35" w15:restartNumberingAfterBreak="0">
     <w:nsid w:val="70A370AA"/>
     <w:multiLevelType w:val="hybridMultilevel"/>
     <w:tmpl w:val="1DE2A628"/>
@@ -58699,7 +59059,7 @@
       </w:pPr>
     </w:lvl>
   </w:abstractNum>
-  <w:abstractNum w:abstractNumId="29" w15:restartNumberingAfterBreak="0">
+  <w:abstractNum w:abstractNumId="36" w15:restartNumberingAfterBreak="0">
     <w:nsid w:val="748D0AA7"/>
     <w:multiLevelType w:val="hybridMultilevel"/>
     <w:tmpl w:val="2E42F2D0"/>
@@ -58794,7 +59154,7 @@
       </w:pPr>
     </w:lvl>
   </w:abstractNum>
-  <w:abstractNum w:abstractNumId="30" w15:restartNumberingAfterBreak="0">
+  <w:abstractNum w:abstractNumId="37" w15:restartNumberingAfterBreak="0">
     <w:nsid w:val="76EB729A"/>
     <w:multiLevelType w:val="hybridMultilevel"/>
     <w:tmpl w:val="12220108"/>
@@ -58884,26 +59244,116 @@
       </w:pPr>
     </w:lvl>
   </w:abstractNum>
+  <w:abstractNum w:abstractNumId="38" w15:restartNumberingAfterBreak="0">
+    <w:nsid w:val="7F024DC6"/>
+    <w:multiLevelType w:val="multilevel"/>
+    <w:tmpl w:val="E9E21DB2"/>
+    <w:lvl w:ilvl="0">
+      <w:start w:val="8"/>
+      <w:numFmt w:val="decimal"/>
+      <w:lvlText w:val="(%1)"/>
+      <w:lvlJc w:val="left"/>
+      <w:pPr>
+        <w:ind w:left="622" w:hanging="480"/>
+      </w:pPr>
+      <w:rPr>
+        <w:b w:val="0"/>
+        <w:u w:val="none"/>
+      </w:rPr>
+    </w:lvl>
+    <w:lvl w:ilvl="1">
+      <w:start w:val="1"/>
+      <w:numFmt w:val="ideographTraditional"/>
+      <w:lvlText w:val="%2、"/>
+      <w:lvlJc w:val="left"/>
+      <w:pPr>
+        <w:ind w:left="960" w:hanging="480"/>
+      </w:pPr>
+    </w:lvl>
+    <w:lvl w:ilvl="2">
+      <w:start w:val="1"/>
+      <w:numFmt w:val="lowerRoman"/>
+      <w:lvlText w:val="%3."/>
+      <w:lvlJc w:val="right"/>
+      <w:pPr>
+        <w:ind w:left="1440" w:hanging="480"/>
+      </w:pPr>
+    </w:lvl>
+    <w:lvl w:ilvl="3">
+      <w:start w:val="1"/>
+      <w:numFmt w:val="decimal"/>
+      <w:lvlText w:val="%4."/>
+      <w:lvlJc w:val="left"/>
+      <w:pPr>
+        <w:ind w:left="1920" w:hanging="480"/>
+      </w:pPr>
+    </w:lvl>
+    <w:lvl w:ilvl="4">
+      <w:start w:val="1"/>
+      <w:numFmt w:val="ideographTraditional"/>
+      <w:lvlText w:val="%5、"/>
+      <w:lvlJc w:val="left"/>
+      <w:pPr>
+        <w:ind w:left="2400" w:hanging="480"/>
+      </w:pPr>
+    </w:lvl>
+    <w:lvl w:ilvl="5">
+      <w:start w:val="1"/>
+      <w:numFmt w:val="lowerRoman"/>
+      <w:lvlText w:val="%6."/>
+      <w:lvlJc w:val="right"/>
+      <w:pPr>
+        <w:ind w:left="2880" w:hanging="480"/>
+      </w:pPr>
+    </w:lvl>
+    <w:lvl w:ilvl="6">
+      <w:start w:val="1"/>
+      <w:numFmt w:val="decimal"/>
+      <w:lvlText w:val="%7."/>
+      <w:lvlJc w:val="left"/>
+      <w:pPr>
+        <w:ind w:left="3360" w:hanging="480"/>
+      </w:pPr>
+    </w:lvl>
+    <w:lvl w:ilvl="7">
+      <w:start w:val="1"/>
+      <w:numFmt w:val="ideographTraditional"/>
+      <w:lvlText w:val="%8、"/>
+      <w:lvlJc w:val="left"/>
+      <w:pPr>
+        <w:ind w:left="3840" w:hanging="480"/>
+      </w:pPr>
+    </w:lvl>
+    <w:lvl w:ilvl="8">
+      <w:start w:val="1"/>
+      <w:numFmt w:val="lowerRoman"/>
+      <w:lvlText w:val="%9."/>
+      <w:lvlJc w:val="right"/>
+      <w:pPr>
+        <w:ind w:left="4320" w:hanging="480"/>
+      </w:pPr>
+    </w:lvl>
+  </w:abstractNum>
   <w:num w:numId="1">
-    <w:abstractNumId w:val="16"/>
+    <w:abstractNumId w:val="22"/>
   </w:num>
   <w:num w:numId="2">
+    <w:abstractNumId w:val="24"/>
+  </w:num>
+  <w:num w:numId="3">
     <w:abstractNumId w:val="18"/>
   </w:num>
-  <w:num w:numId="3">
-    <w:abstractNumId w:val="13"/>
-  </w:num>
   <w:num w:numId="4">
-    <w:abstractNumId w:val="27"/>
+    <w:abstractNumId w:val="34"/>
   </w:num>
   <w:num w:numId="5">
-    <w:abstractNumId w:val="7"/>
+    <w:abstractNumId w:val="8"/>
   </w:num>
   <w:num w:numId="6">
-    <w:abstractNumId w:val="17"/>
+    <w:abstractNumId w:val="23"/>
   </w:num>
   <w:num w:numId="7">
-    <w:abstractNumId w:val="25"/>
+    <w:abstractNumId w:val="31"/>
     <w:lvlOverride w:ilvl="0">
       <w:startOverride w:val="1"/>
     </w:lvlOverride>
@@ -58933,7 +59383,7 @@
     </w:lvlOverride>
   </w:num>
   <w:num w:numId="8">
-    <w:abstractNumId w:val="15"/>
+    <w:abstractNumId w:val="20"/>
     <w:lvlOverride w:ilvl="0">
       <w:startOverride w:val="1"/>
     </w:lvlOverride>
@@ -58963,7 +59413,7 @@
     </w:lvlOverride>
   </w:num>
   <w:num w:numId="9">
-    <w:abstractNumId w:val="8"/>
+    <w:abstractNumId w:val="10"/>
     <w:lvlOverride w:ilvl="0">
       <w:startOverride w:val="1"/>
     </w:lvlOverride>
@@ -58993,7 +59443,7 @@
     </w:lvlOverride>
   </w:num>
   <w:num w:numId="10">
-    <w:abstractNumId w:val="30"/>
+    <w:abstractNumId w:val="37"/>
     <w:lvlOverride w:ilvl="0">
       <w:startOverride w:val="1"/>
     </w:lvlOverride>
@@ -59032,16 +59482,16 @@
     <w:abstractNumId w:val="2"/>
   </w:num>
   <w:num w:numId="14">
-    <w:abstractNumId w:val="21"/>
+    <w:abstractNumId w:val="27"/>
   </w:num>
   <w:num w:numId="15">
-    <w:abstractNumId w:val="26"/>
+    <w:abstractNumId w:val="33"/>
   </w:num>
   <w:num w:numId="16">
     <w:abstractNumId w:val="4"/>
   </w:num>
   <w:num w:numId="17">
-    <w:abstractNumId w:val="12"/>
+    <w:abstractNumId w:val="15"/>
   </w:num>
   <w:num w:numId="18">
     <w:abstractNumId w:val="4"/>
@@ -59434,46 +59884,70 @@
     </w:lvlOverride>
   </w:num>
   <w:num w:numId="21">
-    <w:abstractNumId w:val="11"/>
+    <w:abstractNumId w:val="13"/>
   </w:num>
   <w:num w:numId="22">
     <w:abstractNumId w:val="3"/>
   </w:num>
   <w:num w:numId="23">
-    <w:abstractNumId w:val="23"/>
+    <w:abstractNumId w:val="29"/>
   </w:num>
   <w:num w:numId="24">
-    <w:abstractNumId w:val="14"/>
+    <w:abstractNumId w:val="19"/>
   </w:num>
   <w:num w:numId="25">
-    <w:abstractNumId w:val="20"/>
+    <w:abstractNumId w:val="26"/>
   </w:num>
   <w:num w:numId="26">
-    <w:abstractNumId w:val="24"/>
+    <w:abstractNumId w:val="30"/>
   </w:num>
   <w:num w:numId="27">
-    <w:abstractNumId w:val="22"/>
+    <w:abstractNumId w:val="28"/>
   </w:num>
   <w:num w:numId="28">
     <w:abstractNumId w:val="5"/>
   </w:num>
   <w:num w:numId="29">
-    <w:abstractNumId w:val="10"/>
+    <w:abstractNumId w:val="12"/>
   </w:num>
   <w:num w:numId="30">
-    <w:abstractNumId w:val="29"/>
+    <w:abstractNumId w:val="36"/>
   </w:num>
   <w:num w:numId="31">
-    <w:abstractNumId w:val="9"/>
+    <w:abstractNumId w:val="11"/>
   </w:num>
   <w:num w:numId="32">
     <w:abstractNumId w:val="6"/>
   </w:num>
   <w:num w:numId="33">
-    <w:abstractNumId w:val="19"/>
+    <w:abstractNumId w:val="25"/>
   </w:num>
   <w:num w:numId="34">
-    <w:abstractNumId w:val="28"/>
+    <w:abstractNumId w:val="35"/>
+  </w:num>
+  <w:num w:numId="35">
+    <w:abstractNumId w:val="21"/>
+  </w:num>
+  <w:num w:numId="36">
+    <w:abstractNumId w:val="9"/>
+  </w:num>
+  <w:num w:numId="37">
+    <w:abstractNumId w:val="32"/>
+  </w:num>
+  <w:num w:numId="38">
+    <w:abstractNumId w:val="17"/>
+  </w:num>
+  <w:num w:numId="39">
+    <w:abstractNumId w:val="7"/>
+  </w:num>
+  <w:num w:numId="40">
+    <w:abstractNumId w:val="38"/>
+  </w:num>
+  <w:num w:numId="41">
+    <w:abstractNumId w:val="16"/>
+  </w:num>
+  <w:num w:numId="42">
+    <w:abstractNumId w:val="14"/>
   </w:num>
   <w:numIdMacAtCleanup w:val="34"/>
 </w:numbering>
@@ -59675,7 +60149,7 @@
     <w:lsdException w:name="Medium Shading 2 Accent 1" w:uiPriority="64"/>
     <w:lsdException w:name="Medium List 1 Accent 1" w:uiPriority="65"/>
     <w:lsdException w:name="Revision" w:semiHidden="1"/>
-    <w:lsdException w:name="List Paragraph" w:uiPriority="34" w:qFormat="1"/>
+    <w:lsdException w:name="List Paragraph" w:uiPriority="0" w:qFormat="1"/>
     <w:lsdException w:name="Quote" w:uiPriority="29" w:qFormat="1"/>
     <w:lsdException w:name="Intense Quote" w:uiPriority="30" w:qFormat="1"/>
     <w:lsdException w:name="Medium List 2 Accent 1" w:uiPriority="66"/>
@@ -60062,7 +60536,6 @@
     <w:name w:val="List Paragraph"/>
     <w:aliases w:val="Table bullet,樣式 清單段落+標題2,Numbered para,BulletPoints,List Paragraph1,Bullets Points,Styl moj,Akapit z listą1,Akapit z listą11,Footnote,Bullet point,List Paragraph11,Recommendation,ES Paragraph,PBAC ES Paragraph,PBAC normal points"/>
     <w:basedOn w:val="a"/>
-    <w:uiPriority w:val="34"/>
     <w:qFormat/>
     <w:pPr>
       <w:ind w:left="480"/>
